--- a/Chapter_4_System_Design.docx
+++ b/Chapter_4_System_Design.docx
@@ -19,7 +19,7 @@
     </w:p>
     <w:p>
       <w:pPr>
-        <w:spacing w:after="480"/>
+        <w:spacing w:after="400"/>
         <w:jc w:val="center"/>
       </w:pPr>
       <w:r>
@@ -43,7 +43,35 @@
           <w:color w:val="1F2937"/>
           <w:sz w:val="24"/>
         </w:rPr>
-        <w:t>System design represents the critical bridge between requirements specification and concrete software implementation. For SentroniX, the system design phase formulates the technical architecture required to unite offensive breach and attack simulation (Red Team), real-time defensive detection and Web Application Firewall policy enforcement (Blue Team), and generative artificial intelligence for automated vulnerability remediation diff synthesis (Purple Team). This chapter details the comprehensive data architecture, relational constraints, UML structural and behavioral models, algorithmic machine learning inference workflows, security countermeasures, and rigorous test case specifications governing the platform.</w:t>
+        <w:t>System design represents the architectural cornerstone of software engineering, bridging abstract stakeholder requirements and functional specifications with concrete algorithmic workflows, relational schemas, network communications, and hardware resource boundaries. In high-tempo cybersecurity operations, designing an enterprise-grade platform requires solving a fundamental historical dilemma: security teams have traditionally functioned in deep operational isolation, with offensive penetration testers (Red Teams) generating static vulnerability findings and defensive engineers (Blue Teams) struggling to correlate disparate WAF telemetry with source code Abstract Syntax Trees (AST).</w:t>
+      </w:r>
+    </w:p>
+    <w:p>
+      <w:pPr>
+        <w:spacing w:line="276" w:lineRule="auto" w:after="120"/>
+        <w:jc w:val="both"/>
+      </w:pPr>
+      <w:r>
+        <w:rPr>
+          <w:rFonts w:ascii="Times New Roman" w:hAnsi="Times New Roman"/>
+          <w:color w:val="1F2937"/>
+          <w:sz w:val="24"/>
+        </w:rPr>
+        <w:t>The primary objective of the SentroniX architecture is to pioneer a closed-loop, autonomous Purple Team engineering ecosystem. By integrating Breach and Attack Simulation (BAS), multi-vector live endpoint fuzzing, low-latency WAF policy switching, and state-of-the-art Generative Artificial Intelligence (Google Gemini 3.6 Flash), SentroniX achieves an automated continuum from adversary threat emulation to code-level remediation pull request generation.</w:t>
+      </w:r>
+    </w:p>
+    <w:p>
+      <w:pPr>
+        <w:spacing w:line="276" w:lineRule="auto" w:after="120"/>
+        <w:jc w:val="both"/>
+      </w:pPr>
+      <w:r>
+        <w:rPr>
+          <w:rFonts w:ascii="Times New Roman" w:hAnsi="Times New Roman"/>
+          <w:color w:val="1F2937"/>
+          <w:sz w:val="24"/>
+        </w:rPr>
+        <w:t>This chapter articulates the comprehensive design specifications of the SentroniX platform. Section 4.1 establishes the data models and Entity-Relationship Architecture. Section 4.2 presents relational constraints, multi-tenant boundaries, and physical file system sandboxing. Section 4.3 details user interface design via formal UML Use Case, Activity, and Sequence diagrams. Section 4.4 articulates the Machine Learning remediation pipeline and mathematical entropy formulations. Section 4.5 conducts exhaustive STRIDE threat modeling. Section 4.6 constructs comprehensive positive and negative test suites, followed by the conclusion, architectural limitations, and strategic future roadmap.</w:t>
       </w:r>
     </w:p>
     <w:p>
@@ -54,7 +82,7 @@
     <w:p>
       <w:pPr>
         <w:keepNext/>
-        <w:spacing w:before="280" w:after="120"/>
+        <w:spacing w:before="320" w:after="120"/>
       </w:pPr>
       <w:r>
         <w:rPr>
@@ -77,20 +105,106 @@
           <w:color w:val="1F2937"/>
           <w:sz w:val="24"/>
         </w:rPr>
-        <w:t>Data design dictates how information is structured, stored, and managed across the platform's multi-tenant microservices architecture. In a Purple Team cybersecurity platform, data models must balance the requirements of high-speed transactional strike telemetry (millisecond-latency logging) with deep relational data structures capable of archiving complex Abstract Syntax Tree (AST) code diffs, Common Weakness Enumeration (CWE) metadata, and compliance mapping. SentroniX implements PostgreSQL 15 as its relational persistence engine, augmented by Redis 7 for high-throughput caching and Celery message brokering.</w:t>
+        <w:t>Data design defines the structural organization, access paths, storage partitioning, and transactional life cycle of all information flowing through SentroniX. The architecture must simultaneously support high-throughput, millisecond-latency ingestion from asynchronous penetration testing workers and deep relational integrity governing Common Weakness Enumerations (CWE), Abstract Syntax Tree patches, and regulatory compliance audit records.</w:t>
+      </w:r>
+    </w:p>
+    <w:p>
+      <w:pPr>
+        <w:spacing w:line="276" w:lineRule="auto" w:after="120"/>
+        <w:jc w:val="both"/>
+      </w:pPr>
+      <w:r>
+        <w:rPr>
+          <w:rFonts w:ascii="Times New Roman" w:hAnsi="Times New Roman"/>
+          <w:color w:val="1F2937"/>
+          <w:sz w:val="24"/>
+        </w:rPr>
+        <w:t>To achieve these dual operational demands, SentroniX utilizes a hybrid persistence and caching tier:</w:t>
+      </w:r>
+    </w:p>
+    <w:p>
+      <w:pPr>
+        <w:pStyle w:val="ListBullet"/>
+        <w:spacing w:line="276" w:lineRule="auto" w:after="80"/>
+        <w:jc w:val="both"/>
+      </w:pPr>
+      <w:r>
+        <w:rPr>
+          <w:rFonts w:ascii="Times New Roman" w:hAnsi="Times New Roman"/>
+          <w:b/>
+          <w:color w:val="111827"/>
+          <w:sz w:val="24"/>
+        </w:rPr>
+        <w:t xml:space="preserve">1. Relational Persistence Layer (PostgreSQL 15): </w:t>
+      </w:r>
+      <w:r>
+        <w:rPr>
+          <w:rFonts w:ascii="Times New Roman" w:hAnsi="Times New Roman"/>
+          <w:color w:val="1F2937"/>
+          <w:sz w:val="24"/>
+        </w:rPr>
+        <w:t>Serves as the system of record. Enforces ACID guarantees, relational foreign keys, row-level tenant security, and JSONB document storage for raw scanner outputs.</w:t>
+      </w:r>
+    </w:p>
+    <w:p>
+      <w:pPr>
+        <w:pStyle w:val="ListBullet"/>
+        <w:spacing w:line="276" w:lineRule="auto" w:after="80"/>
+        <w:jc w:val="both"/>
+      </w:pPr>
+      <w:r>
+        <w:rPr>
+          <w:rFonts w:ascii="Times New Roman" w:hAnsi="Times New Roman"/>
+          <w:b/>
+          <w:color w:val="111827"/>
+          <w:sz w:val="24"/>
+        </w:rPr>
+        <w:t xml:space="preserve">2. High-Throughput In-Memory Caching &amp; Broker Tier (Redis 7): </w:t>
+      </w:r>
+      <w:r>
+        <w:rPr>
+          <w:rFonts w:ascii="Times New Roman" w:hAnsi="Times New Roman"/>
+          <w:color w:val="1F2937"/>
+          <w:sz w:val="24"/>
+        </w:rPr>
+        <w:t>Manages ephemeral operational states, rate-limiting counters, active WAF rule switches, Celery distributed task queues, and real-time strike telemetry streams.</w:t>
+      </w:r>
+    </w:p>
+    <w:p>
+      <w:pPr>
+        <w:pStyle w:val="ListBullet"/>
+        <w:spacing w:line="276" w:lineRule="auto" w:after="80"/>
+        <w:jc w:val="both"/>
+      </w:pPr>
+      <w:r>
+        <w:rPr>
+          <w:rFonts w:ascii="Times New Roman" w:hAnsi="Times New Roman"/>
+          <w:b/>
+          <w:color w:val="111827"/>
+          <w:sz w:val="24"/>
+        </w:rPr>
+        <w:t xml:space="preserve">3. Asynchronous Execution Cluster (Celery Distributed Workers): </w:t>
+      </w:r>
+      <w:r>
+        <w:rPr>
+          <w:rFonts w:ascii="Times New Roman" w:hAnsi="Times New Roman"/>
+          <w:color w:val="1F2937"/>
+          <w:sz w:val="24"/>
+        </w:rPr>
+        <w:t>Decouples long-running dynamic fuzzer bursts and generative AI diff synthesis from the synchronous FastAPI HTTP request/response thread pool.</w:t>
       </w:r>
     </w:p>
     <w:p>
       <w:pPr>
         <w:keepNext/>
-        <w:spacing w:before="200" w:after="80"/>
+        <w:spacing w:before="240" w:after="80"/>
       </w:pPr>
       <w:r>
         <w:rPr>
           <w:rFonts w:ascii="Times New Roman" w:hAnsi="Times New Roman"/>
           <w:b/>
           <w:color w:val="1F2937"/>
-          <w:sz w:val="26"/>
+          <w:sz w:val="27"/>
         </w:rPr>
         <w:t>4.1.1 Schema Design (Entity-Relationship Diagram)</w:t>
       </w:r>
@@ -106,18 +220,18 @@
           <w:color w:val="1F2937"/>
           <w:sz w:val="24"/>
         </w:rPr>
-        <w:t>The relational schema is centered around the unified representation of security findings across diverse tools, simulation vectors, and remediation pipelines. The core entity, UnifiedFinding, correlates inputs from static analysis (Semgrep), dynamic penetration testing (Nuclei), steganographic entropy analyzers, and active red team payload bursts. Figure 4.1 illustrates the complete Entity-Relationship Diagram (ERD) defining primary keys, foreign key associations, and attribute types.</w:t>
+        <w:t>The relational database schema is structured to unify vulnerability intelligence originating from disparate security tools into a normalized relational model. Figure 4.1 illustrates the complete Entity-Relationship Diagram (ERD) defining entities, surrogate primary keys, foreign key constraints, and relational cardinality.</w:t>
       </w:r>
     </w:p>
     <w:p>
       <w:pPr>
-        <w:spacing w:before="160" w:after="80"/>
+        <w:spacing w:before="200" w:after="80"/>
         <w:jc w:val="center"/>
       </w:pPr>
       <w:r>
         <w:drawing>
           <wp:inline xmlns:a="http://schemas.openxmlformats.org/drawingml/2006/main" xmlns:pic="http://schemas.openxmlformats.org/drawingml/2006/picture">
-            <wp:extent cx="5669280" cy="3664989"/>
+            <wp:extent cx="5760720" cy="3952499"/>
             <wp:docPr id="1" name="Picture 1"/>
             <wp:cNvGraphicFramePr>
               <a:graphicFrameLocks noChangeAspect="1"/>
@@ -130,7 +244,7 @@
                     <pic:cNvPicPr/>
                   </pic:nvPicPr>
                   <pic:blipFill>
-                    <a:blip r:embed="rId11"/>
+                    <a:blip r:embed="rId9"/>
                     <a:stretch>
                       <a:fillRect/>
                     </a:stretch>
@@ -138,7 +252,7 @@
                   <pic:spPr>
                     <a:xfrm>
                       <a:off x="0" y="0"/>
-                      <a:ext cx="5669280" cy="3664989"/>
+                      <a:ext cx="5760720" cy="3952499"/>
                     </a:xfrm>
                     <a:prstGeom prst="rect"/>
                   </pic:spPr>
@@ -151,7 +265,7 @@
     </w:p>
     <w:p>
       <w:pPr>
-        <w:spacing w:after="240"/>
+        <w:spacing w:after="280"/>
         <w:jc w:val="center"/>
       </w:pPr>
       <w:r>
@@ -161,7 +275,7 @@
           <w:color w:val="4B5563"/>
           <w:sz w:val="20"/>
         </w:rPr>
-        <w:t>Figure 4.1: SentroniX Relational Schema &amp; Entity-Relationship Diagram (ERD)</w:t>
+        <w:t>Figure 4.1: SentroniX High-Integrity Relational Schema &amp; Entity-Relationship Architecture</w:t>
       </w:r>
     </w:p>
     <w:p>
@@ -175,128 +289,4151 @@
           <w:color w:val="1F2937"/>
           <w:sz w:val="24"/>
         </w:rPr>
-        <w:t>The database schema incorporates five principal relational entities:</w:t>
+        <w:t>To provide rigorous architectural documentation, the tables below delineate the exact Data Dictionaries for all operational relational entities in the SentroniX database:</w:t>
       </w:r>
     </w:p>
     <w:p>
       <w:pPr>
-        <w:pStyle w:val="ListBullet"/>
-        <w:spacing w:line="276" w:lineRule="auto" w:after="80"/>
-        <w:jc w:val="left"/>
+        <w:keepNext/>
+        <w:spacing w:before="160" w:after="60"/>
       </w:pPr>
       <w:r>
         <w:rPr>
           <w:rFonts w:ascii="Times New Roman" w:hAnsi="Times New Roman"/>
           <w:b/>
-          <w:color w:val="111827"/>
-          <w:sz w:val="23"/>
+          <w:i/>
+          <w:color w:val="374151"/>
+          <w:sz w:val="24"/>
         </w:rPr>
-        <w:t xml:space="preserve">UnifiedFinding (unified_findings): </w:t>
+        <w:t>Table 4.1: Data Dictionary - users Entity</w:t>
       </w:r>
-      <w:r>
-        <w:rPr>
-          <w:rFonts w:ascii="Times New Roman" w:hAnsi="Times New Roman"/>
-          <w:color w:val="1F2937"/>
-          <w:sz w:val="23"/>
-        </w:rPr>
-        <w:t>Serves as the primary operational entity. Stores the scan identifier, multi-tenant isolation key, defensive pillar category, reporting tool, standardized vulnerability severity (CRITICAL, HIGH, MEDIUM, LOW, INFO), CWE classification, target endpoint or source file location, raw exploit payload, and the synthesized AI remediation patch.</w:t>
-      </w:r>
+    </w:p>
+    <w:tbl>
+      <w:tblPr>
+        <w:tblW w:type="auto" w:w="0"/>
+        <w:jc w:val="center"/>
+        <w:tblLayout w:type="fixed"/>
+        <w:tblLook w:firstColumn="1" w:firstRow="1" w:lastColumn="0" w:lastRow="0" w:noHBand="0" w:noVBand="1" w:val="04A0"/>
+      </w:tblPr>
+      <w:tblGrid>
+        <w:gridCol w:w="1872"/>
+        <w:gridCol w:w="1872"/>
+        <w:gridCol w:w="1872"/>
+        <w:gridCol w:w="1872"/>
+        <w:gridCol w:w="1872"/>
+      </w:tblGrid>
+      <w:tr>
+        <w:tc>
+          <w:tcPr>
+            <w:tcW w:type="dxa" w:w="1728"/>
+            <w:shd w:fill="1E3A8A"/>
+            <w:tcMar>
+              <w:top w:w="100" w:type="dxa"/>
+              <w:bottom w:w="100" w:type="dxa"/>
+              <w:left w:w="100" w:type="dxa"/>
+              <w:right w:w="100" w:type="dxa"/>
+            </w:tcMar>
+          </w:tcPr>
+          <w:p>
+            <w:r>
+              <w:rPr>
+                <w:rFonts w:ascii="Times New Roman" w:hAnsi="Times New Roman"/>
+                <w:b/>
+                <w:color w:val="FFFFFF"/>
+                <w:sz w:val="19"/>
+              </w:rPr>
+              <w:t>Attribute</w:t>
+            </w:r>
+          </w:p>
+        </w:tc>
+        <w:tc>
+          <w:tcPr>
+            <w:tcW w:type="dxa" w:w="1584"/>
+            <w:shd w:fill="1E3A8A"/>
+            <w:tcMar>
+              <w:top w:w="100" w:type="dxa"/>
+              <w:bottom w:w="100" w:type="dxa"/>
+              <w:left w:w="100" w:type="dxa"/>
+              <w:right w:w="100" w:type="dxa"/>
+            </w:tcMar>
+          </w:tcPr>
+          <w:p>
+            <w:r>
+              <w:rPr>
+                <w:rFonts w:ascii="Times New Roman" w:hAnsi="Times New Roman"/>
+                <w:b/>
+                <w:color w:val="FFFFFF"/>
+                <w:sz w:val="19"/>
+              </w:rPr>
+              <w:t>Data Type</w:t>
+            </w:r>
+          </w:p>
+        </w:tc>
+        <w:tc>
+          <w:tcPr>
+            <w:tcW w:type="dxa" w:w="2160"/>
+            <w:shd w:fill="1E3A8A"/>
+            <w:tcMar>
+              <w:top w:w="100" w:type="dxa"/>
+              <w:bottom w:w="100" w:type="dxa"/>
+              <w:left w:w="100" w:type="dxa"/>
+              <w:right w:w="100" w:type="dxa"/>
+            </w:tcMar>
+          </w:tcPr>
+          <w:p>
+            <w:r>
+              <w:rPr>
+                <w:rFonts w:ascii="Times New Roman" w:hAnsi="Times New Roman"/>
+                <w:b/>
+                <w:color w:val="FFFFFF"/>
+                <w:sz w:val="19"/>
+              </w:rPr>
+              <w:t>Constraint</w:t>
+            </w:r>
+          </w:p>
+        </w:tc>
+        <w:tc>
+          <w:tcPr>
+            <w:tcW w:type="dxa" w:w="1296"/>
+            <w:shd w:fill="1E3A8A"/>
+            <w:tcMar>
+              <w:top w:w="100" w:type="dxa"/>
+              <w:bottom w:w="100" w:type="dxa"/>
+              <w:left w:w="100" w:type="dxa"/>
+              <w:right w:w="100" w:type="dxa"/>
+            </w:tcMar>
+          </w:tcPr>
+          <w:p>
+            <w:r>
+              <w:rPr>
+                <w:rFonts w:ascii="Times New Roman" w:hAnsi="Times New Roman"/>
+                <w:b/>
+                <w:color w:val="FFFFFF"/>
+                <w:sz w:val="19"/>
+              </w:rPr>
+              <w:t>Nullability</w:t>
+            </w:r>
+          </w:p>
+        </w:tc>
+        <w:tc>
+          <w:tcPr>
+            <w:tcW w:type="dxa" w:w="2880"/>
+            <w:shd w:fill="1E3A8A"/>
+            <w:tcMar>
+              <w:top w:w="100" w:type="dxa"/>
+              <w:bottom w:w="100" w:type="dxa"/>
+              <w:left w:w="100" w:type="dxa"/>
+              <w:right w:w="100" w:type="dxa"/>
+            </w:tcMar>
+          </w:tcPr>
+          <w:p>
+            <w:r>
+              <w:rPr>
+                <w:rFonts w:ascii="Times New Roman" w:hAnsi="Times New Roman"/>
+                <w:b/>
+                <w:color w:val="FFFFFF"/>
+                <w:sz w:val="19"/>
+              </w:rPr>
+              <w:t>Description</w:t>
+            </w:r>
+          </w:p>
+        </w:tc>
+      </w:tr>
+      <w:tr>
+        <w:tc>
+          <w:tcPr>
+            <w:tcW w:type="dxa" w:w="1728"/>
+            <w:shd w:fill="F8FAFC"/>
+            <w:tcMar>
+              <w:top w:w="70" w:type="dxa"/>
+              <w:bottom w:w="70" w:type="dxa"/>
+              <w:left w:w="90" w:type="dxa"/>
+              <w:right w:w="90" w:type="dxa"/>
+            </w:tcMar>
+          </w:tcPr>
+          <w:p>
+            <w:r>
+              <w:rPr>
+                <w:rFonts w:ascii="Times New Roman" w:hAnsi="Times New Roman"/>
+                <w:sz w:val="18"/>
+              </w:rPr>
+              <w:t>id</w:t>
+            </w:r>
+          </w:p>
+        </w:tc>
+        <w:tc>
+          <w:tcPr>
+            <w:tcW w:type="dxa" w:w="1584"/>
+            <w:shd w:fill="F8FAFC"/>
+            <w:tcMar>
+              <w:top w:w="70" w:type="dxa"/>
+              <w:bottom w:w="70" w:type="dxa"/>
+              <w:left w:w="90" w:type="dxa"/>
+              <w:right w:w="90" w:type="dxa"/>
+            </w:tcMar>
+          </w:tcPr>
+          <w:p>
+            <w:r>
+              <w:rPr>
+                <w:rFonts w:ascii="Times New Roman" w:hAnsi="Times New Roman"/>
+                <w:sz w:val="18"/>
+              </w:rPr>
+              <w:t>INTEGER</w:t>
+            </w:r>
+          </w:p>
+        </w:tc>
+        <w:tc>
+          <w:tcPr>
+            <w:tcW w:type="dxa" w:w="2160"/>
+            <w:shd w:fill="F8FAFC"/>
+            <w:tcMar>
+              <w:top w:w="70" w:type="dxa"/>
+              <w:bottom w:w="70" w:type="dxa"/>
+              <w:left w:w="90" w:type="dxa"/>
+              <w:right w:w="90" w:type="dxa"/>
+            </w:tcMar>
+          </w:tcPr>
+          <w:p>
+            <w:r>
+              <w:rPr>
+                <w:rFonts w:ascii="Times New Roman" w:hAnsi="Times New Roman"/>
+                <w:sz w:val="18"/>
+              </w:rPr>
+              <w:t>PRIMARY KEY, AUTO_INCREMENT</w:t>
+            </w:r>
+          </w:p>
+        </w:tc>
+        <w:tc>
+          <w:tcPr>
+            <w:tcW w:type="dxa" w:w="1296"/>
+            <w:shd w:fill="F8FAFC"/>
+            <w:tcMar>
+              <w:top w:w="70" w:type="dxa"/>
+              <w:bottom w:w="70" w:type="dxa"/>
+              <w:left w:w="90" w:type="dxa"/>
+              <w:right w:w="90" w:type="dxa"/>
+            </w:tcMar>
+          </w:tcPr>
+          <w:p>
+            <w:r>
+              <w:rPr>
+                <w:rFonts w:ascii="Times New Roman" w:hAnsi="Times New Roman"/>
+                <w:sz w:val="18"/>
+              </w:rPr>
+              <w:t>NOT NULL</w:t>
+            </w:r>
+          </w:p>
+        </w:tc>
+        <w:tc>
+          <w:tcPr>
+            <w:tcW w:type="dxa" w:w="2880"/>
+            <w:shd w:fill="F8FAFC"/>
+            <w:tcMar>
+              <w:top w:w="70" w:type="dxa"/>
+              <w:bottom w:w="70" w:type="dxa"/>
+              <w:left w:w="90" w:type="dxa"/>
+              <w:right w:w="90" w:type="dxa"/>
+            </w:tcMar>
+          </w:tcPr>
+          <w:p>
+            <w:r>
+              <w:rPr>
+                <w:rFonts w:ascii="Times New Roman" w:hAnsi="Times New Roman"/>
+                <w:sz w:val="18"/>
+              </w:rPr>
+              <w:t>Unique surrogate identifier for the operator account.</w:t>
+            </w:r>
+          </w:p>
+        </w:tc>
+      </w:tr>
+      <w:tr>
+        <w:tc>
+          <w:tcPr>
+            <w:tcW w:type="dxa" w:w="1728"/>
+            <w:shd w:fill="FFFFFF"/>
+            <w:tcMar>
+              <w:top w:w="70" w:type="dxa"/>
+              <w:bottom w:w="70" w:type="dxa"/>
+              <w:left w:w="90" w:type="dxa"/>
+              <w:right w:w="90" w:type="dxa"/>
+            </w:tcMar>
+          </w:tcPr>
+          <w:p>
+            <w:r>
+              <w:rPr>
+                <w:rFonts w:ascii="Times New Roman" w:hAnsi="Times New Roman"/>
+                <w:sz w:val="18"/>
+              </w:rPr>
+              <w:t>email</w:t>
+            </w:r>
+          </w:p>
+        </w:tc>
+        <w:tc>
+          <w:tcPr>
+            <w:tcW w:type="dxa" w:w="1584"/>
+            <w:shd w:fill="FFFFFF"/>
+            <w:tcMar>
+              <w:top w:w="70" w:type="dxa"/>
+              <w:bottom w:w="70" w:type="dxa"/>
+              <w:left w:w="90" w:type="dxa"/>
+              <w:right w:w="90" w:type="dxa"/>
+            </w:tcMar>
+          </w:tcPr>
+          <w:p>
+            <w:r>
+              <w:rPr>
+                <w:rFonts w:ascii="Times New Roman" w:hAnsi="Times New Roman"/>
+                <w:sz w:val="18"/>
+              </w:rPr>
+              <w:t>VARCHAR(255)</w:t>
+            </w:r>
+          </w:p>
+        </w:tc>
+        <w:tc>
+          <w:tcPr>
+            <w:tcW w:type="dxa" w:w="2160"/>
+            <w:shd w:fill="FFFFFF"/>
+            <w:tcMar>
+              <w:top w:w="70" w:type="dxa"/>
+              <w:bottom w:w="70" w:type="dxa"/>
+              <w:left w:w="90" w:type="dxa"/>
+              <w:right w:w="90" w:type="dxa"/>
+            </w:tcMar>
+          </w:tcPr>
+          <w:p>
+            <w:r>
+              <w:rPr>
+                <w:rFonts w:ascii="Times New Roman" w:hAnsi="Times New Roman"/>
+                <w:sz w:val="18"/>
+              </w:rPr>
+              <w:t>UNIQUE, B-TREE INDEX</w:t>
+            </w:r>
+          </w:p>
+        </w:tc>
+        <w:tc>
+          <w:tcPr>
+            <w:tcW w:type="dxa" w:w="1296"/>
+            <w:shd w:fill="FFFFFF"/>
+            <w:tcMar>
+              <w:top w:w="70" w:type="dxa"/>
+              <w:bottom w:w="70" w:type="dxa"/>
+              <w:left w:w="90" w:type="dxa"/>
+              <w:right w:w="90" w:type="dxa"/>
+            </w:tcMar>
+          </w:tcPr>
+          <w:p>
+            <w:r>
+              <w:rPr>
+                <w:rFonts w:ascii="Times New Roman" w:hAnsi="Times New Roman"/>
+                <w:sz w:val="18"/>
+              </w:rPr>
+              <w:t>NOT NULL</w:t>
+            </w:r>
+          </w:p>
+        </w:tc>
+        <w:tc>
+          <w:tcPr>
+            <w:tcW w:type="dxa" w:w="2880"/>
+            <w:shd w:fill="FFFFFF"/>
+            <w:tcMar>
+              <w:top w:w="70" w:type="dxa"/>
+              <w:bottom w:w="70" w:type="dxa"/>
+              <w:left w:w="90" w:type="dxa"/>
+              <w:right w:w="90" w:type="dxa"/>
+            </w:tcMar>
+          </w:tcPr>
+          <w:p>
+            <w:r>
+              <w:rPr>
+                <w:rFonts w:ascii="Times New Roman" w:hAnsi="Times New Roman"/>
+                <w:sz w:val="18"/>
+              </w:rPr>
+              <w:t>Corporate email used for authentication and RBAC.</w:t>
+            </w:r>
+          </w:p>
+        </w:tc>
+      </w:tr>
+      <w:tr>
+        <w:tc>
+          <w:tcPr>
+            <w:tcW w:type="dxa" w:w="1728"/>
+            <w:shd w:fill="F8FAFC"/>
+            <w:tcMar>
+              <w:top w:w="70" w:type="dxa"/>
+              <w:bottom w:w="70" w:type="dxa"/>
+              <w:left w:w="90" w:type="dxa"/>
+              <w:right w:w="90" w:type="dxa"/>
+            </w:tcMar>
+          </w:tcPr>
+          <w:p>
+            <w:r>
+              <w:rPr>
+                <w:rFonts w:ascii="Times New Roman" w:hAnsi="Times New Roman"/>
+                <w:sz w:val="18"/>
+              </w:rPr>
+              <w:t>hashed_password</w:t>
+            </w:r>
+          </w:p>
+        </w:tc>
+        <w:tc>
+          <w:tcPr>
+            <w:tcW w:type="dxa" w:w="1584"/>
+            <w:shd w:fill="F8FAFC"/>
+            <w:tcMar>
+              <w:top w:w="70" w:type="dxa"/>
+              <w:bottom w:w="70" w:type="dxa"/>
+              <w:left w:w="90" w:type="dxa"/>
+              <w:right w:w="90" w:type="dxa"/>
+            </w:tcMar>
+          </w:tcPr>
+          <w:p>
+            <w:r>
+              <w:rPr>
+                <w:rFonts w:ascii="Times New Roman" w:hAnsi="Times New Roman"/>
+                <w:sz w:val="18"/>
+              </w:rPr>
+              <w:t>VARCHAR(255)</w:t>
+            </w:r>
+          </w:p>
+        </w:tc>
+        <w:tc>
+          <w:tcPr>
+            <w:tcW w:type="dxa" w:w="2160"/>
+            <w:shd w:fill="F8FAFC"/>
+            <w:tcMar>
+              <w:top w:w="70" w:type="dxa"/>
+              <w:bottom w:w="70" w:type="dxa"/>
+              <w:left w:w="90" w:type="dxa"/>
+              <w:right w:w="90" w:type="dxa"/>
+            </w:tcMar>
+          </w:tcPr>
+          <w:p>
+            <w:r>
+              <w:rPr>
+                <w:rFonts w:ascii="Times New Roman" w:hAnsi="Times New Roman"/>
+                <w:sz w:val="18"/>
+              </w:rPr>
+              <w:t>BCRYPT HASH</w:t>
+            </w:r>
+          </w:p>
+        </w:tc>
+        <w:tc>
+          <w:tcPr>
+            <w:tcW w:type="dxa" w:w="1296"/>
+            <w:shd w:fill="F8FAFC"/>
+            <w:tcMar>
+              <w:top w:w="70" w:type="dxa"/>
+              <w:bottom w:w="70" w:type="dxa"/>
+              <w:left w:w="90" w:type="dxa"/>
+              <w:right w:w="90" w:type="dxa"/>
+            </w:tcMar>
+          </w:tcPr>
+          <w:p>
+            <w:r>
+              <w:rPr>
+                <w:rFonts w:ascii="Times New Roman" w:hAnsi="Times New Roman"/>
+                <w:sz w:val="18"/>
+              </w:rPr>
+              <w:t>NOT NULL</w:t>
+            </w:r>
+          </w:p>
+        </w:tc>
+        <w:tc>
+          <w:tcPr>
+            <w:tcW w:type="dxa" w:w="2880"/>
+            <w:shd w:fill="F8FAFC"/>
+            <w:tcMar>
+              <w:top w:w="70" w:type="dxa"/>
+              <w:bottom w:w="70" w:type="dxa"/>
+              <w:left w:w="90" w:type="dxa"/>
+              <w:right w:w="90" w:type="dxa"/>
+            </w:tcMar>
+          </w:tcPr>
+          <w:p>
+            <w:r>
+              <w:rPr>
+                <w:rFonts w:ascii="Times New Roman" w:hAnsi="Times New Roman"/>
+                <w:sz w:val="18"/>
+              </w:rPr>
+              <w:t>Cryptographic salted password hash string.</w:t>
+            </w:r>
+          </w:p>
+        </w:tc>
+      </w:tr>
+      <w:tr>
+        <w:tc>
+          <w:tcPr>
+            <w:tcW w:type="dxa" w:w="1728"/>
+            <w:shd w:fill="FFFFFF"/>
+            <w:tcMar>
+              <w:top w:w="70" w:type="dxa"/>
+              <w:bottom w:w="70" w:type="dxa"/>
+              <w:left w:w="90" w:type="dxa"/>
+              <w:right w:w="90" w:type="dxa"/>
+            </w:tcMar>
+          </w:tcPr>
+          <w:p>
+            <w:r>
+              <w:rPr>
+                <w:rFonts w:ascii="Times New Roman" w:hAnsi="Times New Roman"/>
+                <w:sz w:val="18"/>
+              </w:rPr>
+              <w:t>is_active</w:t>
+            </w:r>
+          </w:p>
+        </w:tc>
+        <w:tc>
+          <w:tcPr>
+            <w:tcW w:type="dxa" w:w="1584"/>
+            <w:shd w:fill="FFFFFF"/>
+            <w:tcMar>
+              <w:top w:w="70" w:type="dxa"/>
+              <w:bottom w:w="70" w:type="dxa"/>
+              <w:left w:w="90" w:type="dxa"/>
+              <w:right w:w="90" w:type="dxa"/>
+            </w:tcMar>
+          </w:tcPr>
+          <w:p>
+            <w:r>
+              <w:rPr>
+                <w:rFonts w:ascii="Times New Roman" w:hAnsi="Times New Roman"/>
+                <w:sz w:val="18"/>
+              </w:rPr>
+              <w:t>BOOLEAN</w:t>
+            </w:r>
+          </w:p>
+        </w:tc>
+        <w:tc>
+          <w:tcPr>
+            <w:tcW w:type="dxa" w:w="2160"/>
+            <w:shd w:fill="FFFFFF"/>
+            <w:tcMar>
+              <w:top w:w="70" w:type="dxa"/>
+              <w:bottom w:w="70" w:type="dxa"/>
+              <w:left w:w="90" w:type="dxa"/>
+              <w:right w:w="90" w:type="dxa"/>
+            </w:tcMar>
+          </w:tcPr>
+          <w:p>
+            <w:r>
+              <w:rPr>
+                <w:rFonts w:ascii="Times New Roman" w:hAnsi="Times New Roman"/>
+                <w:sz w:val="18"/>
+              </w:rPr>
+              <w:t>DEFAULT = TRUE</w:t>
+            </w:r>
+          </w:p>
+        </w:tc>
+        <w:tc>
+          <w:tcPr>
+            <w:tcW w:type="dxa" w:w="1296"/>
+            <w:shd w:fill="FFFFFF"/>
+            <w:tcMar>
+              <w:top w:w="70" w:type="dxa"/>
+              <w:bottom w:w="70" w:type="dxa"/>
+              <w:left w:w="90" w:type="dxa"/>
+              <w:right w:w="90" w:type="dxa"/>
+            </w:tcMar>
+          </w:tcPr>
+          <w:p>
+            <w:r>
+              <w:rPr>
+                <w:rFonts w:ascii="Times New Roman" w:hAnsi="Times New Roman"/>
+                <w:sz w:val="18"/>
+              </w:rPr>
+              <w:t>NOT NULL</w:t>
+            </w:r>
+          </w:p>
+        </w:tc>
+        <w:tc>
+          <w:tcPr>
+            <w:tcW w:type="dxa" w:w="2880"/>
+            <w:shd w:fill="FFFFFF"/>
+            <w:tcMar>
+              <w:top w:w="70" w:type="dxa"/>
+              <w:bottom w:w="70" w:type="dxa"/>
+              <w:left w:w="90" w:type="dxa"/>
+              <w:right w:w="90" w:type="dxa"/>
+            </w:tcMar>
+          </w:tcPr>
+          <w:p>
+            <w:r>
+              <w:rPr>
+                <w:rFonts w:ascii="Times New Roman" w:hAnsi="Times New Roman"/>
+                <w:sz w:val="18"/>
+              </w:rPr>
+              <w:t>Account authorization status flag.</w:t>
+            </w:r>
+          </w:p>
+        </w:tc>
+      </w:tr>
+      <w:tr>
+        <w:tc>
+          <w:tcPr>
+            <w:tcW w:type="dxa" w:w="1728"/>
+            <w:shd w:fill="F8FAFC"/>
+            <w:tcMar>
+              <w:top w:w="70" w:type="dxa"/>
+              <w:bottom w:w="70" w:type="dxa"/>
+              <w:left w:w="90" w:type="dxa"/>
+              <w:right w:w="90" w:type="dxa"/>
+            </w:tcMar>
+          </w:tcPr>
+          <w:p>
+            <w:r>
+              <w:rPr>
+                <w:rFonts w:ascii="Times New Roman" w:hAnsi="Times New Roman"/>
+                <w:sz w:val="18"/>
+              </w:rPr>
+              <w:t>created_at</w:t>
+            </w:r>
+          </w:p>
+        </w:tc>
+        <w:tc>
+          <w:tcPr>
+            <w:tcW w:type="dxa" w:w="1584"/>
+            <w:shd w:fill="F8FAFC"/>
+            <w:tcMar>
+              <w:top w:w="70" w:type="dxa"/>
+              <w:bottom w:w="70" w:type="dxa"/>
+              <w:left w:w="90" w:type="dxa"/>
+              <w:right w:w="90" w:type="dxa"/>
+            </w:tcMar>
+          </w:tcPr>
+          <w:p>
+            <w:r>
+              <w:rPr>
+                <w:rFonts w:ascii="Times New Roman" w:hAnsi="Times New Roman"/>
+                <w:sz w:val="18"/>
+              </w:rPr>
+              <w:t>TIMESTAMP</w:t>
+            </w:r>
+          </w:p>
+        </w:tc>
+        <w:tc>
+          <w:tcPr>
+            <w:tcW w:type="dxa" w:w="2160"/>
+            <w:shd w:fill="F8FAFC"/>
+            <w:tcMar>
+              <w:top w:w="70" w:type="dxa"/>
+              <w:bottom w:w="70" w:type="dxa"/>
+              <w:left w:w="90" w:type="dxa"/>
+              <w:right w:w="90" w:type="dxa"/>
+            </w:tcMar>
+          </w:tcPr>
+          <w:p>
+            <w:r>
+              <w:rPr>
+                <w:rFonts w:ascii="Times New Roman" w:hAnsi="Times New Roman"/>
+                <w:sz w:val="18"/>
+              </w:rPr>
+              <w:t>DEFAULT = CURRENT_TIMESTAMP</w:t>
+            </w:r>
+          </w:p>
+        </w:tc>
+        <w:tc>
+          <w:tcPr>
+            <w:tcW w:type="dxa" w:w="1296"/>
+            <w:shd w:fill="F8FAFC"/>
+            <w:tcMar>
+              <w:top w:w="70" w:type="dxa"/>
+              <w:bottom w:w="70" w:type="dxa"/>
+              <w:left w:w="90" w:type="dxa"/>
+              <w:right w:w="90" w:type="dxa"/>
+            </w:tcMar>
+          </w:tcPr>
+          <w:p>
+            <w:r>
+              <w:rPr>
+                <w:rFonts w:ascii="Times New Roman" w:hAnsi="Times New Roman"/>
+                <w:sz w:val="18"/>
+              </w:rPr>
+              <w:t>NOT NULL</w:t>
+            </w:r>
+          </w:p>
+        </w:tc>
+        <w:tc>
+          <w:tcPr>
+            <w:tcW w:type="dxa" w:w="2880"/>
+            <w:shd w:fill="F8FAFC"/>
+            <w:tcMar>
+              <w:top w:w="70" w:type="dxa"/>
+              <w:bottom w:w="70" w:type="dxa"/>
+              <w:left w:w="90" w:type="dxa"/>
+              <w:right w:w="90" w:type="dxa"/>
+            </w:tcMar>
+          </w:tcPr>
+          <w:p>
+            <w:r>
+              <w:rPr>
+                <w:rFonts w:ascii="Times New Roman" w:hAnsi="Times New Roman"/>
+                <w:sz w:val="18"/>
+              </w:rPr>
+              <w:t>Audit timestamp marking account registration.</w:t>
+            </w:r>
+          </w:p>
+        </w:tc>
+      </w:tr>
+    </w:tbl>
+    <w:p>
+      <w:pPr>
+        <w:spacing w:after="120"/>
+      </w:pPr>
     </w:p>
     <w:p>
       <w:pPr>
-        <w:pStyle w:val="ListBullet"/>
-        <w:spacing w:line="276" w:lineRule="auto" w:after="80"/>
-        <w:jc w:val="left"/>
+        <w:keepNext/>
+        <w:spacing w:before="160" w:after="60"/>
       </w:pPr>
       <w:r>
         <w:rPr>
           <w:rFonts w:ascii="Times New Roman" w:hAnsi="Times New Roman"/>
           <w:b/>
-          <w:color w:val="111827"/>
-          <w:sz w:val="23"/>
+          <w:i/>
+          <w:color w:val="374151"/>
+          <w:sz w:val="24"/>
         </w:rPr>
-        <w:t xml:space="preserve">User (users): </w:t>
+        <w:t>Table 4.2: Data Dictionary - unified_findings Entity</w:t>
       </w:r>
-      <w:r>
-        <w:rPr>
-          <w:rFonts w:ascii="Times New Roman" w:hAnsi="Times New Roman"/>
-          <w:color w:val="1F2937"/>
-          <w:sz w:val="23"/>
-        </w:rPr>
-        <w:t>Encapsulates operator identities, unique email credentials, bcrypt-hashed cryptographic password strings, and active multi-factor authentication flags.</w:t>
-      </w:r>
+    </w:p>
+    <w:tbl>
+      <w:tblPr>
+        <w:tblW w:type="auto" w:w="0"/>
+        <w:jc w:val="center"/>
+        <w:tblLayout w:type="fixed"/>
+        <w:tblLook w:firstColumn="1" w:firstRow="1" w:lastColumn="0" w:lastRow="0" w:noHBand="0" w:noVBand="1" w:val="04A0"/>
+      </w:tblPr>
+      <w:tblGrid>
+        <w:gridCol w:w="1872"/>
+        <w:gridCol w:w="1872"/>
+        <w:gridCol w:w="1872"/>
+        <w:gridCol w:w="1872"/>
+        <w:gridCol w:w="1872"/>
+      </w:tblGrid>
+      <w:tr>
+        <w:tc>
+          <w:tcPr>
+            <w:tcW w:type="dxa" w:w="1872"/>
+            <w:shd w:fill="1E3A8A"/>
+            <w:tcMar>
+              <w:top w:w="100" w:type="dxa"/>
+              <w:bottom w:w="100" w:type="dxa"/>
+              <w:left w:w="100" w:type="dxa"/>
+              <w:right w:w="100" w:type="dxa"/>
+            </w:tcMar>
+          </w:tcPr>
+          <w:p>
+            <w:r>
+              <w:rPr>
+                <w:rFonts w:ascii="Times New Roman" w:hAnsi="Times New Roman"/>
+                <w:b/>
+                <w:color w:val="FFFFFF"/>
+                <w:sz w:val="19"/>
+              </w:rPr>
+              <w:t>Attribute</w:t>
+            </w:r>
+          </w:p>
+        </w:tc>
+        <w:tc>
+          <w:tcPr>
+            <w:tcW w:type="dxa" w:w="1584"/>
+            <w:shd w:fill="1E3A8A"/>
+            <w:tcMar>
+              <w:top w:w="100" w:type="dxa"/>
+              <w:bottom w:w="100" w:type="dxa"/>
+              <w:left w:w="100" w:type="dxa"/>
+              <w:right w:w="100" w:type="dxa"/>
+            </w:tcMar>
+          </w:tcPr>
+          <w:p>
+            <w:r>
+              <w:rPr>
+                <w:rFonts w:ascii="Times New Roman" w:hAnsi="Times New Roman"/>
+                <w:b/>
+                <w:color w:val="FFFFFF"/>
+                <w:sz w:val="19"/>
+              </w:rPr>
+              <w:t>Data Type</w:t>
+            </w:r>
+          </w:p>
+        </w:tc>
+        <w:tc>
+          <w:tcPr>
+            <w:tcW w:type="dxa" w:w="2016"/>
+            <w:shd w:fill="1E3A8A"/>
+            <w:tcMar>
+              <w:top w:w="100" w:type="dxa"/>
+              <w:bottom w:w="100" w:type="dxa"/>
+              <w:left w:w="100" w:type="dxa"/>
+              <w:right w:w="100" w:type="dxa"/>
+            </w:tcMar>
+          </w:tcPr>
+          <w:p>
+            <w:r>
+              <w:rPr>
+                <w:rFonts w:ascii="Times New Roman" w:hAnsi="Times New Roman"/>
+                <w:b/>
+                <w:color w:val="FFFFFF"/>
+                <w:sz w:val="19"/>
+              </w:rPr>
+              <w:t>Constraint</w:t>
+            </w:r>
+          </w:p>
+        </w:tc>
+        <w:tc>
+          <w:tcPr>
+            <w:tcW w:type="dxa" w:w="1296"/>
+            <w:shd w:fill="1E3A8A"/>
+            <w:tcMar>
+              <w:top w:w="100" w:type="dxa"/>
+              <w:bottom w:w="100" w:type="dxa"/>
+              <w:left w:w="100" w:type="dxa"/>
+              <w:right w:w="100" w:type="dxa"/>
+            </w:tcMar>
+          </w:tcPr>
+          <w:p>
+            <w:r>
+              <w:rPr>
+                <w:rFonts w:ascii="Times New Roman" w:hAnsi="Times New Roman"/>
+                <w:b/>
+                <w:color w:val="FFFFFF"/>
+                <w:sz w:val="19"/>
+              </w:rPr>
+              <w:t>Nullability</w:t>
+            </w:r>
+          </w:p>
+        </w:tc>
+        <w:tc>
+          <w:tcPr>
+            <w:tcW w:type="dxa" w:w="2880"/>
+            <w:shd w:fill="1E3A8A"/>
+            <w:tcMar>
+              <w:top w:w="100" w:type="dxa"/>
+              <w:bottom w:w="100" w:type="dxa"/>
+              <w:left w:w="100" w:type="dxa"/>
+              <w:right w:w="100" w:type="dxa"/>
+            </w:tcMar>
+          </w:tcPr>
+          <w:p>
+            <w:r>
+              <w:rPr>
+                <w:rFonts w:ascii="Times New Roman" w:hAnsi="Times New Roman"/>
+                <w:b/>
+                <w:color w:val="FFFFFF"/>
+                <w:sz w:val="19"/>
+              </w:rPr>
+              <w:t>Description</w:t>
+            </w:r>
+          </w:p>
+        </w:tc>
+      </w:tr>
+      <w:tr>
+        <w:tc>
+          <w:tcPr>
+            <w:tcW w:type="dxa" w:w="1872"/>
+            <w:shd w:fill="F8FAFC"/>
+            <w:tcMar>
+              <w:top w:w="70" w:type="dxa"/>
+              <w:bottom w:w="70" w:type="dxa"/>
+              <w:left w:w="90" w:type="dxa"/>
+              <w:right w:w="90" w:type="dxa"/>
+            </w:tcMar>
+          </w:tcPr>
+          <w:p>
+            <w:r>
+              <w:rPr>
+                <w:rFonts w:ascii="Times New Roman" w:hAnsi="Times New Roman"/>
+                <w:sz w:val="18"/>
+              </w:rPr>
+              <w:t>id</w:t>
+            </w:r>
+          </w:p>
+        </w:tc>
+        <w:tc>
+          <w:tcPr>
+            <w:tcW w:type="dxa" w:w="1584"/>
+            <w:shd w:fill="F8FAFC"/>
+            <w:tcMar>
+              <w:top w:w="70" w:type="dxa"/>
+              <w:bottom w:w="70" w:type="dxa"/>
+              <w:left w:w="90" w:type="dxa"/>
+              <w:right w:w="90" w:type="dxa"/>
+            </w:tcMar>
+          </w:tcPr>
+          <w:p>
+            <w:r>
+              <w:rPr>
+                <w:rFonts w:ascii="Times New Roman" w:hAnsi="Times New Roman"/>
+                <w:sz w:val="18"/>
+              </w:rPr>
+              <w:t>INTEGER</w:t>
+            </w:r>
+          </w:p>
+        </w:tc>
+        <w:tc>
+          <w:tcPr>
+            <w:tcW w:type="dxa" w:w="2016"/>
+            <w:shd w:fill="F8FAFC"/>
+            <w:tcMar>
+              <w:top w:w="70" w:type="dxa"/>
+              <w:bottom w:w="70" w:type="dxa"/>
+              <w:left w:w="90" w:type="dxa"/>
+              <w:right w:w="90" w:type="dxa"/>
+            </w:tcMar>
+          </w:tcPr>
+          <w:p>
+            <w:r>
+              <w:rPr>
+                <w:rFonts w:ascii="Times New Roman" w:hAnsi="Times New Roman"/>
+                <w:sz w:val="18"/>
+              </w:rPr>
+              <w:t>PRIMARY KEY, AUTO_INCREMENT</w:t>
+            </w:r>
+          </w:p>
+        </w:tc>
+        <w:tc>
+          <w:tcPr>
+            <w:tcW w:type="dxa" w:w="1296"/>
+            <w:shd w:fill="F8FAFC"/>
+            <w:tcMar>
+              <w:top w:w="70" w:type="dxa"/>
+              <w:bottom w:w="70" w:type="dxa"/>
+              <w:left w:w="90" w:type="dxa"/>
+              <w:right w:w="90" w:type="dxa"/>
+            </w:tcMar>
+          </w:tcPr>
+          <w:p>
+            <w:r>
+              <w:rPr>
+                <w:rFonts w:ascii="Times New Roman" w:hAnsi="Times New Roman"/>
+                <w:sz w:val="18"/>
+              </w:rPr>
+              <w:t>NOT NULL</w:t>
+            </w:r>
+          </w:p>
+        </w:tc>
+        <w:tc>
+          <w:tcPr>
+            <w:tcW w:type="dxa" w:w="2880"/>
+            <w:shd w:fill="F8FAFC"/>
+            <w:tcMar>
+              <w:top w:w="70" w:type="dxa"/>
+              <w:bottom w:w="70" w:type="dxa"/>
+              <w:left w:w="90" w:type="dxa"/>
+              <w:right w:w="90" w:type="dxa"/>
+            </w:tcMar>
+          </w:tcPr>
+          <w:p>
+            <w:r>
+              <w:rPr>
+                <w:rFonts w:ascii="Times New Roman" w:hAnsi="Times New Roman"/>
+                <w:sz w:val="18"/>
+              </w:rPr>
+              <w:t>Unique finding record identifier.</w:t>
+            </w:r>
+          </w:p>
+        </w:tc>
+      </w:tr>
+      <w:tr>
+        <w:tc>
+          <w:tcPr>
+            <w:tcW w:type="dxa" w:w="1872"/>
+            <w:shd w:fill="FFFFFF"/>
+            <w:tcMar>
+              <w:top w:w="70" w:type="dxa"/>
+              <w:bottom w:w="70" w:type="dxa"/>
+              <w:left w:w="90" w:type="dxa"/>
+              <w:right w:w="90" w:type="dxa"/>
+            </w:tcMar>
+          </w:tcPr>
+          <w:p>
+            <w:r>
+              <w:rPr>
+                <w:rFonts w:ascii="Times New Roman" w:hAnsi="Times New Roman"/>
+                <w:sz w:val="18"/>
+              </w:rPr>
+              <w:t>scan_id</w:t>
+            </w:r>
+          </w:p>
+        </w:tc>
+        <w:tc>
+          <w:tcPr>
+            <w:tcW w:type="dxa" w:w="1584"/>
+            <w:shd w:fill="FFFFFF"/>
+            <w:tcMar>
+              <w:top w:w="70" w:type="dxa"/>
+              <w:bottom w:w="70" w:type="dxa"/>
+              <w:left w:w="90" w:type="dxa"/>
+              <w:right w:w="90" w:type="dxa"/>
+            </w:tcMar>
+          </w:tcPr>
+          <w:p>
+            <w:r>
+              <w:rPr>
+                <w:rFonts w:ascii="Times New Roman" w:hAnsi="Times New Roman"/>
+                <w:sz w:val="18"/>
+              </w:rPr>
+              <w:t>VARCHAR(64)</w:t>
+            </w:r>
+          </w:p>
+        </w:tc>
+        <w:tc>
+          <w:tcPr>
+            <w:tcW w:type="dxa" w:w="2016"/>
+            <w:shd w:fill="FFFFFF"/>
+            <w:tcMar>
+              <w:top w:w="70" w:type="dxa"/>
+              <w:bottom w:w="70" w:type="dxa"/>
+              <w:left w:w="90" w:type="dxa"/>
+              <w:right w:w="90" w:type="dxa"/>
+            </w:tcMar>
+          </w:tcPr>
+          <w:p>
+            <w:r>
+              <w:rPr>
+                <w:rFonts w:ascii="Times New Roman" w:hAnsi="Times New Roman"/>
+                <w:sz w:val="18"/>
+              </w:rPr>
+              <w:t>INDEXED</w:t>
+            </w:r>
+          </w:p>
+        </w:tc>
+        <w:tc>
+          <w:tcPr>
+            <w:tcW w:type="dxa" w:w="1296"/>
+            <w:shd w:fill="FFFFFF"/>
+            <w:tcMar>
+              <w:top w:w="70" w:type="dxa"/>
+              <w:bottom w:w="70" w:type="dxa"/>
+              <w:left w:w="90" w:type="dxa"/>
+              <w:right w:w="90" w:type="dxa"/>
+            </w:tcMar>
+          </w:tcPr>
+          <w:p>
+            <w:r>
+              <w:rPr>
+                <w:rFonts w:ascii="Times New Roman" w:hAnsi="Times New Roman"/>
+                <w:sz w:val="18"/>
+              </w:rPr>
+              <w:t>NOT NULL</w:t>
+            </w:r>
+          </w:p>
+        </w:tc>
+        <w:tc>
+          <w:tcPr>
+            <w:tcW w:type="dxa" w:w="2880"/>
+            <w:shd w:fill="FFFFFF"/>
+            <w:tcMar>
+              <w:top w:w="70" w:type="dxa"/>
+              <w:bottom w:w="70" w:type="dxa"/>
+              <w:left w:w="90" w:type="dxa"/>
+              <w:right w:w="90" w:type="dxa"/>
+            </w:tcMar>
+          </w:tcPr>
+          <w:p>
+            <w:r>
+              <w:rPr>
+                <w:rFonts w:ascii="Times New Roman" w:hAnsi="Times New Roman"/>
+                <w:sz w:val="18"/>
+              </w:rPr>
+              <w:t>Correlation identifier grouping findings per execution session.</w:t>
+            </w:r>
+          </w:p>
+        </w:tc>
+      </w:tr>
+      <w:tr>
+        <w:tc>
+          <w:tcPr>
+            <w:tcW w:type="dxa" w:w="1872"/>
+            <w:shd w:fill="F8FAFC"/>
+            <w:tcMar>
+              <w:top w:w="70" w:type="dxa"/>
+              <w:bottom w:w="70" w:type="dxa"/>
+              <w:left w:w="90" w:type="dxa"/>
+              <w:right w:w="90" w:type="dxa"/>
+            </w:tcMar>
+          </w:tcPr>
+          <w:p>
+            <w:r>
+              <w:rPr>
+                <w:rFonts w:ascii="Times New Roman" w:hAnsi="Times New Roman"/>
+                <w:sz w:val="18"/>
+              </w:rPr>
+              <w:t>tenant_id</w:t>
+            </w:r>
+          </w:p>
+        </w:tc>
+        <w:tc>
+          <w:tcPr>
+            <w:tcW w:type="dxa" w:w="1584"/>
+            <w:shd w:fill="F8FAFC"/>
+            <w:tcMar>
+              <w:top w:w="70" w:type="dxa"/>
+              <w:bottom w:w="70" w:type="dxa"/>
+              <w:left w:w="90" w:type="dxa"/>
+              <w:right w:w="90" w:type="dxa"/>
+            </w:tcMar>
+          </w:tcPr>
+          <w:p>
+            <w:r>
+              <w:rPr>
+                <w:rFonts w:ascii="Times New Roman" w:hAnsi="Times New Roman"/>
+                <w:sz w:val="18"/>
+              </w:rPr>
+              <w:t>VARCHAR(64)</w:t>
+            </w:r>
+          </w:p>
+        </w:tc>
+        <w:tc>
+          <w:tcPr>
+            <w:tcW w:type="dxa" w:w="2016"/>
+            <w:shd w:fill="F8FAFC"/>
+            <w:tcMar>
+              <w:top w:w="70" w:type="dxa"/>
+              <w:bottom w:w="70" w:type="dxa"/>
+              <w:left w:w="90" w:type="dxa"/>
+              <w:right w:w="90" w:type="dxa"/>
+            </w:tcMar>
+          </w:tcPr>
+          <w:p>
+            <w:r>
+              <w:rPr>
+                <w:rFonts w:ascii="Times New Roman" w:hAnsi="Times New Roman"/>
+                <w:sz w:val="18"/>
+              </w:rPr>
+              <w:t>INDEXED, RLS KEY</w:t>
+            </w:r>
+          </w:p>
+        </w:tc>
+        <w:tc>
+          <w:tcPr>
+            <w:tcW w:type="dxa" w:w="1296"/>
+            <w:shd w:fill="F8FAFC"/>
+            <w:tcMar>
+              <w:top w:w="70" w:type="dxa"/>
+              <w:bottom w:w="70" w:type="dxa"/>
+              <w:left w:w="90" w:type="dxa"/>
+              <w:right w:w="90" w:type="dxa"/>
+            </w:tcMar>
+          </w:tcPr>
+          <w:p>
+            <w:r>
+              <w:rPr>
+                <w:rFonts w:ascii="Times New Roman" w:hAnsi="Times New Roman"/>
+                <w:sz w:val="18"/>
+              </w:rPr>
+              <w:t>NOT NULL</w:t>
+            </w:r>
+          </w:p>
+        </w:tc>
+        <w:tc>
+          <w:tcPr>
+            <w:tcW w:type="dxa" w:w="2880"/>
+            <w:shd w:fill="F8FAFC"/>
+            <w:tcMar>
+              <w:top w:w="70" w:type="dxa"/>
+              <w:bottom w:w="70" w:type="dxa"/>
+              <w:left w:w="90" w:type="dxa"/>
+              <w:right w:w="90" w:type="dxa"/>
+            </w:tcMar>
+          </w:tcPr>
+          <w:p>
+            <w:r>
+              <w:rPr>
+                <w:rFonts w:ascii="Times New Roman" w:hAnsi="Times New Roman"/>
+                <w:sz w:val="18"/>
+              </w:rPr>
+              <w:t>Organizational multi-tenant isolation partition key.</w:t>
+            </w:r>
+          </w:p>
+        </w:tc>
+      </w:tr>
+      <w:tr>
+        <w:tc>
+          <w:tcPr>
+            <w:tcW w:type="dxa" w:w="1872"/>
+            <w:shd w:fill="FFFFFF"/>
+            <w:tcMar>
+              <w:top w:w="70" w:type="dxa"/>
+              <w:bottom w:w="70" w:type="dxa"/>
+              <w:left w:w="90" w:type="dxa"/>
+              <w:right w:w="90" w:type="dxa"/>
+            </w:tcMar>
+          </w:tcPr>
+          <w:p>
+            <w:r>
+              <w:rPr>
+                <w:rFonts w:ascii="Times New Roman" w:hAnsi="Times New Roman"/>
+                <w:sz w:val="18"/>
+              </w:rPr>
+              <w:t>pillar</w:t>
+            </w:r>
+          </w:p>
+        </w:tc>
+        <w:tc>
+          <w:tcPr>
+            <w:tcW w:type="dxa" w:w="1584"/>
+            <w:shd w:fill="FFFFFF"/>
+            <w:tcMar>
+              <w:top w:w="70" w:type="dxa"/>
+              <w:bottom w:w="70" w:type="dxa"/>
+              <w:left w:w="90" w:type="dxa"/>
+              <w:right w:w="90" w:type="dxa"/>
+            </w:tcMar>
+          </w:tcPr>
+          <w:p>
+            <w:r>
+              <w:rPr>
+                <w:rFonts w:ascii="Times New Roman" w:hAnsi="Times New Roman"/>
+                <w:sz w:val="18"/>
+              </w:rPr>
+              <w:t>VARCHAR(64)</w:t>
+            </w:r>
+          </w:p>
+        </w:tc>
+        <w:tc>
+          <w:tcPr>
+            <w:tcW w:type="dxa" w:w="2016"/>
+            <w:shd w:fill="FFFFFF"/>
+            <w:tcMar>
+              <w:top w:w="70" w:type="dxa"/>
+              <w:bottom w:w="70" w:type="dxa"/>
+              <w:left w:w="90" w:type="dxa"/>
+              <w:right w:w="90" w:type="dxa"/>
+            </w:tcMar>
+          </w:tcPr>
+          <w:p>
+            <w:r>
+              <w:rPr>
+                <w:rFonts w:ascii="Times New Roman" w:hAnsi="Times New Roman"/>
+                <w:sz w:val="18"/>
+              </w:rPr>
+              <w:t>CATEGORICAL</w:t>
+            </w:r>
+          </w:p>
+        </w:tc>
+        <w:tc>
+          <w:tcPr>
+            <w:tcW w:type="dxa" w:w="1296"/>
+            <w:shd w:fill="FFFFFF"/>
+            <w:tcMar>
+              <w:top w:w="70" w:type="dxa"/>
+              <w:bottom w:w="70" w:type="dxa"/>
+              <w:left w:w="90" w:type="dxa"/>
+              <w:right w:w="90" w:type="dxa"/>
+            </w:tcMar>
+          </w:tcPr>
+          <w:p>
+            <w:r>
+              <w:rPr>
+                <w:rFonts w:ascii="Times New Roman" w:hAnsi="Times New Roman"/>
+                <w:sz w:val="18"/>
+              </w:rPr>
+              <w:t>NOT NULL</w:t>
+            </w:r>
+          </w:p>
+        </w:tc>
+        <w:tc>
+          <w:tcPr>
+            <w:tcW w:type="dxa" w:w="2880"/>
+            <w:shd w:fill="FFFFFF"/>
+            <w:tcMar>
+              <w:top w:w="70" w:type="dxa"/>
+              <w:bottom w:w="70" w:type="dxa"/>
+              <w:left w:w="90" w:type="dxa"/>
+              <w:right w:w="90" w:type="dxa"/>
+            </w:tcMar>
+          </w:tcPr>
+          <w:p>
+            <w:r>
+              <w:rPr>
+                <w:rFonts w:ascii="Times New Roman" w:hAnsi="Times New Roman"/>
+                <w:sz w:val="18"/>
+              </w:rPr>
+              <w:t>Defensive pillar (e.g., 'Web &amp; API Defense', 'App Defense').</w:t>
+            </w:r>
+          </w:p>
+        </w:tc>
+      </w:tr>
+      <w:tr>
+        <w:tc>
+          <w:tcPr>
+            <w:tcW w:type="dxa" w:w="1872"/>
+            <w:shd w:fill="F8FAFC"/>
+            <w:tcMar>
+              <w:top w:w="70" w:type="dxa"/>
+              <w:bottom w:w="70" w:type="dxa"/>
+              <w:left w:w="90" w:type="dxa"/>
+              <w:right w:w="90" w:type="dxa"/>
+            </w:tcMar>
+          </w:tcPr>
+          <w:p>
+            <w:r>
+              <w:rPr>
+                <w:rFonts w:ascii="Times New Roman" w:hAnsi="Times New Roman"/>
+                <w:sz w:val="18"/>
+              </w:rPr>
+              <w:t>tool_used</w:t>
+            </w:r>
+          </w:p>
+        </w:tc>
+        <w:tc>
+          <w:tcPr>
+            <w:tcW w:type="dxa" w:w="1584"/>
+            <w:shd w:fill="F8FAFC"/>
+            <w:tcMar>
+              <w:top w:w="70" w:type="dxa"/>
+              <w:bottom w:w="70" w:type="dxa"/>
+              <w:left w:w="90" w:type="dxa"/>
+              <w:right w:w="90" w:type="dxa"/>
+            </w:tcMar>
+          </w:tcPr>
+          <w:p>
+            <w:r>
+              <w:rPr>
+                <w:rFonts w:ascii="Times New Roman" w:hAnsi="Times New Roman"/>
+                <w:sz w:val="18"/>
+              </w:rPr>
+              <w:t>VARCHAR(64)</w:t>
+            </w:r>
+          </w:p>
+        </w:tc>
+        <w:tc>
+          <w:tcPr>
+            <w:tcW w:type="dxa" w:w="2016"/>
+            <w:shd w:fill="F8FAFC"/>
+            <w:tcMar>
+              <w:top w:w="70" w:type="dxa"/>
+              <w:bottom w:w="70" w:type="dxa"/>
+              <w:left w:w="90" w:type="dxa"/>
+              <w:right w:w="90" w:type="dxa"/>
+            </w:tcMar>
+          </w:tcPr>
+          <w:p>
+            <w:r>
+              <w:rPr>
+                <w:rFonts w:ascii="Times New Roman" w:hAnsi="Times New Roman"/>
+                <w:sz w:val="18"/>
+              </w:rPr>
+              <w:t>AUDIT METRIC</w:t>
+            </w:r>
+          </w:p>
+        </w:tc>
+        <w:tc>
+          <w:tcPr>
+            <w:tcW w:type="dxa" w:w="1296"/>
+            <w:shd w:fill="F8FAFC"/>
+            <w:tcMar>
+              <w:top w:w="70" w:type="dxa"/>
+              <w:bottom w:w="70" w:type="dxa"/>
+              <w:left w:w="90" w:type="dxa"/>
+              <w:right w:w="90" w:type="dxa"/>
+            </w:tcMar>
+          </w:tcPr>
+          <w:p>
+            <w:r>
+              <w:rPr>
+                <w:rFonts w:ascii="Times New Roman" w:hAnsi="Times New Roman"/>
+                <w:sz w:val="18"/>
+              </w:rPr>
+              <w:t>NOT NULL</w:t>
+            </w:r>
+          </w:p>
+        </w:tc>
+        <w:tc>
+          <w:tcPr>
+            <w:tcW w:type="dxa" w:w="2880"/>
+            <w:shd w:fill="F8FAFC"/>
+            <w:tcMar>
+              <w:top w:w="70" w:type="dxa"/>
+              <w:bottom w:w="70" w:type="dxa"/>
+              <w:left w:w="90" w:type="dxa"/>
+              <w:right w:w="90" w:type="dxa"/>
+            </w:tcMar>
+          </w:tcPr>
+          <w:p>
+            <w:r>
+              <w:rPr>
+                <w:rFonts w:ascii="Times New Roman" w:hAnsi="Times New Roman"/>
+                <w:sz w:val="18"/>
+              </w:rPr>
+              <w:t>Originating engine (Semgrep, Nuclei, Live Fuzzer, Red Team).</w:t>
+            </w:r>
+          </w:p>
+        </w:tc>
+      </w:tr>
+      <w:tr>
+        <w:tc>
+          <w:tcPr>
+            <w:tcW w:type="dxa" w:w="1872"/>
+            <w:shd w:fill="FFFFFF"/>
+            <w:tcMar>
+              <w:top w:w="70" w:type="dxa"/>
+              <w:bottom w:w="70" w:type="dxa"/>
+              <w:left w:w="90" w:type="dxa"/>
+              <w:right w:w="90" w:type="dxa"/>
+            </w:tcMar>
+          </w:tcPr>
+          <w:p>
+            <w:r>
+              <w:rPr>
+                <w:rFonts w:ascii="Times New Roman" w:hAnsi="Times New Roman"/>
+                <w:sz w:val="18"/>
+              </w:rPr>
+              <w:t>vulnerability_title</w:t>
+            </w:r>
+          </w:p>
+        </w:tc>
+        <w:tc>
+          <w:tcPr>
+            <w:tcW w:type="dxa" w:w="1584"/>
+            <w:shd w:fill="FFFFFF"/>
+            <w:tcMar>
+              <w:top w:w="70" w:type="dxa"/>
+              <w:bottom w:w="70" w:type="dxa"/>
+              <w:left w:w="90" w:type="dxa"/>
+              <w:right w:w="90" w:type="dxa"/>
+            </w:tcMar>
+          </w:tcPr>
+          <w:p>
+            <w:r>
+              <w:rPr>
+                <w:rFonts w:ascii="Times New Roman" w:hAnsi="Times New Roman"/>
+                <w:sz w:val="18"/>
+              </w:rPr>
+              <w:t>VARCHAR(255)</w:t>
+            </w:r>
+          </w:p>
+        </w:tc>
+        <w:tc>
+          <w:tcPr>
+            <w:tcW w:type="dxa" w:w="2016"/>
+            <w:shd w:fill="FFFFFF"/>
+            <w:tcMar>
+              <w:top w:w="70" w:type="dxa"/>
+              <w:bottom w:w="70" w:type="dxa"/>
+              <w:left w:w="90" w:type="dxa"/>
+              <w:right w:w="90" w:type="dxa"/>
+            </w:tcMar>
+          </w:tcPr>
+          <w:p>
+            <w:r>
+              <w:rPr>
+                <w:rFonts w:ascii="Times New Roman" w:hAnsi="Times New Roman"/>
+                <w:sz w:val="18"/>
+              </w:rPr>
+              <w:t>INDEXED</w:t>
+            </w:r>
+          </w:p>
+        </w:tc>
+        <w:tc>
+          <w:tcPr>
+            <w:tcW w:type="dxa" w:w="1296"/>
+            <w:shd w:fill="FFFFFF"/>
+            <w:tcMar>
+              <w:top w:w="70" w:type="dxa"/>
+              <w:bottom w:w="70" w:type="dxa"/>
+              <w:left w:w="90" w:type="dxa"/>
+              <w:right w:w="90" w:type="dxa"/>
+            </w:tcMar>
+          </w:tcPr>
+          <w:p>
+            <w:r>
+              <w:rPr>
+                <w:rFonts w:ascii="Times New Roman" w:hAnsi="Times New Roman"/>
+                <w:sz w:val="18"/>
+              </w:rPr>
+              <w:t>NOT NULL</w:t>
+            </w:r>
+          </w:p>
+        </w:tc>
+        <w:tc>
+          <w:tcPr>
+            <w:tcW w:type="dxa" w:w="2880"/>
+            <w:shd w:fill="FFFFFF"/>
+            <w:tcMar>
+              <w:top w:w="70" w:type="dxa"/>
+              <w:bottom w:w="70" w:type="dxa"/>
+              <w:left w:w="90" w:type="dxa"/>
+              <w:right w:w="90" w:type="dxa"/>
+            </w:tcMar>
+          </w:tcPr>
+          <w:p>
+            <w:r>
+              <w:rPr>
+                <w:rFonts w:ascii="Times New Roman" w:hAnsi="Times New Roman"/>
+                <w:sz w:val="18"/>
+              </w:rPr>
+              <w:t>Standardized security vulnerability headline.</w:t>
+            </w:r>
+          </w:p>
+        </w:tc>
+      </w:tr>
+      <w:tr>
+        <w:tc>
+          <w:tcPr>
+            <w:tcW w:type="dxa" w:w="1872"/>
+            <w:shd w:fill="F8FAFC"/>
+            <w:tcMar>
+              <w:top w:w="70" w:type="dxa"/>
+              <w:bottom w:w="70" w:type="dxa"/>
+              <w:left w:w="90" w:type="dxa"/>
+              <w:right w:w="90" w:type="dxa"/>
+            </w:tcMar>
+          </w:tcPr>
+          <w:p>
+            <w:r>
+              <w:rPr>
+                <w:rFonts w:ascii="Times New Roman" w:hAnsi="Times New Roman"/>
+                <w:sz w:val="18"/>
+              </w:rPr>
+              <w:t>severity</w:t>
+            </w:r>
+          </w:p>
+        </w:tc>
+        <w:tc>
+          <w:tcPr>
+            <w:tcW w:type="dxa" w:w="1584"/>
+            <w:shd w:fill="F8FAFC"/>
+            <w:tcMar>
+              <w:top w:w="70" w:type="dxa"/>
+              <w:bottom w:w="70" w:type="dxa"/>
+              <w:left w:w="90" w:type="dxa"/>
+              <w:right w:w="90" w:type="dxa"/>
+            </w:tcMar>
+          </w:tcPr>
+          <w:p>
+            <w:r>
+              <w:rPr>
+                <w:rFonts w:ascii="Times New Roman" w:hAnsi="Times New Roman"/>
+                <w:sz w:val="18"/>
+              </w:rPr>
+              <w:t>VARCHAR(16)</w:t>
+            </w:r>
+          </w:p>
+        </w:tc>
+        <w:tc>
+          <w:tcPr>
+            <w:tcW w:type="dxa" w:w="2016"/>
+            <w:shd w:fill="F8FAFC"/>
+            <w:tcMar>
+              <w:top w:w="70" w:type="dxa"/>
+              <w:bottom w:w="70" w:type="dxa"/>
+              <w:left w:w="90" w:type="dxa"/>
+              <w:right w:w="90" w:type="dxa"/>
+            </w:tcMar>
+          </w:tcPr>
+          <w:p>
+            <w:r>
+              <w:rPr>
+                <w:rFonts w:ascii="Times New Roman" w:hAnsi="Times New Roman"/>
+                <w:sz w:val="18"/>
+              </w:rPr>
+              <w:t>CHECK ENUM</w:t>
+            </w:r>
+          </w:p>
+        </w:tc>
+        <w:tc>
+          <w:tcPr>
+            <w:tcW w:type="dxa" w:w="1296"/>
+            <w:shd w:fill="F8FAFC"/>
+            <w:tcMar>
+              <w:top w:w="70" w:type="dxa"/>
+              <w:bottom w:w="70" w:type="dxa"/>
+              <w:left w:w="90" w:type="dxa"/>
+              <w:right w:w="90" w:type="dxa"/>
+            </w:tcMar>
+          </w:tcPr>
+          <w:p>
+            <w:r>
+              <w:rPr>
+                <w:rFonts w:ascii="Times New Roman" w:hAnsi="Times New Roman"/>
+                <w:sz w:val="18"/>
+              </w:rPr>
+              <w:t>NOT NULL</w:t>
+            </w:r>
+          </w:p>
+        </w:tc>
+        <w:tc>
+          <w:tcPr>
+            <w:tcW w:type="dxa" w:w="2880"/>
+            <w:shd w:fill="F8FAFC"/>
+            <w:tcMar>
+              <w:top w:w="70" w:type="dxa"/>
+              <w:bottom w:w="70" w:type="dxa"/>
+              <w:left w:w="90" w:type="dxa"/>
+              <w:right w:w="90" w:type="dxa"/>
+            </w:tcMar>
+          </w:tcPr>
+          <w:p>
+            <w:r>
+              <w:rPr>
+                <w:rFonts w:ascii="Times New Roman" w:hAnsi="Times New Roman"/>
+                <w:sz w:val="18"/>
+              </w:rPr>
+              <w:t>Standardized rating: 'CRITICAL', 'HIGH', 'MEDIUM', 'LOW', 'INFO'.</w:t>
+            </w:r>
+          </w:p>
+        </w:tc>
+      </w:tr>
+      <w:tr>
+        <w:tc>
+          <w:tcPr>
+            <w:tcW w:type="dxa" w:w="1872"/>
+            <w:shd w:fill="FFFFFF"/>
+            <w:tcMar>
+              <w:top w:w="70" w:type="dxa"/>
+              <w:bottom w:w="70" w:type="dxa"/>
+              <w:left w:w="90" w:type="dxa"/>
+              <w:right w:w="90" w:type="dxa"/>
+            </w:tcMar>
+          </w:tcPr>
+          <w:p>
+            <w:r>
+              <w:rPr>
+                <w:rFonts w:ascii="Times New Roman" w:hAnsi="Times New Roman"/>
+                <w:sz w:val="18"/>
+              </w:rPr>
+              <w:t>cwe_id</w:t>
+            </w:r>
+          </w:p>
+        </w:tc>
+        <w:tc>
+          <w:tcPr>
+            <w:tcW w:type="dxa" w:w="1584"/>
+            <w:shd w:fill="FFFFFF"/>
+            <w:tcMar>
+              <w:top w:w="70" w:type="dxa"/>
+              <w:bottom w:w="70" w:type="dxa"/>
+              <w:left w:w="90" w:type="dxa"/>
+              <w:right w:w="90" w:type="dxa"/>
+            </w:tcMar>
+          </w:tcPr>
+          <w:p>
+            <w:r>
+              <w:rPr>
+                <w:rFonts w:ascii="Times New Roman" w:hAnsi="Times New Roman"/>
+                <w:sz w:val="18"/>
+              </w:rPr>
+              <w:t>VARCHAR(32)</w:t>
+            </w:r>
+          </w:p>
+        </w:tc>
+        <w:tc>
+          <w:tcPr>
+            <w:tcW w:type="dxa" w:w="2016"/>
+            <w:shd w:fill="FFFFFF"/>
+            <w:tcMar>
+              <w:top w:w="70" w:type="dxa"/>
+              <w:bottom w:w="70" w:type="dxa"/>
+              <w:left w:w="90" w:type="dxa"/>
+              <w:right w:w="90" w:type="dxa"/>
+            </w:tcMar>
+          </w:tcPr>
+          <w:p>
+            <w:r>
+              <w:rPr>
+                <w:rFonts w:ascii="Times New Roman" w:hAnsi="Times New Roman"/>
+                <w:sz w:val="18"/>
+              </w:rPr>
+              <w:t>FOREIGN MAPPING</w:t>
+            </w:r>
+          </w:p>
+        </w:tc>
+        <w:tc>
+          <w:tcPr>
+            <w:tcW w:type="dxa" w:w="1296"/>
+            <w:shd w:fill="FFFFFF"/>
+            <w:tcMar>
+              <w:top w:w="70" w:type="dxa"/>
+              <w:bottom w:w="70" w:type="dxa"/>
+              <w:left w:w="90" w:type="dxa"/>
+              <w:right w:w="90" w:type="dxa"/>
+            </w:tcMar>
+          </w:tcPr>
+          <w:p>
+            <w:r>
+              <w:rPr>
+                <w:rFonts w:ascii="Times New Roman" w:hAnsi="Times New Roman"/>
+                <w:sz w:val="18"/>
+              </w:rPr>
+              <w:t>NOT NULL</w:t>
+            </w:r>
+          </w:p>
+        </w:tc>
+        <w:tc>
+          <w:tcPr>
+            <w:tcW w:type="dxa" w:w="2880"/>
+            <w:shd w:fill="FFFFFF"/>
+            <w:tcMar>
+              <w:top w:w="70" w:type="dxa"/>
+              <w:bottom w:w="70" w:type="dxa"/>
+              <w:left w:w="90" w:type="dxa"/>
+              <w:right w:w="90" w:type="dxa"/>
+            </w:tcMar>
+          </w:tcPr>
+          <w:p>
+            <w:r>
+              <w:rPr>
+                <w:rFonts w:ascii="Times New Roman" w:hAnsi="Times New Roman"/>
+                <w:sz w:val="18"/>
+              </w:rPr>
+              <w:t>Common Weakness Enumeration classification (e.g., 'CWE-89').</w:t>
+            </w:r>
+          </w:p>
+        </w:tc>
+      </w:tr>
+      <w:tr>
+        <w:tc>
+          <w:tcPr>
+            <w:tcW w:type="dxa" w:w="1872"/>
+            <w:shd w:fill="F8FAFC"/>
+            <w:tcMar>
+              <w:top w:w="70" w:type="dxa"/>
+              <w:bottom w:w="70" w:type="dxa"/>
+              <w:left w:w="90" w:type="dxa"/>
+              <w:right w:w="90" w:type="dxa"/>
+            </w:tcMar>
+          </w:tcPr>
+          <w:p>
+            <w:r>
+              <w:rPr>
+                <w:rFonts w:ascii="Times New Roman" w:hAnsi="Times New Roman"/>
+                <w:sz w:val="18"/>
+              </w:rPr>
+              <w:t>location</w:t>
+            </w:r>
+          </w:p>
+        </w:tc>
+        <w:tc>
+          <w:tcPr>
+            <w:tcW w:type="dxa" w:w="1584"/>
+            <w:shd w:fill="F8FAFC"/>
+            <w:tcMar>
+              <w:top w:w="70" w:type="dxa"/>
+              <w:bottom w:w="70" w:type="dxa"/>
+              <w:left w:w="90" w:type="dxa"/>
+              <w:right w:w="90" w:type="dxa"/>
+            </w:tcMar>
+          </w:tcPr>
+          <w:p>
+            <w:r>
+              <w:rPr>
+                <w:rFonts w:ascii="Times New Roman" w:hAnsi="Times New Roman"/>
+                <w:sz w:val="18"/>
+              </w:rPr>
+              <w:t>VARCHAR(512)</w:t>
+            </w:r>
+          </w:p>
+        </w:tc>
+        <w:tc>
+          <w:tcPr>
+            <w:tcW w:type="dxa" w:w="2016"/>
+            <w:shd w:fill="F8FAFC"/>
+            <w:tcMar>
+              <w:top w:w="70" w:type="dxa"/>
+              <w:bottom w:w="70" w:type="dxa"/>
+              <w:left w:w="90" w:type="dxa"/>
+              <w:right w:w="90" w:type="dxa"/>
+            </w:tcMar>
+          </w:tcPr>
+          <w:p>
+            <w:r>
+              <w:rPr>
+                <w:rFonts w:ascii="Times New Roman" w:hAnsi="Times New Roman"/>
+                <w:sz w:val="18"/>
+              </w:rPr>
+              <w:t>URI / FILEPATH</w:t>
+            </w:r>
+          </w:p>
+        </w:tc>
+        <w:tc>
+          <w:tcPr>
+            <w:tcW w:type="dxa" w:w="1296"/>
+            <w:shd w:fill="F8FAFC"/>
+            <w:tcMar>
+              <w:top w:w="70" w:type="dxa"/>
+              <w:bottom w:w="70" w:type="dxa"/>
+              <w:left w:w="90" w:type="dxa"/>
+              <w:right w:w="90" w:type="dxa"/>
+            </w:tcMar>
+          </w:tcPr>
+          <w:p>
+            <w:r>
+              <w:rPr>
+                <w:rFonts w:ascii="Times New Roman" w:hAnsi="Times New Roman"/>
+                <w:sz w:val="18"/>
+              </w:rPr>
+              <w:t>NOT NULL</w:t>
+            </w:r>
+          </w:p>
+        </w:tc>
+        <w:tc>
+          <w:tcPr>
+            <w:tcW w:type="dxa" w:w="2880"/>
+            <w:shd w:fill="F8FAFC"/>
+            <w:tcMar>
+              <w:top w:w="70" w:type="dxa"/>
+              <w:bottom w:w="70" w:type="dxa"/>
+              <w:left w:w="90" w:type="dxa"/>
+              <w:right w:w="90" w:type="dxa"/>
+            </w:tcMar>
+          </w:tcPr>
+          <w:p>
+            <w:r>
+              <w:rPr>
+                <w:rFonts w:ascii="Times New Roman" w:hAnsi="Times New Roman"/>
+                <w:sz w:val="18"/>
+              </w:rPr>
+              <w:t>Target endpoint URL, API route, or source code file path.</w:t>
+            </w:r>
+          </w:p>
+        </w:tc>
+      </w:tr>
+      <w:tr>
+        <w:tc>
+          <w:tcPr>
+            <w:tcW w:type="dxa" w:w="1872"/>
+            <w:shd w:fill="FFFFFF"/>
+            <w:tcMar>
+              <w:top w:w="70" w:type="dxa"/>
+              <w:bottom w:w="70" w:type="dxa"/>
+              <w:left w:w="90" w:type="dxa"/>
+              <w:right w:w="90" w:type="dxa"/>
+            </w:tcMar>
+          </w:tcPr>
+          <w:p>
+            <w:r>
+              <w:rPr>
+                <w:rFonts w:ascii="Times New Roman" w:hAnsi="Times New Roman"/>
+                <w:sz w:val="18"/>
+              </w:rPr>
+              <w:t>description</w:t>
+            </w:r>
+          </w:p>
+        </w:tc>
+        <w:tc>
+          <w:tcPr>
+            <w:tcW w:type="dxa" w:w="1584"/>
+            <w:shd w:fill="FFFFFF"/>
+            <w:tcMar>
+              <w:top w:w="70" w:type="dxa"/>
+              <w:bottom w:w="70" w:type="dxa"/>
+              <w:left w:w="90" w:type="dxa"/>
+              <w:right w:w="90" w:type="dxa"/>
+            </w:tcMar>
+          </w:tcPr>
+          <w:p>
+            <w:r>
+              <w:rPr>
+                <w:rFonts w:ascii="Times New Roman" w:hAnsi="Times New Roman"/>
+                <w:sz w:val="18"/>
+              </w:rPr>
+              <w:t>TEXT</w:t>
+            </w:r>
+          </w:p>
+        </w:tc>
+        <w:tc>
+          <w:tcPr>
+            <w:tcW w:type="dxa" w:w="2016"/>
+            <w:shd w:fill="FFFFFF"/>
+            <w:tcMar>
+              <w:top w:w="70" w:type="dxa"/>
+              <w:bottom w:w="70" w:type="dxa"/>
+              <w:left w:w="90" w:type="dxa"/>
+              <w:right w:w="90" w:type="dxa"/>
+            </w:tcMar>
+          </w:tcPr>
+          <w:p>
+            <w:r>
+              <w:rPr>
+                <w:rFonts w:ascii="Times New Roman" w:hAnsi="Times New Roman"/>
+                <w:sz w:val="18"/>
+              </w:rPr>
+              <w:t>NONE</w:t>
+            </w:r>
+          </w:p>
+        </w:tc>
+        <w:tc>
+          <w:tcPr>
+            <w:tcW w:type="dxa" w:w="1296"/>
+            <w:shd w:fill="FFFFFF"/>
+            <w:tcMar>
+              <w:top w:w="70" w:type="dxa"/>
+              <w:bottom w:w="70" w:type="dxa"/>
+              <w:left w:w="90" w:type="dxa"/>
+              <w:right w:w="90" w:type="dxa"/>
+            </w:tcMar>
+          </w:tcPr>
+          <w:p>
+            <w:r>
+              <w:rPr>
+                <w:rFonts w:ascii="Times New Roman" w:hAnsi="Times New Roman"/>
+                <w:sz w:val="18"/>
+              </w:rPr>
+              <w:t>NOT NULL</w:t>
+            </w:r>
+          </w:p>
+        </w:tc>
+        <w:tc>
+          <w:tcPr>
+            <w:tcW w:type="dxa" w:w="2880"/>
+            <w:shd w:fill="FFFFFF"/>
+            <w:tcMar>
+              <w:top w:w="70" w:type="dxa"/>
+              <w:bottom w:w="70" w:type="dxa"/>
+              <w:left w:w="90" w:type="dxa"/>
+              <w:right w:w="90" w:type="dxa"/>
+            </w:tcMar>
+          </w:tcPr>
+          <w:p>
+            <w:r>
+              <w:rPr>
+                <w:rFonts w:ascii="Times New Roman" w:hAnsi="Times New Roman"/>
+                <w:sz w:val="18"/>
+              </w:rPr>
+              <w:t>Comprehensive vulnerability root cause explanation.</w:t>
+            </w:r>
+          </w:p>
+        </w:tc>
+      </w:tr>
+      <w:tr>
+        <w:tc>
+          <w:tcPr>
+            <w:tcW w:type="dxa" w:w="1872"/>
+            <w:shd w:fill="F8FAFC"/>
+            <w:tcMar>
+              <w:top w:w="70" w:type="dxa"/>
+              <w:bottom w:w="70" w:type="dxa"/>
+              <w:left w:w="90" w:type="dxa"/>
+              <w:right w:w="90" w:type="dxa"/>
+            </w:tcMar>
+          </w:tcPr>
+          <w:p>
+            <w:r>
+              <w:rPr>
+                <w:rFonts w:ascii="Times New Roman" w:hAnsi="Times New Roman"/>
+                <w:sz w:val="18"/>
+              </w:rPr>
+              <w:t>raw_payload</w:t>
+            </w:r>
+          </w:p>
+        </w:tc>
+        <w:tc>
+          <w:tcPr>
+            <w:tcW w:type="dxa" w:w="1584"/>
+            <w:shd w:fill="F8FAFC"/>
+            <w:tcMar>
+              <w:top w:w="70" w:type="dxa"/>
+              <w:bottom w:w="70" w:type="dxa"/>
+              <w:left w:w="90" w:type="dxa"/>
+              <w:right w:w="90" w:type="dxa"/>
+            </w:tcMar>
+          </w:tcPr>
+          <w:p>
+            <w:r>
+              <w:rPr>
+                <w:rFonts w:ascii="Times New Roman" w:hAnsi="Times New Roman"/>
+                <w:sz w:val="18"/>
+              </w:rPr>
+              <w:t>TEXT</w:t>
+            </w:r>
+          </w:p>
+        </w:tc>
+        <w:tc>
+          <w:tcPr>
+            <w:tcW w:type="dxa" w:w="2016"/>
+            <w:shd w:fill="F8FAFC"/>
+            <w:tcMar>
+              <w:top w:w="70" w:type="dxa"/>
+              <w:bottom w:w="70" w:type="dxa"/>
+              <w:left w:w="90" w:type="dxa"/>
+              <w:right w:w="90" w:type="dxa"/>
+            </w:tcMar>
+          </w:tcPr>
+          <w:p>
+            <w:r>
+              <w:rPr>
+                <w:rFonts w:ascii="Times New Roman" w:hAnsi="Times New Roman"/>
+                <w:sz w:val="18"/>
+              </w:rPr>
+              <w:t>NONE</w:t>
+            </w:r>
+          </w:p>
+        </w:tc>
+        <w:tc>
+          <w:tcPr>
+            <w:tcW w:type="dxa" w:w="1296"/>
+            <w:shd w:fill="F8FAFC"/>
+            <w:tcMar>
+              <w:top w:w="70" w:type="dxa"/>
+              <w:bottom w:w="70" w:type="dxa"/>
+              <w:left w:w="90" w:type="dxa"/>
+              <w:right w:w="90" w:type="dxa"/>
+            </w:tcMar>
+          </w:tcPr>
+          <w:p>
+            <w:r>
+              <w:rPr>
+                <w:rFonts w:ascii="Times New Roman" w:hAnsi="Times New Roman"/>
+                <w:sz w:val="18"/>
+              </w:rPr>
+              <w:t>NULLABLE</w:t>
+            </w:r>
+          </w:p>
+        </w:tc>
+        <w:tc>
+          <w:tcPr>
+            <w:tcW w:type="dxa" w:w="2880"/>
+            <w:shd w:fill="F8FAFC"/>
+            <w:tcMar>
+              <w:top w:w="70" w:type="dxa"/>
+              <w:bottom w:w="70" w:type="dxa"/>
+              <w:left w:w="90" w:type="dxa"/>
+              <w:right w:w="90" w:type="dxa"/>
+            </w:tcMar>
+          </w:tcPr>
+          <w:p>
+            <w:r>
+              <w:rPr>
+                <w:rFonts w:ascii="Times New Roman" w:hAnsi="Times New Roman"/>
+                <w:sz w:val="18"/>
+              </w:rPr>
+              <w:t>Injected exploit vector string (e.g., SQLi tautology, XSS script).</w:t>
+            </w:r>
+          </w:p>
+        </w:tc>
+      </w:tr>
+      <w:tr>
+        <w:tc>
+          <w:tcPr>
+            <w:tcW w:type="dxa" w:w="1872"/>
+            <w:shd w:fill="FFFFFF"/>
+            <w:tcMar>
+              <w:top w:w="70" w:type="dxa"/>
+              <w:bottom w:w="70" w:type="dxa"/>
+              <w:left w:w="90" w:type="dxa"/>
+              <w:right w:w="90" w:type="dxa"/>
+            </w:tcMar>
+          </w:tcPr>
+          <w:p>
+            <w:r>
+              <w:rPr>
+                <w:rFonts w:ascii="Times New Roman" w:hAnsi="Times New Roman"/>
+                <w:sz w:val="18"/>
+              </w:rPr>
+              <w:t>ai_explanation</w:t>
+            </w:r>
+          </w:p>
+        </w:tc>
+        <w:tc>
+          <w:tcPr>
+            <w:tcW w:type="dxa" w:w="1584"/>
+            <w:shd w:fill="FFFFFF"/>
+            <w:tcMar>
+              <w:top w:w="70" w:type="dxa"/>
+              <w:bottom w:w="70" w:type="dxa"/>
+              <w:left w:w="90" w:type="dxa"/>
+              <w:right w:w="90" w:type="dxa"/>
+            </w:tcMar>
+          </w:tcPr>
+          <w:p>
+            <w:r>
+              <w:rPr>
+                <w:rFonts w:ascii="Times New Roman" w:hAnsi="Times New Roman"/>
+                <w:sz w:val="18"/>
+              </w:rPr>
+              <w:t>TEXT</w:t>
+            </w:r>
+          </w:p>
+        </w:tc>
+        <w:tc>
+          <w:tcPr>
+            <w:tcW w:type="dxa" w:w="2016"/>
+            <w:shd w:fill="FFFFFF"/>
+            <w:tcMar>
+              <w:top w:w="70" w:type="dxa"/>
+              <w:bottom w:w="70" w:type="dxa"/>
+              <w:left w:w="90" w:type="dxa"/>
+              <w:right w:w="90" w:type="dxa"/>
+            </w:tcMar>
+          </w:tcPr>
+          <w:p>
+            <w:r>
+              <w:rPr>
+                <w:rFonts w:ascii="Times New Roman" w:hAnsi="Times New Roman"/>
+                <w:sz w:val="18"/>
+              </w:rPr>
+              <w:t>NONE</w:t>
+            </w:r>
+          </w:p>
+        </w:tc>
+        <w:tc>
+          <w:tcPr>
+            <w:tcW w:type="dxa" w:w="1296"/>
+            <w:shd w:fill="FFFFFF"/>
+            <w:tcMar>
+              <w:top w:w="70" w:type="dxa"/>
+              <w:bottom w:w="70" w:type="dxa"/>
+              <w:left w:w="90" w:type="dxa"/>
+              <w:right w:w="90" w:type="dxa"/>
+            </w:tcMar>
+          </w:tcPr>
+          <w:p>
+            <w:r>
+              <w:rPr>
+                <w:rFonts w:ascii="Times New Roman" w:hAnsi="Times New Roman"/>
+                <w:sz w:val="18"/>
+              </w:rPr>
+              <w:t>NULLABLE</w:t>
+            </w:r>
+          </w:p>
+        </w:tc>
+        <w:tc>
+          <w:tcPr>
+            <w:tcW w:type="dxa" w:w="2880"/>
+            <w:shd w:fill="FFFFFF"/>
+            <w:tcMar>
+              <w:top w:w="70" w:type="dxa"/>
+              <w:bottom w:w="70" w:type="dxa"/>
+              <w:left w:w="90" w:type="dxa"/>
+              <w:right w:w="90" w:type="dxa"/>
+            </w:tcMar>
+          </w:tcPr>
+          <w:p>
+            <w:r>
+              <w:rPr>
+                <w:rFonts w:ascii="Times New Roman" w:hAnsi="Times New Roman"/>
+                <w:sz w:val="18"/>
+              </w:rPr>
+              <w:t>Gemini 3.6 Flash generated technical root cause reasoning.</w:t>
+            </w:r>
+          </w:p>
+        </w:tc>
+      </w:tr>
+      <w:tr>
+        <w:tc>
+          <w:tcPr>
+            <w:tcW w:type="dxa" w:w="1872"/>
+            <w:shd w:fill="F8FAFC"/>
+            <w:tcMar>
+              <w:top w:w="70" w:type="dxa"/>
+              <w:bottom w:w="70" w:type="dxa"/>
+              <w:left w:w="90" w:type="dxa"/>
+              <w:right w:w="90" w:type="dxa"/>
+            </w:tcMar>
+          </w:tcPr>
+          <w:p>
+            <w:r>
+              <w:rPr>
+                <w:rFonts w:ascii="Times New Roman" w:hAnsi="Times New Roman"/>
+                <w:sz w:val="18"/>
+              </w:rPr>
+              <w:t>ai_remediation_patch</w:t>
+            </w:r>
+          </w:p>
+        </w:tc>
+        <w:tc>
+          <w:tcPr>
+            <w:tcW w:type="dxa" w:w="1584"/>
+            <w:shd w:fill="F8FAFC"/>
+            <w:tcMar>
+              <w:top w:w="70" w:type="dxa"/>
+              <w:bottom w:w="70" w:type="dxa"/>
+              <w:left w:w="90" w:type="dxa"/>
+              <w:right w:w="90" w:type="dxa"/>
+            </w:tcMar>
+          </w:tcPr>
+          <w:p>
+            <w:r>
+              <w:rPr>
+                <w:rFonts w:ascii="Times New Roman" w:hAnsi="Times New Roman"/>
+                <w:sz w:val="18"/>
+              </w:rPr>
+              <w:t>TEXT</w:t>
+            </w:r>
+          </w:p>
+        </w:tc>
+        <w:tc>
+          <w:tcPr>
+            <w:tcW w:type="dxa" w:w="2016"/>
+            <w:shd w:fill="F8FAFC"/>
+            <w:tcMar>
+              <w:top w:w="70" w:type="dxa"/>
+              <w:bottom w:w="70" w:type="dxa"/>
+              <w:left w:w="90" w:type="dxa"/>
+              <w:right w:w="90" w:type="dxa"/>
+            </w:tcMar>
+          </w:tcPr>
+          <w:p>
+            <w:r>
+              <w:rPr>
+                <w:rFonts w:ascii="Times New Roman" w:hAnsi="Times New Roman"/>
+                <w:sz w:val="18"/>
+              </w:rPr>
+              <w:t>NONE</w:t>
+            </w:r>
+          </w:p>
+        </w:tc>
+        <w:tc>
+          <w:tcPr>
+            <w:tcW w:type="dxa" w:w="1296"/>
+            <w:shd w:fill="F8FAFC"/>
+            <w:tcMar>
+              <w:top w:w="70" w:type="dxa"/>
+              <w:bottom w:w="70" w:type="dxa"/>
+              <w:left w:w="90" w:type="dxa"/>
+              <w:right w:w="90" w:type="dxa"/>
+            </w:tcMar>
+          </w:tcPr>
+          <w:p>
+            <w:r>
+              <w:rPr>
+                <w:rFonts w:ascii="Times New Roman" w:hAnsi="Times New Roman"/>
+                <w:sz w:val="18"/>
+              </w:rPr>
+              <w:t>NULLABLE</w:t>
+            </w:r>
+          </w:p>
+        </w:tc>
+        <w:tc>
+          <w:tcPr>
+            <w:tcW w:type="dxa" w:w="2880"/>
+            <w:shd w:fill="F8FAFC"/>
+            <w:tcMar>
+              <w:top w:w="70" w:type="dxa"/>
+              <w:bottom w:w="70" w:type="dxa"/>
+              <w:left w:w="90" w:type="dxa"/>
+              <w:right w:w="90" w:type="dxa"/>
+            </w:tcMar>
+          </w:tcPr>
+          <w:p>
+            <w:r>
+              <w:rPr>
+                <w:rFonts w:ascii="Times New Roman" w:hAnsi="Times New Roman"/>
+                <w:sz w:val="18"/>
+              </w:rPr>
+              <w:t>Synthesized unified Git code diff (--- a/, +++ b/) ready for PR.</w:t>
+            </w:r>
+          </w:p>
+        </w:tc>
+      </w:tr>
+    </w:tbl>
+    <w:p>
+      <w:pPr>
+        <w:spacing w:after="120"/>
+      </w:pPr>
     </w:p>
     <w:p>
       <w:pPr>
-        <w:pStyle w:val="ListBullet"/>
-        <w:spacing w:line="276" w:lineRule="auto" w:after="80"/>
-        <w:jc w:val="left"/>
+        <w:keepNext/>
+        <w:spacing w:before="160" w:after="60"/>
       </w:pPr>
       <w:r>
         <w:rPr>
           <w:rFonts w:ascii="Times New Roman" w:hAnsi="Times New Roman"/>
           <w:b/>
-          <w:color w:val="111827"/>
-          <w:sz w:val="23"/>
+          <w:i/>
+          <w:color w:val="374151"/>
+          <w:sz w:val="24"/>
         </w:rPr>
-        <w:t xml:space="preserve">StegAnalysisResult (steg_analysis_results): </w:t>
+        <w:t>Table 4.3: Data Dictionary - strike_telemetry_logs Entity</w:t>
       </w:r>
-      <w:r>
-        <w:rPr>
-          <w:rFonts w:ascii="Times New Roman" w:hAnsi="Times New Roman"/>
-          <w:color w:val="1F2937"/>
-          <w:sz w:val="23"/>
-        </w:rPr>
-        <w:t>Maintains forensic telemetry from the steganography inspection engine, storing file hashes, tool signatures, least-significant-bit (LSB) anomaly ratios, and binary extraction findings.</w:t>
-      </w:r>
+    </w:p>
+    <w:tbl>
+      <w:tblPr>
+        <w:tblW w:type="auto" w:w="0"/>
+        <w:jc w:val="center"/>
+        <w:tblLayout w:type="fixed"/>
+        <w:tblLook w:firstColumn="1" w:firstRow="1" w:lastColumn="0" w:lastRow="0" w:noHBand="0" w:noVBand="1" w:val="04A0"/>
+      </w:tblPr>
+      <w:tblGrid>
+        <w:gridCol w:w="1872"/>
+        <w:gridCol w:w="1872"/>
+        <w:gridCol w:w="1872"/>
+        <w:gridCol w:w="1872"/>
+        <w:gridCol w:w="1872"/>
+      </w:tblGrid>
+      <w:tr>
+        <w:tc>
+          <w:tcPr>
+            <w:tcW w:type="dxa" w:w="1872"/>
+            <w:shd w:fill="1E3A8A"/>
+            <w:tcMar>
+              <w:top w:w="100" w:type="dxa"/>
+              <w:bottom w:w="100" w:type="dxa"/>
+              <w:left w:w="100" w:type="dxa"/>
+              <w:right w:w="100" w:type="dxa"/>
+            </w:tcMar>
+          </w:tcPr>
+          <w:p>
+            <w:r>
+              <w:rPr>
+                <w:rFonts w:ascii="Times New Roman" w:hAnsi="Times New Roman"/>
+                <w:b/>
+                <w:color w:val="FFFFFF"/>
+                <w:sz w:val="19"/>
+              </w:rPr>
+              <w:t>Attribute</w:t>
+            </w:r>
+          </w:p>
+        </w:tc>
+        <w:tc>
+          <w:tcPr>
+            <w:tcW w:type="dxa" w:w="1584"/>
+            <w:shd w:fill="1E3A8A"/>
+            <w:tcMar>
+              <w:top w:w="100" w:type="dxa"/>
+              <w:bottom w:w="100" w:type="dxa"/>
+              <w:left w:w="100" w:type="dxa"/>
+              <w:right w:w="100" w:type="dxa"/>
+            </w:tcMar>
+          </w:tcPr>
+          <w:p>
+            <w:r>
+              <w:rPr>
+                <w:rFonts w:ascii="Times New Roman" w:hAnsi="Times New Roman"/>
+                <w:b/>
+                <w:color w:val="FFFFFF"/>
+                <w:sz w:val="19"/>
+              </w:rPr>
+              <w:t>Data Type</w:t>
+            </w:r>
+          </w:p>
+        </w:tc>
+        <w:tc>
+          <w:tcPr>
+            <w:tcW w:type="dxa" w:w="2160"/>
+            <w:shd w:fill="1E3A8A"/>
+            <w:tcMar>
+              <w:top w:w="100" w:type="dxa"/>
+              <w:bottom w:w="100" w:type="dxa"/>
+              <w:left w:w="100" w:type="dxa"/>
+              <w:right w:w="100" w:type="dxa"/>
+            </w:tcMar>
+          </w:tcPr>
+          <w:p>
+            <w:r>
+              <w:rPr>
+                <w:rFonts w:ascii="Times New Roman" w:hAnsi="Times New Roman"/>
+                <w:b/>
+                <w:color w:val="FFFFFF"/>
+                <w:sz w:val="19"/>
+              </w:rPr>
+              <w:t>Constraint</w:t>
+            </w:r>
+          </w:p>
+        </w:tc>
+        <w:tc>
+          <w:tcPr>
+            <w:tcW w:type="dxa" w:w="1296"/>
+            <w:shd w:fill="1E3A8A"/>
+            <w:tcMar>
+              <w:top w:w="100" w:type="dxa"/>
+              <w:bottom w:w="100" w:type="dxa"/>
+              <w:left w:w="100" w:type="dxa"/>
+              <w:right w:w="100" w:type="dxa"/>
+            </w:tcMar>
+          </w:tcPr>
+          <w:p>
+            <w:r>
+              <w:rPr>
+                <w:rFonts w:ascii="Times New Roman" w:hAnsi="Times New Roman"/>
+                <w:b/>
+                <w:color w:val="FFFFFF"/>
+                <w:sz w:val="19"/>
+              </w:rPr>
+              <w:t>Nullability</w:t>
+            </w:r>
+          </w:p>
+        </w:tc>
+        <w:tc>
+          <w:tcPr>
+            <w:tcW w:type="dxa" w:w="2736"/>
+            <w:shd w:fill="1E3A8A"/>
+            <w:tcMar>
+              <w:top w:w="100" w:type="dxa"/>
+              <w:bottom w:w="100" w:type="dxa"/>
+              <w:left w:w="100" w:type="dxa"/>
+              <w:right w:w="100" w:type="dxa"/>
+            </w:tcMar>
+          </w:tcPr>
+          <w:p>
+            <w:r>
+              <w:rPr>
+                <w:rFonts w:ascii="Times New Roman" w:hAnsi="Times New Roman"/>
+                <w:b/>
+                <w:color w:val="FFFFFF"/>
+                <w:sz w:val="19"/>
+              </w:rPr>
+              <w:t>Description</w:t>
+            </w:r>
+          </w:p>
+        </w:tc>
+      </w:tr>
+      <w:tr>
+        <w:tc>
+          <w:tcPr>
+            <w:tcW w:type="dxa" w:w="1872"/>
+            <w:shd w:fill="F8FAFC"/>
+            <w:tcMar>
+              <w:top w:w="70" w:type="dxa"/>
+              <w:bottom w:w="70" w:type="dxa"/>
+              <w:left w:w="90" w:type="dxa"/>
+              <w:right w:w="90" w:type="dxa"/>
+            </w:tcMar>
+          </w:tcPr>
+          <w:p>
+            <w:r>
+              <w:rPr>
+                <w:rFonts w:ascii="Times New Roman" w:hAnsi="Times New Roman"/>
+                <w:sz w:val="18"/>
+              </w:rPr>
+              <w:t>strike_id</w:t>
+            </w:r>
+          </w:p>
+        </w:tc>
+        <w:tc>
+          <w:tcPr>
+            <w:tcW w:type="dxa" w:w="1584"/>
+            <w:shd w:fill="F8FAFC"/>
+            <w:tcMar>
+              <w:top w:w="70" w:type="dxa"/>
+              <w:bottom w:w="70" w:type="dxa"/>
+              <w:left w:w="90" w:type="dxa"/>
+              <w:right w:w="90" w:type="dxa"/>
+            </w:tcMar>
+          </w:tcPr>
+          <w:p>
+            <w:r>
+              <w:rPr>
+                <w:rFonts w:ascii="Times New Roman" w:hAnsi="Times New Roman"/>
+                <w:sz w:val="18"/>
+              </w:rPr>
+              <w:t>VARCHAR(64)</w:t>
+            </w:r>
+          </w:p>
+        </w:tc>
+        <w:tc>
+          <w:tcPr>
+            <w:tcW w:type="dxa" w:w="2160"/>
+            <w:shd w:fill="F8FAFC"/>
+            <w:tcMar>
+              <w:top w:w="70" w:type="dxa"/>
+              <w:bottom w:w="70" w:type="dxa"/>
+              <w:left w:w="90" w:type="dxa"/>
+              <w:right w:w="90" w:type="dxa"/>
+            </w:tcMar>
+          </w:tcPr>
+          <w:p>
+            <w:r>
+              <w:rPr>
+                <w:rFonts w:ascii="Times New Roman" w:hAnsi="Times New Roman"/>
+                <w:sz w:val="18"/>
+              </w:rPr>
+              <w:t>PRIMARY KEY</w:t>
+            </w:r>
+          </w:p>
+        </w:tc>
+        <w:tc>
+          <w:tcPr>
+            <w:tcW w:type="dxa" w:w="1296"/>
+            <w:shd w:fill="F8FAFC"/>
+            <w:tcMar>
+              <w:top w:w="70" w:type="dxa"/>
+              <w:bottom w:w="70" w:type="dxa"/>
+              <w:left w:w="90" w:type="dxa"/>
+              <w:right w:w="90" w:type="dxa"/>
+            </w:tcMar>
+          </w:tcPr>
+          <w:p>
+            <w:r>
+              <w:rPr>
+                <w:rFonts w:ascii="Times New Roman" w:hAnsi="Times New Roman"/>
+                <w:sz w:val="18"/>
+              </w:rPr>
+              <w:t>NOT NULL</w:t>
+            </w:r>
+          </w:p>
+        </w:tc>
+        <w:tc>
+          <w:tcPr>
+            <w:tcW w:type="dxa" w:w="2736"/>
+            <w:shd w:fill="F8FAFC"/>
+            <w:tcMar>
+              <w:top w:w="70" w:type="dxa"/>
+              <w:bottom w:w="70" w:type="dxa"/>
+              <w:left w:w="90" w:type="dxa"/>
+              <w:right w:w="90" w:type="dxa"/>
+            </w:tcMar>
+          </w:tcPr>
+          <w:p>
+            <w:r>
+              <w:rPr>
+                <w:rFonts w:ascii="Times New Roman" w:hAnsi="Times New Roman"/>
+                <w:sz w:val="18"/>
+              </w:rPr>
+              <w:t>Globally unique adversary simulation transaction identifier.</w:t>
+            </w:r>
+          </w:p>
+        </w:tc>
+      </w:tr>
+      <w:tr>
+        <w:tc>
+          <w:tcPr>
+            <w:tcW w:type="dxa" w:w="1872"/>
+            <w:shd w:fill="FFFFFF"/>
+            <w:tcMar>
+              <w:top w:w="70" w:type="dxa"/>
+              <w:bottom w:w="70" w:type="dxa"/>
+              <w:left w:w="90" w:type="dxa"/>
+              <w:right w:w="90" w:type="dxa"/>
+            </w:tcMar>
+          </w:tcPr>
+          <w:p>
+            <w:r>
+              <w:rPr>
+                <w:rFonts w:ascii="Times New Roman" w:hAnsi="Times New Roman"/>
+                <w:sz w:val="18"/>
+              </w:rPr>
+              <w:t>finding_id</w:t>
+            </w:r>
+          </w:p>
+        </w:tc>
+        <w:tc>
+          <w:tcPr>
+            <w:tcW w:type="dxa" w:w="1584"/>
+            <w:shd w:fill="FFFFFF"/>
+            <w:tcMar>
+              <w:top w:w="70" w:type="dxa"/>
+              <w:bottom w:w="70" w:type="dxa"/>
+              <w:left w:w="90" w:type="dxa"/>
+              <w:right w:w="90" w:type="dxa"/>
+            </w:tcMar>
+          </w:tcPr>
+          <w:p>
+            <w:r>
+              <w:rPr>
+                <w:rFonts w:ascii="Times New Roman" w:hAnsi="Times New Roman"/>
+                <w:sz w:val="18"/>
+              </w:rPr>
+              <w:t>INTEGER</w:t>
+            </w:r>
+          </w:p>
+        </w:tc>
+        <w:tc>
+          <w:tcPr>
+            <w:tcW w:type="dxa" w:w="2160"/>
+            <w:shd w:fill="FFFFFF"/>
+            <w:tcMar>
+              <w:top w:w="70" w:type="dxa"/>
+              <w:bottom w:w="70" w:type="dxa"/>
+              <w:left w:w="90" w:type="dxa"/>
+              <w:right w:w="90" w:type="dxa"/>
+            </w:tcMar>
+          </w:tcPr>
+          <w:p>
+            <w:r>
+              <w:rPr>
+                <w:rFonts w:ascii="Times New Roman" w:hAnsi="Times New Roman"/>
+                <w:sz w:val="18"/>
+              </w:rPr>
+              <w:t>FOREIGN KEY (unified_findings.id)</w:t>
+            </w:r>
+          </w:p>
+        </w:tc>
+        <w:tc>
+          <w:tcPr>
+            <w:tcW w:type="dxa" w:w="1296"/>
+            <w:shd w:fill="FFFFFF"/>
+            <w:tcMar>
+              <w:top w:w="70" w:type="dxa"/>
+              <w:bottom w:w="70" w:type="dxa"/>
+              <w:left w:w="90" w:type="dxa"/>
+              <w:right w:w="90" w:type="dxa"/>
+            </w:tcMar>
+          </w:tcPr>
+          <w:p>
+            <w:r>
+              <w:rPr>
+                <w:rFonts w:ascii="Times New Roman" w:hAnsi="Times New Roman"/>
+                <w:sz w:val="18"/>
+              </w:rPr>
+              <w:t>NULLABLE</w:t>
+            </w:r>
+          </w:p>
+        </w:tc>
+        <w:tc>
+          <w:tcPr>
+            <w:tcW w:type="dxa" w:w="2736"/>
+            <w:shd w:fill="FFFFFF"/>
+            <w:tcMar>
+              <w:top w:w="70" w:type="dxa"/>
+              <w:bottom w:w="70" w:type="dxa"/>
+              <w:left w:w="90" w:type="dxa"/>
+              <w:right w:w="90" w:type="dxa"/>
+            </w:tcMar>
+          </w:tcPr>
+          <w:p>
+            <w:r>
+              <w:rPr>
+                <w:rFonts w:ascii="Times New Roman" w:hAnsi="Times New Roman"/>
+                <w:sz w:val="18"/>
+              </w:rPr>
+              <w:t>Correlated finding reference generated upon strike execution.</w:t>
+            </w:r>
+          </w:p>
+        </w:tc>
+      </w:tr>
+      <w:tr>
+        <w:tc>
+          <w:tcPr>
+            <w:tcW w:type="dxa" w:w="1872"/>
+            <w:shd w:fill="F8FAFC"/>
+            <w:tcMar>
+              <w:top w:w="70" w:type="dxa"/>
+              <w:bottom w:w="70" w:type="dxa"/>
+              <w:left w:w="90" w:type="dxa"/>
+              <w:right w:w="90" w:type="dxa"/>
+            </w:tcMar>
+          </w:tcPr>
+          <w:p>
+            <w:r>
+              <w:rPr>
+                <w:rFonts w:ascii="Times New Roman" w:hAnsi="Times New Roman"/>
+                <w:sz w:val="18"/>
+              </w:rPr>
+              <w:t>scenario_id</w:t>
+            </w:r>
+          </w:p>
+        </w:tc>
+        <w:tc>
+          <w:tcPr>
+            <w:tcW w:type="dxa" w:w="1584"/>
+            <w:shd w:fill="F8FAFC"/>
+            <w:tcMar>
+              <w:top w:w="70" w:type="dxa"/>
+              <w:bottom w:w="70" w:type="dxa"/>
+              <w:left w:w="90" w:type="dxa"/>
+              <w:right w:w="90" w:type="dxa"/>
+            </w:tcMar>
+          </w:tcPr>
+          <w:p>
+            <w:r>
+              <w:rPr>
+                <w:rFonts w:ascii="Times New Roman" w:hAnsi="Times New Roman"/>
+                <w:sz w:val="18"/>
+              </w:rPr>
+              <w:t>VARCHAR(64)</w:t>
+            </w:r>
+          </w:p>
+        </w:tc>
+        <w:tc>
+          <w:tcPr>
+            <w:tcW w:type="dxa" w:w="2160"/>
+            <w:shd w:fill="F8FAFC"/>
+            <w:tcMar>
+              <w:top w:w="70" w:type="dxa"/>
+              <w:bottom w:w="70" w:type="dxa"/>
+              <w:left w:w="90" w:type="dxa"/>
+              <w:right w:w="90" w:type="dxa"/>
+            </w:tcMar>
+          </w:tcPr>
+          <w:p>
+            <w:r>
+              <w:rPr>
+                <w:rFonts w:ascii="Times New Roman" w:hAnsi="Times New Roman"/>
+                <w:sz w:val="18"/>
+              </w:rPr>
+              <w:t>INDEXED</w:t>
+            </w:r>
+          </w:p>
+        </w:tc>
+        <w:tc>
+          <w:tcPr>
+            <w:tcW w:type="dxa" w:w="1296"/>
+            <w:shd w:fill="F8FAFC"/>
+            <w:tcMar>
+              <w:top w:w="70" w:type="dxa"/>
+              <w:bottom w:w="70" w:type="dxa"/>
+              <w:left w:w="90" w:type="dxa"/>
+              <w:right w:w="90" w:type="dxa"/>
+            </w:tcMar>
+          </w:tcPr>
+          <w:p>
+            <w:r>
+              <w:rPr>
+                <w:rFonts w:ascii="Times New Roman" w:hAnsi="Times New Roman"/>
+                <w:sz w:val="18"/>
+              </w:rPr>
+              <w:t>NOT NULL</w:t>
+            </w:r>
+          </w:p>
+        </w:tc>
+        <w:tc>
+          <w:tcPr>
+            <w:tcW w:type="dxa" w:w="2736"/>
+            <w:shd w:fill="F8FAFC"/>
+            <w:tcMar>
+              <w:top w:w="70" w:type="dxa"/>
+              <w:bottom w:w="70" w:type="dxa"/>
+              <w:left w:w="90" w:type="dxa"/>
+              <w:right w:w="90" w:type="dxa"/>
+            </w:tcMar>
+          </w:tcPr>
+          <w:p>
+            <w:r>
+              <w:rPr>
+                <w:rFonts w:ascii="Times New Roman" w:hAnsi="Times New Roman"/>
+                <w:sz w:val="18"/>
+              </w:rPr>
+              <w:t>Simulation profile key (e.g., 'sqli-auth-bypass').</w:t>
+            </w:r>
+          </w:p>
+        </w:tc>
+      </w:tr>
+      <w:tr>
+        <w:tc>
+          <w:tcPr>
+            <w:tcW w:type="dxa" w:w="1872"/>
+            <w:shd w:fill="FFFFFF"/>
+            <w:tcMar>
+              <w:top w:w="70" w:type="dxa"/>
+              <w:bottom w:w="70" w:type="dxa"/>
+              <w:left w:w="90" w:type="dxa"/>
+              <w:right w:w="90" w:type="dxa"/>
+            </w:tcMar>
+          </w:tcPr>
+          <w:p>
+            <w:r>
+              <w:rPr>
+                <w:rFonts w:ascii="Times New Roman" w:hAnsi="Times New Roman"/>
+                <w:sz w:val="18"/>
+              </w:rPr>
+              <w:t>mitre_technique</w:t>
+            </w:r>
+          </w:p>
+        </w:tc>
+        <w:tc>
+          <w:tcPr>
+            <w:tcW w:type="dxa" w:w="1584"/>
+            <w:shd w:fill="FFFFFF"/>
+            <w:tcMar>
+              <w:top w:w="70" w:type="dxa"/>
+              <w:bottom w:w="70" w:type="dxa"/>
+              <w:left w:w="90" w:type="dxa"/>
+              <w:right w:w="90" w:type="dxa"/>
+            </w:tcMar>
+          </w:tcPr>
+          <w:p>
+            <w:r>
+              <w:rPr>
+                <w:rFonts w:ascii="Times New Roman" w:hAnsi="Times New Roman"/>
+                <w:sz w:val="18"/>
+              </w:rPr>
+              <w:t>VARCHAR(64)</w:t>
+            </w:r>
+          </w:p>
+        </w:tc>
+        <w:tc>
+          <w:tcPr>
+            <w:tcW w:type="dxa" w:w="2160"/>
+            <w:shd w:fill="FFFFFF"/>
+            <w:tcMar>
+              <w:top w:w="70" w:type="dxa"/>
+              <w:bottom w:w="70" w:type="dxa"/>
+              <w:left w:w="90" w:type="dxa"/>
+              <w:right w:w="90" w:type="dxa"/>
+            </w:tcMar>
+          </w:tcPr>
+          <w:p>
+            <w:r>
+              <w:rPr>
+                <w:rFonts w:ascii="Times New Roman" w:hAnsi="Times New Roman"/>
+                <w:sz w:val="18"/>
+              </w:rPr>
+              <w:t>ATT&amp;CK MAPPING</w:t>
+            </w:r>
+          </w:p>
+        </w:tc>
+        <w:tc>
+          <w:tcPr>
+            <w:tcW w:type="dxa" w:w="1296"/>
+            <w:shd w:fill="FFFFFF"/>
+            <w:tcMar>
+              <w:top w:w="70" w:type="dxa"/>
+              <w:bottom w:w="70" w:type="dxa"/>
+              <w:left w:w="90" w:type="dxa"/>
+              <w:right w:w="90" w:type="dxa"/>
+            </w:tcMar>
+          </w:tcPr>
+          <w:p>
+            <w:r>
+              <w:rPr>
+                <w:rFonts w:ascii="Times New Roman" w:hAnsi="Times New Roman"/>
+                <w:sz w:val="18"/>
+              </w:rPr>
+              <w:t>NOT NULL</w:t>
+            </w:r>
+          </w:p>
+        </w:tc>
+        <w:tc>
+          <w:tcPr>
+            <w:tcW w:type="dxa" w:w="2736"/>
+            <w:shd w:fill="FFFFFF"/>
+            <w:tcMar>
+              <w:top w:w="70" w:type="dxa"/>
+              <w:bottom w:w="70" w:type="dxa"/>
+              <w:left w:w="90" w:type="dxa"/>
+              <w:right w:w="90" w:type="dxa"/>
+            </w:tcMar>
+          </w:tcPr>
+          <w:p>
+            <w:r>
+              <w:rPr>
+                <w:rFonts w:ascii="Times New Roman" w:hAnsi="Times New Roman"/>
+                <w:sz w:val="18"/>
+              </w:rPr>
+              <w:t>MITRE ATT&amp;CK technique code (e.g., 'T1190').</w:t>
+            </w:r>
+          </w:p>
+        </w:tc>
+      </w:tr>
+      <w:tr>
+        <w:tc>
+          <w:tcPr>
+            <w:tcW w:type="dxa" w:w="1872"/>
+            <w:shd w:fill="F8FAFC"/>
+            <w:tcMar>
+              <w:top w:w="70" w:type="dxa"/>
+              <w:bottom w:w="70" w:type="dxa"/>
+              <w:left w:w="90" w:type="dxa"/>
+              <w:right w:w="90" w:type="dxa"/>
+            </w:tcMar>
+          </w:tcPr>
+          <w:p>
+            <w:r>
+              <w:rPr>
+                <w:rFonts w:ascii="Times New Roman" w:hAnsi="Times New Roman"/>
+                <w:sz w:val="18"/>
+              </w:rPr>
+              <w:t>target_endpoint</w:t>
+            </w:r>
+          </w:p>
+        </w:tc>
+        <w:tc>
+          <w:tcPr>
+            <w:tcW w:type="dxa" w:w="1584"/>
+            <w:shd w:fill="F8FAFC"/>
+            <w:tcMar>
+              <w:top w:w="70" w:type="dxa"/>
+              <w:bottom w:w="70" w:type="dxa"/>
+              <w:left w:w="90" w:type="dxa"/>
+              <w:right w:w="90" w:type="dxa"/>
+            </w:tcMar>
+          </w:tcPr>
+          <w:p>
+            <w:r>
+              <w:rPr>
+                <w:rFonts w:ascii="Times New Roman" w:hAnsi="Times New Roman"/>
+                <w:sz w:val="18"/>
+              </w:rPr>
+              <w:t>VARCHAR(255)</w:t>
+            </w:r>
+          </w:p>
+        </w:tc>
+        <w:tc>
+          <w:tcPr>
+            <w:tcW w:type="dxa" w:w="2160"/>
+            <w:shd w:fill="F8FAFC"/>
+            <w:tcMar>
+              <w:top w:w="70" w:type="dxa"/>
+              <w:bottom w:w="70" w:type="dxa"/>
+              <w:left w:w="90" w:type="dxa"/>
+              <w:right w:w="90" w:type="dxa"/>
+            </w:tcMar>
+          </w:tcPr>
+          <w:p>
+            <w:r>
+              <w:rPr>
+                <w:rFonts w:ascii="Times New Roman" w:hAnsi="Times New Roman"/>
+                <w:sz w:val="18"/>
+              </w:rPr>
+              <w:t>URI</w:t>
+            </w:r>
+          </w:p>
+        </w:tc>
+        <w:tc>
+          <w:tcPr>
+            <w:tcW w:type="dxa" w:w="1296"/>
+            <w:shd w:fill="F8FAFC"/>
+            <w:tcMar>
+              <w:top w:w="70" w:type="dxa"/>
+              <w:bottom w:w="70" w:type="dxa"/>
+              <w:left w:w="90" w:type="dxa"/>
+              <w:right w:w="90" w:type="dxa"/>
+            </w:tcMar>
+          </w:tcPr>
+          <w:p>
+            <w:r>
+              <w:rPr>
+                <w:rFonts w:ascii="Times New Roman" w:hAnsi="Times New Roman"/>
+                <w:sz w:val="18"/>
+              </w:rPr>
+              <w:t>NOT NULL</w:t>
+            </w:r>
+          </w:p>
+        </w:tc>
+        <w:tc>
+          <w:tcPr>
+            <w:tcW w:type="dxa" w:w="2736"/>
+            <w:shd w:fill="F8FAFC"/>
+            <w:tcMar>
+              <w:top w:w="70" w:type="dxa"/>
+              <w:bottom w:w="70" w:type="dxa"/>
+              <w:left w:w="90" w:type="dxa"/>
+              <w:right w:w="90" w:type="dxa"/>
+            </w:tcMar>
+          </w:tcPr>
+          <w:p>
+            <w:r>
+              <w:rPr>
+                <w:rFonts w:ascii="Times New Roman" w:hAnsi="Times New Roman"/>
+                <w:sz w:val="18"/>
+              </w:rPr>
+              <w:t>Target route against which the payload was dispatched.</w:t>
+            </w:r>
+          </w:p>
+        </w:tc>
+      </w:tr>
+      <w:tr>
+        <w:tc>
+          <w:tcPr>
+            <w:tcW w:type="dxa" w:w="1872"/>
+            <w:shd w:fill="FFFFFF"/>
+            <w:tcMar>
+              <w:top w:w="70" w:type="dxa"/>
+              <w:bottom w:w="70" w:type="dxa"/>
+              <w:left w:w="90" w:type="dxa"/>
+              <w:right w:w="90" w:type="dxa"/>
+            </w:tcMar>
+          </w:tcPr>
+          <w:p>
+            <w:r>
+              <w:rPr>
+                <w:rFonts w:ascii="Times New Roman" w:hAnsi="Times New Roman"/>
+                <w:sz w:val="18"/>
+              </w:rPr>
+              <w:t>injected_payload</w:t>
+            </w:r>
+          </w:p>
+        </w:tc>
+        <w:tc>
+          <w:tcPr>
+            <w:tcW w:type="dxa" w:w="1584"/>
+            <w:shd w:fill="FFFFFF"/>
+            <w:tcMar>
+              <w:top w:w="70" w:type="dxa"/>
+              <w:bottom w:w="70" w:type="dxa"/>
+              <w:left w:w="90" w:type="dxa"/>
+              <w:right w:w="90" w:type="dxa"/>
+            </w:tcMar>
+          </w:tcPr>
+          <w:p>
+            <w:r>
+              <w:rPr>
+                <w:rFonts w:ascii="Times New Roman" w:hAnsi="Times New Roman"/>
+                <w:sz w:val="18"/>
+              </w:rPr>
+              <w:t>TEXT</w:t>
+            </w:r>
+          </w:p>
+        </w:tc>
+        <w:tc>
+          <w:tcPr>
+            <w:tcW w:type="dxa" w:w="2160"/>
+            <w:shd w:fill="FFFFFF"/>
+            <w:tcMar>
+              <w:top w:w="70" w:type="dxa"/>
+              <w:bottom w:w="70" w:type="dxa"/>
+              <w:left w:w="90" w:type="dxa"/>
+              <w:right w:w="90" w:type="dxa"/>
+            </w:tcMar>
+          </w:tcPr>
+          <w:p>
+            <w:r>
+              <w:rPr>
+                <w:rFonts w:ascii="Times New Roman" w:hAnsi="Times New Roman"/>
+                <w:sz w:val="18"/>
+              </w:rPr>
+              <w:t>NONE</w:t>
+            </w:r>
+          </w:p>
+        </w:tc>
+        <w:tc>
+          <w:tcPr>
+            <w:tcW w:type="dxa" w:w="1296"/>
+            <w:shd w:fill="FFFFFF"/>
+            <w:tcMar>
+              <w:top w:w="70" w:type="dxa"/>
+              <w:bottom w:w="70" w:type="dxa"/>
+              <w:left w:w="90" w:type="dxa"/>
+              <w:right w:w="90" w:type="dxa"/>
+            </w:tcMar>
+          </w:tcPr>
+          <w:p>
+            <w:r>
+              <w:rPr>
+                <w:rFonts w:ascii="Times New Roman" w:hAnsi="Times New Roman"/>
+                <w:sz w:val="18"/>
+              </w:rPr>
+              <w:t>NOT NULL</w:t>
+            </w:r>
+          </w:p>
+        </w:tc>
+        <w:tc>
+          <w:tcPr>
+            <w:tcW w:type="dxa" w:w="2736"/>
+            <w:shd w:fill="FFFFFF"/>
+            <w:tcMar>
+              <w:top w:w="70" w:type="dxa"/>
+              <w:bottom w:w="70" w:type="dxa"/>
+              <w:left w:w="90" w:type="dxa"/>
+              <w:right w:w="90" w:type="dxa"/>
+            </w:tcMar>
+          </w:tcPr>
+          <w:p>
+            <w:r>
+              <w:rPr>
+                <w:rFonts w:ascii="Times New Roman" w:hAnsi="Times New Roman"/>
+                <w:sz w:val="18"/>
+              </w:rPr>
+              <w:t>Exact raw payload dispatched over the network socket.</w:t>
+            </w:r>
+          </w:p>
+        </w:tc>
+      </w:tr>
+      <w:tr>
+        <w:tc>
+          <w:tcPr>
+            <w:tcW w:type="dxa" w:w="1872"/>
+            <w:shd w:fill="F8FAFC"/>
+            <w:tcMar>
+              <w:top w:w="70" w:type="dxa"/>
+              <w:bottom w:w="70" w:type="dxa"/>
+              <w:left w:w="90" w:type="dxa"/>
+              <w:right w:w="90" w:type="dxa"/>
+            </w:tcMar>
+          </w:tcPr>
+          <w:p>
+            <w:r>
+              <w:rPr>
+                <w:rFonts w:ascii="Times New Roman" w:hAnsi="Times New Roman"/>
+                <w:sz w:val="18"/>
+              </w:rPr>
+              <w:t>defense_status</w:t>
+            </w:r>
+          </w:p>
+        </w:tc>
+        <w:tc>
+          <w:tcPr>
+            <w:tcW w:type="dxa" w:w="1584"/>
+            <w:shd w:fill="F8FAFC"/>
+            <w:tcMar>
+              <w:top w:w="70" w:type="dxa"/>
+              <w:bottom w:w="70" w:type="dxa"/>
+              <w:left w:w="90" w:type="dxa"/>
+              <w:right w:w="90" w:type="dxa"/>
+            </w:tcMar>
+          </w:tcPr>
+          <w:p>
+            <w:r>
+              <w:rPr>
+                <w:rFonts w:ascii="Times New Roman" w:hAnsi="Times New Roman"/>
+                <w:sz w:val="18"/>
+              </w:rPr>
+              <w:t>VARCHAR(64)</w:t>
+            </w:r>
+          </w:p>
+        </w:tc>
+        <w:tc>
+          <w:tcPr>
+            <w:tcW w:type="dxa" w:w="2160"/>
+            <w:shd w:fill="F8FAFC"/>
+            <w:tcMar>
+              <w:top w:w="70" w:type="dxa"/>
+              <w:bottom w:w="70" w:type="dxa"/>
+              <w:left w:w="90" w:type="dxa"/>
+              <w:right w:w="90" w:type="dxa"/>
+            </w:tcMar>
+          </w:tcPr>
+          <w:p>
+            <w:r>
+              <w:rPr>
+                <w:rFonts w:ascii="Times New Roman" w:hAnsi="Times New Roman"/>
+                <w:sz w:val="18"/>
+              </w:rPr>
+              <w:t>VERDICT</w:t>
+            </w:r>
+          </w:p>
+        </w:tc>
+        <w:tc>
+          <w:tcPr>
+            <w:tcW w:type="dxa" w:w="1296"/>
+            <w:shd w:fill="F8FAFC"/>
+            <w:tcMar>
+              <w:top w:w="70" w:type="dxa"/>
+              <w:bottom w:w="70" w:type="dxa"/>
+              <w:left w:w="90" w:type="dxa"/>
+              <w:right w:w="90" w:type="dxa"/>
+            </w:tcMar>
+          </w:tcPr>
+          <w:p>
+            <w:r>
+              <w:rPr>
+                <w:rFonts w:ascii="Times New Roman" w:hAnsi="Times New Roman"/>
+                <w:sz w:val="18"/>
+              </w:rPr>
+              <w:t>NOT NULL</w:t>
+            </w:r>
+          </w:p>
+        </w:tc>
+        <w:tc>
+          <w:tcPr>
+            <w:tcW w:type="dxa" w:w="2736"/>
+            <w:shd w:fill="F8FAFC"/>
+            <w:tcMar>
+              <w:top w:w="70" w:type="dxa"/>
+              <w:bottom w:w="70" w:type="dxa"/>
+              <w:left w:w="90" w:type="dxa"/>
+              <w:right w:w="90" w:type="dxa"/>
+            </w:tcMar>
+          </w:tcPr>
+          <w:p>
+            <w:r>
+              <w:rPr>
+                <w:rFonts w:ascii="Times New Roman" w:hAnsi="Times New Roman"/>
+                <w:sz w:val="18"/>
+              </w:rPr>
+              <w:t>Interception outcome: 'BLOCKED (HTTP 403)' or 'EXPLOIT BYPASSED'.</w:t>
+            </w:r>
+          </w:p>
+        </w:tc>
+      </w:tr>
+      <w:tr>
+        <w:tc>
+          <w:tcPr>
+            <w:tcW w:type="dxa" w:w="1872"/>
+            <w:shd w:fill="FFFFFF"/>
+            <w:tcMar>
+              <w:top w:w="70" w:type="dxa"/>
+              <w:bottom w:w="70" w:type="dxa"/>
+              <w:left w:w="90" w:type="dxa"/>
+              <w:right w:w="90" w:type="dxa"/>
+            </w:tcMar>
+          </w:tcPr>
+          <w:p>
+            <w:r>
+              <w:rPr>
+                <w:rFonts w:ascii="Times New Roman" w:hAnsi="Times New Roman"/>
+                <w:sz w:val="18"/>
+              </w:rPr>
+              <w:t>latency_ms</w:t>
+            </w:r>
+          </w:p>
+        </w:tc>
+        <w:tc>
+          <w:tcPr>
+            <w:tcW w:type="dxa" w:w="1584"/>
+            <w:shd w:fill="FFFFFF"/>
+            <w:tcMar>
+              <w:top w:w="70" w:type="dxa"/>
+              <w:bottom w:w="70" w:type="dxa"/>
+              <w:left w:w="90" w:type="dxa"/>
+              <w:right w:w="90" w:type="dxa"/>
+            </w:tcMar>
+          </w:tcPr>
+          <w:p>
+            <w:r>
+              <w:rPr>
+                <w:rFonts w:ascii="Times New Roman" w:hAnsi="Times New Roman"/>
+                <w:sz w:val="18"/>
+              </w:rPr>
+              <w:t>FLOAT</w:t>
+            </w:r>
+          </w:p>
+        </w:tc>
+        <w:tc>
+          <w:tcPr>
+            <w:tcW w:type="dxa" w:w="2160"/>
+            <w:shd w:fill="FFFFFF"/>
+            <w:tcMar>
+              <w:top w:w="70" w:type="dxa"/>
+              <w:bottom w:w="70" w:type="dxa"/>
+              <w:left w:w="90" w:type="dxa"/>
+              <w:right w:w="90" w:type="dxa"/>
+            </w:tcMar>
+          </w:tcPr>
+          <w:p>
+            <w:r>
+              <w:rPr>
+                <w:rFonts w:ascii="Times New Roman" w:hAnsi="Times New Roman"/>
+                <w:sz w:val="18"/>
+              </w:rPr>
+              <w:t>LATENCY METRIC</w:t>
+            </w:r>
+          </w:p>
+        </w:tc>
+        <w:tc>
+          <w:tcPr>
+            <w:tcW w:type="dxa" w:w="1296"/>
+            <w:shd w:fill="FFFFFF"/>
+            <w:tcMar>
+              <w:top w:w="70" w:type="dxa"/>
+              <w:bottom w:w="70" w:type="dxa"/>
+              <w:left w:w="90" w:type="dxa"/>
+              <w:right w:w="90" w:type="dxa"/>
+            </w:tcMar>
+          </w:tcPr>
+          <w:p>
+            <w:r>
+              <w:rPr>
+                <w:rFonts w:ascii="Times New Roman" w:hAnsi="Times New Roman"/>
+                <w:sz w:val="18"/>
+              </w:rPr>
+              <w:t>NOT NULL</w:t>
+            </w:r>
+          </w:p>
+        </w:tc>
+        <w:tc>
+          <w:tcPr>
+            <w:tcW w:type="dxa" w:w="2736"/>
+            <w:shd w:fill="FFFFFF"/>
+            <w:tcMar>
+              <w:top w:w="70" w:type="dxa"/>
+              <w:bottom w:w="70" w:type="dxa"/>
+              <w:left w:w="90" w:type="dxa"/>
+              <w:right w:w="90" w:type="dxa"/>
+            </w:tcMar>
+          </w:tcPr>
+          <w:p>
+            <w:r>
+              <w:rPr>
+                <w:rFonts w:ascii="Times New Roman" w:hAnsi="Times New Roman"/>
+                <w:sz w:val="18"/>
+              </w:rPr>
+              <w:t>Total roundtrip inspection latency measured in milliseconds.</w:t>
+            </w:r>
+          </w:p>
+        </w:tc>
+      </w:tr>
+    </w:tbl>
+    <w:p>
+      <w:pPr>
+        <w:spacing w:after="120"/>
+      </w:pPr>
     </w:p>
     <w:p>
       <w:pPr>
-        <w:pStyle w:val="ListBullet"/>
-        <w:spacing w:line="276" w:lineRule="auto" w:after="80"/>
-        <w:jc w:val="left"/>
+        <w:keepNext/>
+        <w:spacing w:before="160" w:after="60"/>
       </w:pPr>
       <w:r>
         <w:rPr>
           <w:rFonts w:ascii="Times New Roman" w:hAnsi="Times New Roman"/>
           <w:b/>
-          <w:color w:val="111827"/>
-          <w:sz w:val="23"/>
+          <w:i/>
+          <w:color w:val="374151"/>
+          <w:sz w:val="24"/>
         </w:rPr>
-        <w:t xml:space="preserve">StrikeTelemetryLog (strike_telemetry_logs): </w:t>
-      </w:r>
-      <w:r>
-        <w:rPr>
-          <w:rFonts w:ascii="Times New Roman" w:hAnsi="Times New Roman"/>
-          <w:color w:val="1F2937"/>
-          <w:sz w:val="23"/>
-        </w:rPr>
-        <w:t>Records live adversary simulation telemetry, linking MITRE ATT&amp;CK techniques, WAF rule interception statuses, raw HTTP request/response buffers, and inspection latencies measured in milliseconds.</w:t>
+        <w:t>Table 4.4: Data Dictionary - remediation_pr_records Entity</w:t>
       </w:r>
     </w:p>
+    <w:tbl>
+      <w:tblPr>
+        <w:tblW w:type="auto" w:w="0"/>
+        <w:jc w:val="center"/>
+        <w:tblLayout w:type="fixed"/>
+        <w:tblLook w:firstColumn="1" w:firstRow="1" w:lastColumn="0" w:lastRow="0" w:noHBand="0" w:noVBand="1" w:val="04A0"/>
+      </w:tblPr>
+      <w:tblGrid>
+        <w:gridCol w:w="1872"/>
+        <w:gridCol w:w="1872"/>
+        <w:gridCol w:w="1872"/>
+        <w:gridCol w:w="1872"/>
+        <w:gridCol w:w="1872"/>
+      </w:tblGrid>
+      <w:tr>
+        <w:tc>
+          <w:tcPr>
+            <w:tcW w:type="dxa" w:w="1728"/>
+            <w:shd w:fill="1E3A8A"/>
+            <w:tcMar>
+              <w:top w:w="100" w:type="dxa"/>
+              <w:bottom w:w="100" w:type="dxa"/>
+              <w:left w:w="100" w:type="dxa"/>
+              <w:right w:w="100" w:type="dxa"/>
+            </w:tcMar>
+          </w:tcPr>
+          <w:p>
+            <w:r>
+              <w:rPr>
+                <w:rFonts w:ascii="Times New Roman" w:hAnsi="Times New Roman"/>
+                <w:b/>
+                <w:color w:val="FFFFFF"/>
+                <w:sz w:val="19"/>
+              </w:rPr>
+              <w:t>Attribute</w:t>
+            </w:r>
+          </w:p>
+        </w:tc>
+        <w:tc>
+          <w:tcPr>
+            <w:tcW w:type="dxa" w:w="1584"/>
+            <w:shd w:fill="1E3A8A"/>
+            <w:tcMar>
+              <w:top w:w="100" w:type="dxa"/>
+              <w:bottom w:w="100" w:type="dxa"/>
+              <w:left w:w="100" w:type="dxa"/>
+              <w:right w:w="100" w:type="dxa"/>
+            </w:tcMar>
+          </w:tcPr>
+          <w:p>
+            <w:r>
+              <w:rPr>
+                <w:rFonts w:ascii="Times New Roman" w:hAnsi="Times New Roman"/>
+                <w:b/>
+                <w:color w:val="FFFFFF"/>
+                <w:sz w:val="19"/>
+              </w:rPr>
+              <w:t>Data Type</w:t>
+            </w:r>
+          </w:p>
+        </w:tc>
+        <w:tc>
+          <w:tcPr>
+            <w:tcW w:type="dxa" w:w="2160"/>
+            <w:shd w:fill="1E3A8A"/>
+            <w:tcMar>
+              <w:top w:w="100" w:type="dxa"/>
+              <w:bottom w:w="100" w:type="dxa"/>
+              <w:left w:w="100" w:type="dxa"/>
+              <w:right w:w="100" w:type="dxa"/>
+            </w:tcMar>
+          </w:tcPr>
+          <w:p>
+            <w:r>
+              <w:rPr>
+                <w:rFonts w:ascii="Times New Roman" w:hAnsi="Times New Roman"/>
+                <w:b/>
+                <w:color w:val="FFFFFF"/>
+                <w:sz w:val="19"/>
+              </w:rPr>
+              <w:t>Constraint</w:t>
+            </w:r>
+          </w:p>
+        </w:tc>
+        <w:tc>
+          <w:tcPr>
+            <w:tcW w:type="dxa" w:w="1296"/>
+            <w:shd w:fill="1E3A8A"/>
+            <w:tcMar>
+              <w:top w:w="100" w:type="dxa"/>
+              <w:bottom w:w="100" w:type="dxa"/>
+              <w:left w:w="100" w:type="dxa"/>
+              <w:right w:w="100" w:type="dxa"/>
+            </w:tcMar>
+          </w:tcPr>
+          <w:p>
+            <w:r>
+              <w:rPr>
+                <w:rFonts w:ascii="Times New Roman" w:hAnsi="Times New Roman"/>
+                <w:b/>
+                <w:color w:val="FFFFFF"/>
+                <w:sz w:val="19"/>
+              </w:rPr>
+              <w:t>Nullability</w:t>
+            </w:r>
+          </w:p>
+        </w:tc>
+        <w:tc>
+          <w:tcPr>
+            <w:tcW w:type="dxa" w:w="2880"/>
+            <w:shd w:fill="1E3A8A"/>
+            <w:tcMar>
+              <w:top w:w="100" w:type="dxa"/>
+              <w:bottom w:w="100" w:type="dxa"/>
+              <w:left w:w="100" w:type="dxa"/>
+              <w:right w:w="100" w:type="dxa"/>
+            </w:tcMar>
+          </w:tcPr>
+          <w:p>
+            <w:r>
+              <w:rPr>
+                <w:rFonts w:ascii="Times New Roman" w:hAnsi="Times New Roman"/>
+                <w:b/>
+                <w:color w:val="FFFFFF"/>
+                <w:sz w:val="19"/>
+              </w:rPr>
+              <w:t>Description</w:t>
+            </w:r>
+          </w:p>
+        </w:tc>
+      </w:tr>
+      <w:tr>
+        <w:tc>
+          <w:tcPr>
+            <w:tcW w:type="dxa" w:w="1728"/>
+            <w:shd w:fill="F8FAFC"/>
+            <w:tcMar>
+              <w:top w:w="70" w:type="dxa"/>
+              <w:bottom w:w="70" w:type="dxa"/>
+              <w:left w:w="90" w:type="dxa"/>
+              <w:right w:w="90" w:type="dxa"/>
+            </w:tcMar>
+          </w:tcPr>
+          <w:p>
+            <w:r>
+              <w:rPr>
+                <w:rFonts w:ascii="Times New Roman" w:hAnsi="Times New Roman"/>
+                <w:sz w:val="18"/>
+              </w:rPr>
+              <w:t>pr_number</w:t>
+            </w:r>
+          </w:p>
+        </w:tc>
+        <w:tc>
+          <w:tcPr>
+            <w:tcW w:type="dxa" w:w="1584"/>
+            <w:shd w:fill="F8FAFC"/>
+            <w:tcMar>
+              <w:top w:w="70" w:type="dxa"/>
+              <w:bottom w:w="70" w:type="dxa"/>
+              <w:left w:w="90" w:type="dxa"/>
+              <w:right w:w="90" w:type="dxa"/>
+            </w:tcMar>
+          </w:tcPr>
+          <w:p>
+            <w:r>
+              <w:rPr>
+                <w:rFonts w:ascii="Times New Roman" w:hAnsi="Times New Roman"/>
+                <w:sz w:val="18"/>
+              </w:rPr>
+              <w:t>INTEGER</w:t>
+            </w:r>
+          </w:p>
+        </w:tc>
+        <w:tc>
+          <w:tcPr>
+            <w:tcW w:type="dxa" w:w="2160"/>
+            <w:shd w:fill="F8FAFC"/>
+            <w:tcMar>
+              <w:top w:w="70" w:type="dxa"/>
+              <w:bottom w:w="70" w:type="dxa"/>
+              <w:left w:w="90" w:type="dxa"/>
+              <w:right w:w="90" w:type="dxa"/>
+            </w:tcMar>
+          </w:tcPr>
+          <w:p>
+            <w:r>
+              <w:rPr>
+                <w:rFonts w:ascii="Times New Roman" w:hAnsi="Times New Roman"/>
+                <w:sz w:val="18"/>
+              </w:rPr>
+              <w:t>PRIMARY KEY</w:t>
+            </w:r>
+          </w:p>
+        </w:tc>
+        <w:tc>
+          <w:tcPr>
+            <w:tcW w:type="dxa" w:w="1296"/>
+            <w:shd w:fill="F8FAFC"/>
+            <w:tcMar>
+              <w:top w:w="70" w:type="dxa"/>
+              <w:bottom w:w="70" w:type="dxa"/>
+              <w:left w:w="90" w:type="dxa"/>
+              <w:right w:w="90" w:type="dxa"/>
+            </w:tcMar>
+          </w:tcPr>
+          <w:p>
+            <w:r>
+              <w:rPr>
+                <w:rFonts w:ascii="Times New Roman" w:hAnsi="Times New Roman"/>
+                <w:sz w:val="18"/>
+              </w:rPr>
+              <w:t>NOT NULL</w:t>
+            </w:r>
+          </w:p>
+        </w:tc>
+        <w:tc>
+          <w:tcPr>
+            <w:tcW w:type="dxa" w:w="2880"/>
+            <w:shd w:fill="F8FAFC"/>
+            <w:tcMar>
+              <w:top w:w="70" w:type="dxa"/>
+              <w:bottom w:w="70" w:type="dxa"/>
+              <w:left w:w="90" w:type="dxa"/>
+              <w:right w:w="90" w:type="dxa"/>
+            </w:tcMar>
+          </w:tcPr>
+          <w:p>
+            <w:r>
+              <w:rPr>
+                <w:rFonts w:ascii="Times New Roman" w:hAnsi="Times New Roman"/>
+                <w:sz w:val="18"/>
+              </w:rPr>
+              <w:t>Pull request index number assigned by GitHub REST API.</w:t>
+            </w:r>
+          </w:p>
+        </w:tc>
+      </w:tr>
+      <w:tr>
+        <w:tc>
+          <w:tcPr>
+            <w:tcW w:type="dxa" w:w="1728"/>
+            <w:shd w:fill="FFFFFF"/>
+            <w:tcMar>
+              <w:top w:w="70" w:type="dxa"/>
+              <w:bottom w:w="70" w:type="dxa"/>
+              <w:left w:w="90" w:type="dxa"/>
+              <w:right w:w="90" w:type="dxa"/>
+            </w:tcMar>
+          </w:tcPr>
+          <w:p>
+            <w:r>
+              <w:rPr>
+                <w:rFonts w:ascii="Times New Roman" w:hAnsi="Times New Roman"/>
+                <w:sz w:val="18"/>
+              </w:rPr>
+              <w:t>finding_id</w:t>
+            </w:r>
+          </w:p>
+        </w:tc>
+        <w:tc>
+          <w:tcPr>
+            <w:tcW w:type="dxa" w:w="1584"/>
+            <w:shd w:fill="FFFFFF"/>
+            <w:tcMar>
+              <w:top w:w="70" w:type="dxa"/>
+              <w:bottom w:w="70" w:type="dxa"/>
+              <w:left w:w="90" w:type="dxa"/>
+              <w:right w:w="90" w:type="dxa"/>
+            </w:tcMar>
+          </w:tcPr>
+          <w:p>
+            <w:r>
+              <w:rPr>
+                <w:rFonts w:ascii="Times New Roman" w:hAnsi="Times New Roman"/>
+                <w:sz w:val="18"/>
+              </w:rPr>
+              <w:t>INTEGER</w:t>
+            </w:r>
+          </w:p>
+        </w:tc>
+        <w:tc>
+          <w:tcPr>
+            <w:tcW w:type="dxa" w:w="2160"/>
+            <w:shd w:fill="FFFFFF"/>
+            <w:tcMar>
+              <w:top w:w="70" w:type="dxa"/>
+              <w:bottom w:w="70" w:type="dxa"/>
+              <w:left w:w="90" w:type="dxa"/>
+              <w:right w:w="90" w:type="dxa"/>
+            </w:tcMar>
+          </w:tcPr>
+          <w:p>
+            <w:r>
+              <w:rPr>
+                <w:rFonts w:ascii="Times New Roman" w:hAnsi="Times New Roman"/>
+                <w:sz w:val="18"/>
+              </w:rPr>
+              <w:t>FOREIGN KEY (unified_findings.id)</w:t>
+            </w:r>
+          </w:p>
+        </w:tc>
+        <w:tc>
+          <w:tcPr>
+            <w:tcW w:type="dxa" w:w="1296"/>
+            <w:shd w:fill="FFFFFF"/>
+            <w:tcMar>
+              <w:top w:w="70" w:type="dxa"/>
+              <w:bottom w:w="70" w:type="dxa"/>
+              <w:left w:w="90" w:type="dxa"/>
+              <w:right w:w="90" w:type="dxa"/>
+            </w:tcMar>
+          </w:tcPr>
+          <w:p>
+            <w:r>
+              <w:rPr>
+                <w:rFonts w:ascii="Times New Roman" w:hAnsi="Times New Roman"/>
+                <w:sz w:val="18"/>
+              </w:rPr>
+              <w:t>NOT NULL</w:t>
+            </w:r>
+          </w:p>
+        </w:tc>
+        <w:tc>
+          <w:tcPr>
+            <w:tcW w:type="dxa" w:w="2880"/>
+            <w:shd w:fill="FFFFFF"/>
+            <w:tcMar>
+              <w:top w:w="70" w:type="dxa"/>
+              <w:bottom w:w="70" w:type="dxa"/>
+              <w:left w:w="90" w:type="dxa"/>
+              <w:right w:w="90" w:type="dxa"/>
+            </w:tcMar>
+          </w:tcPr>
+          <w:p>
+            <w:r>
+              <w:rPr>
+                <w:rFonts w:ascii="Times New Roman" w:hAnsi="Times New Roman"/>
+                <w:sz w:val="18"/>
+              </w:rPr>
+              <w:t>Correlated vulnerability resolving through this pull request.</w:t>
+            </w:r>
+          </w:p>
+        </w:tc>
+      </w:tr>
+      <w:tr>
+        <w:tc>
+          <w:tcPr>
+            <w:tcW w:type="dxa" w:w="1728"/>
+            <w:shd w:fill="F8FAFC"/>
+            <w:tcMar>
+              <w:top w:w="70" w:type="dxa"/>
+              <w:bottom w:w="70" w:type="dxa"/>
+              <w:left w:w="90" w:type="dxa"/>
+              <w:right w:w="90" w:type="dxa"/>
+            </w:tcMar>
+          </w:tcPr>
+          <w:p>
+            <w:r>
+              <w:rPr>
+                <w:rFonts w:ascii="Times New Roman" w:hAnsi="Times New Roman"/>
+                <w:sz w:val="18"/>
+              </w:rPr>
+              <w:t>repo_slug</w:t>
+            </w:r>
+          </w:p>
+        </w:tc>
+        <w:tc>
+          <w:tcPr>
+            <w:tcW w:type="dxa" w:w="1584"/>
+            <w:shd w:fill="F8FAFC"/>
+            <w:tcMar>
+              <w:top w:w="70" w:type="dxa"/>
+              <w:bottom w:w="70" w:type="dxa"/>
+              <w:left w:w="90" w:type="dxa"/>
+              <w:right w:w="90" w:type="dxa"/>
+            </w:tcMar>
+          </w:tcPr>
+          <w:p>
+            <w:r>
+              <w:rPr>
+                <w:rFonts w:ascii="Times New Roman" w:hAnsi="Times New Roman"/>
+                <w:sz w:val="18"/>
+              </w:rPr>
+              <w:t>VARCHAR(128)</w:t>
+            </w:r>
+          </w:p>
+        </w:tc>
+        <w:tc>
+          <w:tcPr>
+            <w:tcW w:type="dxa" w:w="2160"/>
+            <w:shd w:fill="F8FAFC"/>
+            <w:tcMar>
+              <w:top w:w="70" w:type="dxa"/>
+              <w:bottom w:w="70" w:type="dxa"/>
+              <w:left w:w="90" w:type="dxa"/>
+              <w:right w:w="90" w:type="dxa"/>
+            </w:tcMar>
+          </w:tcPr>
+          <w:p>
+            <w:r>
+              <w:rPr>
+                <w:rFonts w:ascii="Times New Roman" w:hAnsi="Times New Roman"/>
+                <w:sz w:val="18"/>
+              </w:rPr>
+              <w:t>INDEXED</w:t>
+            </w:r>
+          </w:p>
+        </w:tc>
+        <w:tc>
+          <w:tcPr>
+            <w:tcW w:type="dxa" w:w="1296"/>
+            <w:shd w:fill="F8FAFC"/>
+            <w:tcMar>
+              <w:top w:w="70" w:type="dxa"/>
+              <w:bottom w:w="70" w:type="dxa"/>
+              <w:left w:w="90" w:type="dxa"/>
+              <w:right w:w="90" w:type="dxa"/>
+            </w:tcMar>
+          </w:tcPr>
+          <w:p>
+            <w:r>
+              <w:rPr>
+                <w:rFonts w:ascii="Times New Roman" w:hAnsi="Times New Roman"/>
+                <w:sz w:val="18"/>
+              </w:rPr>
+              <w:t>NOT NULL</w:t>
+            </w:r>
+          </w:p>
+        </w:tc>
+        <w:tc>
+          <w:tcPr>
+            <w:tcW w:type="dxa" w:w="2880"/>
+            <w:shd w:fill="F8FAFC"/>
+            <w:tcMar>
+              <w:top w:w="70" w:type="dxa"/>
+              <w:bottom w:w="70" w:type="dxa"/>
+              <w:left w:w="90" w:type="dxa"/>
+              <w:right w:w="90" w:type="dxa"/>
+            </w:tcMar>
+          </w:tcPr>
+          <w:p>
+            <w:r>
+              <w:rPr>
+                <w:rFonts w:ascii="Times New Roman" w:hAnsi="Times New Roman"/>
+                <w:sz w:val="18"/>
+              </w:rPr>
+              <w:t>Target GitHub repository identifier (e.g., 'Keval-Doshi/SentroniX').</w:t>
+            </w:r>
+          </w:p>
+        </w:tc>
+      </w:tr>
+      <w:tr>
+        <w:tc>
+          <w:tcPr>
+            <w:tcW w:type="dxa" w:w="1728"/>
+            <w:shd w:fill="FFFFFF"/>
+            <w:tcMar>
+              <w:top w:w="70" w:type="dxa"/>
+              <w:bottom w:w="70" w:type="dxa"/>
+              <w:left w:w="90" w:type="dxa"/>
+              <w:right w:w="90" w:type="dxa"/>
+            </w:tcMar>
+          </w:tcPr>
+          <w:p>
+            <w:r>
+              <w:rPr>
+                <w:rFonts w:ascii="Times New Roman" w:hAnsi="Times New Roman"/>
+                <w:sz w:val="18"/>
+              </w:rPr>
+              <w:t>branch_name</w:t>
+            </w:r>
+          </w:p>
+        </w:tc>
+        <w:tc>
+          <w:tcPr>
+            <w:tcW w:type="dxa" w:w="1584"/>
+            <w:shd w:fill="FFFFFF"/>
+            <w:tcMar>
+              <w:top w:w="70" w:type="dxa"/>
+              <w:bottom w:w="70" w:type="dxa"/>
+              <w:left w:w="90" w:type="dxa"/>
+              <w:right w:w="90" w:type="dxa"/>
+            </w:tcMar>
+          </w:tcPr>
+          <w:p>
+            <w:r>
+              <w:rPr>
+                <w:rFonts w:ascii="Times New Roman" w:hAnsi="Times New Roman"/>
+                <w:sz w:val="18"/>
+              </w:rPr>
+              <w:t>VARCHAR(128)</w:t>
+            </w:r>
+          </w:p>
+        </w:tc>
+        <w:tc>
+          <w:tcPr>
+            <w:tcW w:type="dxa" w:w="2160"/>
+            <w:shd w:fill="FFFFFF"/>
+            <w:tcMar>
+              <w:top w:w="70" w:type="dxa"/>
+              <w:bottom w:w="70" w:type="dxa"/>
+              <w:left w:w="90" w:type="dxa"/>
+              <w:right w:w="90" w:type="dxa"/>
+            </w:tcMar>
+          </w:tcPr>
+          <w:p>
+            <w:r>
+              <w:rPr>
+                <w:rFonts w:ascii="Times New Roman" w:hAnsi="Times New Roman"/>
+                <w:sz w:val="18"/>
+              </w:rPr>
+              <w:t>BRANCH KEY</w:t>
+            </w:r>
+          </w:p>
+        </w:tc>
+        <w:tc>
+          <w:tcPr>
+            <w:tcW w:type="dxa" w:w="1296"/>
+            <w:shd w:fill="FFFFFF"/>
+            <w:tcMar>
+              <w:top w:w="70" w:type="dxa"/>
+              <w:bottom w:w="70" w:type="dxa"/>
+              <w:left w:w="90" w:type="dxa"/>
+              <w:right w:w="90" w:type="dxa"/>
+            </w:tcMar>
+          </w:tcPr>
+          <w:p>
+            <w:r>
+              <w:rPr>
+                <w:rFonts w:ascii="Times New Roman" w:hAnsi="Times New Roman"/>
+                <w:sz w:val="18"/>
+              </w:rPr>
+              <w:t>NOT NULL</w:t>
+            </w:r>
+          </w:p>
+        </w:tc>
+        <w:tc>
+          <w:tcPr>
+            <w:tcW w:type="dxa" w:w="2880"/>
+            <w:shd w:fill="FFFFFF"/>
+            <w:tcMar>
+              <w:top w:w="70" w:type="dxa"/>
+              <w:bottom w:w="70" w:type="dxa"/>
+              <w:left w:w="90" w:type="dxa"/>
+              <w:right w:w="90" w:type="dxa"/>
+            </w:tcMar>
+          </w:tcPr>
+          <w:p>
+            <w:r>
+              <w:rPr>
+                <w:rFonts w:ascii="Times New Roman" w:hAnsi="Times New Roman"/>
+                <w:sz w:val="18"/>
+              </w:rPr>
+              <w:t>Remote git branch name (e.g., 'sentronix/remediation-sqli-104').</w:t>
+            </w:r>
+          </w:p>
+        </w:tc>
+      </w:tr>
+      <w:tr>
+        <w:tc>
+          <w:tcPr>
+            <w:tcW w:type="dxa" w:w="1728"/>
+            <w:shd w:fill="F8FAFC"/>
+            <w:tcMar>
+              <w:top w:w="70" w:type="dxa"/>
+              <w:bottom w:w="70" w:type="dxa"/>
+              <w:left w:w="90" w:type="dxa"/>
+              <w:right w:w="90" w:type="dxa"/>
+            </w:tcMar>
+          </w:tcPr>
+          <w:p>
+            <w:r>
+              <w:rPr>
+                <w:rFonts w:ascii="Times New Roman" w:hAnsi="Times New Roman"/>
+                <w:sz w:val="18"/>
+              </w:rPr>
+              <w:t>base_branch</w:t>
+            </w:r>
+          </w:p>
+        </w:tc>
+        <w:tc>
+          <w:tcPr>
+            <w:tcW w:type="dxa" w:w="1584"/>
+            <w:shd w:fill="F8FAFC"/>
+            <w:tcMar>
+              <w:top w:w="70" w:type="dxa"/>
+              <w:bottom w:w="70" w:type="dxa"/>
+              <w:left w:w="90" w:type="dxa"/>
+              <w:right w:w="90" w:type="dxa"/>
+            </w:tcMar>
+          </w:tcPr>
+          <w:p>
+            <w:r>
+              <w:rPr>
+                <w:rFonts w:ascii="Times New Roman" w:hAnsi="Times New Roman"/>
+                <w:sz w:val="18"/>
+              </w:rPr>
+              <w:t>VARCHAR(64)</w:t>
+            </w:r>
+          </w:p>
+        </w:tc>
+        <w:tc>
+          <w:tcPr>
+            <w:tcW w:type="dxa" w:w="2160"/>
+            <w:shd w:fill="F8FAFC"/>
+            <w:tcMar>
+              <w:top w:w="70" w:type="dxa"/>
+              <w:bottom w:w="70" w:type="dxa"/>
+              <w:left w:w="90" w:type="dxa"/>
+              <w:right w:w="90" w:type="dxa"/>
+            </w:tcMar>
+          </w:tcPr>
+          <w:p>
+            <w:r>
+              <w:rPr>
+                <w:rFonts w:ascii="Times New Roman" w:hAnsi="Times New Roman"/>
+                <w:sz w:val="18"/>
+              </w:rPr>
+              <w:t>DEFAULT = 'main'</w:t>
+            </w:r>
+          </w:p>
+        </w:tc>
+        <w:tc>
+          <w:tcPr>
+            <w:tcW w:type="dxa" w:w="1296"/>
+            <w:shd w:fill="F8FAFC"/>
+            <w:tcMar>
+              <w:top w:w="70" w:type="dxa"/>
+              <w:bottom w:w="70" w:type="dxa"/>
+              <w:left w:w="90" w:type="dxa"/>
+              <w:right w:w="90" w:type="dxa"/>
+            </w:tcMar>
+          </w:tcPr>
+          <w:p>
+            <w:r>
+              <w:rPr>
+                <w:rFonts w:ascii="Times New Roman" w:hAnsi="Times New Roman"/>
+                <w:sz w:val="18"/>
+              </w:rPr>
+              <w:t>NOT NULL</w:t>
+            </w:r>
+          </w:p>
+        </w:tc>
+        <w:tc>
+          <w:tcPr>
+            <w:tcW w:type="dxa" w:w="2880"/>
+            <w:shd w:fill="F8FAFC"/>
+            <w:tcMar>
+              <w:top w:w="70" w:type="dxa"/>
+              <w:bottom w:w="70" w:type="dxa"/>
+              <w:left w:w="90" w:type="dxa"/>
+              <w:right w:w="90" w:type="dxa"/>
+            </w:tcMar>
+          </w:tcPr>
+          <w:p>
+            <w:r>
+              <w:rPr>
+                <w:rFonts w:ascii="Times New Roman" w:hAnsi="Times New Roman"/>
+                <w:sz w:val="18"/>
+              </w:rPr>
+              <w:t>Target merge base branch.</w:t>
+            </w:r>
+          </w:p>
+        </w:tc>
+      </w:tr>
+      <w:tr>
+        <w:tc>
+          <w:tcPr>
+            <w:tcW w:type="dxa" w:w="1728"/>
+            <w:shd w:fill="FFFFFF"/>
+            <w:tcMar>
+              <w:top w:w="70" w:type="dxa"/>
+              <w:bottom w:w="70" w:type="dxa"/>
+              <w:left w:w="90" w:type="dxa"/>
+              <w:right w:w="90" w:type="dxa"/>
+            </w:tcMar>
+          </w:tcPr>
+          <w:p>
+            <w:r>
+              <w:rPr>
+                <w:rFonts w:ascii="Times New Roman" w:hAnsi="Times New Roman"/>
+                <w:sz w:val="18"/>
+              </w:rPr>
+              <w:t>pr_url</w:t>
+            </w:r>
+          </w:p>
+        </w:tc>
+        <w:tc>
+          <w:tcPr>
+            <w:tcW w:type="dxa" w:w="1584"/>
+            <w:shd w:fill="FFFFFF"/>
+            <w:tcMar>
+              <w:top w:w="70" w:type="dxa"/>
+              <w:bottom w:w="70" w:type="dxa"/>
+              <w:left w:w="90" w:type="dxa"/>
+              <w:right w:w="90" w:type="dxa"/>
+            </w:tcMar>
+          </w:tcPr>
+          <w:p>
+            <w:r>
+              <w:rPr>
+                <w:rFonts w:ascii="Times New Roman" w:hAnsi="Times New Roman"/>
+                <w:sz w:val="18"/>
+              </w:rPr>
+              <w:t>VARCHAR(512)</w:t>
+            </w:r>
+          </w:p>
+        </w:tc>
+        <w:tc>
+          <w:tcPr>
+            <w:tcW w:type="dxa" w:w="2160"/>
+            <w:shd w:fill="FFFFFF"/>
+            <w:tcMar>
+              <w:top w:w="70" w:type="dxa"/>
+              <w:bottom w:w="70" w:type="dxa"/>
+              <w:left w:w="90" w:type="dxa"/>
+              <w:right w:w="90" w:type="dxa"/>
+            </w:tcMar>
+          </w:tcPr>
+          <w:p>
+            <w:r>
+              <w:rPr>
+                <w:rFonts w:ascii="Times New Roman" w:hAnsi="Times New Roman"/>
+                <w:sz w:val="18"/>
+              </w:rPr>
+              <w:t>HYPERLINK</w:t>
+            </w:r>
+          </w:p>
+        </w:tc>
+        <w:tc>
+          <w:tcPr>
+            <w:tcW w:type="dxa" w:w="1296"/>
+            <w:shd w:fill="FFFFFF"/>
+            <w:tcMar>
+              <w:top w:w="70" w:type="dxa"/>
+              <w:bottom w:w="70" w:type="dxa"/>
+              <w:left w:w="90" w:type="dxa"/>
+              <w:right w:w="90" w:type="dxa"/>
+            </w:tcMar>
+          </w:tcPr>
+          <w:p>
+            <w:r>
+              <w:rPr>
+                <w:rFonts w:ascii="Times New Roman" w:hAnsi="Times New Roman"/>
+                <w:sz w:val="18"/>
+              </w:rPr>
+              <w:t>NOT NULL</w:t>
+            </w:r>
+          </w:p>
+        </w:tc>
+        <w:tc>
+          <w:tcPr>
+            <w:tcW w:type="dxa" w:w="2880"/>
+            <w:shd w:fill="FFFFFF"/>
+            <w:tcMar>
+              <w:top w:w="70" w:type="dxa"/>
+              <w:bottom w:w="70" w:type="dxa"/>
+              <w:left w:w="90" w:type="dxa"/>
+              <w:right w:w="90" w:type="dxa"/>
+            </w:tcMar>
+          </w:tcPr>
+          <w:p>
+            <w:r>
+              <w:rPr>
+                <w:rFonts w:ascii="Times New Roman" w:hAnsi="Times New Roman"/>
+                <w:sz w:val="18"/>
+              </w:rPr>
+              <w:t>Direct HTTPS link to the staged GitHub Pull Request.</w:t>
+            </w:r>
+          </w:p>
+        </w:tc>
+      </w:tr>
+      <w:tr>
+        <w:tc>
+          <w:tcPr>
+            <w:tcW w:type="dxa" w:w="1728"/>
+            <w:shd w:fill="F8FAFC"/>
+            <w:tcMar>
+              <w:top w:w="70" w:type="dxa"/>
+              <w:bottom w:w="70" w:type="dxa"/>
+              <w:left w:w="90" w:type="dxa"/>
+              <w:right w:w="90" w:type="dxa"/>
+            </w:tcMar>
+          </w:tcPr>
+          <w:p>
+            <w:r>
+              <w:rPr>
+                <w:rFonts w:ascii="Times New Roman" w:hAnsi="Times New Roman"/>
+                <w:sz w:val="18"/>
+              </w:rPr>
+              <w:t>pr_status</w:t>
+            </w:r>
+          </w:p>
+        </w:tc>
+        <w:tc>
+          <w:tcPr>
+            <w:tcW w:type="dxa" w:w="1584"/>
+            <w:shd w:fill="F8FAFC"/>
+            <w:tcMar>
+              <w:top w:w="70" w:type="dxa"/>
+              <w:bottom w:w="70" w:type="dxa"/>
+              <w:left w:w="90" w:type="dxa"/>
+              <w:right w:w="90" w:type="dxa"/>
+            </w:tcMar>
+          </w:tcPr>
+          <w:p>
+            <w:r>
+              <w:rPr>
+                <w:rFonts w:ascii="Times New Roman" w:hAnsi="Times New Roman"/>
+                <w:sz w:val="18"/>
+              </w:rPr>
+              <w:t>VARCHAR(32)</w:t>
+            </w:r>
+          </w:p>
+        </w:tc>
+        <w:tc>
+          <w:tcPr>
+            <w:tcW w:type="dxa" w:w="2160"/>
+            <w:shd w:fill="F8FAFC"/>
+            <w:tcMar>
+              <w:top w:w="70" w:type="dxa"/>
+              <w:bottom w:w="70" w:type="dxa"/>
+              <w:left w:w="90" w:type="dxa"/>
+              <w:right w:w="90" w:type="dxa"/>
+            </w:tcMar>
+          </w:tcPr>
+          <w:p>
+            <w:r>
+              <w:rPr>
+                <w:rFonts w:ascii="Times New Roman" w:hAnsi="Times New Roman"/>
+                <w:sz w:val="18"/>
+              </w:rPr>
+              <w:t>DEFAULT = 'OPEN'</w:t>
+            </w:r>
+          </w:p>
+        </w:tc>
+        <w:tc>
+          <w:tcPr>
+            <w:tcW w:type="dxa" w:w="1296"/>
+            <w:shd w:fill="F8FAFC"/>
+            <w:tcMar>
+              <w:top w:w="70" w:type="dxa"/>
+              <w:bottom w:w="70" w:type="dxa"/>
+              <w:left w:w="90" w:type="dxa"/>
+              <w:right w:w="90" w:type="dxa"/>
+            </w:tcMar>
+          </w:tcPr>
+          <w:p>
+            <w:r>
+              <w:rPr>
+                <w:rFonts w:ascii="Times New Roman" w:hAnsi="Times New Roman"/>
+                <w:sz w:val="18"/>
+              </w:rPr>
+              <w:t>NOT NULL</w:t>
+            </w:r>
+          </w:p>
+        </w:tc>
+        <w:tc>
+          <w:tcPr>
+            <w:tcW w:type="dxa" w:w="2880"/>
+            <w:shd w:fill="F8FAFC"/>
+            <w:tcMar>
+              <w:top w:w="70" w:type="dxa"/>
+              <w:bottom w:w="70" w:type="dxa"/>
+              <w:left w:w="90" w:type="dxa"/>
+              <w:right w:w="90" w:type="dxa"/>
+            </w:tcMar>
+          </w:tcPr>
+          <w:p>
+            <w:r>
+              <w:rPr>
+                <w:rFonts w:ascii="Times New Roman" w:hAnsi="Times New Roman"/>
+                <w:sz w:val="18"/>
+              </w:rPr>
+              <w:t>Workflow tracking status ('OPEN', 'MERGED', 'CLOSED').</w:t>
+            </w:r>
+          </w:p>
+        </w:tc>
+      </w:tr>
+    </w:tbl>
     <w:p>
       <w:pPr>
-        <w:pStyle w:val="ListBullet"/>
-        <w:spacing w:line="276" w:lineRule="auto" w:after="80"/>
-        <w:jc w:val="left"/>
+        <w:spacing w:after="120"/>
       </w:pPr>
-      <w:r>
-        <w:rPr>
-          <w:rFonts w:ascii="Times New Roman" w:hAnsi="Times New Roman"/>
-          <w:b/>
-          <w:color w:val="111827"/>
-          <w:sz w:val="23"/>
-        </w:rPr>
-        <w:t xml:space="preserve">RemediationPRRecord (remediation_pr_records): </w:t>
-      </w:r>
-      <w:r>
-        <w:rPr>
-          <w:rFonts w:ascii="Times New Roman" w:hAnsi="Times New Roman"/>
-          <w:color w:val="1F2937"/>
-          <w:sz w:val="23"/>
-        </w:rPr>
-        <w:t>Tracks GitHub CI/CD remediation pull requests, remote branch names, base branches, pull request URLs, and automated test regression checklists.</w:t>
-      </w:r>
     </w:p>
     <w:p>
       <w:r>
@@ -306,7 +4443,7 @@
     <w:p>
       <w:pPr>
         <w:keepNext/>
-        <w:spacing w:before="280" w:after="120"/>
+        <w:spacing w:before="320" w:after="120"/>
       </w:pPr>
       <w:r>
         <w:rPr>
@@ -329,22 +4466,22 @@
           <w:color w:val="1F2937"/>
           <w:sz w:val="24"/>
         </w:rPr>
-        <w:t>Data integrity guarantees that all security data stored, ingested, or processed across SentroniX remains accurate, consistent, and audit-verifiable throughout its lifecycle. Because SentroniX processes adversarial exploit strings and raw source code, strict validation, referential integrity, and file storage constraints are strictly enforced at the database, application gateway, and filesystem layers.</w:t>
+        <w:t>Data integrity ensures that all information traversing SentroniX remains mathematically authentic, tamper-resistant, and referentially sound. Because the platform handles raw exploit payloads, live HTTP streams, and source code diffs, data integrity constraints are enforced at three distinct architectural layers: the PostgreSQL relational database engine, the FastAPI validation pipeline, and the host operating system filesystem.</w:t>
       </w:r>
     </w:p>
     <w:p>
       <w:pPr>
         <w:keepNext/>
-        <w:spacing w:before="200" w:after="80"/>
+        <w:spacing w:before="240" w:after="80"/>
       </w:pPr>
       <w:r>
         <w:rPr>
           <w:rFonts w:ascii="Times New Roman" w:hAnsi="Times New Roman"/>
           <w:b/>
           <w:color w:val="1F2937"/>
-          <w:sz w:val="26"/>
+          <w:sz w:val="27"/>
         </w:rPr>
-        <w:t>4.2.1 Relational Constraints and Multi-Tenant Isolation</w:t>
+        <w:t>4.2.1 Relational and Domain Integrity Constraints</w:t>
       </w:r>
     </w:p>
     <w:p>
@@ -358,118 +4495,118 @@
           <w:color w:val="1F2937"/>
           <w:sz w:val="24"/>
         </w:rPr>
-        <w:t>Database constraints enforce domain integrity and prevent data corruption during simultaneous penetration testing strikes and vulnerability ingestion:</w:t>
+        <w:t>Relational integrity governs entity consistency across transaction lifecycles:</w:t>
       </w:r>
     </w:p>
     <w:p>
       <w:pPr>
         <w:pStyle w:val="ListBullet"/>
         <w:spacing w:line="276" w:lineRule="auto" w:after="80"/>
-        <w:jc w:val="left"/>
+        <w:jc w:val="both"/>
       </w:pPr>
       <w:r>
         <w:rPr>
           <w:rFonts w:ascii="Times New Roman" w:hAnsi="Times New Roman"/>
           <w:b/>
           <w:color w:val="111827"/>
-          <w:sz w:val="23"/>
+          <w:sz w:val="24"/>
         </w:rPr>
-        <w:t xml:space="preserve">Entity Integrity: </w:t>
+        <w:t xml:space="preserve">1. Primary and Foreign Key Constraints: </w:t>
       </w:r>
       <w:r>
         <w:rPr>
           <w:rFonts w:ascii="Times New Roman" w:hAnsi="Times New Roman"/>
           <w:color w:val="1F2937"/>
-          <w:sz w:val="23"/>
+          <w:sz w:val="24"/>
         </w:rPr>
-        <w:t>Every entity enforces non-nullable integer or UUID surrogate primary keys (e.g., id, strike_id) with unique B-tree indexing.</w:t>
+        <w:t>Every entity enforces a non-nullable primary key with clustered indexing. Foreign keys linking strike telemetry and GitHub PR records to unified findings enforce ON DELETE CASCADE constraints, ensuring complete relational hygiene when aging scan telemetry is pruned.</w:t>
       </w:r>
     </w:p>
     <w:p>
       <w:pPr>
         <w:pStyle w:val="ListBullet"/>
         <w:spacing w:line="276" w:lineRule="auto" w:after="80"/>
-        <w:jc w:val="left"/>
+        <w:jc w:val="both"/>
       </w:pPr>
       <w:r>
         <w:rPr>
           <w:rFonts w:ascii="Times New Roman" w:hAnsi="Times New Roman"/>
           <w:b/>
           <w:color w:val="111827"/>
-          <w:sz w:val="23"/>
+          <w:sz w:val="24"/>
         </w:rPr>
-        <w:t xml:space="preserve">Referential Integrity: </w:t>
+        <w:t xml:space="preserve">2. Domain-Level Check Constraints: </w:t>
       </w:r>
       <w:r>
         <w:rPr>
           <w:rFonts w:ascii="Times New Roman" w:hAnsi="Times New Roman"/>
           <w:color w:val="1F2937"/>
-          <w:sz w:val="23"/>
+          <w:sz w:val="24"/>
         </w:rPr>
-        <w:t>Foreign key relationships link telemetry logs and GitHub pull request records directly to finding IDs using cascading constraints (ON DELETE CASCADE) to prevent orphaned security records.</w:t>
+        <w:t>Enumerated severity ratings are restricted at the database level via CHECK (severity IN ('CRITICAL', 'HIGH', 'MEDIUM', 'LOW', 'INFO')). This prevents data pollution from external automated scanners emitting non-standard severity strings.</w:t>
       </w:r>
     </w:p>
     <w:p>
       <w:pPr>
         <w:pStyle w:val="ListBullet"/>
         <w:spacing w:line="276" w:lineRule="auto" w:after="80"/>
-        <w:jc w:val="left"/>
+        <w:jc w:val="both"/>
       </w:pPr>
       <w:r>
         <w:rPr>
           <w:rFonts w:ascii="Times New Roman" w:hAnsi="Times New Roman"/>
           <w:b/>
           <w:color w:val="111827"/>
-          <w:sz w:val="23"/>
+          <w:sz w:val="24"/>
         </w:rPr>
-        <w:t xml:space="preserve">Domain Constraints: </w:t>
+        <w:t xml:space="preserve">3. Multi-Tenant Cryptographic Partitioning: </w:t>
       </w:r>
       <w:r>
         <w:rPr>
           <w:rFonts w:ascii="Times New Roman" w:hAnsi="Times New Roman"/>
           <w:color w:val="1F2937"/>
-          <w:sz w:val="23"/>
+          <w:sz w:val="24"/>
         </w:rPr>
-        <w:t>Vulnerability severity fields are strictly constrained via enumerated sets: CHECK (severity IN ('CRITICAL', 'HIGH', 'MEDIUM', 'LOW', 'INFO')). Similarly, authentication status flags require non-nullable boolean defaults.</w:t>
+        <w:t>SentroniX implements Row-Level Security (RLS) patterns. Every database query executed through SQLAlchemy ORM automatically injects the tenant_id context extracted from the operator's cryptographically verified JWT claims, eliminating horizontal data bleed across enterprise tenants.</w:t>
       </w:r>
     </w:p>
     <w:p>
       <w:pPr>
         <w:pStyle w:val="ListBullet"/>
         <w:spacing w:line="276" w:lineRule="auto" w:after="80"/>
-        <w:jc w:val="left"/>
+        <w:jc w:val="both"/>
       </w:pPr>
       <w:r>
         <w:rPr>
           <w:rFonts w:ascii="Times New Roman" w:hAnsi="Times New Roman"/>
           <w:b/>
           <w:color w:val="111827"/>
-          <w:sz w:val="23"/>
+          <w:sz w:val="24"/>
         </w:rPr>
-        <w:t xml:space="preserve">Tenant-Level Partitioning: </w:t>
+        <w:t xml:space="preserve">4. ACID Concurrency and Transactional Isolation: </w:t>
       </w:r>
       <w:r>
         <w:rPr>
           <w:rFonts w:ascii="Times New Roman" w:hAnsi="Times New Roman"/>
           <w:color w:val="1F2937"/>
-          <w:sz w:val="23"/>
+          <w:sz w:val="24"/>
         </w:rPr>
-        <w:t>All queries dispatched through SQLAlchemy ORM automatically append tenant_id clauses, guaranteeing zero data bleed between corporate tenants in shared multi-tenant deployments.</w:t>
+        <w:t>PostgreSQL Multi-Version Concurrency Control (MVCC) is configured with READ COMMITTED isolation. When multiple asynchronous Celery workers record simultaneous strike telemetry, row-level locking guarantees zero data race conditions.</w:t>
       </w:r>
     </w:p>
     <w:p>
       <w:pPr>
         <w:keepNext/>
-        <w:spacing w:before="200" w:after="80"/>
+        <w:spacing w:before="240" w:after="80"/>
       </w:pPr>
       <w:r>
         <w:rPr>
           <w:rFonts w:ascii="Times New Roman" w:hAnsi="Times New Roman"/>
           <w:b/>
           <w:color w:val="1F2937"/>
-          <w:sz w:val="26"/>
+          <w:sz w:val="27"/>
         </w:rPr>
-        <w:t>4.2.2 Physical File System Design &amp; Artifact Storage</w:t>
+        <w:t>4.2.2 Physical File System Design &amp; Ingestion Sandboxing</w:t>
       </w:r>
     </w:p>
     <w:p>
@@ -490,72 +4627,96 @@
       <w:pPr>
         <w:pStyle w:val="ListBullet"/>
         <w:spacing w:line="276" w:lineRule="auto" w:after="80"/>
-        <w:jc w:val="left"/>
+        <w:jc w:val="both"/>
       </w:pPr>
       <w:r>
         <w:rPr>
           <w:rFonts w:ascii="Times New Roman" w:hAnsi="Times New Roman"/>
           <w:b/>
           <w:color w:val="111827"/>
-          <w:sz w:val="23"/>
+          <w:sz w:val="24"/>
         </w:rPr>
-        <w:t xml:space="preserve">Ephemeral Ingestion Sandboxing: </w:t>
+        <w:t xml:space="preserve">1. Ephemeral Sandbox Volumes: </w:t>
       </w:r>
       <w:r>
         <w:rPr>
           <w:rFonts w:ascii="Times New Roman" w:hAnsi="Times New Roman"/>
           <w:color w:val="1F2937"/>
-          <w:sz w:val="23"/>
+          <w:sz w:val="24"/>
         </w:rPr>
-        <w:t>Uploaded binaries (JPEG, PNG, ELF, PE) are written to temporary volumes mounted with noexec and nosuid flags, preventing binary execution on the host server.</w:t>
+        <w:t>Uploaded binaries (images, PDFs, firmware) are stored in dedicated ephemeral directories mounted inside Docker with noexec, nosuid, and nodev mount flags. Even if an uploaded file contains an executable ELF or PE binary, the operating system kernel denies execution privileges.</w:t>
       </w:r>
     </w:p>
     <w:p>
       <w:pPr>
         <w:pStyle w:val="ListBullet"/>
         <w:spacing w:line="276" w:lineRule="auto" w:after="80"/>
-        <w:jc w:val="left"/>
+        <w:jc w:val="both"/>
       </w:pPr>
       <w:r>
         <w:rPr>
           <w:rFonts w:ascii="Times New Roman" w:hAnsi="Times New Roman"/>
           <w:b/>
           <w:color w:val="111827"/>
-          <w:sz w:val="23"/>
+          <w:sz w:val="24"/>
         </w:rPr>
-        <w:t xml:space="preserve">Path Canonicalization &amp; Directory Traversal Guards: </w:t>
+        <w:t xml:space="preserve">2. Canonicalization &amp; Path Traversal Prevention: </w:t>
       </w:r>
       <w:r>
         <w:rPr>
           <w:rFonts w:ascii="Times New Roman" w:hAnsi="Times New Roman"/>
           <w:color w:val="1F2937"/>
-          <w:sz w:val="23"/>
+          <w:sz w:val="24"/>
         </w:rPr>
-        <w:t>All file paths are normalized using absolute path resolution (os.path.abspath). Filenames are sanitized using cryptographic SHA-256 hashes to prevent path traversal attacks (e.g., ../../../../etc/passwd).</w:t>
+        <w:t>All file operations resolve target destinations through os.path.abspath() and verify that the destination remains strictly within the designated safe directory root. Filenames are sanitized by generating cryptographic SHA-256 hashes of their contents, neutralizing malicious dot-dot-slash (../../../../etc/passwd) directory traversal attacks.</w:t>
       </w:r>
     </w:p>
     <w:p>
       <w:pPr>
         <w:pStyle w:val="ListBullet"/>
         <w:spacing w:line="276" w:lineRule="auto" w:after="80"/>
-        <w:jc w:val="left"/>
+        <w:jc w:val="both"/>
       </w:pPr>
       <w:r>
         <w:rPr>
           <w:rFonts w:ascii="Times New Roman" w:hAnsi="Times New Roman"/>
           <w:b/>
           <w:color w:val="111827"/>
-          <w:sz w:val="23"/>
+          <w:sz w:val="24"/>
         </w:rPr>
-        <w:t xml:space="preserve">Cryptographic File Hashing: </w:t>
+        <w:t xml:space="preserve">3. Streaming Buffer Chunking &amp; Quota Enforcements: </w:t>
       </w:r>
       <w:r>
         <w:rPr>
           <w:rFonts w:ascii="Times New Roman" w:hAnsi="Times New Roman"/>
           <w:color w:val="1F2937"/>
-          <w:sz w:val="23"/>
+          <w:sz w:val="24"/>
         </w:rPr>
-        <w:t>During ingest, every file is hashed using SHA-256 and MD5 to ensure chain-of-custody compliance during forensic inspections.</w:t>
+        <w:t>Files are streamed in 64KB memory chunks with strict maximum payload boundaries (50MB maximum). Streams exceeding quotas are aborted immediately to prevent Denial-of-Service (DoS) buffer overflows.</w:t>
+      </w:r>
+    </w:p>
+    <w:p>
+      <w:pPr>
+        <w:pStyle w:val="ListBullet"/>
+        <w:spacing w:line="276" w:lineRule="auto" w:after="80"/>
+        <w:jc w:val="both"/>
+      </w:pPr>
+      <w:r>
+        <w:rPr>
+          <w:rFonts w:ascii="Times New Roman" w:hAnsi="Times New Roman"/>
+          <w:b/>
+          <w:color w:val="111827"/>
+          <w:sz w:val="24"/>
+        </w:rPr>
+        <w:t xml:space="preserve">4. Cryptographic Hashing &amp; Forensic Custody: </w:t>
+      </w:r>
+      <w:r>
+        <w:rPr>
+          <w:rFonts w:ascii="Times New Roman" w:hAnsi="Times New Roman"/>
+          <w:color w:val="1F2937"/>
+          <w:sz w:val="24"/>
+        </w:rPr>
+        <w:t>Upon ingestion, each artifact is hashed using SHA-256 and MD5. Hashes are logged to steg_analysis_results, providing cryptographic chain-of-custody verification for compliance audits.</w:t>
       </w:r>
     </w:p>
     <w:p>
@@ -566,7 +4727,7 @@
     <w:p>
       <w:pPr>
         <w:keepNext/>
-        <w:spacing w:before="280" w:after="120"/>
+        <w:spacing w:before="320" w:after="120"/>
       </w:pPr>
       <w:r>
         <w:rPr>
@@ -589,22 +4750,22 @@
           <w:color w:val="1F2937"/>
           <w:sz w:val="24"/>
         </w:rPr>
-        <w:t>The SentroniX user interface is built on modern human-computer interaction (HCI) principles tailored for high-tempo cybersecurity operations centers (SOC). Utilizing React 18, Vite, and native design tokens, the interface features a dual-pane Purple Team Arena, an interactive executive compliance center, and real-time notification drawers. To illustrate the functional, behavioral, and architectural dynamics of the UI, the following sections present the UML Use Case, Activity, and Sequence diagrams.</w:t>
+        <w:t>The SentroniX User Interface is engineered around human-centered design principles optimized for Security Operations Centers (SOC). The platform utilizes React 18, Vite, and a refined design system (Bento cards, HSL tailored tokens, dark-mode ergonomics) that reduces operator cognitive fatigue during high-tempo incident response. The interface provides unified visibility across the dual-pane Purple Team Arena, Executive PDF Reports, and the Live Fuzzer Console.</w:t>
       </w:r>
     </w:p>
     <w:p>
       <w:pPr>
         <w:keepNext/>
-        <w:spacing w:before="200" w:after="80"/>
+        <w:spacing w:before="240" w:after="80"/>
       </w:pPr>
       <w:r>
         <w:rPr>
           <w:rFonts w:ascii="Times New Roman" w:hAnsi="Times New Roman"/>
           <w:b/>
           <w:color w:val="1F2937"/>
-          <w:sz w:val="26"/>
+          <w:sz w:val="27"/>
         </w:rPr>
-        <w:t>4.3.1 Use Case Diagram</w:t>
+        <w:t>4.3.1 UML Use Case Diagram &amp; Operational Specifications</w:t>
       </w:r>
     </w:p>
     <w:p>
@@ -618,18 +4779,18 @@
           <w:color w:val="1F2937"/>
           <w:sz w:val="24"/>
         </w:rPr>
-        <w:t>The Use Case Diagram defines the interactions between human operators (SecOps Engineers, Red Team Operators, Compliance CISOs) and external automated systems (Google Gemini 3.6 Flash LLM, GitHub REST API, Atlassian Jira Cloud). Figure 4.2 details the actors and primary functional use cases supported by the platform.</w:t>
+        <w:t>The UML Use Case Diagram models the functional capabilities exposed to human security practitioners and automated API actors. Figure 4.2 illustrates the actors and core use case boundaries.</w:t>
       </w:r>
     </w:p>
     <w:p>
       <w:pPr>
-        <w:spacing w:before="160" w:after="80"/>
+        <w:spacing w:before="200" w:after="80"/>
         <w:jc w:val="center"/>
       </w:pPr>
       <w:r>
         <w:drawing>
           <wp:inline xmlns:a="http://schemas.openxmlformats.org/drawingml/2006/main" xmlns:pic="http://schemas.openxmlformats.org/drawingml/2006/picture">
-            <wp:extent cx="5669280" cy="3493193"/>
+            <wp:extent cx="5760720" cy="3545058"/>
             <wp:docPr id="2" name="Picture 2"/>
             <wp:cNvGraphicFramePr>
               <a:graphicFrameLocks noChangeAspect="1"/>
@@ -642,7 +4803,7 @@
                     <pic:cNvPicPr/>
                   </pic:nvPicPr>
                   <pic:blipFill>
-                    <a:blip r:embed="rId12"/>
+                    <a:blip r:embed="rId10"/>
                     <a:stretch>
                       <a:fillRect/>
                     </a:stretch>
@@ -650,7 +4811,7 @@
                   <pic:spPr>
                     <a:xfrm>
                       <a:off x="0" y="0"/>
-                      <a:ext cx="5669280" cy="3493193"/>
+                      <a:ext cx="5760720" cy="3545058"/>
                     </a:xfrm>
                     <a:prstGeom prst="rect"/>
                   </pic:spPr>
@@ -663,7 +4824,7 @@
     </w:p>
     <w:p>
       <w:pPr>
-        <w:spacing w:after="240"/>
+        <w:spacing w:after="280"/>
         <w:jc w:val="center"/>
       </w:pPr>
       <w:r>
@@ -673,7 +4834,7 @@
           <w:color w:val="4B5563"/>
           <w:sz w:val="20"/>
         </w:rPr>
-        <w:t>Figure 4.2: SentroniX Platform UML Use Case Diagram</w:t>
+        <w:t>Figure 4.2: SentroniX Platform UML Use Case Operational Specification</w:t>
       </w:r>
     </w:p>
     <w:p>
@@ -687,166 +4848,430 @@
           <w:color w:val="1F2937"/>
           <w:sz w:val="24"/>
         </w:rPr>
-        <w:t>Key functional use cases illustrated above include:</w:t>
+        <w:t>The formal operational specifications for the core use cases are defined below:</w:t>
+      </w:r>
+    </w:p>
+    <w:p>
+      <w:pPr>
+        <w:keepNext/>
+        <w:spacing w:before="160" w:after="60"/>
+      </w:pPr>
+      <w:r>
+        <w:rPr>
+          <w:rFonts w:ascii="Times New Roman" w:hAnsi="Times New Roman"/>
+          <w:b/>
+          <w:i/>
+          <w:color w:val="374151"/>
+          <w:sz w:val="24"/>
+        </w:rPr>
+        <w:t>Use Case Specification: UC-1 (Execute Atomic Adversary Strike)</w:t>
       </w:r>
     </w:p>
     <w:p>
       <w:pPr>
         <w:pStyle w:val="ListBullet"/>
         <w:spacing w:line="276" w:lineRule="auto" w:after="80"/>
-        <w:jc w:val="left"/>
+        <w:jc w:val="both"/>
       </w:pPr>
       <w:r>
         <w:rPr>
           <w:rFonts w:ascii="Times New Roman" w:hAnsi="Times New Roman"/>
           <w:b/>
           <w:color w:val="111827"/>
-          <w:sz w:val="23"/>
+          <w:sz w:val="24"/>
         </w:rPr>
-        <w:t xml:space="preserve">UC-1 (Execute Atomic Strike): </w:t>
+        <w:t xml:space="preserve">Primary Actor: </w:t>
       </w:r>
       <w:r>
         <w:rPr>
           <w:rFonts w:ascii="Times New Roman" w:hAnsi="Times New Roman"/>
           <w:color w:val="1F2937"/>
-          <w:sz w:val="23"/>
+          <w:sz w:val="24"/>
         </w:rPr>
-        <w:t>Allows Red Team operators to simulate MITRE ATT&amp;CK tactics (SQLi, XSS, SSRF) against configured application endpoints.</w:t>
+        <w:t>Red Team Operator / Security Researcher.</w:t>
       </w:r>
     </w:p>
     <w:p>
       <w:pPr>
         <w:pStyle w:val="ListBullet"/>
         <w:spacing w:line="276" w:lineRule="auto" w:after="80"/>
-        <w:jc w:val="left"/>
+        <w:jc w:val="both"/>
       </w:pPr>
       <w:r>
         <w:rPr>
           <w:rFonts w:ascii="Times New Roman" w:hAnsi="Times New Roman"/>
           <w:b/>
           <w:color w:val="111827"/>
-          <w:sz w:val="23"/>
+          <w:sz w:val="24"/>
         </w:rPr>
-        <w:t xml:space="preserve">UC-2 (Live Target Endpoint Fuzzing): </w:t>
+        <w:t xml:space="preserve">Preconditions: </w:t>
       </w:r>
       <w:r>
         <w:rPr>
           <w:rFonts w:ascii="Times New Roman" w:hAnsi="Times New Roman"/>
           <w:color w:val="1F2937"/>
-          <w:sz w:val="23"/>
+          <w:sz w:val="24"/>
         </w:rPr>
-        <w:t>Enables operators to enter arbitrary internal/external URLs and fire structured dictionary payload bursts (SecLists &amp; PayloadsAllTheThings).</w:t>
+        <w:t>SentroniX Docker stack running; target endpoint accessible via network socket.</w:t>
       </w:r>
     </w:p>
     <w:p>
       <w:pPr>
         <w:pStyle w:val="ListBullet"/>
         <w:spacing w:line="276" w:lineRule="auto" w:after="80"/>
-        <w:jc w:val="left"/>
+        <w:jc w:val="both"/>
       </w:pPr>
       <w:r>
         <w:rPr>
           <w:rFonts w:ascii="Times New Roman" w:hAnsi="Times New Roman"/>
           <w:b/>
           <w:color w:val="111827"/>
-          <w:sz w:val="23"/>
+          <w:sz w:val="24"/>
         </w:rPr>
-        <w:t xml:space="preserve">UC-3 (Deep HTTP Packet Stream Inspection): </w:t>
+        <w:t xml:space="preserve">Main Flow: </w:t>
       </w:r>
       <w:r>
         <w:rPr>
           <w:rFonts w:ascii="Times New Roman" w:hAnsi="Times New Roman"/>
           <w:color w:val="1F2937"/>
-          <w:sz w:val="23"/>
+          <w:sz w:val="24"/>
         </w:rPr>
-        <w:t>Provides raw bidirectional packet viewing (injected client requests vs. intercepted WAF responses) with one-click clipboard copying.</w:t>
+        <w:t>1. Operator selects attack scenario from catalog (e.g., SQLi Auth Bypass, XSS DOM Injection, Cloud Metadata SSRF).</w:t>
+        <w:br/>
+        <w:t>2. Operator reviews or customizes the exploit payload.</w:t>
+        <w:br/>
+        <w:t>3. Operator clicks 'Execute Adversary Strike'.</w:t>
+        <w:br/>
+        <w:t>4. System dispatches socket payload, triggers Blue Team WAF AST inspection, captures raw HTTP packets, and updates resilience grade.</w:t>
+        <w:br/>
+        <w:t>5. Real-time telemetry log streams packet outcome to UI terminal in under 50ms.</w:t>
       </w:r>
     </w:p>
     <w:p>
       <w:pPr>
         <w:pStyle w:val="ListBullet"/>
         <w:spacing w:line="276" w:lineRule="auto" w:after="80"/>
-        <w:jc w:val="left"/>
+        <w:jc w:val="both"/>
       </w:pPr>
       <w:r>
         <w:rPr>
           <w:rFonts w:ascii="Times New Roman" w:hAnsi="Times New Roman"/>
           <w:b/>
           <w:color w:val="111827"/>
-          <w:sz w:val="23"/>
+          <w:sz w:val="24"/>
         </w:rPr>
-        <w:t xml:space="preserve">UC-4 (Dynamic WAF Policy Switchboard): </w:t>
+        <w:t xml:space="preserve">Alternative Flow: </w:t>
       </w:r>
       <w:r>
         <w:rPr>
           <w:rFonts w:ascii="Times New Roman" w:hAnsi="Times New Roman"/>
           <w:color w:val="1F2937"/>
-          <w:sz w:val="23"/>
+          <w:sz w:val="24"/>
         </w:rPr>
-        <w:t>Permits defensive analysts to toggle runtime security filters (AST guard, XSS interceptor) on/off to evaluate containment effectiveness.</w:t>
+        <w:t>If target is unreachable, system logs socket timeout and triggers connection error alert.</w:t>
       </w:r>
     </w:p>
     <w:p>
       <w:pPr>
         <w:pStyle w:val="ListBullet"/>
         <w:spacing w:line="276" w:lineRule="auto" w:after="80"/>
-        <w:jc w:val="left"/>
+        <w:jc w:val="both"/>
       </w:pPr>
       <w:r>
         <w:rPr>
           <w:rFonts w:ascii="Times New Roman" w:hAnsi="Times New Roman"/>
           <w:b/>
           <w:color w:val="111827"/>
-          <w:sz w:val="23"/>
+          <w:sz w:val="24"/>
         </w:rPr>
-        <w:t xml:space="preserve">UC-5 (AI Remediation Diff Synthesis): </w:t>
+        <w:t xml:space="preserve">Postconditions: </w:t>
       </w:r>
       <w:r>
         <w:rPr>
           <w:rFonts w:ascii="Times New Roman" w:hAnsi="Times New Roman"/>
           <w:color w:val="1F2937"/>
-          <w:sz w:val="23"/>
+          <w:sz w:val="24"/>
         </w:rPr>
-        <w:t>Orchestrates Gemini 3.6 Flash to analyze vulnerabilities and synthesize unified Git code patches.</w:t>
+        <w:t>Telemetry recorded in strike_telemetry_logs; finding indexed in database.</w:t>
+      </w:r>
+    </w:p>
+    <w:p>
+      <w:pPr>
+        <w:keepNext/>
+        <w:spacing w:before="160" w:after="60"/>
+      </w:pPr>
+      <w:r>
+        <w:rPr>
+          <w:rFonts w:ascii="Times New Roman" w:hAnsi="Times New Roman"/>
+          <w:b/>
+          <w:i/>
+          <w:color w:val="374151"/>
+          <w:sz w:val="24"/>
+        </w:rPr>
+        <w:t>Use Case Specification: UC-5 (Synthesize Generative AI Remediation Diff)</w:t>
       </w:r>
     </w:p>
     <w:p>
       <w:pPr>
         <w:pStyle w:val="ListBullet"/>
         <w:spacing w:line="276" w:lineRule="auto" w:after="80"/>
-        <w:jc w:val="left"/>
+        <w:jc w:val="both"/>
       </w:pPr>
       <w:r>
         <w:rPr>
           <w:rFonts w:ascii="Times New Roman" w:hAnsi="Times New Roman"/>
           <w:b/>
           <w:color w:val="111827"/>
-          <w:sz w:val="23"/>
+          <w:sz w:val="24"/>
         </w:rPr>
-        <w:t xml:space="preserve">UC-6 (One-Click GitHub PR &amp; Jira Ticket Creation): </w:t>
+        <w:t xml:space="preserve">Primary Actor: </w:t>
       </w:r>
       <w:r>
         <w:rPr>
           <w:rFonts w:ascii="Times New Roman" w:hAnsi="Times New Roman"/>
           <w:color w:val="1F2937"/>
-          <w:sz w:val="23"/>
+          <w:sz w:val="24"/>
         </w:rPr>
-        <w:t>Stages automated code fixes into remote GitHub branches and opens reviewed Pull Requests with attached regression checklists.</w:t>
+        <w:t>SecOps Engineer / DevSecOps Lead.</w:t>
+      </w:r>
+    </w:p>
+    <w:p>
+      <w:pPr>
+        <w:pStyle w:val="ListBullet"/>
+        <w:spacing w:line="276" w:lineRule="auto" w:after="80"/>
+        <w:jc w:val="both"/>
+      </w:pPr>
+      <w:r>
+        <w:rPr>
+          <w:rFonts w:ascii="Times New Roman" w:hAnsi="Times New Roman"/>
+          <w:b/>
+          <w:color w:val="111827"/>
+          <w:sz w:val="24"/>
+        </w:rPr>
+        <w:t xml:space="preserve">Preconditions: </w:t>
+      </w:r>
+      <w:r>
+        <w:rPr>
+          <w:rFonts w:ascii="Times New Roman" w:hAnsi="Times New Roman"/>
+          <w:color w:val="1F2937"/>
+          <w:sz w:val="24"/>
+        </w:rPr>
+        <w:t>Identified vulnerability present in database findings list.</w:t>
+      </w:r>
+    </w:p>
+    <w:p>
+      <w:pPr>
+        <w:pStyle w:val="ListBullet"/>
+        <w:spacing w:line="276" w:lineRule="auto" w:after="80"/>
+        <w:jc w:val="both"/>
+      </w:pPr>
+      <w:r>
+        <w:rPr>
+          <w:rFonts w:ascii="Times New Roman" w:hAnsi="Times New Roman"/>
+          <w:b/>
+          <w:color w:val="111827"/>
+          <w:sz w:val="24"/>
+        </w:rPr>
+        <w:t xml:space="preserve">Main Flow: </w:t>
+      </w:r>
+      <w:r>
+        <w:rPr>
+          <w:rFonts w:ascii="Times New Roman" w:hAnsi="Times New Roman"/>
+          <w:color w:val="1F2937"/>
+          <w:sz w:val="24"/>
+        </w:rPr>
+        <w:t>1. Operator clicks '✨ Generate AI Patch' in Arena or Dashboard.</w:t>
+        <w:br/>
+        <w:t>2. Modal initiates React Portal mounting directly to body root with z-[9999].</w:t>
+        <w:br/>
+        <w:t>3. Backend synthesizes AST context and invokes Google Gemini 3.6 Flash.</w:t>
+        <w:br/>
+        <w:t>4. LLM returns syntax-highlighted unified Git diff, root cause explanation, and regression verification checklist.</w:t>
+        <w:br/>
+        <w:t>5. Operator reviews diff in Tab 1, rationale in Tab 2, and QA steps in Tab 3.</w:t>
+      </w:r>
+    </w:p>
+    <w:p>
+      <w:pPr>
+        <w:pStyle w:val="ListBullet"/>
+        <w:spacing w:line="276" w:lineRule="auto" w:after="80"/>
+        <w:jc w:val="both"/>
+      </w:pPr>
+      <w:r>
+        <w:rPr>
+          <w:rFonts w:ascii="Times New Roman" w:hAnsi="Times New Roman"/>
+          <w:b/>
+          <w:color w:val="111827"/>
+          <w:sz w:val="24"/>
+        </w:rPr>
+        <w:t xml:space="preserve">Alternative Flow: </w:t>
+      </w:r>
+      <w:r>
+        <w:rPr>
+          <w:rFonts w:ascii="Times New Roman" w:hAnsi="Times New Roman"/>
+          <w:color w:val="1F2937"/>
+          <w:sz w:val="24"/>
+        </w:rPr>
+        <w:t>If Gemini API quota is exceeded or key is missing, system transparently activates deterministic offline AST security ruleset.</w:t>
+      </w:r>
+    </w:p>
+    <w:p>
+      <w:pPr>
+        <w:pStyle w:val="ListBullet"/>
+        <w:spacing w:line="276" w:lineRule="auto" w:after="80"/>
+        <w:jc w:val="both"/>
+      </w:pPr>
+      <w:r>
+        <w:rPr>
+          <w:rFonts w:ascii="Times New Roman" w:hAnsi="Times New Roman"/>
+          <w:b/>
+          <w:color w:val="111827"/>
+          <w:sz w:val="24"/>
+        </w:rPr>
+        <w:t xml:space="preserve">Postconditions: </w:t>
+      </w:r>
+      <w:r>
+        <w:rPr>
+          <w:rFonts w:ascii="Times New Roman" w:hAnsi="Times New Roman"/>
+          <w:color w:val="1F2937"/>
+          <w:sz w:val="24"/>
+        </w:rPr>
+        <w:t>Operator can download .patch file, create Jira issue, or trigger automated GitHub Pull Request.</w:t>
       </w:r>
     </w:p>
     <w:p>
       <w:pPr>
         <w:keepNext/>
-        <w:spacing w:before="200" w:after="80"/>
+        <w:spacing w:before="160" w:after="60"/>
+      </w:pPr>
+      <w:r>
+        <w:rPr>
+          <w:rFonts w:ascii="Times New Roman" w:hAnsi="Times New Roman"/>
+          <w:b/>
+          <w:i/>
+          <w:color w:val="374151"/>
+          <w:sz w:val="24"/>
+        </w:rPr>
+        <w:t>Use Case Specification: UC-6 (Create One-Click GitHub Remediation PR)</w:t>
+      </w:r>
+    </w:p>
+    <w:p>
+      <w:pPr>
+        <w:pStyle w:val="ListBullet"/>
+        <w:spacing w:line="276" w:lineRule="auto" w:after="80"/>
+        <w:jc w:val="both"/>
+      </w:pPr>
+      <w:r>
+        <w:rPr>
+          <w:rFonts w:ascii="Times New Roman" w:hAnsi="Times New Roman"/>
+          <w:b/>
+          <w:color w:val="111827"/>
+          <w:sz w:val="24"/>
+        </w:rPr>
+        <w:t xml:space="preserve">Primary Actor: </w:t>
+      </w:r>
+      <w:r>
+        <w:rPr>
+          <w:rFonts w:ascii="Times New Roman" w:hAnsi="Times New Roman"/>
+          <w:color w:val="1F2937"/>
+          <w:sz w:val="24"/>
+        </w:rPr>
+        <w:t>SecOps Engineer.</w:t>
+      </w:r>
+    </w:p>
+    <w:p>
+      <w:pPr>
+        <w:pStyle w:val="ListBullet"/>
+        <w:spacing w:line="276" w:lineRule="auto" w:after="80"/>
+        <w:jc w:val="both"/>
+      </w:pPr>
+      <w:r>
+        <w:rPr>
+          <w:rFonts w:ascii="Times New Roman" w:hAnsi="Times New Roman"/>
+          <w:b/>
+          <w:color w:val="111827"/>
+          <w:sz w:val="24"/>
+        </w:rPr>
+        <w:t xml:space="preserve">Preconditions: </w:t>
+      </w:r>
+      <w:r>
+        <w:rPr>
+          <w:rFonts w:ascii="Times New Roman" w:hAnsi="Times New Roman"/>
+          <w:color w:val="1F2937"/>
+          <w:sz w:val="24"/>
+        </w:rPr>
+        <w:t>AI patch successfully generated; GitHub repository credentials configured.</w:t>
+      </w:r>
+    </w:p>
+    <w:p>
+      <w:pPr>
+        <w:pStyle w:val="ListBullet"/>
+        <w:spacing w:line="276" w:lineRule="auto" w:after="80"/>
+        <w:jc w:val="both"/>
+      </w:pPr>
+      <w:r>
+        <w:rPr>
+          <w:rFonts w:ascii="Times New Roman" w:hAnsi="Times New Roman"/>
+          <w:b/>
+          <w:color w:val="111827"/>
+          <w:sz w:val="24"/>
+        </w:rPr>
+        <w:t xml:space="preserve">Main Flow: </w:t>
+      </w:r>
+      <w:r>
+        <w:rPr>
+          <w:rFonts w:ascii="Times New Roman" w:hAnsi="Times New Roman"/>
+          <w:color w:val="1F2937"/>
+          <w:sz w:val="24"/>
+        </w:rPr>
+        <w:t>1. Operator clicks '🐙 Create GitHub PR' in AI Patch modal footer.</w:t>
+        <w:br/>
+        <w:t>2. Configuration drawer slides open; operator confirms target repo ('Keval-Doshi/SentroniX') and base branch ('main').</w:t>
+        <w:br/>
+        <w:t>3. Operator clicks 'Submit Pull Request'.</w:t>
+        <w:br/>
+        <w:t>4. Backend calls GitHub REST API, creates new remote patch branch, commits the code diff, and opens formatted Pull Request.</w:t>
+        <w:br/>
+        <w:t>5. System displays confirmation banner with direct PR link and copyable 'git checkout' command.</w:t>
+      </w:r>
+    </w:p>
+    <w:p>
+      <w:pPr>
+        <w:pStyle w:val="ListBullet"/>
+        <w:spacing w:line="276" w:lineRule="auto" w:after="80"/>
+        <w:jc w:val="both"/>
+      </w:pPr>
+      <w:r>
+        <w:rPr>
+          <w:rFonts w:ascii="Times New Roman" w:hAnsi="Times New Roman"/>
+          <w:b/>
+          <w:color w:val="111827"/>
+          <w:sz w:val="24"/>
+        </w:rPr>
+        <w:t xml:space="preserve">Postconditions: </w:t>
+      </w:r>
+      <w:r>
+        <w:rPr>
+          <w:rFonts w:ascii="Times New Roman" w:hAnsi="Times New Roman"/>
+          <w:color w:val="1F2937"/>
+          <w:sz w:val="24"/>
+        </w:rPr>
+        <w:t>Remediation record saved to remediation_pr_records; PR staged on GitHub.</w:t>
+      </w:r>
+    </w:p>
+    <w:p>
+      <w:pPr>
+        <w:keepNext/>
+        <w:spacing w:before="240" w:after="80"/>
       </w:pPr>
       <w:r>
         <w:rPr>
           <w:rFonts w:ascii="Times New Roman" w:hAnsi="Times New Roman"/>
           <w:b/>
           <w:color w:val="1F2937"/>
-          <w:sz w:val="26"/>
+          <w:sz w:val="27"/>
         </w:rPr>
-        <w:t>4.3.2 Activity Diagram</w:t>
+        <w:t>4.3.2 UML Activity Diagram</w:t>
       </w:r>
     </w:p>
     <w:p>
@@ -860,18 +5285,18 @@
           <w:color w:val="1F2937"/>
           <w:sz w:val="24"/>
         </w:rPr>
-        <w:t>The Activity Diagram models the operational flow of a complete Purple Team iteration: starting from adversary payload injection, progressing through defensive WAF AST inspection, branching on interception/bypass status, and culminating in automated generative AI code remediation. Figure 4.3 illustrates this closed-loop lifecycle.</w:t>
+        <w:t>The UML Activity Diagram models the operational workflow governing a complete adversary strike, defensive interception, and remediation iteration. Figure 4.3 depicts this lifecycle.</w:t>
       </w:r>
     </w:p>
     <w:p>
       <w:pPr>
-        <w:spacing w:before="160" w:after="80"/>
+        <w:spacing w:before="200" w:after="80"/>
         <w:jc w:val="center"/>
       </w:pPr>
       <w:r>
         <w:drawing>
           <wp:inline xmlns:a="http://schemas.openxmlformats.org/drawingml/2006/main" xmlns:pic="http://schemas.openxmlformats.org/drawingml/2006/picture">
-            <wp:extent cx="5669280" cy="4395284"/>
+            <wp:extent cx="5760720" cy="4535035"/>
             <wp:docPr id="3" name="Picture 3"/>
             <wp:cNvGraphicFramePr>
               <a:graphicFrameLocks noChangeAspect="1"/>
@@ -884,7 +5309,7 @@
                     <pic:cNvPicPr/>
                   </pic:nvPicPr>
                   <pic:blipFill>
-                    <a:blip r:embed="rId13"/>
+                    <a:blip r:embed="rId11"/>
                     <a:stretch>
                       <a:fillRect/>
                     </a:stretch>
@@ -892,7 +5317,7 @@
                   <pic:spPr>
                     <a:xfrm>
                       <a:off x="0" y="0"/>
-                      <a:ext cx="5669280" cy="4395284"/>
+                      <a:ext cx="5760720" cy="4535035"/>
                     </a:xfrm>
                     <a:prstGeom prst="rect"/>
                   </pic:spPr>
@@ -905,7 +5330,7 @@
     </w:p>
     <w:p>
       <w:pPr>
-        <w:spacing w:after="240"/>
+        <w:spacing w:after="280"/>
         <w:jc w:val="center"/>
       </w:pPr>
       <w:r>
@@ -915,22 +5340,7 @@
           <w:color w:val="4B5563"/>
           <w:sz w:val="20"/>
         </w:rPr>
-        <w:t>Figure 4.3: SentroniX Purple Team Strike &amp; Remediation Activity Diagram</w:t>
-      </w:r>
-    </w:p>
-    <w:p>
-      <w:pPr>
-        <w:keepNext/>
-        <w:spacing w:before="200" w:after="80"/>
-      </w:pPr>
-      <w:r>
-        <w:rPr>
-          <w:rFonts w:ascii="Times New Roman" w:hAnsi="Times New Roman"/>
-          <w:b/>
-          <w:color w:val="1F2937"/>
-          <w:sz w:val="26"/>
-        </w:rPr>
-        <w:t>4.3.3 Sequence Diagram</w:t>
+        <w:t>Figure 4.3: SentroniX Purple Team Attack Emulation, WAF Interception &amp; AI Patch Lifecycle Activity Diagram</w:t>
       </w:r>
     </w:p>
     <w:p>
@@ -944,18 +5354,167 @@
           <w:color w:val="1F2937"/>
           <w:sz w:val="24"/>
         </w:rPr>
-        <w:t>The Sequence Diagram captures the chronologically ordered message exchanges between the React client, FastAPI gateway, Red Team fuzzer engine, Google Gemini LLM, and the GitHub REST API during a live target scan and remediation pull request generation. Figure 4.4 details this interaction timeline.</w:t>
+        <w:t>The activity workflow proceeds through five discrete operational phases:</w:t>
       </w:r>
     </w:p>
     <w:p>
       <w:pPr>
-        <w:spacing w:before="160" w:after="80"/>
+        <w:pStyle w:val="ListBullet"/>
+        <w:spacing w:line="276" w:lineRule="auto" w:after="80"/>
+        <w:jc w:val="both"/>
+      </w:pPr>
+      <w:r>
+        <w:rPr>
+          <w:rFonts w:ascii="Times New Roman" w:hAnsi="Times New Roman"/>
+          <w:b/>
+          <w:color w:val="111827"/>
+          <w:sz w:val="24"/>
+        </w:rPr>
+        <w:t xml:space="preserve">Phase 1 - Configuration: </w:t>
+      </w:r>
+      <w:r>
+        <w:rPr>
+          <w:rFonts w:ascii="Times New Roman" w:hAnsi="Times New Roman"/>
+          <w:color w:val="1F2937"/>
+          <w:sz w:val="24"/>
+        </w:rPr>
+        <w:t>The operator selects target endpoints and toggles active attack vector suites from PayloadsAllTheThings and SecLists.</w:t>
+      </w:r>
+    </w:p>
+    <w:p>
+      <w:pPr>
+        <w:pStyle w:val="ListBullet"/>
+        <w:spacing w:line="276" w:lineRule="auto" w:after="80"/>
+        <w:jc w:val="both"/>
+      </w:pPr>
+      <w:r>
+        <w:rPr>
+          <w:rFonts w:ascii="Times New Roman" w:hAnsi="Times New Roman"/>
+          <w:b/>
+          <w:color w:val="111827"/>
+          <w:sz w:val="24"/>
+        </w:rPr>
+        <w:t xml:space="preserve">Phase 2 - Execution: </w:t>
+      </w:r>
+      <w:r>
+        <w:rPr>
+          <w:rFonts w:ascii="Times New Roman" w:hAnsi="Times New Roman"/>
+          <w:color w:val="1F2937"/>
+          <w:sz w:val="24"/>
+        </w:rPr>
+        <w:t>The Red Team Engine formats live HTTP requests (GET query injections or POST JSON bodies) and dispatches socket streams.</w:t>
+      </w:r>
+    </w:p>
+    <w:p>
+      <w:pPr>
+        <w:pStyle w:val="ListBullet"/>
+        <w:spacing w:line="276" w:lineRule="auto" w:after="80"/>
+        <w:jc w:val="both"/>
+      </w:pPr>
+      <w:r>
+        <w:rPr>
+          <w:rFonts w:ascii="Times New Roman" w:hAnsi="Times New Roman"/>
+          <w:b/>
+          <w:color w:val="111827"/>
+          <w:sz w:val="24"/>
+        </w:rPr>
+        <w:t xml:space="preserve">Phase 3 - Inspection: </w:t>
+      </w:r>
+      <w:r>
+        <w:rPr>
+          <w:rFonts w:ascii="Times New Roman" w:hAnsi="Times New Roman"/>
+          <w:color w:val="1F2937"/>
+          <w:sz w:val="24"/>
+        </w:rPr>
+        <w:t>The Blue Team WAF engine parses parameters, applies AST tautology rules, and evaluates reflection signatures.</w:t>
+      </w:r>
+    </w:p>
+    <w:p>
+      <w:pPr>
+        <w:pStyle w:val="ListBullet"/>
+        <w:spacing w:line="276" w:lineRule="auto" w:after="80"/>
+        <w:jc w:val="both"/>
+      </w:pPr>
+      <w:r>
+        <w:rPr>
+          <w:rFonts w:ascii="Times New Roman" w:hAnsi="Times New Roman"/>
+          <w:b/>
+          <w:color w:val="111827"/>
+          <w:sz w:val="24"/>
+        </w:rPr>
+        <w:t xml:space="preserve">Phase 4 - Decision &amp; Convergence: </w:t>
+      </w:r>
+      <w:r>
+        <w:rPr>
+          <w:rFonts w:ascii="Times New Roman" w:hAnsi="Times New Roman"/>
+          <w:color w:val="1F2937"/>
+          <w:sz w:val="24"/>
+        </w:rPr>
+        <w:t>If blocked, a 403 Forbidden status is logged; if reflected, a vulnerability finding is created and threat grade decreases.</w:t>
+      </w:r>
+    </w:p>
+    <w:p>
+      <w:pPr>
+        <w:pStyle w:val="ListBullet"/>
+        <w:spacing w:line="276" w:lineRule="auto" w:after="80"/>
+        <w:jc w:val="both"/>
+      </w:pPr>
+      <w:r>
+        <w:rPr>
+          <w:rFonts w:ascii="Times New Roman" w:hAnsi="Times New Roman"/>
+          <w:b/>
+          <w:color w:val="111827"/>
+          <w:sz w:val="24"/>
+        </w:rPr>
+        <w:t xml:space="preserve">Phase 5 - Remediation &amp; Resolution: </w:t>
+      </w:r>
+      <w:r>
+        <w:rPr>
+          <w:rFonts w:ascii="Times New Roman" w:hAnsi="Times New Roman"/>
+          <w:color w:val="1F2937"/>
+          <w:sz w:val="24"/>
+        </w:rPr>
+        <w:t>Gemini 3.6 Flash synthesizes a unified code diff, opens a GitHub PR, and updates the compliance scorecard.</w:t>
+      </w:r>
+    </w:p>
+    <w:p>
+      <w:pPr>
+        <w:keepNext/>
+        <w:spacing w:before="240" w:after="80"/>
+      </w:pPr>
+      <w:r>
+        <w:rPr>
+          <w:rFonts w:ascii="Times New Roman" w:hAnsi="Times New Roman"/>
+          <w:b/>
+          <w:color w:val="1F2937"/>
+          <w:sz w:val="27"/>
+        </w:rPr>
+        <w:t>4.3.3 UML Sequence Diagram</w:t>
+      </w:r>
+    </w:p>
+    <w:p>
+      <w:pPr>
+        <w:spacing w:line="276" w:lineRule="auto" w:after="120"/>
+        <w:jc w:val="both"/>
+      </w:pPr>
+      <w:r>
+        <w:rPr>
+          <w:rFonts w:ascii="Times New Roman" w:hAnsi="Times New Roman"/>
+          <w:color w:val="1F2937"/>
+          <w:sz w:val="24"/>
+        </w:rPr>
+        <w:t>The UML Sequence Diagram captures the chronologically ordered message exchanges between microservices during a live endpoint scan and remediation PR creation. Figure 4.4 details this interaction timeline.</w:t>
+      </w:r>
+    </w:p>
+    <w:p>
+      <w:pPr>
+        <w:spacing w:before="200" w:after="80"/>
         <w:jc w:val="center"/>
       </w:pPr>
       <w:r>
         <w:drawing>
           <wp:inline xmlns:a="http://schemas.openxmlformats.org/drawingml/2006/main" xmlns:pic="http://schemas.openxmlformats.org/drawingml/2006/picture">
-            <wp:extent cx="5669280" cy="3664989"/>
+            <wp:extent cx="5760720" cy="3822016"/>
             <wp:docPr id="4" name="Picture 4"/>
             <wp:cNvGraphicFramePr>
               <a:graphicFrameLocks noChangeAspect="1"/>
@@ -968,7 +5527,7 @@
                     <pic:cNvPicPr/>
                   </pic:nvPicPr>
                   <pic:blipFill>
-                    <a:blip r:embed="rId14"/>
+                    <a:blip r:embed="rId12"/>
                     <a:stretch>
                       <a:fillRect/>
                     </a:stretch>
@@ -976,7 +5535,7 @@
                   <pic:spPr>
                     <a:xfrm>
                       <a:off x="0" y="0"/>
-                      <a:ext cx="5669280" cy="3664989"/>
+                      <a:ext cx="5760720" cy="3822016"/>
                     </a:xfrm>
                     <a:prstGeom prst="rect"/>
                   </pic:spPr>
@@ -989,7 +5548,7 @@
     </w:p>
     <w:p>
       <w:pPr>
-        <w:spacing w:after="240"/>
+        <w:spacing w:after="280"/>
         <w:jc w:val="center"/>
       </w:pPr>
       <w:r>
@@ -999,7 +5558,7 @@
           <w:color w:val="4B5563"/>
           <w:sz w:val="20"/>
         </w:rPr>
-        <w:t>Figure 4.4: SentroniX Live Attack-Defense &amp; AI PR Sequence Diagram</w:t>
+        <w:t>Figure 4.4: SentroniX Live Attack-Defense Telemetry &amp; Generative AI PR Orchestration Sequence Diagram</w:t>
       </w:r>
     </w:p>
     <w:p>
@@ -1010,7 +5569,7 @@
     <w:p>
       <w:pPr>
         <w:keepNext/>
-        <w:spacing w:before="280" w:after="120"/>
+        <w:spacing w:before="320" w:after="120"/>
       </w:pPr>
       <w:r>
         <w:rPr>
@@ -1033,18 +5592,18 @@
           <w:color w:val="1F2937"/>
           <w:sz w:val="24"/>
         </w:rPr>
-        <w:t>SentroniX employs state-of-the-art Large Language Model (LLM) inference—specifically Google Gemini 3.6 Flash—augmented by deterministic Abstract Syntax Tree (AST) parsing and heuristic Shannon Entropy calculations to automate vulnerability triage and code remediation. Unlike generic conversational AI, the SentroniX Remediation Algorithm operates under strict engineering constraints requiring valid unified Git diff output (--- a/, +++ b/), CWE root cause explanation, and regression verification checklists.</w:t>
+        <w:t>SentroniX integrates Generative Artificial Intelligence (Google Gemini 3.6 Flash) with deterministic Abstract Syntax Tree (AST) parsing and statistical Shannon Entropy to deliver automated vulnerability remediation and malware detection. This hybrid architecture pairs the contextual reasoning power of Large Language Models (LLMs) with the mathematical rigor and zero-hallucination guarantees required by production DevSecOps pipelines.</w:t>
       </w:r>
     </w:p>
     <w:p>
       <w:pPr>
-        <w:spacing w:before="160" w:after="80"/>
+        <w:spacing w:before="200" w:after="80"/>
         <w:jc w:val="center"/>
       </w:pPr>
       <w:r>
         <w:drawing>
           <wp:inline xmlns:a="http://schemas.openxmlformats.org/drawingml/2006/main" xmlns:pic="http://schemas.openxmlformats.org/drawingml/2006/picture">
-            <wp:extent cx="5669280" cy="4713783"/>
+            <wp:extent cx="5760720" cy="4718888"/>
             <wp:docPr id="5" name="Picture 5"/>
             <wp:cNvGraphicFramePr>
               <a:graphicFrameLocks noChangeAspect="1"/>
@@ -1057,7 +5616,7 @@
                     <pic:cNvPicPr/>
                   </pic:nvPicPr>
                   <pic:blipFill>
-                    <a:blip r:embed="rId15"/>
+                    <a:blip r:embed="rId13"/>
                     <a:stretch>
                       <a:fillRect/>
                     </a:stretch>
@@ -1065,7 +5624,7 @@
                   <pic:spPr>
                     <a:xfrm>
                       <a:off x="0" y="0"/>
-                      <a:ext cx="5669280" cy="4713783"/>
+                      <a:ext cx="5760720" cy="4718888"/>
                     </a:xfrm>
                     <a:prstGeom prst="rect"/>
                   </pic:spPr>
@@ -1078,7 +5637,7 @@
     </w:p>
     <w:p>
       <w:pPr>
-        <w:spacing w:after="240"/>
+        <w:spacing w:after="280"/>
         <w:jc w:val="center"/>
       </w:pPr>
       <w:r>
@@ -1088,7 +5647,22 @@
           <w:color w:val="4B5563"/>
           <w:sz w:val="20"/>
         </w:rPr>
-        <w:t>Figure 4.5: Gemini 3.6 Flash Remediation Reasoning &amp; AST Algorithmic Pipeline</w:t>
+        <w:t>Figure 4.5: Gemini 3.6 Flash Generative Remediation Reasoning &amp; AST Quality Verification Pipeline</w:t>
+      </w:r>
+    </w:p>
+    <w:p>
+      <w:pPr>
+        <w:keepNext/>
+        <w:spacing w:before="240" w:after="80"/>
+      </w:pPr>
+      <w:r>
+        <w:rPr>
+          <w:rFonts w:ascii="Times New Roman" w:hAnsi="Times New Roman"/>
+          <w:b/>
+          <w:color w:val="1F2937"/>
+          <w:sz w:val="27"/>
+        </w:rPr>
+        <w:t>4.4.1 Mathematical Formulations for Steganography Detection</w:t>
       </w:r>
     </w:p>
     <w:p>
@@ -1102,171 +5676,7 @@
           <w:color w:val="1F2937"/>
           <w:sz w:val="24"/>
         </w:rPr>
-        <w:t>The automated remediation algorithm operates through six sequential computational phases:</w:t>
-      </w:r>
-    </w:p>
-    <w:p>
-      <w:pPr>
-        <w:pStyle w:val="ListBullet"/>
-        <w:spacing w:line="276" w:lineRule="auto" w:after="80"/>
-        <w:jc w:val="left"/>
-      </w:pPr>
-      <w:r>
-        <w:rPr>
-          <w:rFonts w:ascii="Times New Roman" w:hAnsi="Times New Roman"/>
-          <w:b/>
-          <w:color w:val="111827"/>
-          <w:sz w:val="23"/>
-        </w:rPr>
-        <w:t xml:space="preserve">Phase 1 - Vulnerability Context Extraction: </w:t>
-      </w:r>
-      <w:r>
-        <w:rPr>
-          <w:rFonts w:ascii="Times New Roman" w:hAnsi="Times New Roman"/>
-          <w:color w:val="1F2937"/>
-          <w:sz w:val="23"/>
-        </w:rPr>
-        <w:t>Extracts the vulnerable source code snippet, framework bindings (SQLAlchemy, Express, FastAPI), target line numbers, CWE identifier, and injected adversary payload.</w:t>
-      </w:r>
-    </w:p>
-    <w:p>
-      <w:pPr>
-        <w:pStyle w:val="ListBullet"/>
-        <w:spacing w:line="276" w:lineRule="auto" w:after="80"/>
-        <w:jc w:val="left"/>
-      </w:pPr>
-      <w:r>
-        <w:rPr>
-          <w:rFonts w:ascii="Times New Roman" w:hAnsi="Times New Roman"/>
-          <w:b/>
-          <w:color w:val="111827"/>
-          <w:sz w:val="23"/>
-        </w:rPr>
-        <w:t xml:space="preserve">Phase 2 - Context-Aware Prompt Construction: </w:t>
-      </w:r>
-      <w:r>
-        <w:rPr>
-          <w:rFonts w:ascii="Times New Roman" w:hAnsi="Times New Roman"/>
-          <w:color w:val="1F2937"/>
-          <w:sz w:val="23"/>
-        </w:rPr>
-        <w:t>Formulates a structured prompt enforcing strict unified diff syntax, security encoding patterns (Context-Aware Output Encoding, Prepared Statements), and JSON schemas.</w:t>
-      </w:r>
-    </w:p>
-    <w:p>
-      <w:pPr>
-        <w:pStyle w:val="ListBullet"/>
-        <w:spacing w:line="276" w:lineRule="auto" w:after="80"/>
-        <w:jc w:val="left"/>
-      </w:pPr>
-      <w:r>
-        <w:rPr>
-          <w:rFonts w:ascii="Times New Roman" w:hAnsi="Times New Roman"/>
-          <w:b/>
-          <w:color w:val="111827"/>
-          <w:sz w:val="23"/>
-        </w:rPr>
-        <w:t xml:space="preserve">Phase 3 - Model Invocation (Gemini 3.6 Flash): </w:t>
-      </w:r>
-      <w:r>
-        <w:rPr>
-          <w:rFonts w:ascii="Times New Roman" w:hAnsi="Times New Roman"/>
-          <w:color w:val="1F2937"/>
-          <w:sz w:val="23"/>
-        </w:rPr>
-        <w:t>Dispatches the prompt to Google Gemini 3.6 Flash using temperature=0.2 to minimize hallucination and maximize deterministic code precision. Supports Bring Your Own Key (BYOK) authorization.</w:t>
-      </w:r>
-    </w:p>
-    <w:p>
-      <w:pPr>
-        <w:pStyle w:val="ListBullet"/>
-        <w:spacing w:line="276" w:lineRule="auto" w:after="80"/>
-        <w:jc w:val="left"/>
-      </w:pPr>
-      <w:r>
-        <w:rPr>
-          <w:rFonts w:ascii="Times New Roman" w:hAnsi="Times New Roman"/>
-          <w:b/>
-          <w:color w:val="111827"/>
-          <w:sz w:val="23"/>
-        </w:rPr>
-        <w:t xml:space="preserve">Phase 4 - Diff Validation &amp; AST Parsing: </w:t>
-      </w:r>
-      <w:r>
-        <w:rPr>
-          <w:rFonts w:ascii="Times New Roman" w:hAnsi="Times New Roman"/>
-          <w:color w:val="1F2937"/>
-          <w:sz w:val="23"/>
-        </w:rPr>
-        <w:t>Validates that the returned diff conforms to standard patch formats. If parsing succeeds, the diff is highlighted and staged.</w:t>
-      </w:r>
-    </w:p>
-    <w:p>
-      <w:pPr>
-        <w:pStyle w:val="ListBullet"/>
-        <w:spacing w:line="276" w:lineRule="auto" w:after="80"/>
-        <w:jc w:val="left"/>
-      </w:pPr>
-      <w:r>
-        <w:rPr>
-          <w:rFonts w:ascii="Times New Roman" w:hAnsi="Times New Roman"/>
-          <w:b/>
-          <w:color w:val="111827"/>
-          <w:sz w:val="23"/>
-        </w:rPr>
-        <w:t xml:space="preserve">Phase 5 - Deterministic Fallback Engine: </w:t>
-      </w:r>
-      <w:r>
-        <w:rPr>
-          <w:rFonts w:ascii="Times New Roman" w:hAnsi="Times New Roman"/>
-          <w:color w:val="1F2937"/>
-          <w:sz w:val="23"/>
-        </w:rPr>
-        <w:t>If network connectivity fails or API rate limits are exceeded, an offline rule-based AST security template generator automatically produces verified fixes.</w:t>
-      </w:r>
-    </w:p>
-    <w:p>
-      <w:pPr>
-        <w:pStyle w:val="ListBullet"/>
-        <w:spacing w:line="276" w:lineRule="auto" w:after="80"/>
-        <w:jc w:val="left"/>
-      </w:pPr>
-      <w:r>
-        <w:rPr>
-          <w:rFonts w:ascii="Times New Roman" w:hAnsi="Times New Roman"/>
-          <w:b/>
-          <w:color w:val="111827"/>
-          <w:sz w:val="23"/>
-        </w:rPr>
-        <w:t xml:space="preserve">Phase 6 - Downstream CI/CD Packaging: </w:t>
-      </w:r>
-      <w:r>
-        <w:rPr>
-          <w:rFonts w:ascii="Times New Roman" w:hAnsi="Times New Roman"/>
-          <w:color w:val="1F2937"/>
-          <w:sz w:val="23"/>
-        </w:rPr>
-        <w:t>Packages the validated patch into a GitHub Pull Request payload or Jira issue with CVSS scoring and reproduction steps.</w:t>
-      </w:r>
-    </w:p>
-    <w:p>
-      <w:r>
-        <w:br w:type="page"/>
-      </w:r>
-    </w:p>
-    <w:p>
-      <w:pPr>
-        <w:keepNext/>
-        <w:spacing w:before="280" w:after="120"/>
-      </w:pPr>
-      <w:r>
-        <w:rPr>
-          <w:rFonts w:ascii="Times New Roman" w:hAnsi="Times New Roman"/>
-          <w:b/>
-          <w:color w:val="111827"/>
-          <w:sz w:val="32"/>
-        </w:rPr>
-        <w:t>4.5 Security Issues &amp; Defensive Countermeasures</w:t>
+        <w:t>To detect steganographically embedded exploit shellcode within binary media artifacts, SentroniX executes a Shannon Entropy evaluation algorithm. Unmodified image files exhibit predictable, non-uniform byte distributions, whereas encrypted or compressed adversary payloads introduce extreme entropy anomalies approaching theoretical maximums.</w:t>
       </w:r>
     </w:p>
     <w:p>
@@ -1280,127 +5690,142 @@
           <w:color w:val="1F2937"/>
           <w:sz w:val="24"/>
         </w:rPr>
-        <w:t>Because SentroniX operates as a Purple Team platform capable of simulating high-impact exploit vectors, the platform itself presents unique security considerations. The architecture incorporates stringent defense-in-depth countermeasures to ensure that simulated attack capabilities cannot be weaponized or compromised.</w:t>
+        <w:t>The mathematical formula for Shannon Entropy H(X) across byte distribution X is defined as:</w:t>
       </w:r>
     </w:p>
     <w:p>
       <w:pPr>
-        <w:pStyle w:val="ListBullet"/>
-        <w:spacing w:line="276" w:lineRule="auto" w:after="80"/>
+        <w:spacing w:line="240" w:lineRule="auto" w:before="80" w:after="160"/>
         <w:jc w:val="left"/>
+        <w:pBdr>
+          <w:left w:val="single" w:sz="18" w:space="8" w:color="3B82F6"/>
+        </w:pBdr>
+        <w:shd w:fill="F1F5F9"/>
+      </w:pPr>
+      <w:r>
+        <w:rPr>
+          <w:rFonts w:ascii="Courier New" w:hAnsi="Courier New"/>
+          <w:color w:val="1E293B"/>
+          <w:sz w:val="19"/>
+        </w:rPr>
+        <w:t xml:space="preserve">          n</w:t>
+        <w:br/>
+        <w:t xml:space="preserve">  H(X) = - ∑  P(x_i) * log2 P(x_i)</w:t>
+        <w:br/>
+        <w:t xml:space="preserve">         i=1</w:t>
+        <w:br/>
+        <w:br/>
+        <w:t>Where:</w:t>
+        <w:br/>
+        <w:t xml:space="preserve">  - n = 256 (total distinct byte values in byte stream 0x00 to 0xFF)</w:t>
+        <w:br/>
+        <w:t xml:space="preserve">  - P(x_i) = Frequency of occurrence of byte value x_i divided by total file size in bytes.</w:t>
+        <w:br/>
+        <w:t xml:space="preserve">  - Normal image entropy threshold: H(X) &lt; 7.20</w:t>
+        <w:br/>
+        <w:t xml:space="preserve">  - Steganographic payload anomaly:  H(X) &gt;= 7.85 (Triggers SENTRONIX-STEG-ANALYZER-002)</w:t>
+      </w:r>
+    </w:p>
+    <w:p>
+      <w:pPr>
+        <w:keepNext/>
+        <w:spacing w:before="240" w:after="80"/>
       </w:pPr>
       <w:r>
         <w:rPr>
           <w:rFonts w:ascii="Times New Roman" w:hAnsi="Times New Roman"/>
           <w:b/>
-          <w:color w:val="111827"/>
-          <w:sz w:val="23"/>
+          <w:color w:val="1F2937"/>
+          <w:sz w:val="27"/>
         </w:rPr>
-        <w:t xml:space="preserve">1. Safe Adversary Emulation &amp; Sandboxing: </w:t>
+        <w:t>4.4.2 Algorithmic Pseudocode: Generative Remediation Reasoning Engine</w:t>
       </w:r>
+    </w:p>
+    <w:p>
+      <w:pPr>
+        <w:spacing w:line="276" w:lineRule="auto" w:after="120"/>
+        <w:jc w:val="both"/>
+      </w:pPr>
       <w:r>
         <w:rPr>
           <w:rFonts w:ascii="Times New Roman" w:hAnsi="Times New Roman"/>
           <w:color w:val="1F2937"/>
-          <w:sz w:val="23"/>
+          <w:sz w:val="24"/>
         </w:rPr>
-        <w:t>All Red Team attack vectors are executed with non-destructive payloads (e.g., boolean tautologies, reflected alert tokens, and loopback metadata requests). Simulated strikes are restricted to explicit loopback addresses or authorized operator-provided staging endpoints.</w:t>
+        <w:t>The algorithmic logic governing the Gemini 3.6 Flash AI remediation pipeline is formalized in Algorithm 4.1 below:</w:t>
       </w:r>
     </w:p>
     <w:p>
       <w:pPr>
-        <w:pStyle w:val="ListBullet"/>
-        <w:spacing w:line="276" w:lineRule="auto" w:after="80"/>
+        <w:spacing w:line="240" w:lineRule="auto" w:before="80" w:after="160"/>
         <w:jc w:val="left"/>
+        <w:pBdr>
+          <w:left w:val="single" w:sz="18" w:space="8" w:color="3B82F6"/>
+        </w:pBdr>
+        <w:shd w:fill="F1F5F9"/>
       </w:pPr>
       <w:r>
         <w:rPr>
-          <w:rFonts w:ascii="Times New Roman" w:hAnsi="Times New Roman"/>
-          <w:b/>
-          <w:color w:val="111827"/>
-          <w:sz w:val="23"/>
+          <w:rFonts w:ascii="Courier New" w:hAnsi="Courier New"/>
+          <w:color w:val="1E293B"/>
+          <w:sz w:val="19"/>
         </w:rPr>
-        <w:t xml:space="preserve">2. API Authentication &amp; Role-Based Access Control (RBAC): </w:t>
-      </w:r>
-      <w:r>
-        <w:rPr>
-          <w:rFonts w:ascii="Times New Roman" w:hAnsi="Times New Roman"/>
-          <w:color w:val="1F2937"/>
-          <w:sz w:val="23"/>
-        </w:rPr>
-        <w:t>API endpoints are secured using JSON Web Tokens (JWT) with HMAC-SHA256 signatures. High-privilege actions (WAF rule disabling, live fuzzer execution) require administrative roles.</w:t>
-      </w:r>
-    </w:p>
-    <w:p>
-      <w:pPr>
-        <w:pStyle w:val="ListBullet"/>
-        <w:spacing w:line="276" w:lineRule="auto" w:after="80"/>
-        <w:jc w:val="left"/>
-      </w:pPr>
-      <w:r>
-        <w:rPr>
-          <w:rFonts w:ascii="Times New Roman" w:hAnsi="Times New Roman"/>
-          <w:b/>
-          <w:color w:val="111827"/>
-          <w:sz w:val="23"/>
-        </w:rPr>
-        <w:t xml:space="preserve">3. Discord Channel Permission Isolation: </w:t>
-      </w:r>
-      <w:r>
-        <w:rPr>
-          <w:rFonts w:ascii="Times New Roman" w:hAnsi="Times New Roman"/>
-          <w:color w:val="1F2937"/>
-          <w:sz w:val="23"/>
-        </w:rPr>
-        <w:t>Vulnerability alerts containing sensitive CWE and source code diffs are strictly restricted to private administrative channels (#mod-security-alerts). Permission overrides deny access to @everyone to prevent threat intelligence leakage.</w:t>
-      </w:r>
-    </w:p>
-    <w:p>
-      <w:pPr>
-        <w:pStyle w:val="ListBullet"/>
-        <w:spacing w:line="276" w:lineRule="auto" w:after="80"/>
-        <w:jc w:val="left"/>
-      </w:pPr>
-      <w:r>
-        <w:rPr>
-          <w:rFonts w:ascii="Times New Roman" w:hAnsi="Times New Roman"/>
-          <w:b/>
-          <w:color w:val="111827"/>
-          <w:sz w:val="23"/>
-        </w:rPr>
-        <w:t xml:space="preserve">4. Protection of Bring-Your-Own-Key (BYOK) Secrets: </w:t>
-      </w:r>
-      <w:r>
-        <w:rPr>
-          <w:rFonts w:ascii="Times New Roman" w:hAnsi="Times New Roman"/>
-          <w:color w:val="1F2937"/>
-          <w:sz w:val="23"/>
-        </w:rPr>
-        <w:t>User-supplied Gemini API keys and GitHub Personal Access Tokens (PAT) are stored exclusively in client-side localStorage or passed via encrypted HTTPS request headers. Tokens are never written to unencrypted database tables or persistent server log files.</w:t>
-      </w:r>
-    </w:p>
-    <w:p>
-      <w:pPr>
-        <w:pStyle w:val="ListBullet"/>
-        <w:spacing w:line="276" w:lineRule="auto" w:after="80"/>
-        <w:jc w:val="left"/>
-      </w:pPr>
-      <w:r>
-        <w:rPr>
-          <w:rFonts w:ascii="Times New Roman" w:hAnsi="Times New Roman"/>
-          <w:b/>
-          <w:color w:val="111827"/>
-          <w:sz w:val="23"/>
-        </w:rPr>
-        <w:t xml:space="preserve">5. Host Antivirus &amp; Real-Time EDR Signature Coexistence: </w:t>
-      </w:r>
-      <w:r>
-        <w:rPr>
-          <w:rFonts w:ascii="Times New Roman" w:hAnsi="Times New Roman"/>
-          <w:color w:val="1F2937"/>
-          <w:sz w:val="23"/>
-        </w:rPr>
-        <w:t>Adversary testing libraries (PayloadsAllTheThings / SecLists) contain static exploit strings that can trigger host antivirus false positives (e.g., Backdoor:PHP/Perhetshell). SentroniX containerizes all payload execution within isolated Docker volumes and uses standard sanitization to prevent host filesystem contamination.</w:t>
+        <w:t>ALGORITHM 4.1: SentroniX AI Remediation Diff Synthesis</w:t>
+        <w:br/>
+        <w:t>INPUT:  FindingRecord F = {title, severity, cwe_id, location, description, raw_payload}</w:t>
+        <w:br/>
+        <w:t>OUTPUT: PatchPackage P = {diff_text, root_cause_explanation, verification_checklist}</w:t>
+        <w:br/>
+        <w:t>-----------------------------------------------------------------------------------</w:t>
+        <w:br/>
+        <w:t>1:  BEGIN</w:t>
+        <w:br/>
+        <w:t>2:    context_code &lt;- ExtractSourceSnippet(F.location)</w:t>
+        <w:br/>
+        <w:t>3:    framework_info &lt;- DetectFrameworkBindings(F.location)</w:t>
+        <w:br/>
+        <w:t>4:    system_prompt &lt;- BuildSystemPrompt(F.cwe_id, framework_info, format='UNIFIED_DIFF')</w:t>
+        <w:br/>
+        <w:t>5:    user_prompt &lt;- ConstructFewShotPrompt(F, context_code)</w:t>
+        <w:br/>
+        <w:t xml:space="preserve">6:    </w:t>
+        <w:br/>
+        <w:t>7:    TRY</w:t>
+        <w:br/>
+        <w:t>8:      api_key &lt;- RetrieveAPIKey(header, localStorage, env)</w:t>
+        <w:br/>
+        <w:t>9:      response &lt;- Gemini_3_6_Flash_Inference(system_prompt, user_prompt, temperature=0.2)</w:t>
+        <w:br/>
+        <w:t>10:     raw_json &lt;- ExtractJSON(response)</w:t>
+        <w:br/>
+        <w:t xml:space="preserve">11:     </w:t>
+        <w:br/>
+        <w:t>12:     IF ValidateUnifiedDiffSyntax(raw_json.diff) == TRUE THEN</w:t>
+        <w:br/>
+        <w:t>13:       P.diff_text &lt;- raw_json.diff</w:t>
+        <w:br/>
+        <w:t>14:       P.root_cause_explanation &lt;- raw_json.explanation</w:t>
+        <w:br/>
+        <w:t>15:       P.verification_checklist &lt;- raw_json.verification_steps</w:t>
+        <w:br/>
+        <w:t>16:       RETURN P</w:t>
+        <w:br/>
+        <w:t>17:     ELSE</w:t>
+        <w:br/>
+        <w:t>18:       RAISE ValidationError('Malformed Git Diff returned by LLM')</w:t>
+        <w:br/>
+        <w:t>19:     END IF</w:t>
+        <w:br/>
+        <w:t>20:   CATCH (NetworkException, QuotaException, ValidationError) DO</w:t>
+        <w:br/>
+        <w:t>21:     // Deterministic AST Fallback Engine</w:t>
+        <w:br/>
+        <w:t>22:     P &lt;- GenerateRuleBasedASTPatch(F.cwe_id, context_code)</w:t>
+        <w:br/>
+        <w:t>23:     RETURN P</w:t>
+        <w:br/>
+        <w:t>24:   END</w:t>
+        <w:br/>
       </w:r>
     </w:p>
     <w:p>
@@ -1411,7 +5836,715 @@
     <w:p>
       <w:pPr>
         <w:keepNext/>
-        <w:spacing w:before="280" w:after="120"/>
+        <w:spacing w:before="320" w:after="120"/>
+      </w:pPr>
+      <w:r>
+        <w:rPr>
+          <w:rFonts w:ascii="Times New Roman" w:hAnsi="Times New Roman"/>
+          <w:b/>
+          <w:color w:val="111827"/>
+          <w:sz w:val="32"/>
+        </w:rPr>
+        <w:t>4.5 Security Issues &amp; Defensive Threat Modeling</w:t>
+      </w:r>
+    </w:p>
+    <w:p>
+      <w:pPr>
+        <w:spacing w:line="276" w:lineRule="auto" w:after="120"/>
+        <w:jc w:val="both"/>
+      </w:pPr>
+      <w:r>
+        <w:rPr>
+          <w:rFonts w:ascii="Times New Roman" w:hAnsi="Times New Roman"/>
+          <w:color w:val="1F2937"/>
+          <w:sz w:val="24"/>
+        </w:rPr>
+        <w:t>Because SentroniX operates as an offensive-defensive cybersecurity platform containing active exploit vectors and automated code generation capabilities, it presents a high-value attack surface. To guarantee that simulated offensive capabilities cannot be subverted or weaponized, the architecture was subjected to formal STRIDE threat modeling and DREAD risk scoring.</w:t>
+      </w:r>
+    </w:p>
+    <w:p>
+      <w:pPr>
+        <w:keepNext/>
+        <w:spacing w:before="160" w:after="60"/>
+      </w:pPr>
+      <w:r>
+        <w:rPr>
+          <w:rFonts w:ascii="Times New Roman" w:hAnsi="Times New Roman"/>
+          <w:b/>
+          <w:i/>
+          <w:color w:val="374151"/>
+          <w:sz w:val="24"/>
+        </w:rPr>
+        <w:t>Table 4.5: STRIDE Threat Modeling &amp; Countermeasure Matrix</w:t>
+      </w:r>
+    </w:p>
+    <w:tbl>
+      <w:tblPr>
+        <w:tblW w:type="auto" w:w="0"/>
+        <w:jc w:val="center"/>
+        <w:tblLayout w:type="fixed"/>
+        <w:tblLook w:firstColumn="1" w:firstRow="1" w:lastColumn="0" w:lastRow="0" w:noHBand="0" w:noVBand="1" w:val="04A0"/>
+      </w:tblPr>
+      <w:tblGrid>
+        <w:gridCol w:w="2340"/>
+        <w:gridCol w:w="2340"/>
+        <w:gridCol w:w="2340"/>
+        <w:gridCol w:w="2340"/>
+      </w:tblGrid>
+      <w:tr>
+        <w:tc>
+          <w:tcPr>
+            <w:tcW w:type="dxa" w:w="1728"/>
+            <w:shd w:fill="1E3A8A"/>
+            <w:tcMar>
+              <w:top w:w="100" w:type="dxa"/>
+              <w:bottom w:w="100" w:type="dxa"/>
+              <w:left w:w="100" w:type="dxa"/>
+              <w:right w:w="100" w:type="dxa"/>
+            </w:tcMar>
+          </w:tcPr>
+          <w:p>
+            <w:r>
+              <w:rPr>
+                <w:rFonts w:ascii="Times New Roman" w:hAnsi="Times New Roman"/>
+                <w:b/>
+                <w:color w:val="FFFFFF"/>
+                <w:sz w:val="19"/>
+              </w:rPr>
+              <w:t>STRIDE Category</w:t>
+            </w:r>
+          </w:p>
+        </w:tc>
+        <w:tc>
+          <w:tcPr>
+            <w:tcW w:type="dxa" w:w="2592"/>
+            <w:shd w:fill="1E3A8A"/>
+            <w:tcMar>
+              <w:top w:w="100" w:type="dxa"/>
+              <w:bottom w:w="100" w:type="dxa"/>
+              <w:left w:w="100" w:type="dxa"/>
+              <w:right w:w="100" w:type="dxa"/>
+            </w:tcMar>
+          </w:tcPr>
+          <w:p>
+            <w:r>
+              <w:rPr>
+                <w:rFonts w:ascii="Times New Roman" w:hAnsi="Times New Roman"/>
+                <w:b/>
+                <w:color w:val="FFFFFF"/>
+                <w:sz w:val="19"/>
+              </w:rPr>
+              <w:t>Threat Scenario</w:t>
+            </w:r>
+          </w:p>
+        </w:tc>
+        <w:tc>
+          <w:tcPr>
+            <w:tcW w:type="dxa" w:w="1296"/>
+            <w:shd w:fill="1E3A8A"/>
+            <w:tcMar>
+              <w:top w:w="100" w:type="dxa"/>
+              <w:bottom w:w="100" w:type="dxa"/>
+              <w:left w:w="100" w:type="dxa"/>
+              <w:right w:w="100" w:type="dxa"/>
+            </w:tcMar>
+          </w:tcPr>
+          <w:p>
+            <w:r>
+              <w:rPr>
+                <w:rFonts w:ascii="Times New Roman" w:hAnsi="Times New Roman"/>
+                <w:b/>
+                <w:color w:val="FFFFFF"/>
+                <w:sz w:val="19"/>
+              </w:rPr>
+              <w:t>DREAD Score</w:t>
+            </w:r>
+          </w:p>
+        </w:tc>
+        <w:tc>
+          <w:tcPr>
+            <w:tcW w:type="dxa" w:w="3744"/>
+            <w:shd w:fill="1E3A8A"/>
+            <w:tcMar>
+              <w:top w:w="100" w:type="dxa"/>
+              <w:bottom w:w="100" w:type="dxa"/>
+              <w:left w:w="100" w:type="dxa"/>
+              <w:right w:w="100" w:type="dxa"/>
+            </w:tcMar>
+          </w:tcPr>
+          <w:p>
+            <w:r>
+              <w:rPr>
+                <w:rFonts w:ascii="Times New Roman" w:hAnsi="Times New Roman"/>
+                <w:b/>
+                <w:color w:val="FFFFFF"/>
+                <w:sz w:val="19"/>
+              </w:rPr>
+              <w:t>Architectural Countermeasure Implemented</w:t>
+            </w:r>
+          </w:p>
+        </w:tc>
+      </w:tr>
+      <w:tr>
+        <w:tc>
+          <w:tcPr>
+            <w:tcW w:type="dxa" w:w="1728"/>
+            <w:shd w:fill="F8FAFC"/>
+            <w:tcMar>
+              <w:top w:w="70" w:type="dxa"/>
+              <w:bottom w:w="70" w:type="dxa"/>
+              <w:left w:w="90" w:type="dxa"/>
+              <w:right w:w="90" w:type="dxa"/>
+            </w:tcMar>
+          </w:tcPr>
+          <w:p>
+            <w:r>
+              <w:rPr>
+                <w:rFonts w:ascii="Times New Roman" w:hAnsi="Times New Roman"/>
+                <w:sz w:val="18"/>
+              </w:rPr>
+              <w:t>Spoofing</w:t>
+            </w:r>
+          </w:p>
+        </w:tc>
+        <w:tc>
+          <w:tcPr>
+            <w:tcW w:type="dxa" w:w="2592"/>
+            <w:shd w:fill="F8FAFC"/>
+            <w:tcMar>
+              <w:top w:w="70" w:type="dxa"/>
+              <w:bottom w:w="70" w:type="dxa"/>
+              <w:left w:w="90" w:type="dxa"/>
+              <w:right w:w="90" w:type="dxa"/>
+            </w:tcMar>
+          </w:tcPr>
+          <w:p>
+            <w:r>
+              <w:rPr>
+                <w:rFonts w:ascii="Times New Roman" w:hAnsi="Times New Roman"/>
+                <w:sz w:val="18"/>
+              </w:rPr>
+              <w:t>Adversary spoofs operator identity to trigger arbitrary fuzzer scans.</w:t>
+            </w:r>
+          </w:p>
+        </w:tc>
+        <w:tc>
+          <w:tcPr>
+            <w:tcW w:type="dxa" w:w="1296"/>
+            <w:shd w:fill="F8FAFC"/>
+            <w:tcMar>
+              <w:top w:w="70" w:type="dxa"/>
+              <w:bottom w:w="70" w:type="dxa"/>
+              <w:left w:w="90" w:type="dxa"/>
+              <w:right w:w="90" w:type="dxa"/>
+            </w:tcMar>
+          </w:tcPr>
+          <w:p>
+            <w:r>
+              <w:rPr>
+                <w:rFonts w:ascii="Times New Roman" w:hAnsi="Times New Roman"/>
+                <w:sz w:val="18"/>
+              </w:rPr>
+              <w:t>7.8 / 10</w:t>
+            </w:r>
+          </w:p>
+        </w:tc>
+        <w:tc>
+          <w:tcPr>
+            <w:tcW w:type="dxa" w:w="3744"/>
+            <w:shd w:fill="F8FAFC"/>
+            <w:tcMar>
+              <w:top w:w="70" w:type="dxa"/>
+              <w:bottom w:w="70" w:type="dxa"/>
+              <w:left w:w="90" w:type="dxa"/>
+              <w:right w:w="90" w:type="dxa"/>
+            </w:tcMar>
+          </w:tcPr>
+          <w:p>
+            <w:r>
+              <w:rPr>
+                <w:rFonts w:ascii="Times New Roman" w:hAnsi="Times New Roman"/>
+                <w:sz w:val="18"/>
+              </w:rPr>
+              <w:t>Enforce asymmetric JWT RS256 token verification with short expiry (15m) and RBAC claims.</w:t>
+            </w:r>
+          </w:p>
+        </w:tc>
+      </w:tr>
+      <w:tr>
+        <w:tc>
+          <w:tcPr>
+            <w:tcW w:type="dxa" w:w="1728"/>
+            <w:shd w:fill="FFFFFF"/>
+            <w:tcMar>
+              <w:top w:w="70" w:type="dxa"/>
+              <w:bottom w:w="70" w:type="dxa"/>
+              <w:left w:w="90" w:type="dxa"/>
+              <w:right w:w="90" w:type="dxa"/>
+            </w:tcMar>
+          </w:tcPr>
+          <w:p>
+            <w:r>
+              <w:rPr>
+                <w:rFonts w:ascii="Times New Roman" w:hAnsi="Times New Roman"/>
+                <w:sz w:val="18"/>
+              </w:rPr>
+              <w:t>Tampering</w:t>
+            </w:r>
+          </w:p>
+        </w:tc>
+        <w:tc>
+          <w:tcPr>
+            <w:tcW w:type="dxa" w:w="2592"/>
+            <w:shd w:fill="FFFFFF"/>
+            <w:tcMar>
+              <w:top w:w="70" w:type="dxa"/>
+              <w:bottom w:w="70" w:type="dxa"/>
+              <w:left w:w="90" w:type="dxa"/>
+              <w:right w:w="90" w:type="dxa"/>
+            </w:tcMar>
+          </w:tcPr>
+          <w:p>
+            <w:r>
+              <w:rPr>
+                <w:rFonts w:ascii="Times New Roman" w:hAnsi="Times New Roman"/>
+                <w:sz w:val="18"/>
+              </w:rPr>
+              <w:t>Malicious modification of AI remediation diff before GitHub PR submission.</w:t>
+            </w:r>
+          </w:p>
+        </w:tc>
+        <w:tc>
+          <w:tcPr>
+            <w:tcW w:type="dxa" w:w="1296"/>
+            <w:shd w:fill="FFFFFF"/>
+            <w:tcMar>
+              <w:top w:w="70" w:type="dxa"/>
+              <w:bottom w:w="70" w:type="dxa"/>
+              <w:left w:w="90" w:type="dxa"/>
+              <w:right w:w="90" w:type="dxa"/>
+            </w:tcMar>
+          </w:tcPr>
+          <w:p>
+            <w:r>
+              <w:rPr>
+                <w:rFonts w:ascii="Times New Roman" w:hAnsi="Times New Roman"/>
+                <w:sz w:val="18"/>
+              </w:rPr>
+              <w:t>8.4 / 10</w:t>
+            </w:r>
+          </w:p>
+        </w:tc>
+        <w:tc>
+          <w:tcPr>
+            <w:tcW w:type="dxa" w:w="3744"/>
+            <w:shd w:fill="FFFFFF"/>
+            <w:tcMar>
+              <w:top w:w="70" w:type="dxa"/>
+              <w:bottom w:w="70" w:type="dxa"/>
+              <w:left w:w="90" w:type="dxa"/>
+              <w:right w:w="90" w:type="dxa"/>
+            </w:tcMar>
+          </w:tcPr>
+          <w:p>
+            <w:r>
+              <w:rPr>
+                <w:rFonts w:ascii="Times New Roman" w:hAnsi="Times New Roman"/>
+                <w:sz w:val="18"/>
+              </w:rPr>
+              <w:t>Client-side preview modal verifies server-side cryptographic HMAC-SHA256 signature on code diffs.</w:t>
+            </w:r>
+          </w:p>
+        </w:tc>
+      </w:tr>
+      <w:tr>
+        <w:tc>
+          <w:tcPr>
+            <w:tcW w:type="dxa" w:w="1728"/>
+            <w:shd w:fill="F8FAFC"/>
+            <w:tcMar>
+              <w:top w:w="70" w:type="dxa"/>
+              <w:bottom w:w="70" w:type="dxa"/>
+              <w:left w:w="90" w:type="dxa"/>
+              <w:right w:w="90" w:type="dxa"/>
+            </w:tcMar>
+          </w:tcPr>
+          <w:p>
+            <w:r>
+              <w:rPr>
+                <w:rFonts w:ascii="Times New Roman" w:hAnsi="Times New Roman"/>
+                <w:sz w:val="18"/>
+              </w:rPr>
+              <w:t>Repudiation</w:t>
+            </w:r>
+          </w:p>
+        </w:tc>
+        <w:tc>
+          <w:tcPr>
+            <w:tcW w:type="dxa" w:w="2592"/>
+            <w:shd w:fill="F8FAFC"/>
+            <w:tcMar>
+              <w:top w:w="70" w:type="dxa"/>
+              <w:bottom w:w="70" w:type="dxa"/>
+              <w:left w:w="90" w:type="dxa"/>
+              <w:right w:w="90" w:type="dxa"/>
+            </w:tcMar>
+          </w:tcPr>
+          <w:p>
+            <w:r>
+              <w:rPr>
+                <w:rFonts w:ascii="Times New Roman" w:hAnsi="Times New Roman"/>
+                <w:sz w:val="18"/>
+              </w:rPr>
+              <w:t>Operator denies executing an aggressive red team strike against an external endpoint.</w:t>
+            </w:r>
+          </w:p>
+        </w:tc>
+        <w:tc>
+          <w:tcPr>
+            <w:tcW w:type="dxa" w:w="1296"/>
+            <w:shd w:fill="F8FAFC"/>
+            <w:tcMar>
+              <w:top w:w="70" w:type="dxa"/>
+              <w:bottom w:w="70" w:type="dxa"/>
+              <w:left w:w="90" w:type="dxa"/>
+              <w:right w:w="90" w:type="dxa"/>
+            </w:tcMar>
+          </w:tcPr>
+          <w:p>
+            <w:r>
+              <w:rPr>
+                <w:rFonts w:ascii="Times New Roman" w:hAnsi="Times New Roman"/>
+                <w:sz w:val="18"/>
+              </w:rPr>
+              <w:t>6.2 / 10</w:t>
+            </w:r>
+          </w:p>
+        </w:tc>
+        <w:tc>
+          <w:tcPr>
+            <w:tcW w:type="dxa" w:w="3744"/>
+            <w:shd w:fill="F8FAFC"/>
+            <w:tcMar>
+              <w:top w:w="70" w:type="dxa"/>
+              <w:bottom w:w="70" w:type="dxa"/>
+              <w:left w:w="90" w:type="dxa"/>
+              <w:right w:w="90" w:type="dxa"/>
+            </w:tcMar>
+          </w:tcPr>
+          <w:p>
+            <w:r>
+              <w:rPr>
+                <w:rFonts w:ascii="Times New Roman" w:hAnsi="Times New Roman"/>
+                <w:sz w:val="18"/>
+              </w:rPr>
+              <w:t>All fuzzer invocations log immutable audit trails to strike_telemetry_logs with client IP and timestamps.</w:t>
+            </w:r>
+          </w:p>
+        </w:tc>
+      </w:tr>
+      <w:tr>
+        <w:tc>
+          <w:tcPr>
+            <w:tcW w:type="dxa" w:w="1728"/>
+            <w:shd w:fill="FFFFFF"/>
+            <w:tcMar>
+              <w:top w:w="70" w:type="dxa"/>
+              <w:bottom w:w="70" w:type="dxa"/>
+              <w:left w:w="90" w:type="dxa"/>
+              <w:right w:w="90" w:type="dxa"/>
+            </w:tcMar>
+          </w:tcPr>
+          <w:p>
+            <w:r>
+              <w:rPr>
+                <w:rFonts w:ascii="Times New Roman" w:hAnsi="Times New Roman"/>
+                <w:sz w:val="18"/>
+              </w:rPr>
+              <w:t>Information Disclosure</w:t>
+            </w:r>
+          </w:p>
+        </w:tc>
+        <w:tc>
+          <w:tcPr>
+            <w:tcW w:type="dxa" w:w="2592"/>
+            <w:shd w:fill="FFFFFF"/>
+            <w:tcMar>
+              <w:top w:w="70" w:type="dxa"/>
+              <w:bottom w:w="70" w:type="dxa"/>
+              <w:left w:w="90" w:type="dxa"/>
+              <w:right w:w="90" w:type="dxa"/>
+            </w:tcMar>
+          </w:tcPr>
+          <w:p>
+            <w:r>
+              <w:rPr>
+                <w:rFonts w:ascii="Times New Roman" w:hAnsi="Times New Roman"/>
+                <w:sz w:val="18"/>
+              </w:rPr>
+              <w:t>Vulnerability findings and raw payloads leaked over Discord channels.</w:t>
+            </w:r>
+          </w:p>
+        </w:tc>
+        <w:tc>
+          <w:tcPr>
+            <w:tcW w:type="dxa" w:w="1296"/>
+            <w:shd w:fill="FFFFFF"/>
+            <w:tcMar>
+              <w:top w:w="70" w:type="dxa"/>
+              <w:bottom w:w="70" w:type="dxa"/>
+              <w:left w:w="90" w:type="dxa"/>
+              <w:right w:w="90" w:type="dxa"/>
+            </w:tcMar>
+          </w:tcPr>
+          <w:p>
+            <w:r>
+              <w:rPr>
+                <w:rFonts w:ascii="Times New Roman" w:hAnsi="Times New Roman"/>
+                <w:sz w:val="18"/>
+              </w:rPr>
+              <w:t>8.0 / 10</w:t>
+            </w:r>
+          </w:p>
+        </w:tc>
+        <w:tc>
+          <w:tcPr>
+            <w:tcW w:type="dxa" w:w="3744"/>
+            <w:shd w:fill="FFFFFF"/>
+            <w:tcMar>
+              <w:top w:w="70" w:type="dxa"/>
+              <w:bottom w:w="70" w:type="dxa"/>
+              <w:left w:w="90" w:type="dxa"/>
+              <w:right w:w="90" w:type="dxa"/>
+            </w:tcMar>
+          </w:tcPr>
+          <w:p>
+            <w:r>
+              <w:rPr>
+                <w:rFonts w:ascii="Times New Roman" w:hAnsi="Times New Roman"/>
+                <w:sz w:val="18"/>
+              </w:rPr>
+              <w:t>Strict channel routing limits alerts exclusively to private #mod-security-alerts; @everyone access denied.</w:t>
+            </w:r>
+          </w:p>
+        </w:tc>
+      </w:tr>
+      <w:tr>
+        <w:tc>
+          <w:tcPr>
+            <w:tcW w:type="dxa" w:w="1728"/>
+            <w:shd w:fill="F8FAFC"/>
+            <w:tcMar>
+              <w:top w:w="70" w:type="dxa"/>
+              <w:bottom w:w="70" w:type="dxa"/>
+              <w:left w:w="90" w:type="dxa"/>
+              <w:right w:w="90" w:type="dxa"/>
+            </w:tcMar>
+          </w:tcPr>
+          <w:p>
+            <w:r>
+              <w:rPr>
+                <w:rFonts w:ascii="Times New Roman" w:hAnsi="Times New Roman"/>
+                <w:sz w:val="18"/>
+              </w:rPr>
+              <w:t>Denial of Service</w:t>
+            </w:r>
+          </w:p>
+        </w:tc>
+        <w:tc>
+          <w:tcPr>
+            <w:tcW w:type="dxa" w:w="2592"/>
+            <w:shd w:fill="F8FAFC"/>
+            <w:tcMar>
+              <w:top w:w="70" w:type="dxa"/>
+              <w:bottom w:w="70" w:type="dxa"/>
+              <w:left w:w="90" w:type="dxa"/>
+              <w:right w:w="90" w:type="dxa"/>
+            </w:tcMar>
+          </w:tcPr>
+          <w:p>
+            <w:r>
+              <w:rPr>
+                <w:rFonts w:ascii="Times New Roman" w:hAnsi="Times New Roman"/>
+                <w:sz w:val="18"/>
+              </w:rPr>
+              <w:t>Unbounded target fuzzer causes catastrophic socket exhaustion on host.</w:t>
+            </w:r>
+          </w:p>
+        </w:tc>
+        <w:tc>
+          <w:tcPr>
+            <w:tcW w:type="dxa" w:w="1296"/>
+            <w:shd w:fill="F8FAFC"/>
+            <w:tcMar>
+              <w:top w:w="70" w:type="dxa"/>
+              <w:bottom w:w="70" w:type="dxa"/>
+              <w:left w:w="90" w:type="dxa"/>
+              <w:right w:w="90" w:type="dxa"/>
+            </w:tcMar>
+          </w:tcPr>
+          <w:p>
+            <w:r>
+              <w:rPr>
+                <w:rFonts w:ascii="Times New Roman" w:hAnsi="Times New Roman"/>
+                <w:sz w:val="18"/>
+              </w:rPr>
+              <w:t>7.4 / 10</w:t>
+            </w:r>
+          </w:p>
+        </w:tc>
+        <w:tc>
+          <w:tcPr>
+            <w:tcW w:type="dxa" w:w="3744"/>
+            <w:shd w:fill="F8FAFC"/>
+            <w:tcMar>
+              <w:top w:w="70" w:type="dxa"/>
+              <w:bottom w:w="70" w:type="dxa"/>
+              <w:left w:w="90" w:type="dxa"/>
+              <w:right w:w="90" w:type="dxa"/>
+            </w:tcMar>
+          </w:tcPr>
+          <w:p>
+            <w:r>
+              <w:rPr>
+                <w:rFonts w:ascii="Times New Roman" w:hAnsi="Times New Roman"/>
+                <w:sz w:val="18"/>
+              </w:rPr>
+              <w:t>Enforce socket timeouts (3.0s), connection pooling limits (max 10 sockets), and safe token rate limiting.</w:t>
+            </w:r>
+          </w:p>
+        </w:tc>
+      </w:tr>
+      <w:tr>
+        <w:tc>
+          <w:tcPr>
+            <w:tcW w:type="dxa" w:w="1728"/>
+            <w:shd w:fill="FFFFFF"/>
+            <w:tcMar>
+              <w:top w:w="70" w:type="dxa"/>
+              <w:bottom w:w="70" w:type="dxa"/>
+              <w:left w:w="90" w:type="dxa"/>
+              <w:right w:w="90" w:type="dxa"/>
+            </w:tcMar>
+          </w:tcPr>
+          <w:p>
+            <w:r>
+              <w:rPr>
+                <w:rFonts w:ascii="Times New Roman" w:hAnsi="Times New Roman"/>
+                <w:sz w:val="18"/>
+              </w:rPr>
+              <w:t>Elevation of Privilege</w:t>
+            </w:r>
+          </w:p>
+        </w:tc>
+        <w:tc>
+          <w:tcPr>
+            <w:tcW w:type="dxa" w:w="2592"/>
+            <w:shd w:fill="FFFFFF"/>
+            <w:tcMar>
+              <w:top w:w="70" w:type="dxa"/>
+              <w:bottom w:w="70" w:type="dxa"/>
+              <w:left w:w="90" w:type="dxa"/>
+              <w:right w:w="90" w:type="dxa"/>
+            </w:tcMar>
+          </w:tcPr>
+          <w:p>
+            <w:r>
+              <w:rPr>
+                <w:rFonts w:ascii="Times New Roman" w:hAnsi="Times New Roman"/>
+                <w:sz w:val="18"/>
+              </w:rPr>
+              <w:t>Uploaded stego binary executes arbitrary shellcode on backend server.</w:t>
+            </w:r>
+          </w:p>
+        </w:tc>
+        <w:tc>
+          <w:tcPr>
+            <w:tcW w:type="dxa" w:w="1296"/>
+            <w:shd w:fill="FFFFFF"/>
+            <w:tcMar>
+              <w:top w:w="70" w:type="dxa"/>
+              <w:bottom w:w="70" w:type="dxa"/>
+              <w:left w:w="90" w:type="dxa"/>
+              <w:right w:w="90" w:type="dxa"/>
+            </w:tcMar>
+          </w:tcPr>
+          <w:p>
+            <w:r>
+              <w:rPr>
+                <w:rFonts w:ascii="Times New Roman" w:hAnsi="Times New Roman"/>
+                <w:sz w:val="18"/>
+              </w:rPr>
+              <w:t>9.2 / 10</w:t>
+            </w:r>
+          </w:p>
+        </w:tc>
+        <w:tc>
+          <w:tcPr>
+            <w:tcW w:type="dxa" w:w="3744"/>
+            <w:shd w:fill="FFFFFF"/>
+            <w:tcMar>
+              <w:top w:w="70" w:type="dxa"/>
+              <w:bottom w:w="70" w:type="dxa"/>
+              <w:left w:w="90" w:type="dxa"/>
+              <w:right w:w="90" w:type="dxa"/>
+            </w:tcMar>
+          </w:tcPr>
+          <w:p>
+            <w:r>
+              <w:rPr>
+                <w:rFonts w:ascii="Times New Roman" w:hAnsi="Times New Roman"/>
+                <w:sz w:val="18"/>
+              </w:rPr>
+              <w:t>Ephemeral volume mounts enforce noexec, nosuid, and nodev; files sanitized via cryptographic hashing.</w:t>
+            </w:r>
+          </w:p>
+        </w:tc>
+      </w:tr>
+    </w:tbl>
+    <w:p>
+      <w:pPr>
+        <w:spacing w:after="120"/>
+      </w:pPr>
+    </w:p>
+    <w:p>
+      <w:pPr>
+        <w:keepNext/>
+        <w:spacing w:before="240" w:after="80"/>
+      </w:pPr>
+      <w:r>
+        <w:rPr>
+          <w:rFonts w:ascii="Times New Roman" w:hAnsi="Times New Roman"/>
+          <w:b/>
+          <w:color w:val="1F2937"/>
+          <w:sz w:val="27"/>
+        </w:rPr>
+        <w:t>4.5.1 Defensive Secrets Management &amp; BYOK Architecture</w:t>
+      </w:r>
+    </w:p>
+    <w:p>
+      <w:pPr>
+        <w:spacing w:line="276" w:lineRule="auto" w:after="120"/>
+        <w:jc w:val="both"/>
+      </w:pPr>
+      <w:r>
+        <w:rPr>
+          <w:rFonts w:ascii="Times New Roman" w:hAnsi="Times New Roman"/>
+          <w:color w:val="1F2937"/>
+          <w:sz w:val="24"/>
+        </w:rPr>
+        <w:t>SentroniX enforces zero-knowledge secrets management. Operator-supplied Google Gemini API keys and GitHub Personal Access Tokens (PAT) are stored exclusively in client-side localStorage or transmitted through encrypted HTTPS headers (X-Gemini-API-Key, X-GitHub-Token). API tokens are never written to disk, committed to databases, or logged in server telemetry.</w:t>
+      </w:r>
+    </w:p>
+    <w:p>
+      <w:r>
+        <w:br w:type="page"/>
+      </w:r>
+    </w:p>
+    <w:p>
+      <w:pPr>
+        <w:keepNext/>
+        <w:spacing w:before="320" w:after="120"/>
       </w:pPr>
       <w:r>
         <w:rPr>
@@ -1434,7 +6567,23 @@
           <w:color w:val="1F2937"/>
           <w:sz w:val="24"/>
         </w:rPr>
-        <w:t>A comprehensive test case design matrix was formulated to validate both positive (functional) and negative (adversarial &amp; boundary) conditions across all platform components. The matrix ensures 100% test coverage across offensive simulation, defensive WAF containment, and automated pull request generation.</w:t>
+        <w:t>A rigorous, multi-tier Master Test Plan was constructed to validate functional correctness (Positive Testing) and system resilience under adversarial, malformed, and failure states (Negative Testing). Table 4.6 details the comprehensive test suite executed across SentroniX Version 2.0:</w:t>
+      </w:r>
+    </w:p>
+    <w:p>
+      <w:pPr>
+        <w:keepNext/>
+        <w:spacing w:before="160" w:after="60"/>
+      </w:pPr>
+      <w:r>
+        <w:rPr>
+          <w:rFonts w:ascii="Times New Roman" w:hAnsi="Times New Roman"/>
+          <w:b/>
+          <w:i/>
+          <w:color w:val="374151"/>
+          <w:sz w:val="24"/>
+        </w:rPr>
+        <w:t>Table 4.6: SentroniX Comprehensive Master Test Verification Matrix</w:t>
       </w:r>
     </w:p>
     <w:tbl>
@@ -1458,8 +6607,8 @@
             <w:tcW w:type="dxa" w:w="1152"/>
             <w:shd w:fill="1E3A8A"/>
             <w:tcMar>
-              <w:top w:w="120" w:type="dxa"/>
-              <w:bottom w:w="120" w:type="dxa"/>
+              <w:top w:w="100" w:type="dxa"/>
+              <w:bottom w:w="100" w:type="dxa"/>
               <w:left w:w="100" w:type="dxa"/>
               <w:right w:w="100" w:type="dxa"/>
             </w:tcMar>
@@ -1478,11 +6627,11 @@
         </w:tc>
         <w:tc>
           <w:tcPr>
-            <w:tcW w:type="dxa" w:w="1152"/>
+            <w:tcW w:type="dxa" w:w="1008"/>
             <w:shd w:fill="1E3A8A"/>
             <w:tcMar>
-              <w:top w:w="120" w:type="dxa"/>
-              <w:bottom w:w="120" w:type="dxa"/>
+              <w:top w:w="100" w:type="dxa"/>
+              <w:bottom w:w="100" w:type="dxa"/>
               <w:left w:w="100" w:type="dxa"/>
               <w:right w:w="100" w:type="dxa"/>
             </w:tcMar>
@@ -1495,17 +6644,17 @@
                 <w:color w:val="FFFFFF"/>
                 <w:sz w:val="19"/>
               </w:rPr>
-              <w:t>Type</w:t>
+              <w:t>Tier</w:t>
             </w:r>
           </w:p>
         </w:tc>
         <w:tc>
           <w:tcPr>
-            <w:tcW w:type="dxa" w:w="1584"/>
+            <w:tcW w:type="dxa" w:w="1296"/>
             <w:shd w:fill="1E3A8A"/>
             <w:tcMar>
-              <w:top w:w="120" w:type="dxa"/>
-              <w:bottom w:w="120" w:type="dxa"/>
+              <w:top w:w="100" w:type="dxa"/>
+              <w:bottom w:w="100" w:type="dxa"/>
               <w:left w:w="100" w:type="dxa"/>
               <w:right w:w="100" w:type="dxa"/>
             </w:tcMar>
@@ -1524,11 +6673,11 @@
         </w:tc>
         <w:tc>
           <w:tcPr>
-            <w:tcW w:type="dxa" w:w="2448"/>
+            <w:tcW w:type="dxa" w:w="3024"/>
             <w:shd w:fill="1E3A8A"/>
             <w:tcMar>
-              <w:top w:w="120" w:type="dxa"/>
-              <w:bottom w:w="120" w:type="dxa"/>
+              <w:top w:w="100" w:type="dxa"/>
+              <w:bottom w:w="100" w:type="dxa"/>
               <w:left w:w="100" w:type="dxa"/>
               <w:right w:w="100" w:type="dxa"/>
             </w:tcMar>
@@ -1541,17 +6690,17 @@
                 <w:color w:val="FFFFFF"/>
                 <w:sz w:val="19"/>
               </w:rPr>
-              <w:t>Test Objective</w:t>
+              <w:t>Test Objective &amp; Injected Condition</w:t>
             </w:r>
           </w:p>
         </w:tc>
         <w:tc>
           <w:tcPr>
-            <w:tcW w:type="dxa" w:w="2016"/>
+            <w:tcW w:type="dxa" w:w="2592"/>
             <w:shd w:fill="1E3A8A"/>
             <w:tcMar>
-              <w:top w:w="120" w:type="dxa"/>
-              <w:bottom w:w="120" w:type="dxa"/>
+              <w:top w:w="100" w:type="dxa"/>
+              <w:bottom w:w="100" w:type="dxa"/>
               <w:left w:w="100" w:type="dxa"/>
               <w:right w:w="100" w:type="dxa"/>
             </w:tcMar>
@@ -1564,17 +6713,17 @@
                 <w:color w:val="FFFFFF"/>
                 <w:sz w:val="19"/>
               </w:rPr>
-              <w:t>Expected Outcome</w:t>
+              <w:t>Expected Outcome &amp; Verification</w:t>
             </w:r>
           </w:p>
         </w:tc>
         <w:tc>
           <w:tcPr>
-            <w:tcW w:type="dxa" w:w="1008"/>
+            <w:tcW w:type="dxa" w:w="864"/>
             <w:shd w:fill="1E3A8A"/>
             <w:tcMar>
-              <w:top w:w="120" w:type="dxa"/>
-              <w:bottom w:w="120" w:type="dxa"/>
+              <w:top w:w="100" w:type="dxa"/>
+              <w:bottom w:w="100" w:type="dxa"/>
               <w:left w:w="100" w:type="dxa"/>
               <w:right w:w="100" w:type="dxa"/>
             </w:tcMar>
@@ -1598,17 +6747,17 @@
             <w:tcW w:type="dxa" w:w="1152"/>
             <w:shd w:fill="F8FAFC"/>
             <w:tcMar>
-              <w:top w:w="80" w:type="dxa"/>
-              <w:bottom w:w="80" w:type="dxa"/>
-              <w:left w:w="80" w:type="dxa"/>
-              <w:right w:w="80" w:type="dxa"/>
+              <w:top w:w="70" w:type="dxa"/>
+              <w:bottom w:w="70" w:type="dxa"/>
+              <w:left w:w="90" w:type="dxa"/>
+              <w:right w:w="90" w:type="dxa"/>
             </w:tcMar>
           </w:tcPr>
           <w:p>
             <w:r>
               <w:rPr>
                 <w:rFonts w:ascii="Times New Roman" w:hAnsi="Times New Roman"/>
-                <w:sz w:val="17"/>
+                <w:sz w:val="18"/>
               </w:rPr>
               <w:t>TC-POS-01</w:t>
             </w:r>
@@ -1616,20 +6765,20 @@
         </w:tc>
         <w:tc>
           <w:tcPr>
-            <w:tcW w:type="dxa" w:w="1152"/>
+            <w:tcW w:type="dxa" w:w="1008"/>
             <w:shd w:fill="F8FAFC"/>
             <w:tcMar>
-              <w:top w:w="80" w:type="dxa"/>
-              <w:bottom w:w="80" w:type="dxa"/>
-              <w:left w:w="80" w:type="dxa"/>
-              <w:right w:w="80" w:type="dxa"/>
+              <w:top w:w="70" w:type="dxa"/>
+              <w:bottom w:w="70" w:type="dxa"/>
+              <w:left w:w="90" w:type="dxa"/>
+              <w:right w:w="90" w:type="dxa"/>
             </w:tcMar>
           </w:tcPr>
           <w:p>
             <w:r>
               <w:rPr>
                 <w:rFonts w:ascii="Times New Roman" w:hAnsi="Times New Roman"/>
-                <w:sz w:val="17"/>
+                <w:sz w:val="18"/>
               </w:rPr>
               <w:t>Positive</w:t>
             </w:r>
@@ -1637,20 +6786,20 @@
         </w:tc>
         <w:tc>
           <w:tcPr>
-            <w:tcW w:type="dxa" w:w="1584"/>
+            <w:tcW w:type="dxa" w:w="1296"/>
             <w:shd w:fill="F8FAFC"/>
             <w:tcMar>
-              <w:top w:w="80" w:type="dxa"/>
-              <w:bottom w:w="80" w:type="dxa"/>
-              <w:left w:w="80" w:type="dxa"/>
-              <w:right w:w="80" w:type="dxa"/>
+              <w:top w:w="70" w:type="dxa"/>
+              <w:bottom w:w="70" w:type="dxa"/>
+              <w:left w:w="90" w:type="dxa"/>
+              <w:right w:w="90" w:type="dxa"/>
             </w:tcMar>
           </w:tcPr>
           <w:p>
             <w:r>
               <w:rPr>
                 <w:rFonts w:ascii="Times New Roman" w:hAnsi="Times New Roman"/>
-                <w:sz w:val="17"/>
+                <w:sz w:val="18"/>
               </w:rPr>
               <w:t>Red Team</w:t>
             </w:r>
@@ -1658,64 +6807,190 @@
         </w:tc>
         <w:tc>
           <w:tcPr>
-            <w:tcW w:type="dxa" w:w="2448"/>
+            <w:tcW w:type="dxa" w:w="3024"/>
             <w:shd w:fill="F8FAFC"/>
             <w:tcMar>
-              <w:top w:w="80" w:type="dxa"/>
-              <w:bottom w:w="80" w:type="dxa"/>
-              <w:left w:w="80" w:type="dxa"/>
-              <w:right w:w="80" w:type="dxa"/>
+              <w:top w:w="70" w:type="dxa"/>
+              <w:bottom w:w="70" w:type="dxa"/>
+              <w:left w:w="90" w:type="dxa"/>
+              <w:right w:w="90" w:type="dxa"/>
             </w:tcMar>
           </w:tcPr>
           <w:p>
             <w:r>
               <w:rPr>
                 <w:rFonts w:ascii="Times New Roman" w:hAnsi="Times New Roman"/>
-                <w:sz w:val="17"/>
+                <w:sz w:val="18"/>
               </w:rPr>
-              <w:t>SQLi Auth Bypass Simulation</w:t>
+              <w:t>SQLi Authentication Bypass Strike (MITRE T1190)</w:t>
             </w:r>
           </w:p>
         </w:tc>
         <w:tc>
           <w:tcPr>
-            <w:tcW w:type="dxa" w:w="2016"/>
+            <w:tcW w:type="dxa" w:w="2592"/>
             <w:shd w:fill="F8FAFC"/>
             <w:tcMar>
-              <w:top w:w="80" w:type="dxa"/>
-              <w:bottom w:w="80" w:type="dxa"/>
-              <w:left w:w="80" w:type="dxa"/>
-              <w:right w:w="80" w:type="dxa"/>
+              <w:top w:w="70" w:type="dxa"/>
+              <w:bottom w:w="70" w:type="dxa"/>
+              <w:left w:w="90" w:type="dxa"/>
+              <w:right w:w="90" w:type="dxa"/>
             </w:tcMar>
           </w:tcPr>
           <w:p>
             <w:r>
               <w:rPr>
                 <w:rFonts w:ascii="Times New Roman" w:hAnsi="Times New Roman"/>
-                <w:sz w:val="17"/>
+                <w:sz w:val="18"/>
               </w:rPr>
-              <w:t>Payload blocked by AST rule; HTTP 403 logged in &lt;50ms.</w:t>
+              <w:t>AST rule AST_SQLI_GUARD intercepts attack; HTTP 403 logged in &lt;50ms.</w:t>
+            </w:r>
+          </w:p>
+        </w:tc>
+        <w:tc>
+          <w:tcPr>
+            <w:tcW w:type="dxa" w:w="864"/>
+            <w:shd w:fill="F8FAFC"/>
+            <w:tcMar>
+              <w:top w:w="70" w:type="dxa"/>
+              <w:bottom w:w="70" w:type="dxa"/>
+              <w:left w:w="90" w:type="dxa"/>
+              <w:right w:w="90" w:type="dxa"/>
+            </w:tcMar>
+          </w:tcPr>
+          <w:p>
+            <w:r>
+              <w:rPr>
+                <w:rFonts w:ascii="Times New Roman" w:hAnsi="Times New Roman"/>
+                <w:sz w:val="18"/>
+              </w:rPr>
+              <w:t>Passed</w:t>
+            </w:r>
+          </w:p>
+        </w:tc>
+      </w:tr>
+      <w:tr>
+        <w:tc>
+          <w:tcPr>
+            <w:tcW w:type="dxa" w:w="1152"/>
+            <w:shd w:fill="FFFFFF"/>
+            <w:tcMar>
+              <w:top w:w="70" w:type="dxa"/>
+              <w:bottom w:w="70" w:type="dxa"/>
+              <w:left w:w="90" w:type="dxa"/>
+              <w:right w:w="90" w:type="dxa"/>
+            </w:tcMar>
+          </w:tcPr>
+          <w:p>
+            <w:r>
+              <w:rPr>
+                <w:rFonts w:ascii="Times New Roman" w:hAnsi="Times New Roman"/>
+                <w:sz w:val="18"/>
+              </w:rPr>
+              <w:t>TC-POS-02</w:t>
             </w:r>
           </w:p>
         </w:tc>
         <w:tc>
           <w:tcPr>
             <w:tcW w:type="dxa" w:w="1008"/>
-            <w:shd w:fill="DCFCE7"/>
+            <w:shd w:fill="FFFFFF"/>
             <w:tcMar>
-              <w:top w:w="80" w:type="dxa"/>
-              <w:bottom w:w="80" w:type="dxa"/>
-              <w:left w:w="80" w:type="dxa"/>
-              <w:right w:w="80" w:type="dxa"/>
+              <w:top w:w="70" w:type="dxa"/>
+              <w:bottom w:w="70" w:type="dxa"/>
+              <w:left w:w="90" w:type="dxa"/>
+              <w:right w:w="90" w:type="dxa"/>
             </w:tcMar>
           </w:tcPr>
           <w:p>
             <w:r>
               <w:rPr>
                 <w:rFonts w:ascii="Times New Roman" w:hAnsi="Times New Roman"/>
-                <w:b/>
-                <w:color w:val="166534"/>
-                <w:sz w:val="17"/>
+                <w:sz w:val="18"/>
+              </w:rPr>
+              <w:t>Positive</w:t>
+            </w:r>
+          </w:p>
+        </w:tc>
+        <w:tc>
+          <w:tcPr>
+            <w:tcW w:type="dxa" w:w="1296"/>
+            <w:shd w:fill="FFFFFF"/>
+            <w:tcMar>
+              <w:top w:w="70" w:type="dxa"/>
+              <w:bottom w:w="70" w:type="dxa"/>
+              <w:left w:w="90" w:type="dxa"/>
+              <w:right w:w="90" w:type="dxa"/>
+            </w:tcMar>
+          </w:tcPr>
+          <w:p>
+            <w:r>
+              <w:rPr>
+                <w:rFonts w:ascii="Times New Roman" w:hAnsi="Times New Roman"/>
+                <w:sz w:val="18"/>
+              </w:rPr>
+              <w:t>Red Team</w:t>
+            </w:r>
+          </w:p>
+        </w:tc>
+        <w:tc>
+          <w:tcPr>
+            <w:tcW w:type="dxa" w:w="3024"/>
+            <w:shd w:fill="FFFFFF"/>
+            <w:tcMar>
+              <w:top w:w="70" w:type="dxa"/>
+              <w:bottom w:w="70" w:type="dxa"/>
+              <w:left w:w="90" w:type="dxa"/>
+              <w:right w:w="90" w:type="dxa"/>
+            </w:tcMar>
+          </w:tcPr>
+          <w:p>
+            <w:r>
+              <w:rPr>
+                <w:rFonts w:ascii="Times New Roman" w:hAnsi="Times New Roman"/>
+                <w:sz w:val="18"/>
+              </w:rPr>
+              <w:t>XSS JavaScript Injection Probe (MITRE T1059.007)</w:t>
+            </w:r>
+          </w:p>
+        </w:tc>
+        <w:tc>
+          <w:tcPr>
+            <w:tcW w:type="dxa" w:w="2592"/>
+            <w:shd w:fill="FFFFFF"/>
+            <w:tcMar>
+              <w:top w:w="70" w:type="dxa"/>
+              <w:bottom w:w="70" w:type="dxa"/>
+              <w:left w:w="90" w:type="dxa"/>
+              <w:right w:w="90" w:type="dxa"/>
+            </w:tcMar>
+          </w:tcPr>
+          <w:p>
+            <w:r>
+              <w:rPr>
+                <w:rFonts w:ascii="Times New Roman" w:hAnsi="Times New Roman"/>
+                <w:sz w:val="18"/>
+              </w:rPr>
+              <w:t>WAF rule WAF_XSS_INTERCEPTOR triggers block; threat score logged &gt;95%.</w:t>
+            </w:r>
+          </w:p>
+        </w:tc>
+        <w:tc>
+          <w:tcPr>
+            <w:tcW w:type="dxa" w:w="864"/>
+            <w:shd w:fill="FFFFFF"/>
+            <w:tcMar>
+              <w:top w:w="70" w:type="dxa"/>
+              <w:bottom w:w="70" w:type="dxa"/>
+              <w:left w:w="90" w:type="dxa"/>
+              <w:right w:w="90" w:type="dxa"/>
+            </w:tcMar>
+          </w:tcPr>
+          <w:p>
+            <w:r>
+              <w:rPr>
+                <w:rFonts w:ascii="Times New Roman" w:hAnsi="Times New Roman"/>
+                <w:sz w:val="18"/>
               </w:rPr>
               <w:t>Passed</w:t>
             </w:r>
@@ -1728,38 +7003,38 @@
             <w:tcW w:type="dxa" w:w="1152"/>
             <w:shd w:fill="F8FAFC"/>
             <w:tcMar>
-              <w:top w:w="80" w:type="dxa"/>
-              <w:bottom w:w="80" w:type="dxa"/>
-              <w:left w:w="80" w:type="dxa"/>
-              <w:right w:w="80" w:type="dxa"/>
+              <w:top w:w="70" w:type="dxa"/>
+              <w:bottom w:w="70" w:type="dxa"/>
+              <w:left w:w="90" w:type="dxa"/>
+              <w:right w:w="90" w:type="dxa"/>
             </w:tcMar>
           </w:tcPr>
           <w:p>
             <w:r>
               <w:rPr>
                 <w:rFonts w:ascii="Times New Roman" w:hAnsi="Times New Roman"/>
-                <w:sz w:val="17"/>
+                <w:sz w:val="18"/>
               </w:rPr>
-              <w:t>TC-POS-02</w:t>
+              <w:t>TC-POS-03</w:t>
             </w:r>
           </w:p>
         </w:tc>
         <w:tc>
           <w:tcPr>
-            <w:tcW w:type="dxa" w:w="1152"/>
+            <w:tcW w:type="dxa" w:w="1008"/>
             <w:shd w:fill="F8FAFC"/>
             <w:tcMar>
-              <w:top w:w="80" w:type="dxa"/>
-              <w:bottom w:w="80" w:type="dxa"/>
-              <w:left w:w="80" w:type="dxa"/>
-              <w:right w:w="80" w:type="dxa"/>
+              <w:top w:w="70" w:type="dxa"/>
+              <w:bottom w:w="70" w:type="dxa"/>
+              <w:left w:w="90" w:type="dxa"/>
+              <w:right w:w="90" w:type="dxa"/>
             </w:tcMar>
           </w:tcPr>
           <w:p>
             <w:r>
               <w:rPr>
                 <w:rFonts w:ascii="Times New Roman" w:hAnsi="Times New Roman"/>
-                <w:sz w:val="17"/>
+                <w:sz w:val="18"/>
               </w:rPr>
               <w:t>Positive</w:t>
             </w:r>
@@ -1767,85 +7042,211 @@
         </w:tc>
         <w:tc>
           <w:tcPr>
-            <w:tcW w:type="dxa" w:w="1584"/>
+            <w:tcW w:type="dxa" w:w="1296"/>
             <w:shd w:fill="F8FAFC"/>
             <w:tcMar>
-              <w:top w:w="80" w:type="dxa"/>
-              <w:bottom w:w="80" w:type="dxa"/>
-              <w:left w:w="80" w:type="dxa"/>
-              <w:right w:w="80" w:type="dxa"/>
+              <w:top w:w="70" w:type="dxa"/>
+              <w:bottom w:w="70" w:type="dxa"/>
+              <w:left w:w="90" w:type="dxa"/>
+              <w:right w:w="90" w:type="dxa"/>
             </w:tcMar>
           </w:tcPr>
           <w:p>
             <w:r>
               <w:rPr>
                 <w:rFonts w:ascii="Times New Roman" w:hAnsi="Times New Roman"/>
-                <w:sz w:val="17"/>
+                <w:sz w:val="18"/>
               </w:rPr>
-              <w:t>Live Fuzzer</w:t>
+              <w:t>Red Team</w:t>
             </w:r>
           </w:p>
         </w:tc>
         <w:tc>
           <w:tcPr>
-            <w:tcW w:type="dxa" w:w="2448"/>
+            <w:tcW w:type="dxa" w:w="3024"/>
             <w:shd w:fill="F8FAFC"/>
             <w:tcMar>
-              <w:top w:w="80" w:type="dxa"/>
-              <w:bottom w:w="80" w:type="dxa"/>
-              <w:left w:w="80" w:type="dxa"/>
-              <w:right w:w="80" w:type="dxa"/>
+              <w:top w:w="70" w:type="dxa"/>
+              <w:bottom w:w="70" w:type="dxa"/>
+              <w:left w:w="90" w:type="dxa"/>
+              <w:right w:w="90" w:type="dxa"/>
             </w:tcMar>
           </w:tcPr>
           <w:p>
             <w:r>
               <w:rPr>
                 <w:rFonts w:ascii="Times New Roman" w:hAnsi="Times New Roman"/>
-                <w:sz w:val="17"/>
+                <w:sz w:val="18"/>
               </w:rPr>
-              <w:t>Custom Target Endpoint Scan</w:t>
+              <w:t>SecLists Sensitive Directory Discovery</w:t>
             </w:r>
           </w:p>
         </w:tc>
         <w:tc>
           <w:tcPr>
-            <w:tcW w:type="dxa" w:w="2016"/>
+            <w:tcW w:type="dxa" w:w="2592"/>
             <w:shd w:fill="F8FAFC"/>
             <w:tcMar>
-              <w:top w:w="80" w:type="dxa"/>
-              <w:bottom w:w="80" w:type="dxa"/>
-              <w:left w:w="80" w:type="dxa"/>
-              <w:right w:w="80" w:type="dxa"/>
+              <w:top w:w="70" w:type="dxa"/>
+              <w:bottom w:w="70" w:type="dxa"/>
+              <w:left w:w="90" w:type="dxa"/>
+              <w:right w:w="90" w:type="dxa"/>
             </w:tcMar>
           </w:tcPr>
           <w:p>
             <w:r>
               <w:rPr>
                 <w:rFonts w:ascii="Times New Roman" w:hAnsi="Times New Roman"/>
-                <w:sz w:val="17"/>
+                <w:sz w:val="18"/>
               </w:rPr>
-              <w:t>5 vectors dispatched; status codes &amp; latency recorded.</w:t>
+              <w:t>All 10 dictionary probes evaluated; 7 blocked, 3 inspected in real time.</w:t>
+            </w:r>
+          </w:p>
+        </w:tc>
+        <w:tc>
+          <w:tcPr>
+            <w:tcW w:type="dxa" w:w="864"/>
+            <w:shd w:fill="F8FAFC"/>
+            <w:tcMar>
+              <w:top w:w="70" w:type="dxa"/>
+              <w:bottom w:w="70" w:type="dxa"/>
+              <w:left w:w="90" w:type="dxa"/>
+              <w:right w:w="90" w:type="dxa"/>
+            </w:tcMar>
+          </w:tcPr>
+          <w:p>
+            <w:r>
+              <w:rPr>
+                <w:rFonts w:ascii="Times New Roman" w:hAnsi="Times New Roman"/>
+                <w:sz w:val="18"/>
+              </w:rPr>
+              <w:t>Passed</w:t>
+            </w:r>
+          </w:p>
+        </w:tc>
+      </w:tr>
+      <w:tr>
+        <w:tc>
+          <w:tcPr>
+            <w:tcW w:type="dxa" w:w="1152"/>
+            <w:shd w:fill="FFFFFF"/>
+            <w:tcMar>
+              <w:top w:w="70" w:type="dxa"/>
+              <w:bottom w:w="70" w:type="dxa"/>
+              <w:left w:w="90" w:type="dxa"/>
+              <w:right w:w="90" w:type="dxa"/>
+            </w:tcMar>
+          </w:tcPr>
+          <w:p>
+            <w:r>
+              <w:rPr>
+                <w:rFonts w:ascii="Times New Roman" w:hAnsi="Times New Roman"/>
+                <w:sz w:val="18"/>
+              </w:rPr>
+              <w:t>TC-POS-04</w:t>
             </w:r>
           </w:p>
         </w:tc>
         <w:tc>
           <w:tcPr>
             <w:tcW w:type="dxa" w:w="1008"/>
-            <w:shd w:fill="DCFCE7"/>
+            <w:shd w:fill="FFFFFF"/>
             <w:tcMar>
-              <w:top w:w="80" w:type="dxa"/>
-              <w:bottom w:w="80" w:type="dxa"/>
-              <w:left w:w="80" w:type="dxa"/>
-              <w:right w:w="80" w:type="dxa"/>
+              <w:top w:w="70" w:type="dxa"/>
+              <w:bottom w:w="70" w:type="dxa"/>
+              <w:left w:w="90" w:type="dxa"/>
+              <w:right w:w="90" w:type="dxa"/>
             </w:tcMar>
           </w:tcPr>
           <w:p>
             <w:r>
               <w:rPr>
                 <w:rFonts w:ascii="Times New Roman" w:hAnsi="Times New Roman"/>
-                <w:b/>
-                <w:color w:val="166534"/>
-                <w:sz w:val="17"/>
+                <w:sz w:val="18"/>
+              </w:rPr>
+              <w:t>Positive</w:t>
+            </w:r>
+          </w:p>
+        </w:tc>
+        <w:tc>
+          <w:tcPr>
+            <w:tcW w:type="dxa" w:w="1296"/>
+            <w:shd w:fill="FFFFFF"/>
+            <w:tcMar>
+              <w:top w:w="70" w:type="dxa"/>
+              <w:bottom w:w="70" w:type="dxa"/>
+              <w:left w:w="90" w:type="dxa"/>
+              <w:right w:w="90" w:type="dxa"/>
+            </w:tcMar>
+          </w:tcPr>
+          <w:p>
+            <w:r>
+              <w:rPr>
+                <w:rFonts w:ascii="Times New Roman" w:hAnsi="Times New Roman"/>
+                <w:sz w:val="18"/>
+              </w:rPr>
+              <w:t>Red Team</w:t>
+            </w:r>
+          </w:p>
+        </w:tc>
+        <w:tc>
+          <w:tcPr>
+            <w:tcW w:type="dxa" w:w="3024"/>
+            <w:shd w:fill="FFFFFF"/>
+            <w:tcMar>
+              <w:top w:w="70" w:type="dxa"/>
+              <w:bottom w:w="70" w:type="dxa"/>
+              <w:left w:w="90" w:type="dxa"/>
+              <w:right w:w="90" w:type="dxa"/>
+            </w:tcMar>
+          </w:tcPr>
+          <w:p>
+            <w:r>
+              <w:rPr>
+                <w:rFonts w:ascii="Times New Roman" w:hAnsi="Times New Roman"/>
+                <w:sz w:val="18"/>
+              </w:rPr>
+              <w:t>MITRE Caldera Multi-Stage APT Campaign</w:t>
+            </w:r>
+          </w:p>
+        </w:tc>
+        <w:tc>
+          <w:tcPr>
+            <w:tcW w:type="dxa" w:w="2592"/>
+            <w:shd w:fill="FFFFFF"/>
+            <w:tcMar>
+              <w:top w:w="70" w:type="dxa"/>
+              <w:bottom w:w="70" w:type="dxa"/>
+              <w:left w:w="90" w:type="dxa"/>
+              <w:right w:w="90" w:type="dxa"/>
+            </w:tcMar>
+          </w:tcPr>
+          <w:p>
+            <w:r>
+              <w:rPr>
+                <w:rFonts w:ascii="Times New Roman" w:hAnsi="Times New Roman"/>
+                <w:sz w:val="18"/>
+              </w:rPr>
+              <w:t>3 stages executed sequentially; all 3 phases contained by WAF switchboard.</w:t>
+            </w:r>
+          </w:p>
+        </w:tc>
+        <w:tc>
+          <w:tcPr>
+            <w:tcW w:type="dxa" w:w="864"/>
+            <w:shd w:fill="FFFFFF"/>
+            <w:tcMar>
+              <w:top w:w="70" w:type="dxa"/>
+              <w:bottom w:w="70" w:type="dxa"/>
+              <w:left w:w="90" w:type="dxa"/>
+              <w:right w:w="90" w:type="dxa"/>
+            </w:tcMar>
+          </w:tcPr>
+          <w:p>
+            <w:r>
+              <w:rPr>
+                <w:rFonts w:ascii="Times New Roman" w:hAnsi="Times New Roman"/>
+                <w:sz w:val="18"/>
               </w:rPr>
               <w:t>Passed</w:t>
             </w:r>
@@ -1858,38 +7259,38 @@
             <w:tcW w:type="dxa" w:w="1152"/>
             <w:shd w:fill="F8FAFC"/>
             <w:tcMar>
-              <w:top w:w="80" w:type="dxa"/>
-              <w:bottom w:w="80" w:type="dxa"/>
-              <w:left w:w="80" w:type="dxa"/>
-              <w:right w:w="80" w:type="dxa"/>
+              <w:top w:w="70" w:type="dxa"/>
+              <w:bottom w:w="70" w:type="dxa"/>
+              <w:left w:w="90" w:type="dxa"/>
+              <w:right w:w="90" w:type="dxa"/>
             </w:tcMar>
           </w:tcPr>
           <w:p>
             <w:r>
               <w:rPr>
                 <w:rFonts w:ascii="Times New Roman" w:hAnsi="Times New Roman"/>
-                <w:sz w:val="17"/>
+                <w:sz w:val="18"/>
               </w:rPr>
-              <w:t>TC-POS-03</w:t>
+              <w:t>TC-POS-05</w:t>
             </w:r>
           </w:p>
         </w:tc>
         <w:tc>
           <w:tcPr>
-            <w:tcW w:type="dxa" w:w="1152"/>
+            <w:tcW w:type="dxa" w:w="1008"/>
             <w:shd w:fill="F8FAFC"/>
             <w:tcMar>
-              <w:top w:w="80" w:type="dxa"/>
-              <w:bottom w:w="80" w:type="dxa"/>
-              <w:left w:w="80" w:type="dxa"/>
-              <w:right w:w="80" w:type="dxa"/>
+              <w:top w:w="70" w:type="dxa"/>
+              <w:bottom w:w="70" w:type="dxa"/>
+              <w:left w:w="90" w:type="dxa"/>
+              <w:right w:w="90" w:type="dxa"/>
             </w:tcMar>
           </w:tcPr>
           <w:p>
             <w:r>
               <w:rPr>
                 <w:rFonts w:ascii="Times New Roman" w:hAnsi="Times New Roman"/>
-                <w:sz w:val="17"/>
+                <w:sz w:val="18"/>
               </w:rPr>
               <w:t>Positive</w:t>
             </w:r>
@@ -1897,20 +7298,148 @@
         </w:tc>
         <w:tc>
           <w:tcPr>
-            <w:tcW w:type="dxa" w:w="1584"/>
+            <w:tcW w:type="dxa" w:w="1296"/>
             <w:shd w:fill="F8FAFC"/>
             <w:tcMar>
-              <w:top w:w="80" w:type="dxa"/>
-              <w:bottom w:w="80" w:type="dxa"/>
-              <w:left w:w="80" w:type="dxa"/>
-              <w:right w:w="80" w:type="dxa"/>
+              <w:top w:w="70" w:type="dxa"/>
+              <w:bottom w:w="70" w:type="dxa"/>
+              <w:left w:w="90" w:type="dxa"/>
+              <w:right w:w="90" w:type="dxa"/>
             </w:tcMar>
           </w:tcPr>
           <w:p>
             <w:r>
               <w:rPr>
                 <w:rFonts w:ascii="Times New Roman" w:hAnsi="Times New Roman"/>
-                <w:sz w:val="17"/>
+                <w:sz w:val="18"/>
+              </w:rPr>
+              <w:t>Live Fuzzer</w:t>
+            </w:r>
+          </w:p>
+        </w:tc>
+        <w:tc>
+          <w:tcPr>
+            <w:tcW w:type="dxa" w:w="3024"/>
+            <w:shd w:fill="F8FAFC"/>
+            <w:tcMar>
+              <w:top w:w="70" w:type="dxa"/>
+              <w:bottom w:w="70" w:type="dxa"/>
+              <w:left w:w="90" w:type="dxa"/>
+              <w:right w:w="90" w:type="dxa"/>
+            </w:tcMar>
+          </w:tcPr>
+          <w:p>
+            <w:r>
+              <w:rPr>
+                <w:rFonts w:ascii="Times New Roman" w:hAnsi="Times New Roman"/>
+                <w:sz w:val="18"/>
+              </w:rPr>
+              <w:t>Custom Target Socket Burst (/auth/login)</w:t>
+            </w:r>
+          </w:p>
+        </w:tc>
+        <w:tc>
+          <w:tcPr>
+            <w:tcW w:type="dxa" w:w="2592"/>
+            <w:shd w:fill="F8FAFC"/>
+            <w:tcMar>
+              <w:top w:w="70" w:type="dxa"/>
+              <w:bottom w:w="70" w:type="dxa"/>
+              <w:left w:w="90" w:type="dxa"/>
+              <w:right w:w="90" w:type="dxa"/>
+            </w:tcMar>
+          </w:tcPr>
+          <w:p>
+            <w:r>
+              <w:rPr>
+                <w:rFonts w:ascii="Times New Roman" w:hAnsi="Times New Roman"/>
+                <w:sz w:val="18"/>
+              </w:rPr>
+              <w:t>5 payload vectors dispatched; status codes, latency &amp; reflection logged.</w:t>
+            </w:r>
+          </w:p>
+        </w:tc>
+        <w:tc>
+          <w:tcPr>
+            <w:tcW w:type="dxa" w:w="864"/>
+            <w:shd w:fill="F8FAFC"/>
+            <w:tcMar>
+              <w:top w:w="70" w:type="dxa"/>
+              <w:bottom w:w="70" w:type="dxa"/>
+              <w:left w:w="90" w:type="dxa"/>
+              <w:right w:w="90" w:type="dxa"/>
+            </w:tcMar>
+          </w:tcPr>
+          <w:p>
+            <w:r>
+              <w:rPr>
+                <w:rFonts w:ascii="Times New Roman" w:hAnsi="Times New Roman"/>
+                <w:sz w:val="18"/>
+              </w:rPr>
+              <w:t>Passed</w:t>
+            </w:r>
+          </w:p>
+        </w:tc>
+      </w:tr>
+      <w:tr>
+        <w:tc>
+          <w:tcPr>
+            <w:tcW w:type="dxa" w:w="1152"/>
+            <w:shd w:fill="FFFFFF"/>
+            <w:tcMar>
+              <w:top w:w="70" w:type="dxa"/>
+              <w:bottom w:w="70" w:type="dxa"/>
+              <w:left w:w="90" w:type="dxa"/>
+              <w:right w:w="90" w:type="dxa"/>
+            </w:tcMar>
+          </w:tcPr>
+          <w:p>
+            <w:r>
+              <w:rPr>
+                <w:rFonts w:ascii="Times New Roman" w:hAnsi="Times New Roman"/>
+                <w:sz w:val="18"/>
+              </w:rPr>
+              <w:t>TC-POS-06</w:t>
+            </w:r>
+          </w:p>
+        </w:tc>
+        <w:tc>
+          <w:tcPr>
+            <w:tcW w:type="dxa" w:w="1008"/>
+            <w:shd w:fill="FFFFFF"/>
+            <w:tcMar>
+              <w:top w:w="70" w:type="dxa"/>
+              <w:bottom w:w="70" w:type="dxa"/>
+              <w:left w:w="90" w:type="dxa"/>
+              <w:right w:w="90" w:type="dxa"/>
+            </w:tcMar>
+          </w:tcPr>
+          <w:p>
+            <w:r>
+              <w:rPr>
+                <w:rFonts w:ascii="Times New Roman" w:hAnsi="Times New Roman"/>
+                <w:sz w:val="18"/>
+              </w:rPr>
+              <w:t>Positive</w:t>
+            </w:r>
+          </w:p>
+        </w:tc>
+        <w:tc>
+          <w:tcPr>
+            <w:tcW w:type="dxa" w:w="1296"/>
+            <w:shd w:fill="FFFFFF"/>
+            <w:tcMar>
+              <w:top w:w="70" w:type="dxa"/>
+              <w:bottom w:w="70" w:type="dxa"/>
+              <w:left w:w="90" w:type="dxa"/>
+              <w:right w:w="90" w:type="dxa"/>
+            </w:tcMar>
+          </w:tcPr>
+          <w:p>
+            <w:r>
+              <w:rPr>
+                <w:rFonts w:ascii="Times New Roman" w:hAnsi="Times New Roman"/>
+                <w:sz w:val="18"/>
               </w:rPr>
               <w:t>AI Engine</w:t>
             </w:r>
@@ -1918,64 +7447,62 @@
         </w:tc>
         <w:tc>
           <w:tcPr>
-            <w:tcW w:type="dxa" w:w="2448"/>
-            <w:shd w:fill="F8FAFC"/>
+            <w:tcW w:type="dxa" w:w="3024"/>
+            <w:shd w:fill="FFFFFF"/>
             <w:tcMar>
-              <w:top w:w="80" w:type="dxa"/>
-              <w:bottom w:w="80" w:type="dxa"/>
-              <w:left w:w="80" w:type="dxa"/>
-              <w:right w:w="80" w:type="dxa"/>
+              <w:top w:w="70" w:type="dxa"/>
+              <w:bottom w:w="70" w:type="dxa"/>
+              <w:left w:w="90" w:type="dxa"/>
+              <w:right w:w="90" w:type="dxa"/>
             </w:tcMar>
           </w:tcPr>
           <w:p>
             <w:r>
               <w:rPr>
                 <w:rFonts w:ascii="Times New Roman" w:hAnsi="Times New Roman"/>
-                <w:sz w:val="17"/>
+                <w:sz w:val="18"/>
               </w:rPr>
-              <w:t>Gemini Unified Diff Generation</w:t>
+              <w:t>Gemini 3.6 Flash Code Diff Synthesis</w:t>
             </w:r>
           </w:p>
         </w:tc>
         <w:tc>
           <w:tcPr>
-            <w:tcW w:type="dxa" w:w="2016"/>
-            <w:shd w:fill="F8FAFC"/>
+            <w:tcW w:type="dxa" w:w="2592"/>
+            <w:shd w:fill="FFFFFF"/>
             <w:tcMar>
-              <w:top w:w="80" w:type="dxa"/>
-              <w:bottom w:w="80" w:type="dxa"/>
-              <w:left w:w="80" w:type="dxa"/>
-              <w:right w:w="80" w:type="dxa"/>
+              <w:top w:w="70" w:type="dxa"/>
+              <w:bottom w:w="70" w:type="dxa"/>
+              <w:left w:w="90" w:type="dxa"/>
+              <w:right w:w="90" w:type="dxa"/>
             </w:tcMar>
           </w:tcPr>
           <w:p>
             <w:r>
               <w:rPr>
                 <w:rFonts w:ascii="Times New Roman" w:hAnsi="Times New Roman"/>
-                <w:sz w:val="17"/>
+                <w:sz w:val="18"/>
               </w:rPr>
-              <w:t>Valid unified git diff with syntax colors rendered.</w:t>
+              <w:t>Returns 3-tab modal with unified Git diff, CWE explanation &amp; QA steps.</w:t>
             </w:r>
           </w:p>
         </w:tc>
         <w:tc>
           <w:tcPr>
-            <w:tcW w:type="dxa" w:w="1008"/>
-            <w:shd w:fill="DCFCE7"/>
+            <w:tcW w:type="dxa" w:w="864"/>
+            <w:shd w:fill="FFFFFF"/>
             <w:tcMar>
-              <w:top w:w="80" w:type="dxa"/>
-              <w:bottom w:w="80" w:type="dxa"/>
-              <w:left w:w="80" w:type="dxa"/>
-              <w:right w:w="80" w:type="dxa"/>
+              <w:top w:w="70" w:type="dxa"/>
+              <w:bottom w:w="70" w:type="dxa"/>
+              <w:left w:w="90" w:type="dxa"/>
+              <w:right w:w="90" w:type="dxa"/>
             </w:tcMar>
           </w:tcPr>
           <w:p>
             <w:r>
               <w:rPr>
                 <w:rFonts w:ascii="Times New Roman" w:hAnsi="Times New Roman"/>
-                <w:b/>
-                <w:color w:val="166534"/>
-                <w:sz w:val="17"/>
+                <w:sz w:val="18"/>
               </w:rPr>
               <w:t>Passed</w:t>
             </w:r>
@@ -1988,38 +7515,38 @@
             <w:tcW w:type="dxa" w:w="1152"/>
             <w:shd w:fill="F8FAFC"/>
             <w:tcMar>
-              <w:top w:w="80" w:type="dxa"/>
-              <w:bottom w:w="80" w:type="dxa"/>
-              <w:left w:w="80" w:type="dxa"/>
-              <w:right w:w="80" w:type="dxa"/>
+              <w:top w:w="70" w:type="dxa"/>
+              <w:bottom w:w="70" w:type="dxa"/>
+              <w:left w:w="90" w:type="dxa"/>
+              <w:right w:w="90" w:type="dxa"/>
             </w:tcMar>
           </w:tcPr>
           <w:p>
             <w:r>
               <w:rPr>
                 <w:rFonts w:ascii="Times New Roman" w:hAnsi="Times New Roman"/>
-                <w:sz w:val="17"/>
+                <w:sz w:val="18"/>
               </w:rPr>
-              <w:t>TC-POS-04</w:t>
+              <w:t>TC-POS-07</w:t>
             </w:r>
           </w:p>
         </w:tc>
         <w:tc>
           <w:tcPr>
-            <w:tcW w:type="dxa" w:w="1152"/>
+            <w:tcW w:type="dxa" w:w="1008"/>
             <w:shd w:fill="F8FAFC"/>
             <w:tcMar>
-              <w:top w:w="80" w:type="dxa"/>
-              <w:bottom w:w="80" w:type="dxa"/>
-              <w:left w:w="80" w:type="dxa"/>
-              <w:right w:w="80" w:type="dxa"/>
+              <w:top w:w="70" w:type="dxa"/>
+              <w:bottom w:w="70" w:type="dxa"/>
+              <w:left w:w="90" w:type="dxa"/>
+              <w:right w:w="90" w:type="dxa"/>
             </w:tcMar>
           </w:tcPr>
           <w:p>
             <w:r>
               <w:rPr>
                 <w:rFonts w:ascii="Times New Roman" w:hAnsi="Times New Roman"/>
-                <w:sz w:val="17"/>
+                <w:sz w:val="18"/>
               </w:rPr>
               <w:t>Positive</w:t>
             </w:r>
@@ -2027,20 +7554,20 @@
         </w:tc>
         <w:tc>
           <w:tcPr>
-            <w:tcW w:type="dxa" w:w="1584"/>
+            <w:tcW w:type="dxa" w:w="1296"/>
             <w:shd w:fill="F8FAFC"/>
             <w:tcMar>
-              <w:top w:w="80" w:type="dxa"/>
-              <w:bottom w:w="80" w:type="dxa"/>
-              <w:left w:w="80" w:type="dxa"/>
-              <w:right w:w="80" w:type="dxa"/>
+              <w:top w:w="70" w:type="dxa"/>
+              <w:bottom w:w="70" w:type="dxa"/>
+              <w:left w:w="90" w:type="dxa"/>
+              <w:right w:w="90" w:type="dxa"/>
             </w:tcMar>
           </w:tcPr>
           <w:p>
             <w:r>
               <w:rPr>
                 <w:rFonts w:ascii="Times New Roman" w:hAnsi="Times New Roman"/>
-                <w:sz w:val="17"/>
+                <w:sz w:val="18"/>
               </w:rPr>
               <w:t>GitHub PR</w:t>
             </w:r>
@@ -2048,64 +7575,190 @@
         </w:tc>
         <w:tc>
           <w:tcPr>
-            <w:tcW w:type="dxa" w:w="2448"/>
+            <w:tcW w:type="dxa" w:w="3024"/>
             <w:shd w:fill="F8FAFC"/>
             <w:tcMar>
-              <w:top w:w="80" w:type="dxa"/>
-              <w:bottom w:w="80" w:type="dxa"/>
-              <w:left w:w="80" w:type="dxa"/>
-              <w:right w:w="80" w:type="dxa"/>
+              <w:top w:w="70" w:type="dxa"/>
+              <w:bottom w:w="70" w:type="dxa"/>
+              <w:left w:w="90" w:type="dxa"/>
+              <w:right w:w="90" w:type="dxa"/>
             </w:tcMar>
           </w:tcPr>
           <w:p>
             <w:r>
               <w:rPr>
                 <w:rFonts w:ascii="Times New Roman" w:hAnsi="Times New Roman"/>
-                <w:sz w:val="17"/>
+                <w:sz w:val="18"/>
               </w:rPr>
-              <w:t>Automated Remediation PR Creation</w:t>
+              <w:t>Automated Remediation Branch &amp; PR Creation</w:t>
             </w:r>
           </w:p>
         </w:tc>
         <w:tc>
           <w:tcPr>
-            <w:tcW w:type="dxa" w:w="2016"/>
+            <w:tcW w:type="dxa" w:w="2592"/>
             <w:shd w:fill="F8FAFC"/>
             <w:tcMar>
-              <w:top w:w="80" w:type="dxa"/>
-              <w:bottom w:w="80" w:type="dxa"/>
-              <w:left w:w="80" w:type="dxa"/>
-              <w:right w:w="80" w:type="dxa"/>
+              <w:top w:w="70" w:type="dxa"/>
+              <w:bottom w:w="70" w:type="dxa"/>
+              <w:left w:w="90" w:type="dxa"/>
+              <w:right w:w="90" w:type="dxa"/>
             </w:tcMar>
           </w:tcPr>
           <w:p>
             <w:r>
               <w:rPr>
                 <w:rFonts w:ascii="Times New Roman" w:hAnsi="Times New Roman"/>
-                <w:sz w:val="17"/>
+                <w:sz w:val="18"/>
               </w:rPr>
-              <w:t>Remote branch created; PR URL &amp; checkout command returned.</w:t>
+              <w:t>Creates remote branch; opens GitHub PR with markdown diff &amp; checkout cmd.</w:t>
+            </w:r>
+          </w:p>
+        </w:tc>
+        <w:tc>
+          <w:tcPr>
+            <w:tcW w:type="dxa" w:w="864"/>
+            <w:shd w:fill="F8FAFC"/>
+            <w:tcMar>
+              <w:top w:w="70" w:type="dxa"/>
+              <w:bottom w:w="70" w:type="dxa"/>
+              <w:left w:w="90" w:type="dxa"/>
+              <w:right w:w="90" w:type="dxa"/>
+            </w:tcMar>
+          </w:tcPr>
+          <w:p>
+            <w:r>
+              <w:rPr>
+                <w:rFonts w:ascii="Times New Roman" w:hAnsi="Times New Roman"/>
+                <w:sz w:val="18"/>
+              </w:rPr>
+              <w:t>Passed</w:t>
+            </w:r>
+          </w:p>
+        </w:tc>
+      </w:tr>
+      <w:tr>
+        <w:tc>
+          <w:tcPr>
+            <w:tcW w:type="dxa" w:w="1152"/>
+            <w:shd w:fill="FFFFFF"/>
+            <w:tcMar>
+              <w:top w:w="70" w:type="dxa"/>
+              <w:bottom w:w="70" w:type="dxa"/>
+              <w:left w:w="90" w:type="dxa"/>
+              <w:right w:w="90" w:type="dxa"/>
+            </w:tcMar>
+          </w:tcPr>
+          <w:p>
+            <w:r>
+              <w:rPr>
+                <w:rFonts w:ascii="Times New Roman" w:hAnsi="Times New Roman"/>
+                <w:sz w:val="18"/>
+              </w:rPr>
+              <w:t>TC-POS-08</w:t>
             </w:r>
           </w:p>
         </w:tc>
         <w:tc>
           <w:tcPr>
             <w:tcW w:type="dxa" w:w="1008"/>
-            <w:shd w:fill="DCFCE7"/>
+            <w:shd w:fill="FFFFFF"/>
             <w:tcMar>
-              <w:top w:w="80" w:type="dxa"/>
-              <w:bottom w:w="80" w:type="dxa"/>
-              <w:left w:w="80" w:type="dxa"/>
-              <w:right w:w="80" w:type="dxa"/>
+              <w:top w:w="70" w:type="dxa"/>
+              <w:bottom w:w="70" w:type="dxa"/>
+              <w:left w:w="90" w:type="dxa"/>
+              <w:right w:w="90" w:type="dxa"/>
             </w:tcMar>
           </w:tcPr>
           <w:p>
             <w:r>
               <w:rPr>
                 <w:rFonts w:ascii="Times New Roman" w:hAnsi="Times New Roman"/>
-                <w:b/>
-                <w:color w:val="166534"/>
-                <w:sz w:val="17"/>
+                <w:sz w:val="18"/>
+              </w:rPr>
+              <w:t>Positive</w:t>
+            </w:r>
+          </w:p>
+        </w:tc>
+        <w:tc>
+          <w:tcPr>
+            <w:tcW w:type="dxa" w:w="1296"/>
+            <w:shd w:fill="FFFFFF"/>
+            <w:tcMar>
+              <w:top w:w="70" w:type="dxa"/>
+              <w:bottom w:w="70" w:type="dxa"/>
+              <w:left w:w="90" w:type="dxa"/>
+              <w:right w:w="90" w:type="dxa"/>
+            </w:tcMar>
+          </w:tcPr>
+          <w:p>
+            <w:r>
+              <w:rPr>
+                <w:rFonts w:ascii="Times New Roman" w:hAnsi="Times New Roman"/>
+                <w:sz w:val="18"/>
+              </w:rPr>
+              <w:t>Reports</w:t>
+            </w:r>
+          </w:p>
+        </w:tc>
+        <w:tc>
+          <w:tcPr>
+            <w:tcW w:type="dxa" w:w="3024"/>
+            <w:shd w:fill="FFFFFF"/>
+            <w:tcMar>
+              <w:top w:w="70" w:type="dxa"/>
+              <w:bottom w:w="70" w:type="dxa"/>
+              <w:left w:w="90" w:type="dxa"/>
+              <w:right w:w="90" w:type="dxa"/>
+            </w:tcMar>
+          </w:tcPr>
+          <w:p>
+            <w:r>
+              <w:rPr>
+                <w:rFonts w:ascii="Times New Roman" w:hAnsi="Times New Roman"/>
+                <w:sz w:val="18"/>
+              </w:rPr>
+              <w:t>Executive PDF &amp; Compliance Audit Export</w:t>
+            </w:r>
+          </w:p>
+        </w:tc>
+        <w:tc>
+          <w:tcPr>
+            <w:tcW w:type="dxa" w:w="2592"/>
+            <w:shd w:fill="FFFFFF"/>
+            <w:tcMar>
+              <w:top w:w="70" w:type="dxa"/>
+              <w:bottom w:w="70" w:type="dxa"/>
+              <w:left w:w="90" w:type="dxa"/>
+              <w:right w:w="90" w:type="dxa"/>
+            </w:tcMar>
+          </w:tcPr>
+          <w:p>
+            <w:r>
+              <w:rPr>
+                <w:rFonts w:ascii="Times New Roman" w:hAnsi="Times New Roman"/>
+                <w:sz w:val="18"/>
+              </w:rPr>
+              <w:t>Printable CISO signature report rendered with SOC 2 &amp; ISO readiness meters.</w:t>
+            </w:r>
+          </w:p>
+        </w:tc>
+        <w:tc>
+          <w:tcPr>
+            <w:tcW w:type="dxa" w:w="864"/>
+            <w:shd w:fill="FFFFFF"/>
+            <w:tcMar>
+              <w:top w:w="70" w:type="dxa"/>
+              <w:bottom w:w="70" w:type="dxa"/>
+              <w:left w:w="90" w:type="dxa"/>
+              <w:right w:w="90" w:type="dxa"/>
+            </w:tcMar>
+          </w:tcPr>
+          <w:p>
+            <w:r>
+              <w:rPr>
+                <w:rFonts w:ascii="Times New Roman" w:hAnsi="Times New Roman"/>
+                <w:sz w:val="18"/>
               </w:rPr>
               <w:t>Passed</w:t>
             </w:r>
@@ -2118,124 +7771,250 @@
             <w:tcW w:type="dxa" w:w="1152"/>
             <w:shd w:fill="F8FAFC"/>
             <w:tcMar>
-              <w:top w:w="80" w:type="dxa"/>
-              <w:bottom w:w="80" w:type="dxa"/>
-              <w:left w:w="80" w:type="dxa"/>
-              <w:right w:w="80" w:type="dxa"/>
+              <w:top w:w="70" w:type="dxa"/>
+              <w:bottom w:w="70" w:type="dxa"/>
+              <w:left w:w="90" w:type="dxa"/>
+              <w:right w:w="90" w:type="dxa"/>
             </w:tcMar>
           </w:tcPr>
           <w:p>
             <w:r>
               <w:rPr>
                 <w:rFonts w:ascii="Times New Roman" w:hAnsi="Times New Roman"/>
-                <w:sz w:val="17"/>
+                <w:sz w:val="18"/>
               </w:rPr>
-              <w:t>TC-POS-05</w:t>
+              <w:t>TC-NEG-01</w:t>
             </w:r>
           </w:p>
         </w:tc>
         <w:tc>
           <w:tcPr>
-            <w:tcW w:type="dxa" w:w="1152"/>
+            <w:tcW w:type="dxa" w:w="1008"/>
             <w:shd w:fill="F8FAFC"/>
             <w:tcMar>
-              <w:top w:w="80" w:type="dxa"/>
-              <w:bottom w:w="80" w:type="dxa"/>
-              <w:left w:w="80" w:type="dxa"/>
-              <w:right w:w="80" w:type="dxa"/>
+              <w:top w:w="70" w:type="dxa"/>
+              <w:bottom w:w="70" w:type="dxa"/>
+              <w:left w:w="90" w:type="dxa"/>
+              <w:right w:w="90" w:type="dxa"/>
             </w:tcMar>
           </w:tcPr>
           <w:p>
             <w:r>
               <w:rPr>
                 <w:rFonts w:ascii="Times New Roman" w:hAnsi="Times New Roman"/>
-                <w:sz w:val="17"/>
+                <w:sz w:val="18"/>
               </w:rPr>
-              <w:t>Positive</w:t>
+              <w:t>Negative</w:t>
             </w:r>
           </w:p>
         </w:tc>
         <w:tc>
           <w:tcPr>
-            <w:tcW w:type="dxa" w:w="1584"/>
+            <w:tcW w:type="dxa" w:w="1296"/>
             <w:shd w:fill="F8FAFC"/>
             <w:tcMar>
-              <w:top w:w="80" w:type="dxa"/>
-              <w:bottom w:w="80" w:type="dxa"/>
-              <w:left w:w="80" w:type="dxa"/>
-              <w:right w:w="80" w:type="dxa"/>
+              <w:top w:w="70" w:type="dxa"/>
+              <w:bottom w:w="70" w:type="dxa"/>
+              <w:left w:w="90" w:type="dxa"/>
+              <w:right w:w="90" w:type="dxa"/>
             </w:tcMar>
           </w:tcPr>
           <w:p>
             <w:r>
               <w:rPr>
                 <w:rFonts w:ascii="Times New Roman" w:hAnsi="Times New Roman"/>
-                <w:sz w:val="17"/>
+                <w:sz w:val="18"/>
               </w:rPr>
-              <w:t>Reports</w:t>
+              <w:t>Live Fuzzer</w:t>
             </w:r>
           </w:p>
         </w:tc>
         <w:tc>
           <w:tcPr>
-            <w:tcW w:type="dxa" w:w="2448"/>
+            <w:tcW w:type="dxa" w:w="3024"/>
             <w:shd w:fill="F8FAFC"/>
             <w:tcMar>
-              <w:top w:w="80" w:type="dxa"/>
-              <w:bottom w:w="80" w:type="dxa"/>
-              <w:left w:w="80" w:type="dxa"/>
-              <w:right w:w="80" w:type="dxa"/>
+              <w:top w:w="70" w:type="dxa"/>
+              <w:bottom w:w="70" w:type="dxa"/>
+              <w:left w:w="90" w:type="dxa"/>
+              <w:right w:w="90" w:type="dxa"/>
             </w:tcMar>
           </w:tcPr>
           <w:p>
             <w:r>
               <w:rPr>
                 <w:rFonts w:ascii="Times New Roman" w:hAnsi="Times New Roman"/>
-                <w:sz w:val="17"/>
+                <w:sz w:val="18"/>
               </w:rPr>
-              <w:t>Executive PDF Compliance Export</w:t>
+              <w:t>Unreachable Target URL / Network Timeout</w:t>
             </w:r>
           </w:p>
         </w:tc>
         <w:tc>
           <w:tcPr>
-            <w:tcW w:type="dxa" w:w="2016"/>
+            <w:tcW w:type="dxa" w:w="2592"/>
             <w:shd w:fill="F8FAFC"/>
             <w:tcMar>
-              <w:top w:w="80" w:type="dxa"/>
-              <w:bottom w:w="80" w:type="dxa"/>
-              <w:left w:w="80" w:type="dxa"/>
-              <w:right w:w="80" w:type="dxa"/>
+              <w:top w:w="70" w:type="dxa"/>
+              <w:bottom w:w="70" w:type="dxa"/>
+              <w:left w:w="90" w:type="dxa"/>
+              <w:right w:w="90" w:type="dxa"/>
             </w:tcMar>
           </w:tcPr>
           <w:p>
             <w:r>
               <w:rPr>
                 <w:rFonts w:ascii="Times New Roman" w:hAnsi="Times New Roman"/>
-                <w:sz w:val="17"/>
+                <w:sz w:val="18"/>
               </w:rPr>
-              <w:t>Printable audit modal rendered with CISO signature block.</w:t>
+              <w:t>Catches URLError gracefully; logs 'Host unreachable'; UI remains responsive.</w:t>
+            </w:r>
+          </w:p>
+        </w:tc>
+        <w:tc>
+          <w:tcPr>
+            <w:tcW w:type="dxa" w:w="864"/>
+            <w:shd w:fill="F8FAFC"/>
+            <w:tcMar>
+              <w:top w:w="70" w:type="dxa"/>
+              <w:bottom w:w="70" w:type="dxa"/>
+              <w:left w:w="90" w:type="dxa"/>
+              <w:right w:w="90" w:type="dxa"/>
+            </w:tcMar>
+          </w:tcPr>
+          <w:p>
+            <w:r>
+              <w:rPr>
+                <w:rFonts w:ascii="Times New Roman" w:hAnsi="Times New Roman"/>
+                <w:sz w:val="18"/>
+              </w:rPr>
+              <w:t>Passed</w:t>
+            </w:r>
+          </w:p>
+        </w:tc>
+      </w:tr>
+      <w:tr>
+        <w:tc>
+          <w:tcPr>
+            <w:tcW w:type="dxa" w:w="1152"/>
+            <w:shd w:fill="FFFFFF"/>
+            <w:tcMar>
+              <w:top w:w="70" w:type="dxa"/>
+              <w:bottom w:w="70" w:type="dxa"/>
+              <w:left w:w="90" w:type="dxa"/>
+              <w:right w:w="90" w:type="dxa"/>
+            </w:tcMar>
+          </w:tcPr>
+          <w:p>
+            <w:r>
+              <w:rPr>
+                <w:rFonts w:ascii="Times New Roman" w:hAnsi="Times New Roman"/>
+                <w:sz w:val="18"/>
+              </w:rPr>
+              <w:t>TC-NEG-02</w:t>
             </w:r>
           </w:p>
         </w:tc>
         <w:tc>
           <w:tcPr>
             <w:tcW w:type="dxa" w:w="1008"/>
-            <w:shd w:fill="DCFCE7"/>
+            <w:shd w:fill="FFFFFF"/>
             <w:tcMar>
-              <w:top w:w="80" w:type="dxa"/>
-              <w:bottom w:w="80" w:type="dxa"/>
-              <w:left w:w="80" w:type="dxa"/>
-              <w:right w:w="80" w:type="dxa"/>
+              <w:top w:w="70" w:type="dxa"/>
+              <w:bottom w:w="70" w:type="dxa"/>
+              <w:left w:w="90" w:type="dxa"/>
+              <w:right w:w="90" w:type="dxa"/>
             </w:tcMar>
           </w:tcPr>
           <w:p>
             <w:r>
               <w:rPr>
                 <w:rFonts w:ascii="Times New Roman" w:hAnsi="Times New Roman"/>
-                <w:b/>
-                <w:color w:val="166534"/>
-                <w:sz w:val="17"/>
+                <w:sz w:val="18"/>
+              </w:rPr>
+              <w:t>Negative</w:t>
+            </w:r>
+          </w:p>
+        </w:tc>
+        <w:tc>
+          <w:tcPr>
+            <w:tcW w:type="dxa" w:w="1296"/>
+            <w:shd w:fill="FFFFFF"/>
+            <w:tcMar>
+              <w:top w:w="70" w:type="dxa"/>
+              <w:bottom w:w="70" w:type="dxa"/>
+              <w:left w:w="90" w:type="dxa"/>
+              <w:right w:w="90" w:type="dxa"/>
+            </w:tcMar>
+          </w:tcPr>
+          <w:p>
+            <w:r>
+              <w:rPr>
+                <w:rFonts w:ascii="Times New Roman" w:hAnsi="Times New Roman"/>
+                <w:sz w:val="18"/>
+              </w:rPr>
+              <w:t>Live Fuzzer</w:t>
+            </w:r>
+          </w:p>
+        </w:tc>
+        <w:tc>
+          <w:tcPr>
+            <w:tcW w:type="dxa" w:w="3024"/>
+            <w:shd w:fill="FFFFFF"/>
+            <w:tcMar>
+              <w:top w:w="70" w:type="dxa"/>
+              <w:bottom w:w="70" w:type="dxa"/>
+              <w:left w:w="90" w:type="dxa"/>
+              <w:right w:w="90" w:type="dxa"/>
+            </w:tcMar>
+          </w:tcPr>
+          <w:p>
+            <w:r>
+              <w:rPr>
+                <w:rFonts w:ascii="Times New Roman" w:hAnsi="Times New Roman"/>
+                <w:sz w:val="18"/>
+              </w:rPr>
+              <w:t>Malformed Target URL (Missing 'http://')</w:t>
+            </w:r>
+          </w:p>
+        </w:tc>
+        <w:tc>
+          <w:tcPr>
+            <w:tcW w:type="dxa" w:w="2592"/>
+            <w:shd w:fill="FFFFFF"/>
+            <w:tcMar>
+              <w:top w:w="70" w:type="dxa"/>
+              <w:bottom w:w="70" w:type="dxa"/>
+              <w:left w:w="90" w:type="dxa"/>
+              <w:right w:w="90" w:type="dxa"/>
+            </w:tcMar>
+          </w:tcPr>
+          <w:p>
+            <w:r>
+              <w:rPr>
+                <w:rFonts w:ascii="Times New Roman" w:hAnsi="Times New Roman"/>
+                <w:sz w:val="18"/>
+              </w:rPr>
+              <w:t>URL normalization parser automatically prepends 'http://' before socket call.</w:t>
+            </w:r>
+          </w:p>
+        </w:tc>
+        <w:tc>
+          <w:tcPr>
+            <w:tcW w:type="dxa" w:w="864"/>
+            <w:shd w:fill="FFFFFF"/>
+            <w:tcMar>
+              <w:top w:w="70" w:type="dxa"/>
+              <w:bottom w:w="70" w:type="dxa"/>
+              <w:left w:w="90" w:type="dxa"/>
+              <w:right w:w="90" w:type="dxa"/>
+            </w:tcMar>
+          </w:tcPr>
+          <w:p>
+            <w:r>
+              <w:rPr>
+                <w:rFonts w:ascii="Times New Roman" w:hAnsi="Times New Roman"/>
+                <w:sz w:val="18"/>
               </w:rPr>
               <w:t>Passed</w:t>
             </w:r>
@@ -2248,39 +8027,38 @@
             <w:tcW w:type="dxa" w:w="1152"/>
             <w:shd w:fill="F8FAFC"/>
             <w:tcMar>
-              <w:top w:w="80" w:type="dxa"/>
-              <w:bottom w:w="80" w:type="dxa"/>
-              <w:left w:w="80" w:type="dxa"/>
-              <w:right w:w="80" w:type="dxa"/>
+              <w:top w:w="70" w:type="dxa"/>
+              <w:bottom w:w="70" w:type="dxa"/>
+              <w:left w:w="90" w:type="dxa"/>
+              <w:right w:w="90" w:type="dxa"/>
             </w:tcMar>
           </w:tcPr>
           <w:p>
             <w:r>
               <w:rPr>
                 <w:rFonts w:ascii="Times New Roman" w:hAnsi="Times New Roman"/>
-                <w:sz w:val="17"/>
+                <w:sz w:val="18"/>
               </w:rPr>
-              <w:t>TC-NEG-01</w:t>
+              <w:t>TC-NEG-03</w:t>
             </w:r>
           </w:p>
         </w:tc>
         <w:tc>
           <w:tcPr>
-            <w:tcW w:type="dxa" w:w="1152"/>
-            <w:shd w:fill="FEE2E2"/>
+            <w:tcW w:type="dxa" w:w="1008"/>
+            <w:shd w:fill="F8FAFC"/>
             <w:tcMar>
-              <w:top w:w="80" w:type="dxa"/>
-              <w:bottom w:w="80" w:type="dxa"/>
-              <w:left w:w="80" w:type="dxa"/>
-              <w:right w:w="80" w:type="dxa"/>
+              <w:top w:w="70" w:type="dxa"/>
+              <w:bottom w:w="70" w:type="dxa"/>
+              <w:left w:w="90" w:type="dxa"/>
+              <w:right w:w="90" w:type="dxa"/>
             </w:tcMar>
           </w:tcPr>
           <w:p>
             <w:r>
               <w:rPr>
                 <w:rFonts w:ascii="Times New Roman" w:hAnsi="Times New Roman"/>
-                <w:color w:val="991B1B"/>
-                <w:sz w:val="17"/>
+                <w:sz w:val="18"/>
               </w:rPr>
               <w:t>Negative</w:t>
             </w:r>
@@ -2288,20 +8066,20 @@
         </w:tc>
         <w:tc>
           <w:tcPr>
-            <w:tcW w:type="dxa" w:w="1584"/>
+            <w:tcW w:type="dxa" w:w="1296"/>
             <w:shd w:fill="F8FAFC"/>
             <w:tcMar>
-              <w:top w:w="80" w:type="dxa"/>
-              <w:bottom w:w="80" w:type="dxa"/>
-              <w:left w:w="80" w:type="dxa"/>
-              <w:right w:w="80" w:type="dxa"/>
+              <w:top w:w="70" w:type="dxa"/>
+              <w:bottom w:w="70" w:type="dxa"/>
+              <w:left w:w="90" w:type="dxa"/>
+              <w:right w:w="90" w:type="dxa"/>
             </w:tcMar>
           </w:tcPr>
           <w:p>
             <w:r>
               <w:rPr>
                 <w:rFonts w:ascii="Times New Roman" w:hAnsi="Times New Roman"/>
-                <w:sz w:val="17"/>
+                <w:sz w:val="18"/>
               </w:rPr>
               <w:t>Live Fuzzer</w:t>
             </w:r>
@@ -2309,64 +8087,190 @@
         </w:tc>
         <w:tc>
           <w:tcPr>
-            <w:tcW w:type="dxa" w:w="2448"/>
+            <w:tcW w:type="dxa" w:w="3024"/>
             <w:shd w:fill="F8FAFC"/>
             <w:tcMar>
-              <w:top w:w="80" w:type="dxa"/>
-              <w:bottom w:w="80" w:type="dxa"/>
-              <w:left w:w="80" w:type="dxa"/>
-              <w:right w:w="80" w:type="dxa"/>
+              <w:top w:w="70" w:type="dxa"/>
+              <w:bottom w:w="70" w:type="dxa"/>
+              <w:left w:w="90" w:type="dxa"/>
+              <w:right w:w="90" w:type="dxa"/>
             </w:tcMar>
           </w:tcPr>
           <w:p>
             <w:r>
               <w:rPr>
                 <w:rFonts w:ascii="Times New Roman" w:hAnsi="Times New Roman"/>
-                <w:sz w:val="17"/>
+                <w:sz w:val="18"/>
               </w:rPr>
-              <w:t>Unreachable Target URL / Timeout</w:t>
+              <w:t>Malformed Custom Request Headers (Bad JSON)</w:t>
             </w:r>
           </w:p>
         </w:tc>
         <w:tc>
           <w:tcPr>
-            <w:tcW w:type="dxa" w:w="2016"/>
+            <w:tcW w:type="dxa" w:w="2592"/>
             <w:shd w:fill="F8FAFC"/>
             <w:tcMar>
-              <w:top w:w="80" w:type="dxa"/>
-              <w:bottom w:w="80" w:type="dxa"/>
-              <w:left w:w="80" w:type="dxa"/>
-              <w:right w:w="80" w:type="dxa"/>
+              <w:top w:w="70" w:type="dxa"/>
+              <w:bottom w:w="70" w:type="dxa"/>
+              <w:left w:w="90" w:type="dxa"/>
+              <w:right w:w="90" w:type="dxa"/>
             </w:tcMar>
           </w:tcPr>
           <w:p>
             <w:r>
               <w:rPr>
                 <w:rFonts w:ascii="Times New Roman" w:hAnsi="Times New Roman"/>
-                <w:sz w:val="17"/>
+                <w:sz w:val="18"/>
               </w:rPr>
-              <w:t>Gracefully catches timeout; reports Host Unreachable without crash.</w:t>
+              <w:t>Catches JSONDecodeError; discards malformed headers; uses safe defaults.</w:t>
+            </w:r>
+          </w:p>
+        </w:tc>
+        <w:tc>
+          <w:tcPr>
+            <w:tcW w:type="dxa" w:w="864"/>
+            <w:shd w:fill="F8FAFC"/>
+            <w:tcMar>
+              <w:top w:w="70" w:type="dxa"/>
+              <w:bottom w:w="70" w:type="dxa"/>
+              <w:left w:w="90" w:type="dxa"/>
+              <w:right w:w="90" w:type="dxa"/>
+            </w:tcMar>
+          </w:tcPr>
+          <w:p>
+            <w:r>
+              <w:rPr>
+                <w:rFonts w:ascii="Times New Roman" w:hAnsi="Times New Roman"/>
+                <w:sz w:val="18"/>
+              </w:rPr>
+              <w:t>Passed</w:t>
+            </w:r>
+          </w:p>
+        </w:tc>
+      </w:tr>
+      <w:tr>
+        <w:tc>
+          <w:tcPr>
+            <w:tcW w:type="dxa" w:w="1152"/>
+            <w:shd w:fill="FFFFFF"/>
+            <w:tcMar>
+              <w:top w:w="70" w:type="dxa"/>
+              <w:bottom w:w="70" w:type="dxa"/>
+              <w:left w:w="90" w:type="dxa"/>
+              <w:right w:w="90" w:type="dxa"/>
+            </w:tcMar>
+          </w:tcPr>
+          <w:p>
+            <w:r>
+              <w:rPr>
+                <w:rFonts w:ascii="Times New Roman" w:hAnsi="Times New Roman"/>
+                <w:sz w:val="18"/>
+              </w:rPr>
+              <w:t>TC-NEG-04</w:t>
             </w:r>
           </w:p>
         </w:tc>
         <w:tc>
           <w:tcPr>
             <w:tcW w:type="dxa" w:w="1008"/>
-            <w:shd w:fill="DCFCE7"/>
+            <w:shd w:fill="FFFFFF"/>
             <w:tcMar>
-              <w:top w:w="80" w:type="dxa"/>
-              <w:bottom w:w="80" w:type="dxa"/>
-              <w:left w:w="80" w:type="dxa"/>
-              <w:right w:w="80" w:type="dxa"/>
+              <w:top w:w="70" w:type="dxa"/>
+              <w:bottom w:w="70" w:type="dxa"/>
+              <w:left w:w="90" w:type="dxa"/>
+              <w:right w:w="90" w:type="dxa"/>
             </w:tcMar>
           </w:tcPr>
           <w:p>
             <w:r>
               <w:rPr>
                 <w:rFonts w:ascii="Times New Roman" w:hAnsi="Times New Roman"/>
-                <w:b/>
-                <w:color w:val="166534"/>
-                <w:sz w:val="17"/>
+                <w:sz w:val="18"/>
+              </w:rPr>
+              <w:t>Negative</w:t>
+            </w:r>
+          </w:p>
+        </w:tc>
+        <w:tc>
+          <w:tcPr>
+            <w:tcW w:type="dxa" w:w="1296"/>
+            <w:shd w:fill="FFFFFF"/>
+            <w:tcMar>
+              <w:top w:w="70" w:type="dxa"/>
+              <w:bottom w:w="70" w:type="dxa"/>
+              <w:left w:w="90" w:type="dxa"/>
+              <w:right w:w="90" w:type="dxa"/>
+            </w:tcMar>
+          </w:tcPr>
+          <w:p>
+            <w:r>
+              <w:rPr>
+                <w:rFonts w:ascii="Times New Roman" w:hAnsi="Times New Roman"/>
+                <w:sz w:val="18"/>
+              </w:rPr>
+              <w:t>WAF Sandbox</w:t>
+            </w:r>
+          </w:p>
+        </w:tc>
+        <w:tc>
+          <w:tcPr>
+            <w:tcW w:type="dxa" w:w="3024"/>
+            <w:shd w:fill="FFFFFF"/>
+            <w:tcMar>
+              <w:top w:w="70" w:type="dxa"/>
+              <w:bottom w:w="70" w:type="dxa"/>
+              <w:left w:w="90" w:type="dxa"/>
+              <w:right w:w="90" w:type="dxa"/>
+            </w:tcMar>
+          </w:tcPr>
+          <w:p>
+            <w:r>
+              <w:rPr>
+                <w:rFonts w:ascii="Times New Roman" w:hAnsi="Times New Roman"/>
+                <w:sz w:val="18"/>
+              </w:rPr>
+              <w:t>Adversary Strike with Disabled WAF Rule</w:t>
+            </w:r>
+          </w:p>
+        </w:tc>
+        <w:tc>
+          <w:tcPr>
+            <w:tcW w:type="dxa" w:w="2592"/>
+            <w:shd w:fill="FFFFFF"/>
+            <w:tcMar>
+              <w:top w:w="70" w:type="dxa"/>
+              <w:bottom w:w="70" w:type="dxa"/>
+              <w:left w:w="90" w:type="dxa"/>
+              <w:right w:w="90" w:type="dxa"/>
+            </w:tcMar>
+          </w:tcPr>
+          <w:p>
+            <w:r>
+              <w:rPr>
+                <w:rFonts w:ascii="Times New Roman" w:hAnsi="Times New Roman"/>
+                <w:sz w:val="18"/>
+              </w:rPr>
+              <w:t>Correctly registers EXPLOIT BYPASSED; security posture grade drops.</w:t>
+            </w:r>
+          </w:p>
+        </w:tc>
+        <w:tc>
+          <w:tcPr>
+            <w:tcW w:type="dxa" w:w="864"/>
+            <w:shd w:fill="FFFFFF"/>
+            <w:tcMar>
+              <w:top w:w="70" w:type="dxa"/>
+              <w:bottom w:w="70" w:type="dxa"/>
+              <w:left w:w="90" w:type="dxa"/>
+              <w:right w:w="90" w:type="dxa"/>
+            </w:tcMar>
+          </w:tcPr>
+          <w:p>
+            <w:r>
+              <w:rPr>
+                <w:rFonts w:ascii="Times New Roman" w:hAnsi="Times New Roman"/>
+                <w:sz w:val="18"/>
               </w:rPr>
               <w:t>Passed</w:t>
             </w:r>
@@ -2379,39 +8283,38 @@
             <w:tcW w:type="dxa" w:w="1152"/>
             <w:shd w:fill="F8FAFC"/>
             <w:tcMar>
-              <w:top w:w="80" w:type="dxa"/>
-              <w:bottom w:w="80" w:type="dxa"/>
-              <w:left w:w="80" w:type="dxa"/>
-              <w:right w:w="80" w:type="dxa"/>
+              <w:top w:w="70" w:type="dxa"/>
+              <w:bottom w:w="70" w:type="dxa"/>
+              <w:left w:w="90" w:type="dxa"/>
+              <w:right w:w="90" w:type="dxa"/>
             </w:tcMar>
           </w:tcPr>
           <w:p>
             <w:r>
               <w:rPr>
                 <w:rFonts w:ascii="Times New Roman" w:hAnsi="Times New Roman"/>
-                <w:sz w:val="17"/>
+                <w:sz w:val="18"/>
               </w:rPr>
-              <w:t>TC-NEG-02</w:t>
+              <w:t>TC-NEG-05</w:t>
             </w:r>
           </w:p>
         </w:tc>
         <w:tc>
           <w:tcPr>
-            <w:tcW w:type="dxa" w:w="1152"/>
-            <w:shd w:fill="FEE2E2"/>
+            <w:tcW w:type="dxa" w:w="1008"/>
+            <w:shd w:fill="F8FAFC"/>
             <w:tcMar>
-              <w:top w:w="80" w:type="dxa"/>
-              <w:bottom w:w="80" w:type="dxa"/>
-              <w:left w:w="80" w:type="dxa"/>
-              <w:right w:w="80" w:type="dxa"/>
+              <w:top w:w="70" w:type="dxa"/>
+              <w:bottom w:w="70" w:type="dxa"/>
+              <w:left w:w="90" w:type="dxa"/>
+              <w:right w:w="90" w:type="dxa"/>
             </w:tcMar>
           </w:tcPr>
           <w:p>
             <w:r>
               <w:rPr>
                 <w:rFonts w:ascii="Times New Roman" w:hAnsi="Times New Roman"/>
-                <w:color w:val="991B1B"/>
-                <w:sz w:val="17"/>
+                <w:sz w:val="18"/>
               </w:rPr>
               <w:t>Negative</w:t>
             </w:r>
@@ -2419,85 +8322,211 @@
         </w:tc>
         <w:tc>
           <w:tcPr>
-            <w:tcW w:type="dxa" w:w="1584"/>
+            <w:tcW w:type="dxa" w:w="1296"/>
             <w:shd w:fill="F8FAFC"/>
             <w:tcMar>
-              <w:top w:w="80" w:type="dxa"/>
-              <w:bottom w:w="80" w:type="dxa"/>
-              <w:left w:w="80" w:type="dxa"/>
-              <w:right w:w="80" w:type="dxa"/>
+              <w:top w:w="70" w:type="dxa"/>
+              <w:bottom w:w="70" w:type="dxa"/>
+              <w:left w:w="90" w:type="dxa"/>
+              <w:right w:w="90" w:type="dxa"/>
             </w:tcMar>
           </w:tcPr>
           <w:p>
             <w:r>
               <w:rPr>
                 <w:rFonts w:ascii="Times New Roman" w:hAnsi="Times New Roman"/>
-                <w:sz w:val="17"/>
+                <w:sz w:val="18"/>
               </w:rPr>
-              <w:t>Live Fuzzer</w:t>
+              <w:t>AI Engine</w:t>
             </w:r>
           </w:p>
         </w:tc>
         <w:tc>
           <w:tcPr>
-            <w:tcW w:type="dxa" w:w="2448"/>
+            <w:tcW w:type="dxa" w:w="3024"/>
             <w:shd w:fill="F8FAFC"/>
             <w:tcMar>
-              <w:top w:w="80" w:type="dxa"/>
-              <w:bottom w:w="80" w:type="dxa"/>
-              <w:left w:w="80" w:type="dxa"/>
-              <w:right w:w="80" w:type="dxa"/>
+              <w:top w:w="70" w:type="dxa"/>
+              <w:bottom w:w="70" w:type="dxa"/>
+              <w:left w:w="90" w:type="dxa"/>
+              <w:right w:w="90" w:type="dxa"/>
             </w:tcMar>
           </w:tcPr>
           <w:p>
             <w:r>
               <w:rPr>
                 <w:rFonts w:ascii="Times New Roman" w:hAnsi="Times New Roman"/>
-                <w:sz w:val="17"/>
+                <w:sz w:val="18"/>
               </w:rPr>
-              <w:t>Missing Protocol Scheme in URL</w:t>
+              <w:t>Missing or Rate-Limited Gemini API Key</w:t>
             </w:r>
           </w:p>
         </w:tc>
         <w:tc>
           <w:tcPr>
-            <w:tcW w:type="dxa" w:w="2016"/>
+            <w:tcW w:type="dxa" w:w="2592"/>
             <w:shd w:fill="F8FAFC"/>
             <w:tcMar>
-              <w:top w:w="80" w:type="dxa"/>
-              <w:bottom w:w="80" w:type="dxa"/>
-              <w:left w:w="80" w:type="dxa"/>
-              <w:right w:w="80" w:type="dxa"/>
+              <w:top w:w="70" w:type="dxa"/>
+              <w:bottom w:w="70" w:type="dxa"/>
+              <w:left w:w="90" w:type="dxa"/>
+              <w:right w:w="90" w:type="dxa"/>
             </w:tcMar>
           </w:tcPr>
           <w:p>
             <w:r>
               <w:rPr>
                 <w:rFonts w:ascii="Times New Roman" w:hAnsi="Times New Roman"/>
-                <w:sz w:val="17"/>
+                <w:sz w:val="18"/>
               </w:rPr>
-              <w:t>Auto-normalizes target URL with 'http://' prefix safely.</w:t>
+              <w:t>Seamlessly falls back to deterministic AST template engine; zero user crash.</w:t>
+            </w:r>
+          </w:p>
+        </w:tc>
+        <w:tc>
+          <w:tcPr>
+            <w:tcW w:type="dxa" w:w="864"/>
+            <w:shd w:fill="F8FAFC"/>
+            <w:tcMar>
+              <w:top w:w="70" w:type="dxa"/>
+              <w:bottom w:w="70" w:type="dxa"/>
+              <w:left w:w="90" w:type="dxa"/>
+              <w:right w:w="90" w:type="dxa"/>
+            </w:tcMar>
+          </w:tcPr>
+          <w:p>
+            <w:r>
+              <w:rPr>
+                <w:rFonts w:ascii="Times New Roman" w:hAnsi="Times New Roman"/>
+                <w:sz w:val="18"/>
+              </w:rPr>
+              <w:t>Passed</w:t>
+            </w:r>
+          </w:p>
+        </w:tc>
+      </w:tr>
+      <w:tr>
+        <w:tc>
+          <w:tcPr>
+            <w:tcW w:type="dxa" w:w="1152"/>
+            <w:shd w:fill="FFFFFF"/>
+            <w:tcMar>
+              <w:top w:w="70" w:type="dxa"/>
+              <w:bottom w:w="70" w:type="dxa"/>
+              <w:left w:w="90" w:type="dxa"/>
+              <w:right w:w="90" w:type="dxa"/>
+            </w:tcMar>
+          </w:tcPr>
+          <w:p>
+            <w:r>
+              <w:rPr>
+                <w:rFonts w:ascii="Times New Roman" w:hAnsi="Times New Roman"/>
+                <w:sz w:val="18"/>
+              </w:rPr>
+              <w:t>TC-NEG-06</w:t>
             </w:r>
           </w:p>
         </w:tc>
         <w:tc>
           <w:tcPr>
             <w:tcW w:type="dxa" w:w="1008"/>
-            <w:shd w:fill="DCFCE7"/>
+            <w:shd w:fill="FFFFFF"/>
             <w:tcMar>
-              <w:top w:w="80" w:type="dxa"/>
-              <w:bottom w:w="80" w:type="dxa"/>
-              <w:left w:w="80" w:type="dxa"/>
-              <w:right w:w="80" w:type="dxa"/>
+              <w:top w:w="70" w:type="dxa"/>
+              <w:bottom w:w="70" w:type="dxa"/>
+              <w:left w:w="90" w:type="dxa"/>
+              <w:right w:w="90" w:type="dxa"/>
             </w:tcMar>
           </w:tcPr>
           <w:p>
             <w:r>
               <w:rPr>
                 <w:rFonts w:ascii="Times New Roman" w:hAnsi="Times New Roman"/>
-                <w:b/>
-                <w:color w:val="166534"/>
-                <w:sz w:val="17"/>
+                <w:sz w:val="18"/>
+              </w:rPr>
+              <w:t>Negative</w:t>
+            </w:r>
+          </w:p>
+        </w:tc>
+        <w:tc>
+          <w:tcPr>
+            <w:tcW w:type="dxa" w:w="1296"/>
+            <w:shd w:fill="FFFFFF"/>
+            <w:tcMar>
+              <w:top w:w="70" w:type="dxa"/>
+              <w:bottom w:w="70" w:type="dxa"/>
+              <w:left w:w="90" w:type="dxa"/>
+              <w:right w:w="90" w:type="dxa"/>
+            </w:tcMar>
+          </w:tcPr>
+          <w:p>
+            <w:r>
+              <w:rPr>
+                <w:rFonts w:ascii="Times New Roman" w:hAnsi="Times New Roman"/>
+                <w:sz w:val="18"/>
+              </w:rPr>
+              <w:t>GitHub PR</w:t>
+            </w:r>
+          </w:p>
+        </w:tc>
+        <w:tc>
+          <w:tcPr>
+            <w:tcW w:type="dxa" w:w="3024"/>
+            <w:shd w:fill="FFFFFF"/>
+            <w:tcMar>
+              <w:top w:w="70" w:type="dxa"/>
+              <w:bottom w:w="70" w:type="dxa"/>
+              <w:left w:w="90" w:type="dxa"/>
+              <w:right w:w="90" w:type="dxa"/>
+            </w:tcMar>
+          </w:tcPr>
+          <w:p>
+            <w:r>
+              <w:rPr>
+                <w:rFonts w:ascii="Times New Roman" w:hAnsi="Times New Roman"/>
+                <w:sz w:val="18"/>
+              </w:rPr>
+              <w:t>Unauthenticated Execution (No PAT Token)</w:t>
+            </w:r>
+          </w:p>
+        </w:tc>
+        <w:tc>
+          <w:tcPr>
+            <w:tcW w:type="dxa" w:w="2592"/>
+            <w:shd w:fill="FFFFFF"/>
+            <w:tcMar>
+              <w:top w:w="70" w:type="dxa"/>
+              <w:bottom w:w="70" w:type="dxa"/>
+              <w:left w:w="90" w:type="dxa"/>
+              <w:right w:w="90" w:type="dxa"/>
+            </w:tcMar>
+          </w:tcPr>
+          <w:p>
+            <w:r>
+              <w:rPr>
+                <w:rFonts w:ascii="Times New Roman" w:hAnsi="Times New Roman"/>
+                <w:sz w:val="18"/>
+              </w:rPr>
+              <w:t>Generates high-fidelity simulated PR #42 review payload with checkout branch.</w:t>
+            </w:r>
+          </w:p>
+        </w:tc>
+        <w:tc>
+          <w:tcPr>
+            <w:tcW w:type="dxa" w:w="864"/>
+            <w:shd w:fill="FFFFFF"/>
+            <w:tcMar>
+              <w:top w:w="70" w:type="dxa"/>
+              <w:bottom w:w="70" w:type="dxa"/>
+              <w:left w:w="90" w:type="dxa"/>
+              <w:right w:w="90" w:type="dxa"/>
+            </w:tcMar>
+          </w:tcPr>
+          <w:p>
+            <w:r>
+              <w:rPr>
+                <w:rFonts w:ascii="Times New Roman" w:hAnsi="Times New Roman"/>
+                <w:sz w:val="18"/>
               </w:rPr>
               <w:t>Passed</w:t>
             </w:r>
@@ -2510,39 +8539,38 @@
             <w:tcW w:type="dxa" w:w="1152"/>
             <w:shd w:fill="F8FAFC"/>
             <w:tcMar>
-              <w:top w:w="80" w:type="dxa"/>
-              <w:bottom w:w="80" w:type="dxa"/>
-              <w:left w:w="80" w:type="dxa"/>
-              <w:right w:w="80" w:type="dxa"/>
+              <w:top w:w="70" w:type="dxa"/>
+              <w:bottom w:w="70" w:type="dxa"/>
+              <w:left w:w="90" w:type="dxa"/>
+              <w:right w:w="90" w:type="dxa"/>
             </w:tcMar>
           </w:tcPr>
           <w:p>
             <w:r>
               <w:rPr>
                 <w:rFonts w:ascii="Times New Roman" w:hAnsi="Times New Roman"/>
-                <w:sz w:val="17"/>
+                <w:sz w:val="18"/>
               </w:rPr>
-              <w:t>TC-NEG-03</w:t>
+              <w:t>TC-NEG-07</w:t>
             </w:r>
           </w:p>
         </w:tc>
         <w:tc>
           <w:tcPr>
-            <w:tcW w:type="dxa" w:w="1152"/>
-            <w:shd w:fill="FEE2E2"/>
+            <w:tcW w:type="dxa" w:w="1008"/>
+            <w:shd w:fill="F8FAFC"/>
             <w:tcMar>
-              <w:top w:w="80" w:type="dxa"/>
-              <w:bottom w:w="80" w:type="dxa"/>
-              <w:left w:w="80" w:type="dxa"/>
-              <w:right w:w="80" w:type="dxa"/>
+              <w:top w:w="70" w:type="dxa"/>
+              <w:bottom w:w="70" w:type="dxa"/>
+              <w:left w:w="90" w:type="dxa"/>
+              <w:right w:w="90" w:type="dxa"/>
             </w:tcMar>
           </w:tcPr>
           <w:p>
             <w:r>
               <w:rPr>
                 <w:rFonts w:ascii="Times New Roman" w:hAnsi="Times New Roman"/>
-                <w:color w:val="991B1B"/>
-                <w:sz w:val="17"/>
+                <w:sz w:val="18"/>
               </w:rPr>
               <w:t>Negative</w:t>
             </w:r>
@@ -2550,85 +8578,83 @@
         </w:tc>
         <w:tc>
           <w:tcPr>
-            <w:tcW w:type="dxa" w:w="1584"/>
+            <w:tcW w:type="dxa" w:w="1296"/>
             <w:shd w:fill="F8FAFC"/>
             <w:tcMar>
-              <w:top w:w="80" w:type="dxa"/>
-              <w:bottom w:w="80" w:type="dxa"/>
-              <w:left w:w="80" w:type="dxa"/>
-              <w:right w:w="80" w:type="dxa"/>
+              <w:top w:w="70" w:type="dxa"/>
+              <w:bottom w:w="70" w:type="dxa"/>
+              <w:left w:w="90" w:type="dxa"/>
+              <w:right w:w="90" w:type="dxa"/>
             </w:tcMar>
           </w:tcPr>
           <w:p>
             <w:r>
               <w:rPr>
                 <w:rFonts w:ascii="Times New Roman" w:hAnsi="Times New Roman"/>
-                <w:sz w:val="17"/>
+                <w:sz w:val="18"/>
               </w:rPr>
-              <w:t>WAF Sandbox</w:t>
+              <w:t>UI / Modals</w:t>
             </w:r>
           </w:p>
         </w:tc>
         <w:tc>
           <w:tcPr>
-            <w:tcW w:type="dxa" w:w="2448"/>
+            <w:tcW w:type="dxa" w:w="3024"/>
             <w:shd w:fill="F8FAFC"/>
             <w:tcMar>
-              <w:top w:w="80" w:type="dxa"/>
-              <w:bottom w:w="80" w:type="dxa"/>
-              <w:left w:w="80" w:type="dxa"/>
-              <w:right w:w="80" w:type="dxa"/>
+              <w:top w:w="70" w:type="dxa"/>
+              <w:bottom w:w="70" w:type="dxa"/>
+              <w:left w:w="90" w:type="dxa"/>
+              <w:right w:w="90" w:type="dxa"/>
             </w:tcMar>
           </w:tcPr>
           <w:p>
             <w:r>
               <w:rPr>
                 <w:rFonts w:ascii="Times New Roman" w:hAnsi="Times New Roman"/>
-                <w:sz w:val="17"/>
+                <w:sz w:val="18"/>
               </w:rPr>
-              <w:t>Adversary Strike with Disabled WAF</w:t>
+              <w:t>AI Patch Triggered Inside Sticky Header</w:t>
             </w:r>
           </w:p>
         </w:tc>
         <w:tc>
           <w:tcPr>
-            <w:tcW w:type="dxa" w:w="2016"/>
+            <w:tcW w:type="dxa" w:w="2592"/>
             <w:shd w:fill="F8FAFC"/>
             <w:tcMar>
-              <w:top w:w="80" w:type="dxa"/>
-              <w:bottom w:w="80" w:type="dxa"/>
-              <w:left w:w="80" w:type="dxa"/>
-              <w:right w:w="80" w:type="dxa"/>
+              <w:top w:w="70" w:type="dxa"/>
+              <w:bottom w:w="70" w:type="dxa"/>
+              <w:left w:w="90" w:type="dxa"/>
+              <w:right w:w="90" w:type="dxa"/>
             </w:tcMar>
           </w:tcPr>
           <w:p>
             <w:r>
               <w:rPr>
                 <w:rFonts w:ascii="Times New Roman" w:hAnsi="Times New Roman"/>
-                <w:sz w:val="17"/>
+                <w:sz w:val="18"/>
               </w:rPr>
-              <w:t>Correctly reports EXPLOIT BYPASSED and updates grade.</w:t>
+              <w:t>React Portal breaks out of backdrop-filter; mounts at body root (z-[9999]).</w:t>
             </w:r>
           </w:p>
         </w:tc>
         <w:tc>
           <w:tcPr>
-            <w:tcW w:type="dxa" w:w="1008"/>
-            <w:shd w:fill="DCFCE7"/>
+            <w:tcW w:type="dxa" w:w="864"/>
+            <w:shd w:fill="F8FAFC"/>
             <w:tcMar>
-              <w:top w:w="80" w:type="dxa"/>
-              <w:bottom w:w="80" w:type="dxa"/>
-              <w:left w:w="80" w:type="dxa"/>
-              <w:right w:w="80" w:type="dxa"/>
+              <w:top w:w="70" w:type="dxa"/>
+              <w:bottom w:w="70" w:type="dxa"/>
+              <w:left w:w="90" w:type="dxa"/>
+              <w:right w:w="90" w:type="dxa"/>
             </w:tcMar>
           </w:tcPr>
           <w:p>
             <w:r>
               <w:rPr>
                 <w:rFonts w:ascii="Times New Roman" w:hAnsi="Times New Roman"/>
-                <w:b/>
-                <w:color w:val="166534"/>
-                <w:sz w:val="17"/>
+                <w:sz w:val="18"/>
               </w:rPr>
               <w:t>Passed</w:t>
             </w:r>
@@ -2639,41 +8665,40 @@
         <w:tc>
           <w:tcPr>
             <w:tcW w:type="dxa" w:w="1152"/>
-            <w:shd w:fill="F8FAFC"/>
+            <w:shd w:fill="FFFFFF"/>
             <w:tcMar>
-              <w:top w:w="80" w:type="dxa"/>
-              <w:bottom w:w="80" w:type="dxa"/>
-              <w:left w:w="80" w:type="dxa"/>
-              <w:right w:w="80" w:type="dxa"/>
+              <w:top w:w="70" w:type="dxa"/>
+              <w:bottom w:w="70" w:type="dxa"/>
+              <w:left w:w="90" w:type="dxa"/>
+              <w:right w:w="90" w:type="dxa"/>
             </w:tcMar>
           </w:tcPr>
           <w:p>
             <w:r>
               <w:rPr>
                 <w:rFonts w:ascii="Times New Roman" w:hAnsi="Times New Roman"/>
-                <w:sz w:val="17"/>
+                <w:sz w:val="18"/>
               </w:rPr>
-              <w:t>TC-NEG-04</w:t>
+              <w:t>TC-NEG-08</w:t>
             </w:r>
           </w:p>
         </w:tc>
         <w:tc>
           <w:tcPr>
-            <w:tcW w:type="dxa" w:w="1152"/>
-            <w:shd w:fill="FEE2E2"/>
+            <w:tcW w:type="dxa" w:w="1008"/>
+            <w:shd w:fill="FFFFFF"/>
             <w:tcMar>
-              <w:top w:w="80" w:type="dxa"/>
-              <w:bottom w:w="80" w:type="dxa"/>
-              <w:left w:w="80" w:type="dxa"/>
-              <w:right w:w="80" w:type="dxa"/>
+              <w:top w:w="70" w:type="dxa"/>
+              <w:bottom w:w="70" w:type="dxa"/>
+              <w:left w:w="90" w:type="dxa"/>
+              <w:right w:w="90" w:type="dxa"/>
             </w:tcMar>
           </w:tcPr>
           <w:p>
             <w:r>
               <w:rPr>
                 <w:rFonts w:ascii="Times New Roman" w:hAnsi="Times New Roman"/>
-                <w:color w:val="991B1B"/>
-                <w:sz w:val="17"/>
+                <w:sz w:val="18"/>
               </w:rPr>
               <w:t>Negative</w:t>
             </w:r>
@@ -2681,216 +8706,83 @@
         </w:tc>
         <w:tc>
           <w:tcPr>
-            <w:tcW w:type="dxa" w:w="1584"/>
-            <w:shd w:fill="F8FAFC"/>
+            <w:tcW w:type="dxa" w:w="1296"/>
+            <w:shd w:fill="FFFFFF"/>
             <w:tcMar>
-              <w:top w:w="80" w:type="dxa"/>
-              <w:bottom w:w="80" w:type="dxa"/>
-              <w:left w:w="80" w:type="dxa"/>
-              <w:right w:w="80" w:type="dxa"/>
+              <w:top w:w="70" w:type="dxa"/>
+              <w:bottom w:w="70" w:type="dxa"/>
+              <w:left w:w="90" w:type="dxa"/>
+              <w:right w:w="90" w:type="dxa"/>
             </w:tcMar>
           </w:tcPr>
           <w:p>
             <w:r>
               <w:rPr>
                 <w:rFonts w:ascii="Times New Roman" w:hAnsi="Times New Roman"/>
-                <w:sz w:val="17"/>
+                <w:sz w:val="18"/>
               </w:rPr>
-              <w:t>AI Engine</w:t>
+              <w:t>Reports</w:t>
             </w:r>
           </w:p>
         </w:tc>
         <w:tc>
           <w:tcPr>
-            <w:tcW w:type="dxa" w:w="2448"/>
-            <w:shd w:fill="F8FAFC"/>
+            <w:tcW w:type="dxa" w:w="3024"/>
+            <w:shd w:fill="FFFFFF"/>
             <w:tcMar>
-              <w:top w:w="80" w:type="dxa"/>
-              <w:bottom w:w="80" w:type="dxa"/>
-              <w:left w:w="80" w:type="dxa"/>
-              <w:right w:w="80" w:type="dxa"/>
+              <w:top w:w="70" w:type="dxa"/>
+              <w:bottom w:w="70" w:type="dxa"/>
+              <w:left w:w="90" w:type="dxa"/>
+              <w:right w:w="90" w:type="dxa"/>
             </w:tcMar>
           </w:tcPr>
           <w:p>
             <w:r>
               <w:rPr>
                 <w:rFonts w:ascii="Times New Roman" w:hAnsi="Times New Roman"/>
-                <w:sz w:val="17"/>
+                <w:sz w:val="18"/>
               </w:rPr>
-              <w:t>Missing / Rate-Limited Gemini Key</w:t>
+              <w:t>Zero Vulnerabilities in Relational Database</w:t>
             </w:r>
           </w:p>
         </w:tc>
         <w:tc>
           <w:tcPr>
-            <w:tcW w:type="dxa" w:w="2016"/>
-            <w:shd w:fill="F8FAFC"/>
+            <w:tcW w:type="dxa" w:w="2592"/>
+            <w:shd w:fill="FFFFFF"/>
             <w:tcMar>
-              <w:top w:w="80" w:type="dxa"/>
-              <w:bottom w:w="80" w:type="dxa"/>
-              <w:left w:w="80" w:type="dxa"/>
-              <w:right w:w="80" w:type="dxa"/>
+              <w:top w:w="70" w:type="dxa"/>
+              <w:bottom w:w="70" w:type="dxa"/>
+              <w:left w:w="90" w:type="dxa"/>
+              <w:right w:w="90" w:type="dxa"/>
             </w:tcMar>
           </w:tcPr>
           <w:p>
             <w:r>
               <w:rPr>
                 <w:rFonts w:ascii="Times New Roman" w:hAnsi="Times New Roman"/>
-                <w:sz w:val="17"/>
+                <w:sz w:val="18"/>
               </w:rPr>
-              <w:t>Falls back to deterministic offline AST security ruleset.</w:t>
+              <w:t>Computes Math.max(total, 1); reports Grade A+ (Hardened) without div-by-zero.</w:t>
             </w:r>
           </w:p>
         </w:tc>
         <w:tc>
           <w:tcPr>
-            <w:tcW w:type="dxa" w:w="1008"/>
-            <w:shd w:fill="DCFCE7"/>
+            <w:tcW w:type="dxa" w:w="864"/>
+            <w:shd w:fill="FFFFFF"/>
             <w:tcMar>
-              <w:top w:w="80" w:type="dxa"/>
-              <w:bottom w:w="80" w:type="dxa"/>
-              <w:left w:w="80" w:type="dxa"/>
-              <w:right w:w="80" w:type="dxa"/>
+              <w:top w:w="70" w:type="dxa"/>
+              <w:bottom w:w="70" w:type="dxa"/>
+              <w:left w:w="90" w:type="dxa"/>
+              <w:right w:w="90" w:type="dxa"/>
             </w:tcMar>
           </w:tcPr>
           <w:p>
             <w:r>
               <w:rPr>
                 <w:rFonts w:ascii="Times New Roman" w:hAnsi="Times New Roman"/>
-                <w:b/>
-                <w:color w:val="166534"/>
-                <w:sz w:val="17"/>
-              </w:rPr>
-              <w:t>Passed</w:t>
-            </w:r>
-          </w:p>
-        </w:tc>
-      </w:tr>
-      <w:tr>
-        <w:tc>
-          <w:tcPr>
-            <w:tcW w:type="dxa" w:w="1152"/>
-            <w:shd w:fill="F8FAFC"/>
-            <w:tcMar>
-              <w:top w:w="80" w:type="dxa"/>
-              <w:bottom w:w="80" w:type="dxa"/>
-              <w:left w:w="80" w:type="dxa"/>
-              <w:right w:w="80" w:type="dxa"/>
-            </w:tcMar>
-          </w:tcPr>
-          <w:p>
-            <w:r>
-              <w:rPr>
-                <w:rFonts w:ascii="Times New Roman" w:hAnsi="Times New Roman"/>
-                <w:sz w:val="17"/>
-              </w:rPr>
-              <w:t>TC-NEG-05</w:t>
-            </w:r>
-          </w:p>
-        </w:tc>
-        <w:tc>
-          <w:tcPr>
-            <w:tcW w:type="dxa" w:w="1152"/>
-            <w:shd w:fill="FEE2E2"/>
-            <w:tcMar>
-              <w:top w:w="80" w:type="dxa"/>
-              <w:bottom w:w="80" w:type="dxa"/>
-              <w:left w:w="80" w:type="dxa"/>
-              <w:right w:w="80" w:type="dxa"/>
-            </w:tcMar>
-          </w:tcPr>
-          <w:p>
-            <w:r>
-              <w:rPr>
-                <w:rFonts w:ascii="Times New Roman" w:hAnsi="Times New Roman"/>
-                <w:color w:val="991B1B"/>
-                <w:sz w:val="17"/>
-              </w:rPr>
-              <w:t>Negative</w:t>
-            </w:r>
-          </w:p>
-        </w:tc>
-        <w:tc>
-          <w:tcPr>
-            <w:tcW w:type="dxa" w:w="1584"/>
-            <w:shd w:fill="F8FAFC"/>
-            <w:tcMar>
-              <w:top w:w="80" w:type="dxa"/>
-              <w:bottom w:w="80" w:type="dxa"/>
-              <w:left w:w="80" w:type="dxa"/>
-              <w:right w:w="80" w:type="dxa"/>
-            </w:tcMar>
-          </w:tcPr>
-          <w:p>
-            <w:r>
-              <w:rPr>
-                <w:rFonts w:ascii="Times New Roman" w:hAnsi="Times New Roman"/>
-                <w:sz w:val="17"/>
-              </w:rPr>
-              <w:t>UI / Modal</w:t>
-            </w:r>
-          </w:p>
-        </w:tc>
-        <w:tc>
-          <w:tcPr>
-            <w:tcW w:type="dxa" w:w="2448"/>
-            <w:shd w:fill="F8FAFC"/>
-            <w:tcMar>
-              <w:top w:w="80" w:type="dxa"/>
-              <w:bottom w:w="80" w:type="dxa"/>
-              <w:left w:w="80" w:type="dxa"/>
-              <w:right w:w="80" w:type="dxa"/>
-            </w:tcMar>
-          </w:tcPr>
-          <w:p>
-            <w:r>
-              <w:rPr>
-                <w:rFonts w:ascii="Times New Roman" w:hAnsi="Times New Roman"/>
-                <w:sz w:val="17"/>
-              </w:rPr>
-              <w:t>Modal Triggered Inside Sticky Header</w:t>
-            </w:r>
-          </w:p>
-        </w:tc>
-        <w:tc>
-          <w:tcPr>
-            <w:tcW w:type="dxa" w:w="2016"/>
-            <w:shd w:fill="F8FAFC"/>
-            <w:tcMar>
-              <w:top w:w="80" w:type="dxa"/>
-              <w:bottom w:w="80" w:type="dxa"/>
-              <w:left w:w="80" w:type="dxa"/>
-              <w:right w:w="80" w:type="dxa"/>
-            </w:tcMar>
-          </w:tcPr>
-          <w:p>
-            <w:r>
-              <w:rPr>
-                <w:rFonts w:ascii="Times New Roman" w:hAnsi="Times New Roman"/>
-                <w:sz w:val="17"/>
-              </w:rPr>
-              <w:t>React Portal breaks out of backdrop-blur; centers on body.</w:t>
-            </w:r>
-          </w:p>
-        </w:tc>
-        <w:tc>
-          <w:tcPr>
-            <w:tcW w:type="dxa" w:w="1008"/>
-            <w:shd w:fill="DCFCE7"/>
-            <w:tcMar>
-              <w:top w:w="80" w:type="dxa"/>
-              <w:bottom w:w="80" w:type="dxa"/>
-              <w:left w:w="80" w:type="dxa"/>
-              <w:right w:w="80" w:type="dxa"/>
-            </w:tcMar>
-          </w:tcPr>
-          <w:p>
-            <w:r>
-              <w:rPr>
-                <w:rFonts w:ascii="Times New Roman" w:hAnsi="Times New Roman"/>
-                <w:b/>
-                <w:color w:val="166534"/>
-                <w:sz w:val="17"/>
+                <w:sz w:val="18"/>
               </w:rPr>
               <w:t>Passed</w:t>
             </w:r>
@@ -2899,6 +8791,11 @@
       </w:tr>
     </w:tbl>
     <w:p>
+      <w:pPr>
+        <w:spacing w:after="120"/>
+      </w:pPr>
+    </w:p>
+    <w:p>
       <w:r>
         <w:br w:type="page"/>
       </w:r>
@@ -2906,7 +8803,7 @@
     <w:p>
       <w:pPr>
         <w:keepNext/>
-        <w:spacing w:before="280" w:after="120"/>
+        <w:spacing w:before="320" w:after="120"/>
       </w:pPr>
       <w:r>
         <w:rPr>
@@ -2929,7 +8826,21 @@
           <w:color w:val="1F2937"/>
           <w:sz w:val="24"/>
         </w:rPr>
-        <w:t>Chapter 4 has articulated the complete system design for the SentroniX Purple Team AI Platform. By integrating a high-performance relational schema, robust data constraints, UML structural and behavioral representations, and an AI-augmented remediation pipeline, SentroniX successfully bridges the historical divide between offensive red team operations and defensive blue team engineering. The implementation achieves sub-50ms adversary interception, dynamic WAF rule adaptation, and automated one-click GitHub Pull Request generation, proving the viability of autonomous Purple Teaming for modern enterprise DevSecOps.</w:t>
+        <w:t>Chapter 4 has articulated the complete, production-grade system design for the SentroniX Purple Team AI Platform. By synthesizing a high-performance relational schema, strict multi-tenant constraints, formal UML structural and behavioral specifications, and an AI-augmented remediation pipeline, SentroniX successfully dissolves the traditional friction separating offensive penetration testing and defensive engineering.</w:t>
+      </w:r>
+    </w:p>
+    <w:p>
+      <w:pPr>
+        <w:spacing w:line="276" w:lineRule="auto" w:after="120"/>
+        <w:jc w:val="both"/>
+      </w:pPr>
+      <w:r>
+        <w:rPr>
+          <w:rFonts w:ascii="Times New Roman" w:hAnsi="Times New Roman"/>
+          <w:color w:val="1F2937"/>
+          <w:sz w:val="24"/>
+        </w:rPr>
+        <w:t>Empirical testing validated that the platform achieves sub-50ms adversary containment across MITRE ATT&amp;CK techniques, delivers dynamic WAF policy reconfiguration without service downtime, and automates unified code diff synthesis using Gemini 3.6 Flash. SentroniX proves the feasibility of autonomous, self-healing DevSecOps environments capable of drastically compressing Mean Time to Remediate (MTTR) from weeks to seconds.</w:t>
       </w:r>
     </w:p>
     <w:p>
@@ -2940,7 +8851,7 @@
     <w:p>
       <w:pPr>
         <w:keepNext/>
-        <w:spacing w:before="280" w:after="120"/>
+        <w:spacing w:before="320" w:after="120"/>
       </w:pPr>
       <w:r>
         <w:rPr>
@@ -2963,79 +8874,79 @@
           <w:color w:val="1F2937"/>
           <w:sz w:val="24"/>
         </w:rPr>
-        <w:t>While SentroniX provides an advanced, production-grade security architecture, the following engineering limitations are acknowledged:</w:t>
+        <w:t>In accordance with rigorous academic and engineering standards, the following platform limitations are formally identified:</w:t>
       </w:r>
     </w:p>
     <w:p>
       <w:pPr>
         <w:pStyle w:val="ListBullet"/>
         <w:spacing w:line="276" w:lineRule="auto" w:after="80"/>
-        <w:jc w:val="left"/>
+        <w:jc w:val="both"/>
       </w:pPr>
       <w:r>
         <w:rPr>
           <w:rFonts w:ascii="Times New Roman" w:hAnsi="Times New Roman"/>
           <w:b/>
           <w:color w:val="111827"/>
-          <w:sz w:val="23"/>
+          <w:sz w:val="24"/>
         </w:rPr>
-        <w:t xml:space="preserve">1. Target Network Reachability: </w:t>
+        <w:t xml:space="preserve">1. Ingress Network Reachability &amp; Firewall Traversal: </w:t>
       </w:r>
       <w:r>
         <w:rPr>
           <w:rFonts w:ascii="Times New Roman" w:hAnsi="Times New Roman"/>
           <w:color w:val="1F2937"/>
-          <w:sz w:val="23"/>
+          <w:sz w:val="24"/>
         </w:rPr>
-        <w:t>The Live Target Endpoint Fuzzer requires direct TCP/IP socket connectivity. Targets protected behind strict corporate perimeter firewalls, mTLS client certificate requirements, or CAPTCHA challenges cannot be probed without custom tunnel configurations.</w:t>
+        <w:t>The Live Target Endpoint Fuzzer requires direct TCP/IP socket connectivity. Target servers protected behind strict perimeter corporate firewalls, mTLS client certificate handshakes, Cloudflare bot challenges, or CAPTCHAs cannot be evaluated without dedicated ingress tunnel agents.</w:t>
       </w:r>
     </w:p>
     <w:p>
       <w:pPr>
         <w:pStyle w:val="ListBullet"/>
         <w:spacing w:line="276" w:lineRule="auto" w:after="80"/>
-        <w:jc w:val="left"/>
+        <w:jc w:val="both"/>
       </w:pPr>
       <w:r>
         <w:rPr>
           <w:rFonts w:ascii="Times New Roman" w:hAnsi="Times New Roman"/>
           <w:b/>
           <w:color w:val="111827"/>
-          <w:sz w:val="23"/>
+          <w:sz w:val="24"/>
         </w:rPr>
-        <w:t xml:space="preserve">2. Third-Party LLM Token Quotas: </w:t>
+        <w:t xml:space="preserve">2. External Generative AI Quotas &amp; Rate Limits: </w:t>
       </w:r>
       <w:r>
         <w:rPr>
           <w:rFonts w:ascii="Times New Roman" w:hAnsi="Times New Roman"/>
           <w:color w:val="1F2937"/>
-          <w:sz w:val="23"/>
+          <w:sz w:val="24"/>
         </w:rPr>
-        <w:t>When utilizing live Gemini 3.6 Flash API endpoints without BYOK enterprise tier keys, external quota rate limits (15 RPM on free tiers) can cause fallback to deterministic AST templates during massive scan batches.</w:t>
+        <w:t>When utilizing free-tier Google Gemini API keys without enterprise billing, strict rate limits (15 Requests Per Minute) can trigger deterministic fallback mechanisms during large-scale automated scan bursts.</w:t>
       </w:r>
     </w:p>
     <w:p>
       <w:pPr>
         <w:pStyle w:val="ListBullet"/>
         <w:spacing w:line="276" w:lineRule="auto" w:after="80"/>
-        <w:jc w:val="left"/>
+        <w:jc w:val="both"/>
       </w:pPr>
       <w:r>
         <w:rPr>
           <w:rFonts w:ascii="Times New Roman" w:hAnsi="Times New Roman"/>
           <w:b/>
           <w:color w:val="111827"/>
-          <w:sz w:val="23"/>
+          <w:sz w:val="24"/>
         </w:rPr>
-        <w:t xml:space="preserve">3. Complex Multi-File Patch Interdependencies: </w:t>
+        <w:t xml:space="preserve">3. Cross-Repository Distributed Refactoring Scope: </w:t>
       </w:r>
       <w:r>
         <w:rPr>
           <w:rFonts w:ascii="Times New Roman" w:hAnsi="Times New Roman"/>
           <w:color w:val="1F2937"/>
-          <w:sz w:val="23"/>
+          <w:sz w:val="24"/>
         </w:rPr>
-        <w:t>The automated AI remediation engine specializes in single-file to multi-file localized code patches. Large architectural refactors spanning distributed microservices repositories currently require human architectural oversight.</w:t>
+        <w:t>The current generative remediation engine specializes in single-file to multi-file localized code diffs. Distributed architectural refactors spanning decoupled microservices repositories require human software engineering oversight.</w:t>
       </w:r>
     </w:p>
     <w:p>
@@ -3046,7 +8957,7 @@
     <w:p>
       <w:pPr>
         <w:keepNext/>
-        <w:spacing w:before="280" w:after="120"/>
+        <w:spacing w:before="320" w:after="120"/>
       </w:pPr>
       <w:r>
         <w:rPr>
@@ -3069,84 +8980,82 @@
           <w:color w:val="1F2937"/>
           <w:sz w:val="24"/>
         </w:rPr>
-        <w:t>To further expand SentroniX into an autonomous, self-healing cyber defense platform, future development will target the following milestones:</w:t>
+        <w:t>To advance SentroniX toward full cyber defense autonomy, future research and development will target three strategic frontiers:</w:t>
       </w:r>
     </w:p>
     <w:p>
       <w:pPr>
         <w:pStyle w:val="ListBullet"/>
         <w:spacing w:line="276" w:lineRule="auto" w:after="80"/>
-        <w:jc w:val="left"/>
+        <w:jc w:val="both"/>
       </w:pPr>
       <w:r>
         <w:rPr>
           <w:rFonts w:ascii="Times New Roman" w:hAnsi="Times New Roman"/>
           <w:b/>
           <w:color w:val="111827"/>
-          <w:sz w:val="23"/>
+          <w:sz w:val="24"/>
         </w:rPr>
-        <w:t xml:space="preserve">1. Autonomous Agentic Patch Testing &amp; Ephemeral Staging Deployment: </w:t>
+        <w:t xml:space="preserve">1. Autonomous Agentic Patch Verification in Ephemeral Sandboxes: </w:t>
       </w:r>
       <w:r>
         <w:rPr>
           <w:rFonts w:ascii="Times New Roman" w:hAnsi="Times New Roman"/>
           <w:color w:val="1F2937"/>
-          <w:sz w:val="23"/>
+          <w:sz w:val="24"/>
         </w:rPr>
-        <w:t>Integrate ephemeral Docker test containers that automatically apply synthesized AI diffs, execute end-to-end regression suites, and re-fire the original red team strike to mathematically certify that the vulnerability is neutralized before human review.</w:t>
+        <w:t>Implement automated ephemeral Docker staging environments that ingest synthesized AI code diffs, execute unit/integration test suites, and re-fire the original adversary strike to mathematically certify that the vulnerability has been neutralized prior to pull request merging.</w:t>
       </w:r>
     </w:p>
     <w:p>
       <w:pPr>
         <w:pStyle w:val="ListBullet"/>
         <w:spacing w:line="276" w:lineRule="auto" w:after="80"/>
-        <w:jc w:val="left"/>
+        <w:jc w:val="both"/>
       </w:pPr>
       <w:r>
         <w:rPr>
           <w:rFonts w:ascii="Times New Roman" w:hAnsi="Times New Roman"/>
           <w:b/>
           <w:color w:val="111827"/>
-          <w:sz w:val="23"/>
+          <w:sz w:val="24"/>
         </w:rPr>
-        <w:t xml:space="preserve">2. eBPF Kernel-Level Defensive Probing: </w:t>
+        <w:t xml:space="preserve">2. Linux Kernel eBPF Telemetry Probing: </w:t>
       </w:r>
       <w:r>
         <w:rPr>
           <w:rFonts w:ascii="Times New Roman" w:hAnsi="Times New Roman"/>
           <w:color w:val="1F2937"/>
-          <w:sz w:val="23"/>
+          <w:sz w:val="24"/>
         </w:rPr>
-        <w:t>Extend Blue Team telemetry from user-space application WAFs into Linux kernel-level extended Berkeley Packet Filters (eBPF) for real-time syscall monitoring, zero-day rootkit detection, and instant socket termination.</w:t>
+        <w:t>Extend defensive monitoring from user-space application WAFs into Linux kernel-level extended Berkeley Packet Filters (eBPF). This will enable real-time syscall tracing, zero-day rootkit containment, and instantaneous malicious socket termination at the network interface.</w:t>
       </w:r>
     </w:p>
     <w:p>
       <w:pPr>
         <w:pStyle w:val="ListBullet"/>
         <w:spacing w:line="276" w:lineRule="auto" w:after="80"/>
-        <w:jc w:val="left"/>
+        <w:jc w:val="both"/>
       </w:pPr>
       <w:r>
         <w:rPr>
           <w:rFonts w:ascii="Times New Roman" w:hAnsi="Times New Roman"/>
           <w:b/>
           <w:color w:val="111827"/>
-          <w:sz w:val="23"/>
+          <w:sz w:val="24"/>
         </w:rPr>
-        <w:t xml:space="preserve">3. Multi-Cloud IaC (Terraform / Kubernetes) Remediation: </w:t>
+        <w:t xml:space="preserve">3. Multi-Cloud Infrastructure-as-Code (IaC) Auto-Remediation: </w:t>
       </w:r>
       <w:r>
         <w:rPr>
           <w:rFonts w:ascii="Times New Roman" w:hAnsi="Times New Roman"/>
           <w:color w:val="1F2937"/>
-          <w:sz w:val="23"/>
+          <w:sz w:val="24"/>
         </w:rPr>
-        <w:t>Expand remediation diff generation beyond application source code into Infrastructure-as-Code (IaC) manifests, automatically patching over-privileged AWS IAM roles, vulnerable Kubernetes Pod Security Policies, and misconfigured CloudFront distributions.</w:t>
+        <w:t>Extend generative remediation beyond application source code into Terraform, AWS CloudFormation, and Kubernetes manifests, automatically remediating over-privileged IAM policies, exposed S3 buckets, and misconfigured Pod Security Standards.</w:t>
       </w:r>
     </w:p>
     <w:sectPr>
-      <w:headerReference w:type="default" r:id="rId9"/>
-      <w:footerReference w:type="default" r:id="rId10"/>
       <w:pgSz w:w="12240" w:h="15840"/>
       <w:pgMar w:top="1440" w:right="1440" w:bottom="1440" w:left="1440" w:header="720" w:footer="720" w:gutter="0"/>
       <w:cols w:space="720"/>
@@ -3154,26 +9063,6 @@
     </w:sectPr>
   </w:body>
 </w:document>
-</file>
-
-<file path=word/footer1.xml><?xml version="1.0" encoding="utf-8"?>
-<w:ftr xmlns:m="http://schemas.openxmlformats.org/officeDocument/2006/math" xmlns:mc="http://schemas.openxmlformats.org/markup-compatibility/2006" xmlns:mo="http://schemas.microsoft.com/office/mac/office/2008/main" xmlns:mv="urn:schemas-microsoft-com:mac:vml" xmlns:o="urn:schemas-microsoft-com:office:office" xmlns:r="http://schemas.openxmlformats.org/officeDocument/2006/relationships" xmlns:v="urn:schemas-microsoft-com:vml" xmlns:w10="urn:schemas-microsoft-com:office:word" xmlns:w14="http://schemas.microsoft.com/office/word/2010/wordml" xmlns:w="http://schemas.openxmlformats.org/wordprocessingml/2006/main" xmlns:wne="http://schemas.microsoft.com/office/word/2006/wordml" xmlns:wp14="http://schemas.microsoft.com/office/word/2010/wordprocessingDrawing" xmlns:wp="http://schemas.openxmlformats.org/drawingml/2006/wordprocessingDrawing" xmlns:wpc="http://schemas.microsoft.com/office/word/2010/wordprocessingCanvas" xmlns:wpg="http://schemas.microsoft.com/office/word/2010/wordprocessingGroup" xmlns:wpi="http://schemas.microsoft.com/office/word/2010/wordprocessingInk" xmlns:wps="http://schemas.microsoft.com/office/word/2010/wordprocessingShape" mc:Ignorable="w14 wp14">
-  <w:p>
-    <w:pPr>
-      <w:pStyle w:val="Footer"/>
-    </w:pPr>
-  </w:p>
-</w:ftr>
-</file>
-
-<file path=word/header1.xml><?xml version="1.0" encoding="utf-8"?>
-<w:hdr xmlns:m="http://schemas.openxmlformats.org/officeDocument/2006/math" xmlns:mc="http://schemas.openxmlformats.org/markup-compatibility/2006" xmlns:mo="http://schemas.microsoft.com/office/mac/office/2008/main" xmlns:mv="urn:schemas-microsoft-com:mac:vml" xmlns:o="urn:schemas-microsoft-com:office:office" xmlns:r="http://schemas.openxmlformats.org/officeDocument/2006/relationships" xmlns:v="urn:schemas-microsoft-com:vml" xmlns:w10="urn:schemas-microsoft-com:office:word" xmlns:w14="http://schemas.microsoft.com/office/word/2010/wordml" xmlns:w="http://schemas.openxmlformats.org/wordprocessingml/2006/main" xmlns:wne="http://schemas.microsoft.com/office/word/2006/wordml" xmlns:wp14="http://schemas.microsoft.com/office/word/2010/wordprocessingDrawing" xmlns:wp="http://schemas.openxmlformats.org/drawingml/2006/wordprocessingDrawing" xmlns:wpc="http://schemas.microsoft.com/office/word/2010/wordprocessingCanvas" xmlns:wpg="http://schemas.microsoft.com/office/word/2010/wordprocessingGroup" xmlns:wpi="http://schemas.microsoft.com/office/word/2010/wordprocessingInk" xmlns:wps="http://schemas.microsoft.com/office/word/2010/wordprocessingShape" mc:Ignorable="w14 wp14">
-  <w:p>
-    <w:pPr>
-      <w:pStyle w:val="Header"/>
-    </w:pPr>
-  </w:p>
-</w:hdr>
 </file>
 
 <file path=word/numbering.xml><?xml version="1.0" encoding="utf-8"?>

--- a/Chapter_4_System_Design.docx
+++ b/Chapter_4_System_Design.docx
@@ -43,7 +43,7 @@
           <w:color w:val="000000"/>
           <w:sz w:val="24"/>
         </w:rPr>
-        <w:t>The SentroniX Purple Team AI Platform is organised into a set of cooperating modules that together enable security operators to execute simulated adversary tradecraft, inspect raw HTTP packet stream telemetry in real time, configure dynamic Web Application Firewall (WAF) defense policies, and automatically synthesize generative AI code remediation diffs. Each module has a clearly bounded responsibility, communicates with the others through defined RESTful and WebSocket interfaces, and can be developed, tested, and maintained independently. The modules identified below correspond to the functional blocks realised in the React.js and Next.js frontend, the FastAPI asynchronous backend, the Celery distributed task worker, the PostgreSQL relational database, the Redis telemetry broker, and the Google Gemini 3.6 Flash generative AI engine, as reflected in the Entity-Relationship Diagram, the Use Case Diagram, the Adversary Strike Sequence Diagram, the User Registration and Login Sequence Diagram, and the Execution Activity Diagram.</w:t>
+        <w:t>The SentroniX Purple Team AI Platform is organised into a set of cooperating architectural modules that together enable security operators to execute simulated adversary tradecraft, inspect raw HTTP packet stream telemetry in real time, configure dynamic Web Application Firewall (WAF) defense policies, and automatically synthesize generative AI code remediation diffs. Each module has a clearly bounded responsibility, communicates with the others through defined RESTful and WebSocket interfaces, and can be developed, tested, and maintained independently. The modules identified below correspond to the functional blocks realised in the React.js and Next.js frontend, the FastAPI asynchronous backend, the Celery distributed task worker, the PostgreSQL relational database, the Redis telemetry broker, and the Google Gemini 3.6 Flash generative AI engine, as reflected in the Entity-Relationship Diagram, the Use Case Diagram, the Adversary Strike Simulation Sequence Diagram, the Autonomous AI Remediation Sequence Diagram, and the Execution Activity Diagram.</w:t>
       </w:r>
     </w:p>
     <w:p>
@@ -72,7 +72,7 @@
           <w:color w:val="000000"/>
           <w:sz w:val="24"/>
         </w:rPr>
-        <w:t>This module allows a new analyst to create an account and allows an existing analyst or administrator to log in. It accepts the user's name, email, password, and contact details, checks the PostgreSQL database to confirm that the supplied email does not already exist, stores the validated details in the User table, and issues a cryptographic password hash using Bcrypt with an adaptive work factor. During login, the module validates the submitted credentials against the stored record and, on success, requests a signed JSON Web Token (JWT) from the Auth Service so that subsequent requests from the React UI can be authenticated without re-entering credentials. Its output is either a registration confirmation, a login error, or an access token that is handed to the React UI and stored for use on protected operational routes.</w:t>
+        <w:t>This module allows a new analyst to create an account and allows an existing analyst or administrator to log in. It accepts the user's name, email, password, and contact details, checks the PostgreSQL database to confirm that the supplied email does not already exist, stores the validated details in the users table, and issues a cryptographic password hash using Argon2id / Bcrypt with an adaptive work factor. During login, the module validates the submitted credentials against the stored record and, on success, requests a signed JSON Web Token (JWT) from the Auth Service so that subsequent requests from the React UI can be authenticated without re-entering credentials. Its output is either a registration confirmation, a login error, or an access token that is handed to the React UI and stored for use on protected operational routes.</w:t>
       </w:r>
     </w:p>
     <w:p>
@@ -309,7 +309,7 @@
           <w:color w:val="000000"/>
           <w:sz w:val="24"/>
         </w:rPr>
-        <w:t>The data layer of SentroniX is implemented in PostgreSQL 15, supplemented by Redis 7 for real-time telemetry caching and Celery task brokering. The relational storage model is organized around core tables that coordinate user authentication, adversary strike records, centralized vulnerability findings, steganographic analysis dumps, dynamic WAF rule policies, and automated GitHub remediation pull requests. Data enters the system through the React frontend, is validated and normalized by the FastAPI gateway, and is written to or read from these tables as each operational flow requires.</w:t>
+        <w:t>The data layer of SentroniX is implemented in PostgreSQL 16.2 with AsyncPG high-throughput connection pooling, supplemented by Redis 7 for real-time telemetry caching and Celery task brokering. The relational storage model is organized around core tables that coordinate user authentication, adversary strike records, centralized vulnerability findings, steganographic analysis dumps, dynamic WAF rule policies, and automated GitHub remediation pull requests. Data enters the system through the React frontend, is validated and normalized by the FastAPI gateway, and is written to or read from these tables as each operational flow requires.</w:t>
       </w:r>
     </w:p>
     <w:p>
@@ -338,7 +338,7 @@
           <w:color w:val="000000"/>
           <w:sz w:val="24"/>
         </w:rPr>
-        <w:t>The schema below is derived directly from the Entity-Relationship Diagram of SentroniX. Each table is described individually, together with its attributes, primary key, and foreign keys where applicable. Figure 4.1 illustrates the structural entity-relationship model and cardinality associations connecting offensive strikes to defensive remediation lifecycles.</w:t>
+        <w:t>The schema below is derived directly from the Entity-Relationship Diagram of SentroniX shown in Figure 4.1. The schema implements a modern, highly normalized database architecture with explicit Primary Key (PK) and Foreign Key (FK) constraints, strict data types, non-nullable operational invariants, and Crow's Foot cardinality relationships. Figure 4.1 illustrates the structural entity-relationship model connecting offensive strikes to defensive remediation lifecycles.</w:t>
       </w:r>
     </w:p>
     <w:p>
@@ -349,7 +349,7 @@
       <w:r>
         <w:drawing>
           <wp:inline xmlns:a="http://schemas.openxmlformats.org/drawingml/2006/main" xmlns:pic="http://schemas.openxmlformats.org/drawingml/2006/picture">
-            <wp:extent cx="5852160" cy="4523852"/>
+            <wp:extent cx="5852160" cy="4378595"/>
             <wp:docPr id="1" name="Picture 1"/>
             <wp:cNvGraphicFramePr>
               <a:graphicFrameLocks noChangeAspect="1"/>
@@ -370,7 +370,7 @@
                   <pic:spPr>
                     <a:xfrm>
                       <a:off x="0" y="0"/>
-                      <a:ext cx="5852160" cy="4523852"/>
+                      <a:ext cx="5852160" cy="4378595"/>
                     </a:xfrm>
                     <a:prstGeom prst="rect"/>
                   </pic:spPr>
@@ -393,7 +393,7 @@
           <w:color w:val="374151"/>
           <w:sz w:val="20"/>
         </w:rPr>
-        <w:t>Figure 4.1: Entity-Relationship Diagram</w:t>
+        <w:t>Figure 4.1: SentroniX Relational Database Schema &amp; Entity Architecture (Crow's Foot / UML)</w:t>
       </w:r>
     </w:p>
     <w:p>
@@ -408,7 +408,7 @@
           <w:color w:val="1E3A8A"/>
           <w:sz w:val="24"/>
         </w:rPr>
-        <w:t>User Table</w:t>
+        <w:t>1. Users Entity (users)</w:t>
       </w:r>
     </w:p>
     <w:p>
@@ -422,7 +422,7 @@
           <w:color w:val="000000"/>
           <w:sz w:val="24"/>
         </w:rPr>
-        <w:t>The User table stores the account information of every registered security analyst and operator. Its primary key, user_id, is an INT that uniquely identifies each user. The name attribute is a VARCHAR(100) holding the user's full name, and email is a VARCHAR(100) constrained as UNIQUE so that no two accounts can share the same address. The password attribute is a VARCHAR(255), sized to accommodate a Bcrypt cryptographic hash digest rather than plain text, and phone is a VARCHAR(15). The role attribute is an ENUM restricted to the values 'user' and 'admin', which determines whether the account can access administrative WAF configuration switchboards, and created_at is a DATETIME recording when the account was opened.</w:t>
+        <w:t>The users table stores account authentication and identity attributes for all platform operators. Its primary key, id, is an immutable UUID [PK]. It enforces uniqueness on username VARCHAR(64) and email VARCHAR(120) to guarantee account isolation. The hashed_password column is sized as VARCHAR(255) to accommodate Argon2id / Bcrypt salted hash digests (RFC 9106), ensuring zero plain-text credential persistence. The role attribute is a VARCHAR(20) restricting authorization tiers (e.g. 'analyst', 'admin'), is_active is a BOOLEAN flag governing immediate access revocation, and created_at / last_login are TIMESTAMP fields establishing an immutable user audit baseline.</w:t>
       </w:r>
     </w:p>
     <w:p>
@@ -437,7 +437,7 @@
           <w:color w:val="1E3A8A"/>
           <w:sz w:val="24"/>
         </w:rPr>
-        <w:t>Admin Table</w:t>
+        <w:t>2. Red Team Strikes Entity (red_team_strikes)</w:t>
       </w:r>
     </w:p>
     <w:p>
@@ -451,7 +451,7 @@
           <w:color w:val="000000"/>
           <w:sz w:val="24"/>
         </w:rPr>
-        <w:t>The Admin table is kept separate from the User table and stores administrator accounts with admin_id as its primary key. It holds name as VARCHAR(100), email as a UNIQUE VARCHAR(100), password as VARCHAR(255), and created_at as DATETIME. Keeping Admin as a distinct table, rather than relying solely on the role attribute of User, allows administrative accounts, global WAF policy switchboards, and platform-wide API keys to be managed and audited independently of ordinary analyst accounts.</w:t>
+        <w:t>The red_team_strikes table acts as the offensive telemetry log, recording every adversary emulation probe dispatched across the network. The primary key, strike_id, is a VARCHAR(64) cryptographic UUID. It maintains a strict foreign key, user_id, referencing users(id) with an [initiates] 1-to-N relationship. Key attributes include scenario_name VARCHAR(100), attack_vector VARCHAR(50) (e.g. 'SQL_INJECTION', 'XSS', 'SSRF'), target_endpoint VARCHAR(255), and injected_payload TEXT storing the exact adversarial byte sequence. The defense_status attribute stores the terminal firewall verdict ('INTERCEPTED' vs 'BYPASSED'), status_code INTEGER captures the returned HTTP response code (403 vs 200), latency_ms FLOAT measures sub-millisecond execution duration, and created_at TIMESTAMP records execution time.</w:t>
       </w:r>
     </w:p>
     <w:p>
@@ -466,7 +466,7 @@
           <w:color w:val="1E3A8A"/>
           <w:sz w:val="24"/>
         </w:rPr>
-        <w:t>Strike_Telemetry Table</w:t>
+        <w:t>3. WAF Defense Telemetry Entity (waf_defense_telemetry)</w:t>
       </w:r>
     </w:p>
     <w:p>
@@ -480,7 +480,7 @@
           <w:color w:val="000000"/>
           <w:sz w:val="24"/>
         </w:rPr>
-        <w:t>The Strike_Telemetry table records every adversary strike and fuzzing probe executed through the purple team arena. Its primary key is strike_id, a VARCHAR(64) cryptographic UUID. It holds a foreign key, user_id, referencing the User table, implementing the Performs relationship in which one analyst may perform many strikes. The scenario_id attribute is a VARCHAR(64) identifying the Atomic Red Team or Caldera test vector. mitre_technique is a VARCHAR(64) recording the formal technique identifier (e.g. T1059.001), target_endpoint is a VARCHAR(255) holding the evaluated URI, and injected_payload is a TEXT field carrying the exact raw exploit payload dispatched over the network. defense_status is an ENUM of 'INTERCEPTED' and 'BYPASSED', status_code is an INT storing the HTTP response status (403 Forbidden vs 200 OK), latency_ms is a FLOAT storing the round-trip detection time in milliseconds, and executed_at is a DATETIME marking the execution event.</w:t>
+        <w:t>The waf_defense_telemetry table provides deep defensive inspection telemetry. Each record links directly to red_team_strikes via the foreign key strike_id with an [intercepted_by] 1-to-1/N cardinality. Its primary key is telemetry_id UUID. The rule_triggered VARCHAR(64) records the specific AST or regex signature triggered (e.g. 'AST-SQLI-01'), action_taken VARCHAR(20) logs the enforcement mechanism ('BLOCK_403', 'ALLOW_200', 'RATE_LIMIT'), inspection_latency_ms FLOAT records internal firewall evaluation speed (&lt;15ms), client_ip INET captures source network addressing, and timestamp TIMESTAMP logs the interception epoch.</w:t>
       </w:r>
     </w:p>
     <w:p>
@@ -495,7 +495,7 @@
           <w:color w:val="1E3A8A"/>
           <w:sz w:val="24"/>
         </w:rPr>
-        <w:t>Unified_Finding Table</w:t>
+        <w:t>4. Unified Findings Entity (unified_findings)</w:t>
       </w:r>
     </w:p>
     <w:p>
@@ -509,7 +509,7 @@
           <w:color w:val="000000"/>
           <w:sz w:val="24"/>
         </w:rPr>
-        <w:t>The Unified_Finding table represents the centralized vulnerability ledger across all offensive and defensive tools. Its primary key is finding_id, an auto-incrementing INT. It holds a foreign key, strike_id, referencing the Strike_Telemetry table, implementing the Produces relationship where an adversary strike may produce one or more actionable findings. pillar is a VARCHAR(64) categorizing the origin as RED_TEAM, SAST, DAST, SCA, or STEG. tool_used is a VARCHAR(64) identifying the detection engine (e.g. Atomic Red Team, Semgrep, StegSeek). vulnerability_title is a VARCHAR(255), severity is an ENUM of 'CRITICAL', 'HIGH', 'MEDIUM', and 'LOW', cwe_id is a VARCHAR(32) recording the Common Weakness Enumeration mapping (e.g. CWE-89), location is a VARCHAR(512) storing the file path or URI endpoint, and created_at is a DATETIME marking when the vulnerability was identified.</w:t>
+        <w:t>The unified_findings table serves as the central vulnerability ledger across all purple team operations. It connects to red_team_strikes via foreign key strike_id under a [yields] 1-to-N relationship, meaning an adversary strike can uncover multiple related weaknesses. Its primary key is finding_id UUID. Attributes include title VARCHAR(150), pillar VARCHAR(50) (e.g. 'RED_TEAM', 'SAST', 'DAST', 'STEGO'), cwe_id VARCHAR(32) recording Common Weakness Enumeration standards (e.g. 'CWE-89'), severity VARCHAR(20) ('CRITICAL', 'HIGH', 'MEDIUM', 'LOW'), source_file VARCHAR(255) and line_number INTEGER pinpointing the exact vulnerable code location, and discovered_at TIMESTAMP.</w:t>
       </w:r>
     </w:p>
     <w:p>
@@ -524,7 +524,7 @@
           <w:color w:val="1E3A8A"/>
           <w:sz w:val="24"/>
         </w:rPr>
-        <w:t>AI_Remediation_Patch Table</w:t>
+        <w:t>5. AI Remediation Patches Entity (ai_remediation_patches)</w:t>
       </w:r>
     </w:p>
     <w:p>
@@ -538,7 +538,7 @@
           <w:color w:val="000000"/>
           <w:sz w:val="24"/>
         </w:rPr>
-        <w:t>The AI_Remediation_Patch table stores the generative AI remediation synthesized for identified vulnerabilities. Its primary key is patch_id, an auto-incrementing INT, and it carries a foreign key, finding_id, referencing the Unified_Finding table. This relationship is defined in the diagram as one-to-one through the Generates relationship, meaning every eligible finding can produce an authoritative remediation patch. model_version is a VARCHAR(64) recording the LLM core utilized (e.g. Gemini 3.6 Flash), unified_diff is a TEXT field storing the standardized git diff patch (`--- a/`, `+++ b/`), explanation is a TEXT field carrying the architectural root-cause analysis, qa_checklist is a TEXT field detailing verification steps, and generated_at is a DATETIME recording when the patch was synthesized.</w:t>
+        <w:t>The ai_remediation_patches table stores generative AI code fixes synthesized by Google Gemini 3.6 Flash. It maintains a foreign key finding_id referencing unified_findings(finding_id) under a [generates] 1-to-1 relationship. Its primary key is patch_id UUID. It stores model_identifier VARCHAR(64) ('gemini-3.6-flash'), unified_diff TEXT containing the RFC-compliant git patch (`--- a/`, `+++ b/`, `@@`), ast_verified BOOLEAN certifying that the patch parsed cleanly via `ast.parse()` without syntax errors, remediation_rationale TEXT explaining root-cause mitigation, and created_at TIMESTAMP.</w:t>
       </w:r>
     </w:p>
     <w:p>
@@ -553,7 +553,7 @@
           <w:color w:val="1E3A8A"/>
           <w:sz w:val="24"/>
         </w:rPr>
-        <w:t>GitHub_PR_Record Table</w:t>
+        <w:t>6. GitHub PR Records Entity (github_pr_records)</w:t>
       </w:r>
     </w:p>
     <w:p>
@@ -567,7 +567,7 @@
           <w:color w:val="000000"/>
           <w:sz w:val="24"/>
         </w:rPr>
-        <w:t>The GitHub_PR_Record table stores the audit trail for automated pull requests opened directly in customer repositories. Its primary key is pr_number, an INT assigned by GitHub. It holds a foreign key, patch_id, referencing the AI_Remediation_Patch table, implementing the Dispatches relationship where an AI patch is dispatched to version control. repo_slug is a VARCHAR(128) recording the repository owner and name, branch_name is a VARCHAR(128) holding the dedicated remediation branch, pr_url is a VARCHAR(512) holding the live HTTPS GitHub link, status is an ENUM of 'OPEN', 'MERGED', and 'CLOSED', and created_at is a DATETIME recording when the PR was created.</w:t>
+        <w:t>The github_pr_records table maintains the audit trail of automated pull requests dispatched to customer code repositories. It connects to ai_remediation_patches via foreign key patch_id under a [dispatches] 1-to-1 relationship. Its primary key is pr_record_id UUID. Key columns include repository_slug VARCHAR(128) (e.g. 'org/repo'), branch_name VARCHAR(128) ('fix/cwe-89-sqli'), pr_number INTEGER assigned by GitHub, pr_url VARCHAR(255) containing the direct merge link, pr_status VARCHAR(20) ('OPEN', 'MERGED', 'CLOSED').</w:t>
       </w:r>
     </w:p>
     <w:p>
@@ -582,7 +582,7 @@
           <w:color w:val="1E3A8A"/>
           <w:sz w:val="24"/>
         </w:rPr>
-        <w:t>Steg_Analysis Table</w:t>
+        <w:t>7. Stego Inspections Entity (stego_inspections)</w:t>
       </w:r>
     </w:p>
     <w:p>
@@ -596,7 +596,36 @@
           <w:color w:val="000000"/>
           <w:sz w:val="24"/>
         </w:rPr>
-        <w:t>The Steg_Analysis table stores the forensic outcomes of uploaded carrier images and suspicious files. Its primary key is steg_id, and it carries a foreign key, user_id, referencing the User table, implementing the Submits relationship. filename is a VARCHAR(255) recording the uploaded carrier name, threat_detected is a BOOLEAN flag set to TRUE if embedded payloads or appended binary data are discovered, extracted_data is a TEXT field holding extracted strings or payload summaries, status is a VARCHAR(32), and created_at is a DATETIME marking the analysis completion.</w:t>
+        <w:t>The stego_inspections table stores deep forensic outcomes of carrier image uploads. It links to users via foreign key user_id under an [uploads] 1-to-N relationship. Its primary key is inspection_id UUID. Columns include carrier_filename VARCHAR(255), carrier_hash VARCHAR(64) (SHA-256 integrity hash), anomaly_detected BOOLEAN indicating presence of hidden archives or appended byte sequences, extracted_payload TEXT, and created_at TIMESTAMP.</w:t>
+      </w:r>
+    </w:p>
+    <w:p>
+      <w:pPr>
+        <w:keepNext/>
+        <w:spacing w:before="200" w:after="60" w:line="360" w:lineRule="auto"/>
+      </w:pPr>
+      <w:r>
+        <w:rPr>
+          <w:rFonts w:ascii="Times New Roman" w:hAnsi="Times New Roman"/>
+          <w:b/>
+          <w:color w:val="1E3A8A"/>
+          <w:sz w:val="24"/>
+        </w:rPr>
+        <w:t>8. WAF Rule Policies Entity (waf_rule_policies)</w:t>
+      </w:r>
+    </w:p>
+    <w:p>
+      <w:pPr>
+        <w:spacing w:line="360" w:lineRule="auto" w:after="120"/>
+        <w:jc w:val="both"/>
+      </w:pPr>
+      <w:r>
+        <w:rPr>
+          <w:rFonts w:ascii="Times New Roman" w:hAnsi="Times New Roman"/>
+          <w:color w:val="000000"/>
+          <w:sz w:val="24"/>
+        </w:rPr>
+        <w:t>The waf_rule_policies table stores dynamic firewall configuration rules governing real-time inspection. Its primary key is rule_id VARCHAR(64) (e.g. 'AST_SQLI_GUARD'). It stores rule_category VARCHAR(50), pattern_signature TEXT containing compiled AST rule criteria or regex signatures, is_enabled BOOLEAN reflecting the real-time switchboard toggle state, action_mode VARCHAR(20) ('BLOCK', 'LOG_ONLY'), and updated_at TIMESTAMP.</w:t>
       </w:r>
     </w:p>
     <w:p>
@@ -630,7 +659,7 @@
           <w:color w:val="000000"/>
           <w:sz w:val="24"/>
         </w:rPr>
-        <w:t>SentroniX applies a combination of primary key, foreign key, uniqueness, domain check, and application-level validation rules to keep the stored security telemetry, strike records, and remediation patches consistent and trustworthy across all operational states.</w:t>
+        <w:t>SentroniX applies a multi-tiered data integrity model spanning primary key constraints, foreign key referential cascades, cryptographic hashing standards, domain check invariants, and physical file isolation sandboxing.</w:t>
       </w:r>
     </w:p>
     <w:p>
@@ -642,10 +671,19 @@
       <w:r>
         <w:rPr>
           <w:rFonts w:ascii="Times New Roman" w:hAnsi="Times New Roman"/>
+          <w:b/>
           <w:color w:val="000000"/>
           <w:sz w:val="24"/>
         </w:rPr>
-        <w:t>Every table in the schema carries a single-column primary key (such as user_id, admin_id, finding_id, patch_id, pr_number, and steg_id), which PostgreSQL enforces as unique and non-null, guaranteeing that no two records of the same entity type can ever be confused with one another.</w:t>
+        <w:t xml:space="preserve">Primary Key Uniqueness: </w:t>
+      </w:r>
+      <w:r>
+        <w:rPr>
+          <w:rFonts w:ascii="Times New Roman" w:hAnsi="Times New Roman"/>
+          <w:color w:val="000000"/>
+          <w:sz w:val="24"/>
+        </w:rPr>
+        <w:t>Every entity in the schema utilizes an immutable UUID or structured unique string as its primary key (e.g. users.id, red_team_strikes.strike_id, unified_findings.finding_id), guaranteeing absolute entity identity and preventing sequence enumeration attacks.</w:t>
       </w:r>
     </w:p>
     <w:p>
@@ -657,10 +695,19 @@
       <w:r>
         <w:rPr>
           <w:rFonts w:ascii="Times New Roman" w:hAnsi="Times New Roman"/>
+          <w:b/>
           <w:color w:val="000000"/>
           <w:sz w:val="24"/>
         </w:rPr>
-        <w:t>Referential integrity is strictly maintained through foreign keys: Strike_Telemetry.user_id references User.user_id, Unified_Finding.strike_id references Strike_Telemetry.strike_id, AI_Remediation_Patch.finding_id references Unified_Finding.finding_id, GitHub_PR_Record.patch_id references AI_Remediation_Patch.patch_id, and Steg_Analysis.user_id references User.user_id. These constraints prevent an attack strike, vulnerability finding, AI patch, or pull request from being saved against a user, strike, or finding that does not exist. Furthermore, foreign keys enforce ON DELETE CASCADE to eliminate orphaned records upon data purge.</w:t>
+        <w:t xml:space="preserve">Referential Integrity Cascades: </w:t>
+      </w:r>
+      <w:r>
+        <w:rPr>
+          <w:rFonts w:ascii="Times New Roman" w:hAnsi="Times New Roman"/>
+          <w:color w:val="000000"/>
+          <w:sz w:val="24"/>
+        </w:rPr>
+        <w:t>Referential integrity is enforced at the database engine level via foreign keys with ON DELETE CASCADE and ON UPDATE RESTRICT behaviors. A strike telemetry record cannot exist without an authentic user; a unified finding cannot be created without a parent strike; and an AI remediation patch cannot exist without an authoritative finding.</w:t>
       </w:r>
     </w:p>
     <w:p>
@@ -672,10 +719,19 @@
       <w:r>
         <w:rPr>
           <w:rFonts w:ascii="Times New Roman" w:hAnsi="Times New Roman"/>
+          <w:b/>
           <w:color w:val="000000"/>
           <w:sz w:val="24"/>
         </w:rPr>
-        <w:t>The email column of both User and Admin is constrained as UNIQUE, which the User Registration and Authentication Module relies upon when it verifies whether an account already exists before permitting a new registration to proceed.</w:t>
+        <w:t xml:space="preserve">Cryptographic Credential Invariants: </w:t>
+      </w:r>
+      <w:r>
+        <w:rPr>
+          <w:rFonts w:ascii="Times New Roman" w:hAnsi="Times New Roman"/>
+          <w:color w:val="000000"/>
+          <w:sz w:val="24"/>
+        </w:rPr>
+        <w:t>Authentication credentials enforce strict uniqueness constraints on email and username attributes. Passwords are never persisted in plaintext; they are hashed using Argon2id with adaptive memory-cost and time-cost parameters (RFC 9106), accompanied by constant-time verification routines to neutralize side-channel timing attacks.</w:t>
       </w:r>
     </w:p>
     <w:p>
@@ -687,10 +743,19 @@
       <w:r>
         <w:rPr>
           <w:rFonts w:ascii="Times New Roman" w:hAnsi="Times New Roman"/>
+          <w:b/>
           <w:color w:val="000000"/>
           <w:sz w:val="24"/>
         </w:rPr>
-        <w:t>The role attribute of User is restricted through an ENUM definition to 'user' and 'admin', ensuring that administrative privileges can only be assigned through explicit administrative authorization.</w:t>
+        <w:t xml:space="preserve">Domain Check Constraints: </w:t>
+      </w:r>
+      <w:r>
+        <w:rPr>
+          <w:rFonts w:ascii="Times New Roman" w:hAnsi="Times New Roman"/>
+          <w:color w:val="000000"/>
+          <w:sz w:val="24"/>
+        </w:rPr>
+        <w:t>Enumerated domain types constrain critical operational attributes to deterministic sets: defense_status ('INTERCEPTED', 'BYPASSED'), severity ('CRITICAL', 'HIGH', 'MEDIUM', 'LOW'), and pr_status ('OPEN', 'MERGED', 'CLOSED'). This prevents malformed telemetry states from corrupting automated risk scoring.</w:t>
       </w:r>
     </w:p>
     <w:p>
@@ -702,10 +767,19 @@
       <w:r>
         <w:rPr>
           <w:rFonts w:ascii="Times New Roman" w:hAnsi="Times New Roman"/>
+          <w:b/>
           <w:color w:val="000000"/>
           <w:sz w:val="24"/>
         </w:rPr>
-        <w:t>The defense_status attribute of Strike_Telemetry is constrained to an ENUM of 'INTERCEPTED' and 'BYPASSED', guaranteeing that the scoring engine and resilience metrics can only compute success rates from deterministic, verified states.</w:t>
+        <w:t xml:space="preserve">Performance Indexing &amp; Non-Repudiation: </w:t>
+      </w:r>
+      <w:r>
+        <w:rPr>
+          <w:rFonts w:ascii="Times New Roman" w:hAnsi="Times New Roman"/>
+          <w:color w:val="000000"/>
+          <w:sz w:val="24"/>
+        </w:rPr>
+        <w:t>High-frequency queries are accelerated using dedicated B-Tree indexes on `red_team_strikes.created_at`, `unified_findings.cwe_id`, and `users.email`. Audit ledgers enforce append-only non-repudiation timestamps generated directly by database server clocks (`DEFAULT CURRENT_TIMESTAMP`).</w:t>
       </w:r>
     </w:p>
     <w:p>
@@ -717,70 +791,19 @@
       <w:r>
         <w:rPr>
           <w:rFonts w:ascii="Times New Roman" w:hAnsi="Times New Roman"/>
+          <w:b/>
           <w:color w:val="000000"/>
           <w:sz w:val="24"/>
         </w:rPr>
-        <w:t>The severity attribute of Unified_Finding is restricted to an ENUM of 'CRITICAL', 'HIGH', 'MEDIUM', and 'LOW', ensuring that the automated AI patch generation engine and CISO compliance reports interpret standardized risk ratings.</w:t>
+        <w:t xml:space="preserve">Physical File Design &amp; Execution Sandboxing: </w:t>
       </w:r>
-    </w:p>
-    <w:p>
-      <w:pPr>
-        <w:pStyle w:val="ListBullet"/>
-        <w:spacing w:line="360" w:lineRule="auto" w:after="80"/>
-        <w:jc w:val="both"/>
-      </w:pPr>
       <w:r>
         <w:rPr>
           <w:rFonts w:ascii="Times New Roman" w:hAnsi="Times New Roman"/>
           <w:color w:val="000000"/>
           <w:sz w:val="24"/>
         </w:rPr>
-        <w:t>The status attribute of GitHub_PR_Record is constrained to an ENUM of 'OPEN', 'MERGED', and 'CLOSED', mirroring native GitHub pull request lifecycles directly within the local telemetry ledger.</w:t>
-      </w:r>
-    </w:p>
-    <w:p>
-      <w:pPr>
-        <w:pStyle w:val="ListBullet"/>
-        <w:spacing w:line="360" w:lineRule="auto" w:after="80"/>
-        <w:jc w:val="both"/>
-      </w:pPr>
-      <w:r>
-        <w:rPr>
-          <w:rFonts w:ascii="Times New Roman" w:hAnsi="Times New Roman"/>
-          <w:color w:val="000000"/>
-          <w:sz w:val="24"/>
-        </w:rPr>
-        <w:t>Mandatory fields such as user_id, vulnerability_title, location, cwe_id, and target_endpoint are enforced as NOT NULL at the database level and are also validated on the React UI and FastAPI gateway before execution, reducing unnecessary network round trips.</w:t>
-      </w:r>
-    </w:p>
-    <w:p>
-      <w:pPr>
-        <w:pStyle w:val="ListBullet"/>
-        <w:spacing w:line="360" w:lineRule="auto" w:after="80"/>
-        <w:jc w:val="both"/>
-      </w:pPr>
-      <w:r>
-        <w:rPr>
-          <w:rFonts w:ascii="Times New Roman" w:hAnsi="Times New Roman"/>
-          <w:color w:val="000000"/>
-          <w:sz w:val="24"/>
-        </w:rPr>
-        <w:t>Authentication constraints require every protected API route to receive a valid cryptographic JWT token issued by the Auth Service; a request lacking a valid Bearer token is rejected at the gateway before it can reach any operational strike or finding endpoint.</w:t>
-      </w:r>
-    </w:p>
-    <w:p>
-      <w:pPr>
-        <w:pStyle w:val="ListBullet"/>
-        <w:spacing w:line="360" w:lineRule="auto" w:after="80"/>
-        <w:jc w:val="both"/>
-      </w:pPr>
-      <w:r>
-        <w:rPr>
-          <w:rFonts w:ascii="Times New Roman" w:hAnsi="Times New Roman"/>
-          <w:color w:val="000000"/>
-          <w:sz w:val="24"/>
-        </w:rPr>
-        <w:t>Physical file design enforces strict isolation for uploaded steganography and malware files. Uploaded binaries are hashed using SHA-256, stored in a sandboxed non-executable partition (`/app/uploads`), and automatically reclaimed after 60 minutes, preventing arbitrary file execution.</w:t>
+        <w:t>Uploaded binary files and forensic carrier images are subject to strict sandboxed file design. Uploaded files are immediately hashed (SHA-256), stored in an isolated `/app/uploads` volume mounted with the Linux `noexec` flag inside Docker, restricted to non-root execution permissions, and automatically purged after 60 minutes.</w:t>
       </w:r>
     </w:p>
     <w:p>
@@ -814,7 +837,7 @@
           <w:color w:val="000000"/>
           <w:sz w:val="24"/>
         </w:rPr>
-        <w:t>The procedural design of SentroniX describes how an operational security request moves from the moment an analyst interacts with the React UI to the moment an adversary strike is executed, telemetry is captured, and an automated code patch is deployed. The React UI is responsible for collecting operator inputs, managing responsive layout bounds, and rendering real-time telemetry; it never performs bypass validation or vulnerability classification itself. The FastAPI backend acts as the coordinating gateway: it validates every incoming request, dispatches attack payloads across internal sockets, evaluates WAF inspection rules, queries the Gemini AI core for code diff synthesis, and commits pull requests to GitHub. The Red Team Engine, WAF Interceptor, and Gemini AI Core are treated as specialized asynchronous services that the FastAPI gateway orchestrates before returning results to the user.</w:t>
+        <w:t>The procedural design of SentroniX describes how an operational security request moves from the moment an analyst interacts with the React UI to the moment an adversary strike is executed, telemetry is captured, and an automated code patch is deployed. The React UI is responsible for collecting operator inputs, managing responsive layout bounds, and rendering real-time telemetry; it never performs bypass validation or vulnerability classification itself. The FastAPI backend acts as the coordinating gateway: it validates every incoming request, dispatches attack payloads across internal sockets, evaluates WAF inspection rules, queries the Gemini AI core for code diff synthesis, and commits pull requests to GitHub.</w:t>
       </w:r>
     </w:p>
     <w:p>
@@ -843,7 +866,7 @@
           <w:color w:val="000000"/>
           <w:sz w:val="24"/>
         </w:rPr>
-        <w:t>The functional capabilities of SentroniX are formally specified through the Use Case Diagram in Figure 4.2. The diagram identifies two human actors, User (SecOps Analyst) and Admin, interacting with the SentroniX Purple Team AI Platform boundary.</w:t>
+        <w:t>The functional capabilities and role-based access boundaries of SentroniX are formally specified in the UML Use Case Diagram shown in Figure 4.2. The diagram establishes a clear system boundary containing core operational subsystems and models the interaction of two distinct human actors: the SecOps Analyst (Purple Team Operator) and the Security Admin (Platform Engineer).</w:t>
       </w:r>
     </w:p>
     <w:p>
@@ -854,7 +877,7 @@
       <w:r>
         <w:drawing>
           <wp:inline xmlns:a="http://schemas.openxmlformats.org/drawingml/2006/main" xmlns:pic="http://schemas.openxmlformats.org/drawingml/2006/picture">
-            <wp:extent cx="5852160" cy="4523852"/>
+            <wp:extent cx="5852160" cy="4378595"/>
             <wp:docPr id="2" name="Picture 2"/>
             <wp:cNvGraphicFramePr>
               <a:graphicFrameLocks noChangeAspect="1"/>
@@ -875,7 +898,7 @@
                   <pic:spPr>
                     <a:xfrm>
                       <a:off x="0" y="0"/>
-                      <a:ext cx="5852160" cy="4523852"/>
+                      <a:ext cx="5852160" cy="4378595"/>
                     </a:xfrm>
                     <a:prstGeom prst="rect"/>
                   </pic:spPr>
@@ -898,7 +921,7 @@
           <w:color w:val="374151"/>
           <w:sz w:val="20"/>
         </w:rPr>
-        <w:t>Figure 4.2: Use Case Diagram</w:t>
+        <w:t>Figure 4.2: SentroniX Unified Purple Team Platform Use Case Diagram</w:t>
       </w:r>
     </w:p>
     <w:p>
@@ -912,7 +935,7 @@
           <w:color w:val="000000"/>
           <w:sz w:val="24"/>
         </w:rPr>
-        <w:t>The Use Case Diagram identifies two primary actors, User and Admin, interacting with the SentroniX platform boundary. The User actor is associated with six independent use cases and one composite use case. View Dashboard gives the user a consolidated landing overview of recent security telemetry and risk posture. View Strike History lets the user browse past adversary simulations and detection verdicts. Download PDF Report lets the user retrieve compliance audit documentation for completed assessments. Inspect HTTP Stream opens the deep packet stream modal to review raw headers. Manage Profile lets the user update their personal account details. Upload Carrier Image (Steganography) allows the user to submit suspicious files for payload extraction. Register / Login is shared between the User and Admin actors, since both must authenticate before reaching any protected operational view.</w:t>
+        <w:t>The SecOps Analyst interacts with offensive simulation, defensive monitoring, and remediation features. The analyst can Authenticate via JWT Token, Select Strike Vector (Atomic / Caldera / Fuzzer), and Execute Adversary Strike. The execution flow incorporates two mandatory «include» relationships: Inspect Live HTTP Packet Stream and Correlate WAF Verdict (403 Block vs 200 Bypass), guaranteeing that every attack simulation is accompanied by real-time deep packet inspection and automated firewall correlation. The verdict feeds directly into Review Unified Finding (CWE, CVSS &amp; File Path), which connects to Synthesize AI Code Patch via an «extend» relationship, allowing the operator to initiate automated remediation upon discovering a confirmed penetration.</w:t>
       </w:r>
     </w:p>
     <w:p>
@@ -926,7 +949,7 @@
           <w:color w:val="000000"/>
           <w:sz w:val="24"/>
         </w:rPr>
-        <w:t>The composite use case, Submit Adversary Strike (Atomic / Caldera / Fuzzer), represents the primary point at which an offensive simulation is launched. This use case includes three further use cases through «include» relationships: Evaluate WAF Defense, View Telemetry Verdict, and Generate AI Code Patch. The «include» notation indicates that these three steps are not optional extensions but a mandatory sequence that always executes once an attack strike is submitted, reflecting that SentroniX never launches an adversary vector without also evaluating firewall interception, presenting the latency verdict, and preparing an AI remediation path. Generate AI Code Patch further connects to Dispatch GitHub PR through an «extend» relationship, allowing the analyst to optionally open an automated Pull Request in the target repository. The Admin actor is associated with three use cases: Register / Login, shared with the User actor as described above, Manage WAF Policies, which governs the live rule switchboard, and Manage Users &amp; API Keys, which controls platform access.</w:t>
+        <w:t>The Synthesize AI Code Patch use case enforces a mandatory «include» relationship with Verify AST Syntactic Diff (ast.parse), ensuring that generative code fixes are always syntactically certified before developer presentation. From this certified patch state, an optional «extend» relationship enables Dispatch GitHub Pull Request (Auto-Branch &amp; Commit) directly into the customer's remote repository. Additional analyst use cases include Analyze Stego Carrier Image (LSB &amp; Byte Entropy) and Export Purple Team PDF Report. The Security Admin actor governs administrative switchboards: Configure WAF Rule Switch (Toggle Inspection Engine) and Manage User Access &amp; Roles.</w:t>
       </w:r>
     </w:p>
     <w:p>
@@ -960,7 +983,7 @@
           <w:color w:val="000000"/>
           <w:sz w:val="24"/>
         </w:rPr>
-        <w:t>The end-to-end procedural execution flow of the platform is formally modeled in Figure 4.5 using a UML Activity Diagram with swimlanes. The diagram visualizes the parallel orchestration spanning the Security Operator, the FastAPI Gateway &amp; WAF, the Red Team Attack Engine, and the Gemini AI Core &amp; GitHub API.</w:t>
+        <w:t>The end-to-end procedural execution flow of the platform is formally modeled in Figure 4.5 using a UML Activity Diagram with swimlanes. The diagram organizes execution across four parallel responsibility lanes: Security Operator (UI), Red Team Runner (Attacker), WAF &amp; API Gateway (Defender), and AI Remediation (AI &amp; Git).</w:t>
       </w:r>
     </w:p>
     <w:p>
@@ -971,7 +994,7 @@
       <w:r>
         <w:drawing>
           <wp:inline xmlns:a="http://schemas.openxmlformats.org/drawingml/2006/main" xmlns:pic="http://schemas.openxmlformats.org/drawingml/2006/picture">
-            <wp:extent cx="5852160" cy="4523852"/>
+            <wp:extent cx="5852160" cy="4378595"/>
             <wp:docPr id="3" name="Picture 3"/>
             <wp:cNvGraphicFramePr>
               <a:graphicFrameLocks noChangeAspect="1"/>
@@ -992,7 +1015,7 @@
                   <pic:spPr>
                     <a:xfrm>
                       <a:off x="0" y="0"/>
-                      <a:ext cx="5852160" cy="4523852"/>
+                      <a:ext cx="5852160" cy="4378595"/>
                     </a:xfrm>
                     <a:prstGeom prst="rect"/>
                   </pic:spPr>
@@ -1015,7 +1038,7 @@
           <w:color w:val="374151"/>
           <w:sz w:val="20"/>
         </w:rPr>
-        <w:t>Figure 4.5: Adversary Execution &amp; Automated Remediation Activity Diagram</w:t>
+        <w:t>Figure 4.5: SentroniX Purple Team Continuous Emulation Activity Diagram</w:t>
       </w:r>
     </w:p>
     <w:p>
@@ -1029,7 +1052,21 @@
           <w:color w:val="000000"/>
           <w:sz w:val="24"/>
         </w:rPr>
-        <w:t>The activity flow begins in the Security Operator swimlane when an attack vector (e.g. Atomic Red Team, Caldera campaign, or Live Target Fuzzer) and endpoint are selected. Upon execution, control transitions to the Red Team Attack Engine, which synthesizes an HTTP socket request containing the raw exploit payload. The request enters the FastAPI Gateway &amp; WAF swimlane, where active AST rules and regex filters inspect the incoming headers. A decision node evaluates whether an active WAF rule intercepts the attack: if intercepted, an HTTP 403 Forbidden status is logged with sub-50ms latency; if bypassed, an HTTP 200 OK or 500 error triggers high-priority threat alerts. In parallel, the operator reviews the live telemetry console and initiates automated remediation. Control transitions to the Gemini AI &amp; GitHub API swimlane, where the LLM synthesizes a unified git diff patch. The GitHub API creates an isolated remediation branch, commits the diff, and opens a Pull Request, after which the analyst verifies neutralization and exports the audit PDF.</w:t>
+        <w:t>The activity begins in the Security Operator (UI) swimlane with Start -&gt; Configure Attack Vector &amp; Injected Payload. Control passes across the boundary to the Red Team Runner (Attacker), which executes Synthesize Exploit Socket &amp; Fire Inbound Request. The socket probe enters the WAF &amp; API Gateway (Defender) swimlane, where the middleware executes Intercept HTTP Packet &amp; Evaluate AST Rules. A decision diamond evaluates: Did WAF Rule Block Threat?</w:t>
+      </w:r>
+    </w:p>
+    <w:p>
+      <w:pPr>
+        <w:spacing w:line="360" w:lineRule="auto" w:after="120"/>
+        <w:jc w:val="both"/>
+      </w:pPr>
+      <w:r>
+        <w:rPr>
+          <w:rFonts w:ascii="Times New Roman" w:hAnsi="Times New Roman"/>
+          <w:color w:val="000000"/>
+          <w:sz w:val="24"/>
+        </w:rPr>
+        <w:t>If the rule blocked the threat [Yes: 403], execution transitions downward to Drop Connection (403) &amp; Log &lt;15ms Telemetry, and control routes directly back to the Security Operator swimlane to Display Neutralized Metric in Defense Dashboard. If the attack bypassed defenses [No: 200], control routes to Exploit Penetrated (200) &amp; Generate Unified Finding. This immediately triggers the AI Remediation (AI &amp; Git) swimlane: Synthesize Gemini Patch &amp; Verify AST Syntax, followed by Dispatch GitHub PR &amp; Commit Patch Branch. Finally, control returns to the operator to Review PR &amp; Export Unified Audit PDF, concluding at the terminal End state.</w:t>
       </w:r>
     </w:p>
     <w:p>
@@ -1063,7 +1100,7 @@
           <w:color w:val="000000"/>
           <w:sz w:val="24"/>
         </w:rPr>
-        <w:t>The chronological message exchanges governing system operations are detailed across two comprehensive sequence diagrams: Figure 4.3 illustrates the Adversary Strike and Telemetry Sequence Diagram, and Figure 4.4 illustrates the User Registration and Login Sequence Diagram.</w:t>
+        <w:t>The chronological message exchanges governing system operations are detailed across two comprehensive sequence diagrams: Figure 4.3 illustrates the Adversary Strike Simulation and WAF Interception Sequence Diagram, and Figure 4.4 illustrates the Autonomous Generative AI Code Patch and GitHub Pull Request Automation Sequence Diagram.</w:t>
       </w:r>
     </w:p>
     <w:p>
@@ -1074,7 +1111,7 @@
       <w:r>
         <w:drawing>
           <wp:inline xmlns:a="http://schemas.openxmlformats.org/drawingml/2006/main" xmlns:pic="http://schemas.openxmlformats.org/drawingml/2006/picture">
-            <wp:extent cx="5852160" cy="4523852"/>
+            <wp:extent cx="5852160" cy="4416725"/>
             <wp:docPr id="4" name="Picture 4"/>
             <wp:cNvGraphicFramePr>
               <a:graphicFrameLocks noChangeAspect="1"/>
@@ -1095,7 +1132,7 @@
                   <pic:spPr>
                     <a:xfrm>
                       <a:off x="0" y="0"/>
-                      <a:ext cx="5852160" cy="4523852"/>
+                      <a:ext cx="5852160" cy="4416725"/>
                     </a:xfrm>
                     <a:prstGeom prst="rect"/>
                   </pic:spPr>
@@ -1118,7 +1155,7 @@
           <w:color w:val="374151"/>
           <w:sz w:val="20"/>
         </w:rPr>
-        <w:t>Figure 4.3: Adversary Strike &amp; Telemetry Sequence Diagram</w:t>
+        <w:t>Figure 4.3: Adversary Strike Simulation &amp; WAF Interception Sequence Diagram</w:t>
       </w:r>
     </w:p>
     <w:p>
@@ -1132,7 +1169,7 @@
           <w:color w:val="000000"/>
           <w:sz w:val="24"/>
         </w:rPr>
-        <w:t>This sequence diagram traces a single adversary strike from initiation to AI patch generation across six lifelines: User, React UI, FastAPI Gateway, WAF Interceptor, Gemini AI Core, and PostgreSQL DB. The user first opens the purple team arena (step 1), selects a scenario (step 2), and configures the target endpoint and payload (step 3). When the user clicks Execute Atomic Strike, the React UI sends a strike request to the FastAPI Gateway (step 4). On receiving the request, the FastAPI Gateway validates the input internally (step 5), verifying that the target endpoint URI is well-formed before socket dispatch. The gateway invokes the WAF Interceptor to evaluate incoming headers against active AST inspection rules (step 6).</w:t>
+        <w:t>Figure 4.3 traces a single adversary strike from initiation to real-time telemetry capture across six lifelines: SecOps Analyst (Browser), React Frontend (Vite Client), FastAPI Gateway (API Router), WAF Interceptor (Middleware), Red Team Engine (Strike Dispatcher), and PostgreSQL DB (Telemetry Ledger). The analyst initiates the cycle by selecting a strike scenario (e.g. SQL Injection or Command Injection probe) and target endpoint from the React frontend (step 1). The React UI issues an asynchronous HTTP POST request to `/api/v1/red-team/strike` carrying the target URI and payload (step 2). The FastAPI gateway forwards the exploit probe to the internal Red Team Engine (step 3), which dispatches the raw socket request across the network to the evaluated endpoint (step 4), where it traverses the WAF Interceptor middleware.</w:t>
       </w:r>
     </w:p>
     <w:p>
@@ -1146,7 +1183,7 @@
           <w:color w:val="000000"/>
           <w:sz w:val="24"/>
         </w:rPr>
-        <w:t>The diagram shows an alt combined fragment with two mutually exclusive branches. In the first branch, taken when an AST rule triggers, the WAF Interceptor neutralizes the socket connection and returns an HTTP 403 Forbidden status in under 50 milliseconds (step 7a). In the second branch, taken when no active rule matches, the exploit bypasses inspection and returns an HTTP 200 OK unfiltered response (step 7b). Whichever branch is taken, the FastAPI Gateway saves the strike telemetry, status code, latency, and vulnerability findings to the PostgreSQL DB (step 8) and receives confirmation (step 9). The result is relayed back to the React UI (step 10) and displayed on the live scorecard and terminal console (step 11). At this point, the user may request automated remediation (step 12); the React UI calls the AI patch endpoint (step 13), the Gemini AI Core synthesizes a validated unified code diff (step 14), and the resulting diff is rendered in the AI Patch Modal ready for GitHub pull request creation (step 15).</w:t>
+        <w:t>The core defensive inspection is framed by an alt combined fragment with two deterministic branches. In the first branch, when incoming request headers or parameters trigger an active AST rule (e.g. `AST_SQLI_GUARD`), the WAF Interceptor immediately severs the socket connection and responds with an HTTP 403 Forbidden status within sub-15ms latency (step 5a), logging the neutralized strike telemetry into PostgreSQL (step 6a). In the alternative branch, if the attack vector bypasses defensive rules, the request traverses unhindered to the target application handler (HTTP 200 OK) (step 5b), whereupon the telemetry gateway inserts a High-Severity finding into the Unified Findings Ledger (step 6b). The gateway broadcasts the event over a real-time WebSocket connection to the frontend (step 7), dynamically updating the live scorecard and streaming terminal (step 8). The analyst can subsequently inspect the finding details and initiate generative AI remediation (steps 9–11).</w:t>
       </w:r>
     </w:p>
     <w:p>
@@ -1162,7 +1199,7 @@
       <w:r>
         <w:drawing>
           <wp:inline xmlns:a="http://schemas.openxmlformats.org/drawingml/2006/main" xmlns:pic="http://schemas.openxmlformats.org/drawingml/2006/picture">
-            <wp:extent cx="5852160" cy="4523852"/>
+            <wp:extent cx="5852160" cy="4474085"/>
             <wp:docPr id="5" name="Picture 5"/>
             <wp:cNvGraphicFramePr>
               <a:graphicFrameLocks noChangeAspect="1"/>
@@ -1171,7 +1208,7 @@
               <a:graphicData uri="http://schemas.openxmlformats.org/drawingml/2006/picture">
                 <pic:pic>
                   <pic:nvPicPr>
-                    <pic:cNvPr id="0" name="fig_4_4_sequence_auth.png"/>
+                    <pic:cNvPr id="0" name="fig_4_4_sequence_ai_patch.png"/>
                     <pic:cNvPicPr/>
                   </pic:nvPicPr>
                   <pic:blipFill>
@@ -1183,7 +1220,7 @@
                   <pic:spPr>
                     <a:xfrm>
                       <a:off x="0" y="0"/>
-                      <a:ext cx="5852160" cy="4523852"/>
+                      <a:ext cx="5852160" cy="4474085"/>
                     </a:xfrm>
                     <a:prstGeom prst="rect"/>
                   </pic:spPr>
@@ -1206,7 +1243,7 @@
           <w:color w:val="374151"/>
           <w:sz w:val="20"/>
         </w:rPr>
-        <w:t>Figure 4.4: User Registration &amp; Login Sequence Diagram</w:t>
+        <w:t>Figure 4.4: Autonomous AI Code Patch &amp; GitHub Pull Request Sequence Diagram</w:t>
       </w:r>
     </w:p>
     <w:p>
@@ -1220,7 +1257,7 @@
           <w:color w:val="000000"/>
           <w:sz w:val="24"/>
         </w:rPr>
-        <w:t>This diagram is divided into two independent flows, A and B, sharing the lifelines User, React UI, FastAPI Gateway, PostgreSQL DB, and Auth Service (JWT). In Flow A, the User Registration Flow, the user opens the registration page and submits account details (step 1). The React UI forwards the registration data to the FastAPI Gateway (step 2). The gateway's first action is not to write to the database, but to check whether the submitted email already exists in the PostgreSQL DB (step 3). An alt fragment governs two outcomes: if the email already exists, the gateway returns an HTTP 400 Bad Request error (step 4a) and takes no further action, protecting the UNIQUE constraint without relying on database exceptions; if the email is available, the gateway hashes the password using Bcrypt and inserts the new User record (step 4b), confirming successful registration to the user (step 5).</w:t>
+        <w:t>Figure 4.4 details the end-to-end procedural message sequence orchestrating automated code vulnerability remediation across six lifelines: SecOps Engineer (User), React Frontend (Findings Modal), FastAPI Gateway (Patch Service), Gemini 3.6 Flash (Generative Core), AST Validator (Python Engine), and GitHub API (Repo Remote). When an analyst clicks 'Generate AI Code Patch' on an identified vulnerability finding (step 1), the React frontend transmits a POST request to `/api/v1/ai/patch` containing the finding ID, vulnerable source file path, and CWE classification (step 2). The FastAPI gateway synthesizes a dynamically framed few-shot prompt with strict unified diff formatting guidelines (`--- a/`, `+++ b/`, `@@`) and OWASP ASVS rules, dispatching the request to the Google Gemini 3.6 Flash generative model (step 3). Operating at temperature T=0.2, the LLM returns a structured response containing the code diff hunk and architectural rationale (step 4).</w:t>
       </w:r>
     </w:p>
     <w:p>
@@ -1234,7 +1271,7 @@
           <w:color w:val="000000"/>
           <w:sz w:val="24"/>
         </w:rPr>
-        <w:t>In Flow B, the User Login Flow, the user submits their email and password (step 1). The React UI forwards the credentials to the FastAPI Gateway (step 2). The gateway queries the PostgreSQL DB by email and verifies the Bcrypt hash (step 3). The subsequent alt fragment governs two outcomes: on invalid credentials, an HTTP 401 Unauthorized error is returned immediately (step 4a) without contacting the Auth Service; on valid credentials, the gateway requests a signed JWT access token from the Auth Service (step 4b), receives the generated token (step 5), and returns it to the React UI, which stores the token and redirects the analyst to the Dashboard (step 6).</w:t>
+        <w:t>To guarantee zero hallucination and eliminate syntax regressions prior to developer exposure, the gateway transmits the synthesized diff to the AST Verification Sandbox (step 5). The validator executes `ast.parse()` on the candidate file tree (step 6), verifying syntactic correctness and certifying zero parse errors (step 7). The certified diff, remediation explanation, and QA verification checklist are returned to the React frontend (step 8) and rendered in a side-by-side diff viewer (step 9). Upon analyst approval (step 10), the frontend calls `/api/v1/ai/github-pr` (step 11). The FastAPI gateway authenticates via the GitHub REST API, creates an isolated remediation branch (e.g. `fix/cwe-89-sqli`), commits the patch hunk, and opens a formal Pull Request (step 12). The GitHub API returns the direct PR URL (step 13), which is broadcast to the operator interface alongside git checkout branch commands (step 14).</w:t>
       </w:r>
     </w:p>
     <w:p>
@@ -1278,7 +1315,7 @@
           <w:color w:val="000000"/>
           <w:sz w:val="24"/>
         </w:rPr>
-        <w:t>Registration &amp; Login Screens: Collects name, email, and password. Features real-time client-side format validation and returns error alerts without disclosing whether email or password caused authentication failure.</w:t>
+        <w:t>Registration &amp; Login Screens: Collects username, email, and password. Features real-time client-side format validation and returns error alerts without disclosing whether email or password caused authentication failure.</w:t>
       </w:r>
     </w:p>
     <w:p>
@@ -1413,7 +1450,7 @@
       <w:r>
         <w:drawing>
           <wp:inline xmlns:a="http://schemas.openxmlformats.org/drawingml/2006/main" xmlns:pic="http://schemas.openxmlformats.org/drawingml/2006/picture">
-            <wp:extent cx="5852160" cy="4681728"/>
+            <wp:extent cx="5852160" cy="4378595"/>
             <wp:docPr id="6" name="Picture 6"/>
             <wp:cNvGraphicFramePr>
               <a:graphicFrameLocks noChangeAspect="1"/>
@@ -1434,7 +1471,7 @@
                   <pic:spPr>
                     <a:xfrm>
                       <a:off x="0" y="0"/>
-                      <a:ext cx="5852160" cy="4681728"/>
+                      <a:ext cx="5852160" cy="4378595"/>
                     </a:xfrm>
                     <a:prstGeom prst="rect"/>
                   </pic:spPr>
@@ -1624,7 +1661,7 @@
           <w:color w:val="000000"/>
           <w:sz w:val="24"/>
         </w:rPr>
-        <w:t>Passwords are never stored in plain text. The password column of both User and Admin tables is sized as VARCHAR(255) specifically to hold a Bcrypt hash digest. The backend hashes passwords with an adaptive salt cost factor before insertion and verifies password equality using constant-time string comparison algorithms to prevent timing attacks.</w:t>
+        <w:t>Passwords are never stored in plain text. The password column of both users and admin tables is sized as VARCHAR(255) specifically to hold an Argon2id / Bcrypt hash digest. The backend hashes passwords with an adaptive salt cost factor before insertion and verifies password equality using constant-time string comparison algorithms to prevent timing attacks.</w:t>
       </w:r>
     </w:p>
     <w:p>
